--- a/CV.docx
+++ b/CV.docx
@@ -479,7 +479,7 @@
           <w:b/>
           <w:bCs/>
         </w:rPr>
-        <w:t>data mining</w:t>
+        <w:t>natural language processing</w:t>
       </w:r>
       <w:r>
         <w:rPr>
@@ -493,13 +493,25 @@
           <w:b/>
           <w:bCs/>
         </w:rPr>
-        <w:t>machine learning</w:t>
-      </w:r>
-      <w:r>
-        <w:rPr>
-          <w:rFonts w:ascii="Arial" w:hAnsi="Arial" w:cs="Arial"/>
-        </w:rPr>
-        <w:t xml:space="preserve">, and </w:t>
+        <w:t>data mining</w:t>
+      </w:r>
+      <w:r>
+        <w:rPr>
+          <w:rFonts w:ascii="Arial" w:hAnsi="Arial" w:cs="Arial"/>
+        </w:rPr>
+        <w:t>,</w:t>
+      </w:r>
+      <w:r>
+        <w:rPr>
+          <w:rFonts w:ascii="Arial" w:hAnsi="Arial" w:cs="Arial"/>
+        </w:rPr>
+        <w:t xml:space="preserve"> and</w:t>
+      </w:r>
+      <w:r>
+        <w:rPr>
+          <w:rFonts w:ascii="Arial" w:hAnsi="Arial" w:cs="Arial"/>
+        </w:rPr>
+        <w:t xml:space="preserve"> </w:t>
       </w:r>
       <w:r>
         <w:rPr>
@@ -507,13 +519,19 @@
           <w:b/>
           <w:bCs/>
         </w:rPr>
-        <w:t>natural language processing</w:t>
-      </w:r>
-      <w:r>
-        <w:rPr>
-          <w:rFonts w:ascii="Arial" w:hAnsi="Arial" w:cs="Arial"/>
-        </w:rPr>
-        <w:t>, with a specific focus on</w:t>
+        <w:t>machine learning</w:t>
+      </w:r>
+      <w:r>
+        <w:rPr>
+          <w:rFonts w:ascii="Arial" w:hAnsi="Arial" w:cs="Arial"/>
+        </w:rPr>
+        <w:t xml:space="preserve"> </w:t>
+      </w:r>
+      <w:r>
+        <w:rPr>
+          <w:rFonts w:ascii="Arial" w:hAnsi="Arial" w:cs="Arial"/>
+        </w:rPr>
+        <w:t>with a specific focus on</w:t>
       </w:r>
       <w:r>
         <w:rPr>
@@ -526,6 +544,14 @@
           <w:rFonts w:ascii="Arial" w:hAnsi="Arial" w:cs="Arial"/>
         </w:rPr>
         <w:t xml:space="preserve"> </w:t>
+      </w:r>
+      <w:r>
+        <w:rPr>
+          <w:rFonts w:ascii="Arial" w:hAnsi="Arial" w:cs="Arial"/>
+          <w:b/>
+          <w:bCs/>
+        </w:rPr>
+        <w:t xml:space="preserve">trustworthy and </w:t>
       </w:r>
       <w:r>
         <w:rPr>
@@ -611,7 +637,19 @@
         <w:rPr>
           <w:rFonts w:ascii="Arial" w:hAnsi="Arial" w:cs="Arial"/>
         </w:rPr>
-        <w:t>Robust machine learning against spurious features</w:t>
+        <w:t xml:space="preserve">Robust </w:t>
+      </w:r>
+      <w:r>
+        <w:rPr>
+          <w:rFonts w:ascii="Arial" w:hAnsi="Arial" w:cs="Arial"/>
+        </w:rPr>
+        <w:t xml:space="preserve">and safe </w:t>
+      </w:r>
+      <w:r>
+        <w:rPr>
+          <w:rFonts w:ascii="Arial" w:hAnsi="Arial" w:cs="Arial"/>
+        </w:rPr>
+        <w:t>machine learning</w:t>
       </w:r>
     </w:p>
     <w:p>
@@ -812,737 +850,6 @@
           <w:rFonts w:ascii="Arial" w:hAnsi="Arial" w:cs="Arial"/>
         </w:rPr>
         <w:t>.08</w:t>
-      </w:r>
-    </w:p>
-    <w:p>
-      <w:pPr>
-        <w:pStyle w:val="Heading1"/>
-        <w:pBdr>
-          <w:bottom w:val="single" w:sz="12" w:space="1" w:color="auto"/>
-        </w:pBdr>
-        <w:spacing w:before="360"/>
-        <w:ind w:left="0"/>
-        <w:rPr>
-          <w:rFonts w:ascii="Arial" w:hAnsi="Arial" w:cs="Arial"/>
-        </w:rPr>
-      </w:pPr>
-      <w:r>
-        <w:rPr>
-          <w:rFonts w:ascii="Arial" w:hAnsi="Arial" w:cs="Arial"/>
-        </w:rPr>
-        <w:t>Students</w:t>
-      </w:r>
-    </w:p>
-    <w:p>
-      <w:pPr>
-        <w:tabs>
-          <w:tab w:val="right" w:pos="10080"/>
-        </w:tabs>
-        <w:rPr>
-          <w:rFonts w:ascii="Arial" w:hAnsi="Arial" w:cs="Arial"/>
-          <w:b/>
-        </w:rPr>
-      </w:pPr>
-      <w:r>
-        <w:rPr>
-          <w:rFonts w:ascii="Arial" w:hAnsi="Arial" w:cs="Arial"/>
-          <w:b/>
-        </w:rPr>
-        <w:t>PhD Students</w:t>
-      </w:r>
-    </w:p>
-    <w:p>
-      <w:pPr>
-        <w:tabs>
-          <w:tab w:val="right" w:pos="10080"/>
-        </w:tabs>
-        <w:rPr>
-          <w:rFonts w:ascii="Arial" w:hAnsi="Arial" w:cs="Arial"/>
-          <w:bCs/>
-        </w:rPr>
-      </w:pPr>
-      <w:r>
-        <w:rPr>
-          <w:rFonts w:ascii="Arial" w:hAnsi="Arial" w:cs="Arial"/>
-          <w:bCs/>
-        </w:rPr>
-        <w:t>Chahat Raj (co-advised by Dr. Antonios Anastasopoulos)</w:t>
-      </w:r>
-      <w:r>
-        <w:rPr>
-          <w:rFonts w:ascii="Arial" w:hAnsi="Arial" w:cs="Arial"/>
-          <w:bCs/>
-        </w:rPr>
-        <w:tab/>
-      </w:r>
-      <w:r>
-        <w:rPr>
-          <w:rFonts w:ascii="Arial" w:hAnsi="Arial" w:cs="Arial"/>
-          <w:bCs/>
-        </w:rPr>
-        <w:t xml:space="preserve"> Fall 2022 -</w:t>
-      </w:r>
-    </w:p>
-    <w:p>
-      <w:pPr>
-        <w:tabs>
-          <w:tab w:val="right" w:pos="10080"/>
-        </w:tabs>
-        <w:rPr>
-          <w:rFonts w:ascii="Arial" w:hAnsi="Arial" w:cs="Arial"/>
-          <w:bCs/>
-        </w:rPr>
-      </w:pPr>
-      <w:proofErr w:type="spellStart"/>
-      <w:r>
-        <w:rPr>
-          <w:rFonts w:ascii="Arial" w:hAnsi="Arial" w:cs="Arial"/>
-          <w:bCs/>
-        </w:rPr>
-        <w:t>Anjishnu</w:t>
-      </w:r>
-      <w:proofErr w:type="spellEnd"/>
-      <w:r>
-        <w:rPr>
-          <w:rFonts w:ascii="Arial" w:hAnsi="Arial" w:cs="Arial"/>
-          <w:bCs/>
-        </w:rPr>
-        <w:t xml:space="preserve"> Mukherjee (co-advised by Dr. Antonios Anastasopoulos)</w:t>
-      </w:r>
-      <w:r>
-        <w:rPr>
-          <w:rFonts w:ascii="Arial" w:hAnsi="Arial" w:cs="Arial"/>
-          <w:bCs/>
-        </w:rPr>
-        <w:tab/>
-      </w:r>
-      <w:r>
-        <w:rPr>
-          <w:rFonts w:ascii="Arial" w:hAnsi="Arial" w:cs="Arial"/>
-          <w:bCs/>
-        </w:rPr>
-        <w:t>Fall 2022 -</w:t>
-      </w:r>
-    </w:p>
-    <w:p>
-      <w:pPr>
-        <w:tabs>
-          <w:tab w:val="right" w:pos="10080"/>
-        </w:tabs>
-        <w:rPr>
-          <w:rFonts w:ascii="Arial" w:hAnsi="Arial" w:cs="Arial"/>
-          <w:bCs/>
-        </w:rPr>
-      </w:pPr>
-      <w:r>
-        <w:rPr>
-          <w:rFonts w:ascii="Arial" w:hAnsi="Arial" w:cs="Arial"/>
-          <w:bCs/>
-        </w:rPr>
-        <w:t>Yuqing Zhou</w:t>
-      </w:r>
-      <w:r>
-        <w:rPr>
-          <w:rFonts w:ascii="Arial" w:hAnsi="Arial" w:cs="Arial"/>
-          <w:bCs/>
-        </w:rPr>
-        <w:tab/>
-      </w:r>
-      <w:r>
-        <w:rPr>
-          <w:rFonts w:ascii="Arial" w:hAnsi="Arial" w:cs="Arial"/>
-          <w:bCs/>
-        </w:rPr>
-        <w:t>Fall 2023 -</w:t>
-      </w:r>
-    </w:p>
-    <w:p>
-      <w:pPr>
-        <w:tabs>
-          <w:tab w:val="right" w:pos="10080"/>
-        </w:tabs>
-        <w:rPr>
-          <w:rFonts w:ascii="Arial" w:hAnsi="Arial" w:cs="Arial"/>
-          <w:bCs/>
-        </w:rPr>
-      </w:pPr>
-      <w:r>
-        <w:rPr>
-          <w:rFonts w:ascii="Arial" w:hAnsi="Arial" w:cs="Arial"/>
-          <w:bCs/>
-        </w:rPr>
-        <w:t>Bowen Wei</w:t>
-      </w:r>
-      <w:r>
-        <w:rPr>
-          <w:rFonts w:ascii="Arial" w:hAnsi="Arial" w:cs="Arial"/>
-          <w:bCs/>
-        </w:rPr>
-        <w:tab/>
-      </w:r>
-      <w:r>
-        <w:rPr>
-          <w:rFonts w:ascii="Arial" w:hAnsi="Arial" w:cs="Arial"/>
-          <w:bCs/>
-        </w:rPr>
-        <w:t>Fall 2023 -</w:t>
-      </w:r>
-    </w:p>
-    <w:p>
-      <w:pPr>
-        <w:tabs>
-          <w:tab w:val="right" w:pos="10080"/>
-        </w:tabs>
-        <w:rPr>
-          <w:rFonts w:ascii="Arial" w:hAnsi="Arial" w:cs="Arial"/>
-          <w:bCs/>
-        </w:rPr>
-      </w:pPr>
-      <w:r>
-        <w:rPr>
-          <w:rFonts w:ascii="Arial" w:hAnsi="Arial" w:cs="Arial"/>
-          <w:bCs/>
-        </w:rPr>
-        <w:t>Mehrdad Fazli</w:t>
-      </w:r>
-      <w:r>
-        <w:rPr>
-          <w:rFonts w:ascii="Arial" w:hAnsi="Arial" w:cs="Arial"/>
-          <w:bCs/>
-        </w:rPr>
-        <w:tab/>
-      </w:r>
-      <w:r>
-        <w:rPr>
-          <w:rFonts w:ascii="Arial" w:hAnsi="Arial" w:cs="Arial"/>
-          <w:bCs/>
-        </w:rPr>
-        <w:t>Fall 2023 -</w:t>
-      </w:r>
-    </w:p>
-    <w:p>
-      <w:pPr>
-        <w:tabs>
-          <w:tab w:val="right" w:pos="10080"/>
-        </w:tabs>
-        <w:rPr>
-          <w:rFonts w:ascii="Arial" w:hAnsi="Arial" w:cs="Arial"/>
-          <w:bCs/>
-        </w:rPr>
-      </w:pPr>
-      <w:r>
-        <w:rPr>
-          <w:rFonts w:ascii="Arial" w:hAnsi="Arial" w:cs="Arial"/>
-          <w:bCs/>
-        </w:rPr>
-        <w:t>Jinhao Pan</w:t>
-      </w:r>
-      <w:r>
-        <w:rPr>
-          <w:rFonts w:ascii="Arial" w:hAnsi="Arial" w:cs="Arial"/>
-          <w:bCs/>
-        </w:rPr>
-        <w:tab/>
-      </w:r>
-      <w:r>
-        <w:rPr>
-          <w:rFonts w:ascii="Arial" w:hAnsi="Arial" w:cs="Arial"/>
-          <w:bCs/>
-        </w:rPr>
-        <w:t>Fall 2024 -</w:t>
-      </w:r>
-    </w:p>
-    <w:p>
-      <w:pPr>
-        <w:tabs>
-          <w:tab w:val="right" w:pos="10080"/>
-        </w:tabs>
-        <w:rPr>
-          <w:rFonts w:ascii="Arial" w:hAnsi="Arial" w:cs="Arial"/>
-          <w:bCs/>
-        </w:rPr>
-      </w:pPr>
-      <w:r>
-        <w:rPr>
-          <w:rFonts w:ascii="Arial" w:hAnsi="Arial" w:cs="Arial"/>
-          <w:bCs/>
-        </w:rPr>
-        <w:t>Fardin Ahsan Sakib (co-advised by Dr. Özlem Uzuner)</w:t>
-      </w:r>
-      <w:r>
-        <w:rPr>
-          <w:rFonts w:ascii="Arial" w:hAnsi="Arial" w:cs="Arial"/>
-          <w:bCs/>
-        </w:rPr>
-        <w:tab/>
-      </w:r>
-      <w:r>
-        <w:rPr>
-          <w:rFonts w:ascii="Arial" w:hAnsi="Arial" w:cs="Arial"/>
-          <w:bCs/>
-        </w:rPr>
-        <w:t>Fall 2021 -</w:t>
-      </w:r>
-    </w:p>
-    <w:p>
-      <w:pPr>
-        <w:tabs>
-          <w:tab w:val="right" w:pos="10080"/>
-        </w:tabs>
-        <w:rPr>
-          <w:rFonts w:ascii="Arial" w:hAnsi="Arial" w:cs="Arial"/>
-          <w:bCs/>
-        </w:rPr>
-      </w:pPr>
-    </w:p>
-    <w:p>
-      <w:pPr>
-        <w:tabs>
-          <w:tab w:val="right" w:pos="10080"/>
-        </w:tabs>
-        <w:rPr>
-          <w:rFonts w:ascii="Arial" w:hAnsi="Arial" w:cs="Arial"/>
-          <w:b/>
-        </w:rPr>
-      </w:pPr>
-      <w:r>
-        <w:rPr>
-          <w:rFonts w:ascii="Arial" w:hAnsi="Arial" w:cs="Arial"/>
-          <w:b/>
-        </w:rPr>
-        <w:t>MS, Undergrad, and High School Students</w:t>
-      </w:r>
-    </w:p>
-    <w:p>
-      <w:pPr>
-        <w:tabs>
-          <w:tab w:val="right" w:pos="10080"/>
-        </w:tabs>
-        <w:rPr>
-          <w:rFonts w:ascii="Arial" w:hAnsi="Arial" w:cs="Arial"/>
-          <w:bCs/>
-        </w:rPr>
-      </w:pPr>
-      <w:proofErr w:type="spellStart"/>
-      <w:r>
-        <w:rPr>
-          <w:rFonts w:ascii="Arial" w:hAnsi="Arial" w:cs="Arial"/>
-          <w:bCs/>
-        </w:rPr>
-        <w:t>Mamnuya</w:t>
-      </w:r>
-      <w:proofErr w:type="spellEnd"/>
-      <w:r>
-        <w:rPr>
-          <w:rFonts w:ascii="Arial" w:hAnsi="Arial" w:cs="Arial"/>
-          <w:bCs/>
-        </w:rPr>
-        <w:t xml:space="preserve"> Rinki, MS</w:t>
-      </w:r>
-    </w:p>
-    <w:p>
-      <w:pPr>
-        <w:tabs>
-          <w:tab w:val="right" w:pos="10080"/>
-        </w:tabs>
-        <w:rPr>
-          <w:rFonts w:ascii="Arial" w:hAnsi="Arial" w:cs="Arial"/>
-          <w:bCs/>
-        </w:rPr>
-      </w:pPr>
-      <w:proofErr w:type="spellStart"/>
-      <w:r>
-        <w:rPr>
-          <w:rFonts w:ascii="Arial" w:hAnsi="Arial" w:cs="Arial"/>
-          <w:bCs/>
-        </w:rPr>
-        <w:t>Balassubramanian</w:t>
-      </w:r>
-      <w:proofErr w:type="spellEnd"/>
-      <w:r>
-        <w:rPr>
-          <w:rFonts w:ascii="Arial" w:hAnsi="Arial" w:cs="Arial"/>
-          <w:bCs/>
-        </w:rPr>
-        <w:t xml:space="preserve"> Srinivasan, MS</w:t>
-      </w:r>
-    </w:p>
-    <w:p>
-      <w:pPr>
-        <w:tabs>
-          <w:tab w:val="right" w:pos="10080"/>
-        </w:tabs>
-        <w:rPr>
-          <w:rFonts w:ascii="Arial" w:hAnsi="Arial" w:cs="Arial"/>
-          <w:bCs/>
-        </w:rPr>
-      </w:pPr>
-      <w:proofErr w:type="spellStart"/>
-      <w:r>
-        <w:rPr>
-          <w:rFonts w:ascii="Arial" w:hAnsi="Arial" w:cs="Arial"/>
-          <w:bCs/>
-        </w:rPr>
-        <w:t>Diwita</w:t>
-      </w:r>
-      <w:proofErr w:type="spellEnd"/>
-      <w:r>
-        <w:rPr>
-          <w:rFonts w:ascii="Arial" w:hAnsi="Arial" w:cs="Arial"/>
-          <w:bCs/>
-        </w:rPr>
-        <w:t xml:space="preserve"> Banerjee, MS</w:t>
-      </w:r>
-    </w:p>
-    <w:p>
-      <w:pPr>
-        <w:tabs>
-          <w:tab w:val="right" w:pos="10080"/>
-        </w:tabs>
-        <w:rPr>
-          <w:rFonts w:ascii="Arial" w:hAnsi="Arial" w:cs="Arial"/>
-          <w:bCs/>
-        </w:rPr>
-      </w:pPr>
-      <w:r>
-        <w:rPr>
-          <w:rFonts w:ascii="Arial" w:hAnsi="Arial" w:cs="Arial"/>
-          <w:bCs/>
-        </w:rPr>
-        <w:t>Rishi Pania, Undergrad</w:t>
-      </w:r>
-    </w:p>
-    <w:p>
-      <w:pPr>
-        <w:tabs>
-          <w:tab w:val="right" w:pos="10080"/>
-        </w:tabs>
-        <w:rPr>
-          <w:rFonts w:ascii="Arial" w:hAnsi="Arial" w:cs="Arial"/>
-          <w:bCs/>
-        </w:rPr>
-      </w:pPr>
-      <w:r>
-        <w:rPr>
-          <w:rFonts w:ascii="Arial" w:hAnsi="Arial" w:cs="Arial"/>
-          <w:bCs/>
-        </w:rPr>
-        <w:lastRenderedPageBreak/>
-        <w:t>Tanvi Pedireddi, Thomas Jefferson High School</w:t>
-      </w:r>
-    </w:p>
-    <w:p>
-      <w:pPr>
-        <w:tabs>
-          <w:tab w:val="right" w:pos="10080"/>
-        </w:tabs>
-        <w:rPr>
-          <w:rFonts w:ascii="Arial" w:hAnsi="Arial" w:cs="Arial"/>
-          <w:bCs/>
-        </w:rPr>
-      </w:pPr>
-      <w:r>
-        <w:rPr>
-          <w:rFonts w:ascii="Arial" w:hAnsi="Arial" w:cs="Arial"/>
-          <w:bCs/>
-        </w:rPr>
-        <w:t>Amrit Singh, Thomas Jefferson High School</w:t>
-      </w:r>
-    </w:p>
-    <w:p>
-      <w:pPr>
-        <w:tabs>
-          <w:tab w:val="right" w:pos="10080"/>
-        </w:tabs>
-        <w:rPr>
-          <w:rFonts w:ascii="Arial" w:hAnsi="Arial" w:cs="Arial"/>
-          <w:bCs/>
-        </w:rPr>
-      </w:pPr>
-      <w:r>
-        <w:rPr>
-          <w:rFonts w:ascii="Arial" w:hAnsi="Arial" w:cs="Arial"/>
-          <w:bCs/>
-        </w:rPr>
-        <w:t>Mahika Banerjee, Thomas Jefferson High School</w:t>
-      </w:r>
-    </w:p>
-    <w:p>
-      <w:pPr>
-        <w:pStyle w:val="Heading1"/>
-        <w:pBdr>
-          <w:bottom w:val="single" w:sz="12" w:space="1" w:color="auto"/>
-        </w:pBdr>
-        <w:spacing w:before="360"/>
-        <w:ind w:left="0"/>
-        <w:rPr>
-          <w:rFonts w:ascii="Arial" w:hAnsi="Arial" w:cs="Arial"/>
-        </w:rPr>
-      </w:pPr>
-      <w:r>
-        <w:rPr>
-          <w:rFonts w:ascii="Arial" w:hAnsi="Arial" w:cs="Arial"/>
-        </w:rPr>
-        <w:t>Teach</w:t>
-      </w:r>
-      <w:r>
-        <w:rPr>
-          <w:rFonts w:ascii="Arial" w:hAnsi="Arial" w:cs="Arial"/>
-        </w:rPr>
-        <w:t>ing</w:t>
-      </w:r>
-      <w:r>
-        <w:rPr>
-          <w:rFonts w:ascii="Arial" w:hAnsi="Arial" w:cs="Arial"/>
-        </w:rPr>
-        <w:t xml:space="preserve"> Experience</w:t>
-      </w:r>
-    </w:p>
-    <w:p>
-      <w:pPr>
-        <w:tabs>
-          <w:tab w:val="right" w:pos="10080"/>
-        </w:tabs>
-        <w:rPr>
-          <w:rFonts w:ascii="Arial" w:hAnsi="Arial" w:cs="Arial"/>
-        </w:rPr>
-      </w:pPr>
-      <w:r>
-        <w:rPr>
-          <w:rFonts w:ascii="Arial" w:hAnsi="Arial" w:cs="Arial"/>
-          <w:bCs/>
-        </w:rPr>
-        <w:t>CS 484, Data Mining</w:t>
-      </w:r>
-      <w:r>
-        <w:rPr>
-          <w:rFonts w:ascii="Arial" w:hAnsi="Arial" w:cs="Arial"/>
-        </w:rPr>
-        <w:t xml:space="preserve">, George Mason University     </w:t>
-      </w:r>
-      <w:r>
-        <w:rPr>
-          <w:rFonts w:ascii="Arial" w:hAnsi="Arial" w:cs="Arial"/>
-        </w:rPr>
-        <w:tab/>
-        <w:t>2025 Spring</w:t>
-      </w:r>
-    </w:p>
-    <w:p>
-      <w:pPr>
-        <w:tabs>
-          <w:tab w:val="right" w:pos="10080"/>
-        </w:tabs>
-        <w:spacing w:before="60"/>
-        <w:rPr>
-          <w:rFonts w:ascii="Arial" w:hAnsi="Arial" w:cs="Arial"/>
-        </w:rPr>
-      </w:pPr>
-      <w:r>
-        <w:rPr>
-          <w:rFonts w:ascii="Arial" w:hAnsi="Arial" w:cs="Arial"/>
-          <w:bCs/>
-        </w:rPr>
-        <w:t>CS 584, Data Mining</w:t>
-      </w:r>
-      <w:r>
-        <w:rPr>
-          <w:rFonts w:ascii="Arial" w:hAnsi="Arial" w:cs="Arial"/>
-        </w:rPr>
-        <w:t>, George Mason University</w:t>
-      </w:r>
-      <w:r>
-        <w:rPr>
-          <w:rFonts w:ascii="Arial" w:hAnsi="Arial" w:cs="Arial"/>
-        </w:rPr>
-        <w:t xml:space="preserve">     </w:t>
-      </w:r>
-      <w:r>
-        <w:rPr>
-          <w:rFonts w:ascii="Arial" w:hAnsi="Arial" w:cs="Arial"/>
-        </w:rPr>
-        <w:tab/>
-        <w:t>2024 Fall</w:t>
-      </w:r>
-    </w:p>
-    <w:p>
-      <w:pPr>
-        <w:tabs>
-          <w:tab w:val="right" w:pos="10080"/>
-        </w:tabs>
-        <w:spacing w:before="60"/>
-        <w:rPr>
-          <w:rFonts w:ascii="Arial" w:hAnsi="Arial" w:cs="Arial"/>
-        </w:rPr>
-      </w:pPr>
-      <w:r>
-        <w:rPr>
-          <w:rFonts w:ascii="Arial" w:hAnsi="Arial" w:cs="Arial"/>
-          <w:bCs/>
-        </w:rPr>
-        <w:t>CS 584, Data Mining</w:t>
-      </w:r>
-      <w:r>
-        <w:rPr>
-          <w:rFonts w:ascii="Arial" w:hAnsi="Arial" w:cs="Arial"/>
-        </w:rPr>
-        <w:t>, George Mason University</w:t>
-      </w:r>
-      <w:r>
-        <w:rPr>
-          <w:rFonts w:ascii="Arial" w:hAnsi="Arial" w:cs="Arial"/>
-        </w:rPr>
-        <w:t xml:space="preserve">     </w:t>
-      </w:r>
-      <w:r>
-        <w:rPr>
-          <w:rFonts w:ascii="Arial" w:hAnsi="Arial" w:cs="Arial"/>
-        </w:rPr>
-        <w:tab/>
-        <w:t>2024 Spring</w:t>
-      </w:r>
-    </w:p>
-    <w:p>
-      <w:pPr>
-        <w:tabs>
-          <w:tab w:val="right" w:pos="10080"/>
-        </w:tabs>
-        <w:spacing w:before="60"/>
-        <w:rPr>
-          <w:rFonts w:ascii="Arial" w:hAnsi="Arial" w:cs="Arial"/>
-        </w:rPr>
-      </w:pPr>
-      <w:r>
-        <w:rPr>
-          <w:rFonts w:ascii="Arial" w:hAnsi="Arial" w:cs="Arial"/>
-          <w:bCs/>
-        </w:rPr>
-        <w:t>CS 782, Advanced Machine Learning</w:t>
-      </w:r>
-      <w:r>
-        <w:rPr>
-          <w:rFonts w:ascii="Arial" w:hAnsi="Arial" w:cs="Arial"/>
-        </w:rPr>
-        <w:t>, George Mason University</w:t>
-      </w:r>
-      <w:r>
-        <w:rPr>
-          <w:rFonts w:ascii="Arial" w:hAnsi="Arial" w:cs="Arial"/>
-        </w:rPr>
-        <w:t xml:space="preserve">     </w:t>
-      </w:r>
-      <w:r>
-        <w:rPr>
-          <w:rFonts w:ascii="Arial" w:hAnsi="Arial" w:cs="Arial"/>
-        </w:rPr>
-        <w:tab/>
-        <w:t>2023 Fall</w:t>
-      </w:r>
-    </w:p>
-    <w:p>
-      <w:pPr>
-        <w:tabs>
-          <w:tab w:val="right" w:pos="10080"/>
-        </w:tabs>
-        <w:spacing w:before="60"/>
-        <w:rPr>
-          <w:rFonts w:ascii="Arial" w:hAnsi="Arial" w:cs="Arial"/>
-        </w:rPr>
-      </w:pPr>
-      <w:r>
-        <w:rPr>
-          <w:rFonts w:ascii="Arial" w:hAnsi="Arial" w:cs="Arial"/>
-          <w:bCs/>
-        </w:rPr>
-        <w:t xml:space="preserve">CS </w:t>
-      </w:r>
-      <w:r>
-        <w:rPr>
-          <w:rFonts w:ascii="Arial" w:hAnsi="Arial" w:cs="Arial"/>
-          <w:bCs/>
-        </w:rPr>
-        <w:t>4</w:t>
-      </w:r>
-      <w:r>
-        <w:rPr>
-          <w:rFonts w:ascii="Arial" w:hAnsi="Arial" w:cs="Arial"/>
-          <w:bCs/>
-        </w:rPr>
-        <w:t>84, Data Mining</w:t>
-      </w:r>
-      <w:r>
-        <w:rPr>
-          <w:rFonts w:ascii="Arial" w:hAnsi="Arial" w:cs="Arial"/>
-        </w:rPr>
-        <w:t>, George Mason University</w:t>
-      </w:r>
-      <w:r>
-        <w:rPr>
-          <w:rFonts w:ascii="Arial" w:hAnsi="Arial" w:cs="Arial"/>
-        </w:rPr>
-        <w:t xml:space="preserve">     </w:t>
-      </w:r>
-      <w:r>
-        <w:rPr>
-          <w:rFonts w:ascii="Arial" w:hAnsi="Arial" w:cs="Arial"/>
-        </w:rPr>
-        <w:tab/>
-        <w:t>202</w:t>
-      </w:r>
-      <w:r>
-        <w:rPr>
-          <w:rFonts w:ascii="Arial" w:hAnsi="Arial" w:cs="Arial"/>
-        </w:rPr>
-        <w:t>3</w:t>
-      </w:r>
-      <w:r>
-        <w:rPr>
-          <w:rFonts w:ascii="Arial" w:hAnsi="Arial" w:cs="Arial"/>
-        </w:rPr>
-        <w:t xml:space="preserve"> </w:t>
-      </w:r>
-      <w:r>
-        <w:rPr>
-          <w:rFonts w:ascii="Arial" w:hAnsi="Arial" w:cs="Arial"/>
-        </w:rPr>
-        <w:t>Spring</w:t>
-      </w:r>
-    </w:p>
-    <w:p>
-      <w:pPr>
-        <w:tabs>
-          <w:tab w:val="right" w:pos="10080"/>
-        </w:tabs>
-        <w:spacing w:before="60"/>
-        <w:rPr>
-          <w:rFonts w:ascii="Arial" w:hAnsi="Arial" w:cs="Arial"/>
-        </w:rPr>
-      </w:pPr>
-      <w:r>
-        <w:rPr>
-          <w:rFonts w:ascii="Arial" w:hAnsi="Arial" w:cs="Arial"/>
-          <w:bCs/>
-        </w:rPr>
-        <w:t>CS 584, Data Mining</w:t>
-      </w:r>
-      <w:r>
-        <w:rPr>
-          <w:rFonts w:ascii="Arial" w:hAnsi="Arial" w:cs="Arial"/>
-        </w:rPr>
-        <w:t>, George Mason University</w:t>
-      </w:r>
-      <w:r>
-        <w:rPr>
-          <w:rFonts w:ascii="Arial" w:hAnsi="Arial" w:cs="Arial"/>
-        </w:rPr>
-        <w:t xml:space="preserve">     </w:t>
-      </w:r>
-      <w:r>
-        <w:rPr>
-          <w:rFonts w:ascii="Arial" w:hAnsi="Arial" w:cs="Arial"/>
-        </w:rPr>
-        <w:tab/>
-        <w:t>2022 Fall</w:t>
       </w:r>
     </w:p>
     <w:p>
@@ -1691,7 +998,7 @@
                 <w:sz w:val="22"/>
                 <w:szCs w:val="22"/>
               </w:rPr>
-              <w:t>WACV 2025</w:t>
+              <w:t>WACV 2026</w:t>
             </w:r>
           </w:p>
         </w:tc>
@@ -1708,7 +1015,6 @@
                 <w:szCs w:val="22"/>
               </w:rPr>
             </w:pPr>
-            <w:proofErr w:type="spellStart"/>
             <w:r>
               <w:rPr>
                 <w:rFonts w:ascii="Arial" w:hAnsi="Arial" w:cs="Arial"/>
@@ -1716,9 +1022,17 @@
                 <w:sz w:val="22"/>
                 <w:szCs w:val="22"/>
               </w:rPr>
-              <w:t>Anjishnu</w:t>
-            </w:r>
-            <w:proofErr w:type="spellEnd"/>
+              <w:t>Mehrdad Fazli</w:t>
+            </w:r>
+            <w:r>
+              <w:rPr>
+                <w:rFonts w:ascii="Arial" w:hAnsi="Arial" w:cs="Arial"/>
+                <w:bCs/>
+                <w:sz w:val="22"/>
+                <w:szCs w:val="22"/>
+              </w:rPr>
+              <w:t xml:space="preserve">, </w:t>
+            </w:r>
             <w:r>
               <w:rPr>
                 <w:rFonts w:ascii="Arial" w:hAnsi="Arial" w:cs="Arial"/>
@@ -1726,16 +1040,34 @@
                 <w:sz w:val="22"/>
                 <w:szCs w:val="22"/>
               </w:rPr>
-              <w:t xml:space="preserve"> Mukherjee</w:t>
-            </w:r>
-            <w:r>
-              <w:rPr>
-                <w:rFonts w:ascii="Arial" w:hAnsi="Arial" w:cs="Arial"/>
-                <w:bCs/>
-                <w:sz w:val="22"/>
-                <w:szCs w:val="22"/>
-              </w:rPr>
-              <w:t>, Ziwei Zhu, and Antonios Anastasopoulos</w:t>
+              <w:t>Bowen Wei</w:t>
+            </w:r>
+            <w:r>
+              <w:rPr>
+                <w:rFonts w:ascii="Arial" w:hAnsi="Arial" w:cs="Arial"/>
+                <w:bCs/>
+                <w:sz w:val="22"/>
+                <w:szCs w:val="22"/>
+              </w:rPr>
+              <w:t xml:space="preserve">, </w:t>
+            </w:r>
+            <w:r>
+              <w:rPr>
+                <w:rFonts w:ascii="Arial" w:hAnsi="Arial" w:cs="Arial"/>
+                <w:b/>
+                <w:sz w:val="22"/>
+                <w:szCs w:val="22"/>
+              </w:rPr>
+              <w:t>Ahmet Sari</w:t>
+            </w:r>
+            <w:r>
+              <w:rPr>
+                <w:rFonts w:ascii="Arial" w:hAnsi="Arial" w:cs="Arial"/>
+                <w:bCs/>
+                <w:sz w:val="22"/>
+                <w:szCs w:val="22"/>
+              </w:rPr>
+              <w:t>, Ziwei Zhu</w:t>
             </w:r>
             <w:r>
               <w:rPr>
@@ -1753,7 +1085,7 @@
                 <w:sz w:val="22"/>
                 <w:szCs w:val="22"/>
               </w:rPr>
-              <w:t>Crossroads of Continents: Automated Artifact Extraction for Cultural Adaptation with Large Multimodal Models.</w:t>
+              <w:t>CAAC: Confidence-Aware Attention Calibration to Reduce Hallucinations in Large Vision-Language Models.</w:t>
             </w:r>
             <w:r>
               <w:rPr>
@@ -1771,7 +1103,7 @@
                 <w:sz w:val="22"/>
                 <w:szCs w:val="22"/>
               </w:rPr>
-              <w:t>IEEE/CVF Winter Conference on Applications of Computer Vision, 2025.</w:t>
+              <w:t>IEEE/CVF Winter Conference on Applications of Computer Vision 2026.</w:t>
             </w:r>
           </w:p>
         </w:tc>
@@ -1799,7 +1131,7 @@
                 <w:sz w:val="22"/>
                 <w:szCs w:val="22"/>
               </w:rPr>
-              <w:t>WSDM 2025</w:t>
+              <w:t>AAAI 2026</w:t>
             </w:r>
           </w:p>
         </w:tc>
@@ -1832,25 +1164,43 @@
                 <w:sz w:val="22"/>
                 <w:szCs w:val="22"/>
               </w:rPr>
-              <w:t xml:space="preserve">, James Caverlee, </w:t>
-            </w:r>
-            <w:r>
-              <w:rPr>
-                <w:rFonts w:ascii="Arial" w:hAnsi="Arial" w:cs="Arial"/>
-                <w:bCs/>
-                <w:sz w:val="22"/>
-                <w:szCs w:val="22"/>
-              </w:rPr>
-              <w:t xml:space="preserve">and </w:t>
-            </w:r>
-            <w:r>
-              <w:rPr>
-                <w:rFonts w:ascii="Arial" w:hAnsi="Arial" w:cs="Arial"/>
-                <w:bCs/>
-                <w:sz w:val="22"/>
-                <w:szCs w:val="22"/>
-              </w:rPr>
-              <w:t>Ziwei Zhu.</w:t>
+              <w:t xml:space="preserve">, </w:t>
+            </w:r>
+            <w:r>
+              <w:rPr>
+                <w:rFonts w:ascii="Arial" w:hAnsi="Arial" w:cs="Arial"/>
+                <w:b/>
+                <w:sz w:val="22"/>
+                <w:szCs w:val="22"/>
+              </w:rPr>
+              <w:t>Chahat Raj</w:t>
+            </w:r>
+            <w:r>
+              <w:rPr>
+                <w:rFonts w:ascii="Arial" w:hAnsi="Arial" w:cs="Arial"/>
+                <w:bCs/>
+                <w:sz w:val="22"/>
+                <w:szCs w:val="22"/>
+              </w:rPr>
+              <w:t>, Ziwei Zhu</w:t>
+            </w:r>
+            <w:r>
+              <w:rPr>
+                <w:rFonts w:ascii="Arial" w:hAnsi="Arial" w:cs="Arial"/>
+                <w:bCs/>
+                <w:sz w:val="22"/>
+                <w:szCs w:val="22"/>
+              </w:rPr>
+              <w:t xml:space="preserve">. </w:t>
+            </w:r>
+            <w:r>
+              <w:rPr>
+                <w:rFonts w:ascii="Arial" w:hAnsi="Arial" w:cs="Arial"/>
+                <w:bCs/>
+                <w:sz w:val="22"/>
+                <w:szCs w:val="22"/>
+              </w:rPr>
+              <w:t>Bias Association Discovery Framework for Open-Ended LLM Generation.</w:t>
             </w:r>
             <w:r>
               <w:rPr>
@@ -1868,25 +1218,7 @@
                 <w:sz w:val="22"/>
                 <w:szCs w:val="22"/>
               </w:rPr>
-              <w:t>Combating Heterogeneous Model Biases in Recommendations via Boosting.</w:t>
-            </w:r>
-            <w:r>
-              <w:rPr>
-                <w:rFonts w:ascii="Arial" w:hAnsi="Arial" w:cs="Arial"/>
-                <w:bCs/>
-                <w:sz w:val="22"/>
-                <w:szCs w:val="22"/>
-              </w:rPr>
-              <w:t xml:space="preserve"> </w:t>
-            </w:r>
-            <w:r>
-              <w:rPr>
-                <w:rFonts w:ascii="Arial" w:hAnsi="Arial" w:cs="Arial"/>
-                <w:bCs/>
-                <w:sz w:val="22"/>
-                <w:szCs w:val="22"/>
-              </w:rPr>
-              <w:t>The 18th ACM International Conference on Web Search and Data Mining, 2025.</w:t>
+              <w:t>The 40th Annual AAAI Conference on Artificial Intelligence.</w:t>
             </w:r>
           </w:p>
         </w:tc>
@@ -1908,23 +1240,13 @@
                 <w:szCs w:val="22"/>
               </w:rPr>
             </w:pPr>
-            <w:proofErr w:type="spellStart"/>
-            <w:r>
-              <w:rPr>
-                <w:rFonts w:ascii="Arial" w:hAnsi="Arial" w:cs="Arial"/>
-                <w:sz w:val="22"/>
-                <w:szCs w:val="22"/>
-              </w:rPr>
-              <w:t>BigData</w:t>
-            </w:r>
-            <w:proofErr w:type="spellEnd"/>
-            <w:r>
-              <w:rPr>
-                <w:rFonts w:ascii="Arial" w:hAnsi="Arial" w:cs="Arial"/>
-                <w:sz w:val="22"/>
-                <w:szCs w:val="22"/>
-              </w:rPr>
-              <w:t xml:space="preserve"> 2024</w:t>
+            <w:r>
+              <w:rPr>
+                <w:rFonts w:ascii="Arial" w:hAnsi="Arial" w:cs="Arial"/>
+                <w:sz w:val="22"/>
+                <w:szCs w:val="22"/>
+              </w:rPr>
+              <w:t>AAAI 2026</w:t>
             </w:r>
           </w:p>
         </w:tc>
@@ -1944,11 +1266,56 @@
             <w:r>
               <w:rPr>
                 <w:rFonts w:ascii="Arial" w:hAnsi="Arial" w:cs="Arial"/>
-                <w:bCs/>
-                <w:sz w:val="22"/>
-                <w:szCs w:val="22"/>
-              </w:rPr>
-              <w:t>Rahul Pandey, Ziwei Zhu, and Hemant Purohit.</w:t>
+                <w:b/>
+                <w:sz w:val="22"/>
+                <w:szCs w:val="22"/>
+              </w:rPr>
+              <w:t>Bowen Wei</w:t>
+            </w:r>
+            <w:r>
+              <w:rPr>
+                <w:rFonts w:ascii="Arial" w:hAnsi="Arial" w:cs="Arial"/>
+                <w:bCs/>
+                <w:sz w:val="22"/>
+                <w:szCs w:val="22"/>
+              </w:rPr>
+              <w:t xml:space="preserve">, </w:t>
+            </w:r>
+            <w:r>
+              <w:rPr>
+                <w:rFonts w:ascii="Arial" w:hAnsi="Arial" w:cs="Arial"/>
+                <w:b/>
+                <w:sz w:val="22"/>
+                <w:szCs w:val="22"/>
+              </w:rPr>
+              <w:t>Mehrdad Fazli</w:t>
+            </w:r>
+            <w:r>
+              <w:rPr>
+                <w:rFonts w:ascii="Arial" w:hAnsi="Arial" w:cs="Arial"/>
+                <w:bCs/>
+                <w:sz w:val="22"/>
+                <w:szCs w:val="22"/>
+              </w:rPr>
+              <w:t>, Ziwei Zhu</w:t>
+            </w:r>
+            <w:r>
+              <w:rPr>
+                <w:rFonts w:ascii="Arial" w:hAnsi="Arial" w:cs="Arial"/>
+                <w:bCs/>
+                <w:sz w:val="22"/>
+                <w:szCs w:val="22"/>
+              </w:rPr>
+              <w:t xml:space="preserve">. </w:t>
+            </w:r>
+            <w:r>
+              <w:rPr>
+                <w:rFonts w:ascii="Arial" w:hAnsi="Arial" w:cs="Arial"/>
+                <w:bCs/>
+                <w:sz w:val="22"/>
+                <w:szCs w:val="22"/>
+              </w:rPr>
+              <w:t>Making Sense of LLM Decisions: A Prototype-based Framework for Explainable Classification.</w:t>
             </w:r>
             <w:r>
               <w:rPr>
@@ -1966,25 +1333,7 @@
                 <w:sz w:val="22"/>
                 <w:szCs w:val="22"/>
               </w:rPr>
-              <w:t>ORIS: Online Active Learning Using Reinforcement Learning-based Inclusive Sampling for Robust Streaming Analytics System.</w:t>
-            </w:r>
-            <w:r>
-              <w:rPr>
-                <w:rFonts w:ascii="Arial" w:hAnsi="Arial" w:cs="Arial"/>
-                <w:bCs/>
-                <w:sz w:val="22"/>
-                <w:szCs w:val="22"/>
-              </w:rPr>
-              <w:t xml:space="preserve"> </w:t>
-            </w:r>
-            <w:r>
-              <w:rPr>
-                <w:rFonts w:ascii="Arial" w:hAnsi="Arial" w:cs="Arial"/>
-                <w:bCs/>
-                <w:sz w:val="22"/>
-                <w:szCs w:val="22"/>
-              </w:rPr>
-              <w:t>2024 IEEE International Conference on Big Data.</w:t>
+              <w:t>The 40th Annual AAAI Conference on Artificial Intelligence.</w:t>
             </w:r>
           </w:p>
         </w:tc>
@@ -2012,7 +1361,7 @@
                 <w:sz w:val="22"/>
                 <w:szCs w:val="22"/>
               </w:rPr>
-              <w:t>EMNLP 2024 Findings</w:t>
+              <w:t>EMNLP 2025 Findings</w:t>
             </w:r>
           </w:p>
         </w:tc>
@@ -2036,7 +1385,7 @@
                 <w:sz w:val="22"/>
                 <w:szCs w:val="22"/>
               </w:rPr>
-              <w:t>Yuqing Zhou</w:t>
+              <w:t>Jinhao Pan</w:t>
             </w:r>
             <w:r>
               <w:rPr>
@@ -2047,34 +1396,77 @@
               </w:rPr>
               <w:t xml:space="preserve">, </w:t>
             </w:r>
-            <w:proofErr w:type="spellStart"/>
-            <w:r>
-              <w:rPr>
-                <w:rFonts w:ascii="Arial" w:hAnsi="Arial" w:cs="Arial"/>
-                <w:bCs/>
-                <w:sz w:val="22"/>
-                <w:szCs w:val="22"/>
-              </w:rPr>
-              <w:t>Ruixiang</w:t>
-            </w:r>
-            <w:proofErr w:type="spellEnd"/>
-            <w:r>
-              <w:rPr>
-                <w:rFonts w:ascii="Arial" w:hAnsi="Arial" w:cs="Arial"/>
-                <w:bCs/>
-                <w:sz w:val="22"/>
-                <w:szCs w:val="22"/>
-              </w:rPr>
-              <w:t xml:space="preserve"> Tang, Ziyu Yao, Ziwei Zhu. Navigating the Shortcut Maze: A Comprehensive Analysis of Shortcut Learning in Text Classification by Language Models. The 2024 Conference on Empirical Methods in Natural Language Processing</w:t>
-            </w:r>
-            <w:r>
-              <w:rPr>
-                <w:rFonts w:ascii="Arial" w:hAnsi="Arial" w:cs="Arial"/>
-                <w:bCs/>
-                <w:sz w:val="22"/>
-                <w:szCs w:val="22"/>
-              </w:rPr>
-              <w:t>.</w:t>
+            <w:r>
+              <w:rPr>
+                <w:rFonts w:ascii="Arial" w:hAnsi="Arial" w:cs="Arial"/>
+                <w:b/>
+                <w:sz w:val="22"/>
+                <w:szCs w:val="22"/>
+              </w:rPr>
+              <w:t>Chahat</w:t>
+            </w:r>
+            <w:r>
+              <w:rPr>
+                <w:rFonts w:ascii="Arial" w:hAnsi="Arial" w:cs="Arial"/>
+                <w:bCs/>
+                <w:sz w:val="22"/>
+                <w:szCs w:val="22"/>
+              </w:rPr>
+              <w:t xml:space="preserve"> </w:t>
+            </w:r>
+            <w:r>
+              <w:rPr>
+                <w:rFonts w:ascii="Arial" w:hAnsi="Arial" w:cs="Arial"/>
+                <w:b/>
+                <w:sz w:val="22"/>
+                <w:szCs w:val="22"/>
+              </w:rPr>
+              <w:t>Raj</w:t>
+            </w:r>
+            <w:r>
+              <w:rPr>
+                <w:rFonts w:ascii="Arial" w:hAnsi="Arial" w:cs="Arial"/>
+                <w:bCs/>
+                <w:sz w:val="22"/>
+                <w:szCs w:val="22"/>
+              </w:rPr>
+              <w:t>, Ziyu Yao, Ziwei Zhu</w:t>
+            </w:r>
+            <w:r>
+              <w:rPr>
+                <w:rFonts w:ascii="Arial" w:hAnsi="Arial" w:cs="Arial"/>
+                <w:bCs/>
+                <w:sz w:val="22"/>
+                <w:szCs w:val="22"/>
+              </w:rPr>
+              <w:t xml:space="preserve">. </w:t>
+            </w:r>
+            <w:r>
+              <w:rPr>
+                <w:rFonts w:ascii="Arial" w:hAnsi="Arial" w:cs="Arial"/>
+                <w:bCs/>
+                <w:sz w:val="22"/>
+                <w:szCs w:val="22"/>
+              </w:rPr>
+              <w:t>What's Not Said Still Hurts: A Description-Based Evaluation Framework for Measuring Social Bias in LLMs.</w:t>
+            </w:r>
+            <w:r>
+              <w:rPr>
+                <w:rFonts w:ascii="Arial" w:hAnsi="Arial" w:cs="Arial"/>
+                <w:bCs/>
+                <w:sz w:val="22"/>
+                <w:szCs w:val="22"/>
+              </w:rPr>
+              <w:t xml:space="preserve"> </w:t>
+            </w:r>
+            <w:r>
+              <w:rPr>
+                <w:rFonts w:ascii="Arial" w:hAnsi="Arial" w:cs="Arial"/>
+                <w:bCs/>
+                <w:sz w:val="22"/>
+                <w:szCs w:val="22"/>
+              </w:rPr>
+              <w:t>The 2025 Conference on Empirical Methods in Natural Language Processing.</w:t>
             </w:r>
           </w:p>
         </w:tc>
@@ -2102,7 +1494,8 @@
                 <w:sz w:val="22"/>
                 <w:szCs w:val="22"/>
               </w:rPr>
-              <w:t>EMNLP 2024 Findings</w:t>
+              <w:lastRenderedPageBreak/>
+              <w:t>EMNLP 2025 Findings</w:t>
             </w:r>
           </w:p>
         </w:tc>
@@ -2119,6 +1512,26 @@
                 <w:szCs w:val="22"/>
               </w:rPr>
             </w:pPr>
+            <w:proofErr w:type="spellStart"/>
+            <w:r>
+              <w:rPr>
+                <w:rFonts w:ascii="Arial" w:hAnsi="Arial" w:cs="Arial"/>
+                <w:bCs/>
+                <w:sz w:val="22"/>
+                <w:szCs w:val="22"/>
+              </w:rPr>
+              <w:t>Prommy</w:t>
+            </w:r>
+            <w:proofErr w:type="spellEnd"/>
+            <w:r>
+              <w:rPr>
+                <w:rFonts w:ascii="Arial" w:hAnsi="Arial" w:cs="Arial"/>
+                <w:bCs/>
+                <w:sz w:val="22"/>
+                <w:szCs w:val="22"/>
+              </w:rPr>
+              <w:t xml:space="preserve"> Sultana Hossain, </w:t>
+            </w:r>
             <w:r>
               <w:rPr>
                 <w:rFonts w:ascii="Arial" w:hAnsi="Arial" w:cs="Arial"/>
@@ -2126,18 +1539,17 @@
                 <w:sz w:val="22"/>
                 <w:szCs w:val="22"/>
               </w:rPr>
-              <w:t>Chahat Raj</w:t>
-            </w:r>
-            <w:r>
-              <w:rPr>
-                <w:rFonts w:ascii="Arial" w:hAnsi="Arial" w:cs="Arial"/>
-                <w:bCs/>
-                <w:sz w:val="22"/>
-                <w:szCs w:val="22"/>
-              </w:rPr>
-              <w:t xml:space="preserve">, </w:t>
-            </w:r>
-            <w:proofErr w:type="spellStart"/>
+              <w:t>Chahat</w:t>
+            </w:r>
+            <w:r>
+              <w:rPr>
+                <w:rFonts w:ascii="Arial" w:hAnsi="Arial" w:cs="Arial"/>
+                <w:bCs/>
+                <w:sz w:val="22"/>
+                <w:szCs w:val="22"/>
+              </w:rPr>
+              <w:t xml:space="preserve"> </w:t>
+            </w:r>
             <w:r>
               <w:rPr>
                 <w:rFonts w:ascii="Arial" w:hAnsi="Arial" w:cs="Arial"/>
@@ -2145,55 +1557,52 @@
                 <w:sz w:val="22"/>
                 <w:szCs w:val="22"/>
               </w:rPr>
-              <w:t>Anjishnu</w:t>
-            </w:r>
-            <w:proofErr w:type="spellEnd"/>
-            <w:r>
-              <w:rPr>
-                <w:rFonts w:ascii="Arial" w:hAnsi="Arial" w:cs="Arial"/>
-                <w:b/>
-                <w:sz w:val="22"/>
-                <w:szCs w:val="22"/>
-              </w:rPr>
-              <w:t xml:space="preserve"> Mukherjee</w:t>
-            </w:r>
-            <w:r>
-              <w:rPr>
-                <w:rFonts w:ascii="Arial" w:hAnsi="Arial" w:cs="Arial"/>
-                <w:bCs/>
-                <w:sz w:val="22"/>
-                <w:szCs w:val="22"/>
-              </w:rPr>
-              <w:t xml:space="preserve">, Aylin Caliskan, Antonios Anastasopoulos, and Ziwei Zhu. </w:t>
-            </w:r>
-            <w:proofErr w:type="spellStart"/>
-            <w:r>
-              <w:rPr>
-                <w:rFonts w:ascii="Arial" w:hAnsi="Arial" w:cs="Arial"/>
-                <w:bCs/>
-                <w:sz w:val="22"/>
-                <w:szCs w:val="22"/>
-              </w:rPr>
-              <w:t>BiasDora</w:t>
-            </w:r>
-            <w:proofErr w:type="spellEnd"/>
-            <w:r>
-              <w:rPr>
-                <w:rFonts w:ascii="Arial" w:hAnsi="Arial" w:cs="Arial"/>
-                <w:bCs/>
-                <w:sz w:val="22"/>
-                <w:szCs w:val="22"/>
-              </w:rPr>
-              <w:t xml:space="preserve">: Exploring Hidden Biased Associations in Vision-Language Models. </w:t>
-            </w:r>
-            <w:r>
-              <w:rPr>
-                <w:rFonts w:ascii="Arial" w:hAnsi="Arial" w:cs="Arial"/>
-                <w:bCs/>
-                <w:sz w:val="22"/>
-                <w:szCs w:val="22"/>
-              </w:rPr>
-              <w:t>The 2024 Conference on Empirical Methods in Natural Language Processing.</w:t>
+              <w:t>Raj</w:t>
+            </w:r>
+            <w:r>
+              <w:rPr>
+                <w:rFonts w:ascii="Arial" w:hAnsi="Arial" w:cs="Arial"/>
+                <w:bCs/>
+                <w:sz w:val="22"/>
+                <w:szCs w:val="22"/>
+              </w:rPr>
+              <w:t>, Ziwei Zhu, Jessica Lin, Emanuela Marasco</w:t>
+            </w:r>
+            <w:r>
+              <w:rPr>
+                <w:rFonts w:ascii="Arial" w:hAnsi="Arial" w:cs="Arial"/>
+                <w:bCs/>
+                <w:sz w:val="22"/>
+                <w:szCs w:val="22"/>
+              </w:rPr>
+              <w:t xml:space="preserve">. </w:t>
+            </w:r>
+            <w:r>
+              <w:rPr>
+                <w:rFonts w:ascii="Arial" w:hAnsi="Arial" w:cs="Arial"/>
+                <w:bCs/>
+                <w:sz w:val="22"/>
+                <w:szCs w:val="22"/>
+              </w:rPr>
+              <w:t>Toward Inclusive Language Models: Sparsity-Driven Calibration for Systematic and Interpretable Mitigation of Social Biases in LLMs.</w:t>
+            </w:r>
+            <w:r>
+              <w:rPr>
+                <w:rFonts w:ascii="Arial" w:hAnsi="Arial" w:cs="Arial"/>
+                <w:bCs/>
+                <w:sz w:val="22"/>
+                <w:szCs w:val="22"/>
+              </w:rPr>
+              <w:t xml:space="preserve"> </w:t>
+            </w:r>
+            <w:r>
+              <w:rPr>
+                <w:rFonts w:ascii="Arial" w:hAnsi="Arial" w:cs="Arial"/>
+                <w:bCs/>
+                <w:sz w:val="22"/>
+                <w:szCs w:val="22"/>
+              </w:rPr>
+              <w:t>The 2025 Conference on Empirical Methods in Natural Language Processing.</w:t>
             </w:r>
           </w:p>
         </w:tc>
@@ -2221,7 +1630,7 @@
                 <w:sz w:val="22"/>
                 <w:szCs w:val="22"/>
               </w:rPr>
-              <w:t>AIES 2024</w:t>
+              <w:t>ACL 2025</w:t>
             </w:r>
           </w:p>
         </w:tc>
@@ -2245,54 +1654,81 @@
                 <w:sz w:val="22"/>
                 <w:szCs w:val="22"/>
               </w:rPr>
-              <w:t>Chahat Raj</w:t>
-            </w:r>
-            <w:r>
-              <w:rPr>
-                <w:rFonts w:ascii="Arial" w:hAnsi="Arial" w:cs="Arial"/>
-                <w:bCs/>
-                <w:sz w:val="22"/>
-                <w:szCs w:val="22"/>
-              </w:rPr>
-              <w:t xml:space="preserve">, </w:t>
+              <w:t>Bowen</w:t>
+            </w:r>
+            <w:r>
+              <w:rPr>
+                <w:rFonts w:ascii="Arial" w:hAnsi="Arial" w:cs="Arial"/>
+                <w:bCs/>
+                <w:sz w:val="22"/>
+                <w:szCs w:val="22"/>
+              </w:rPr>
+              <w:t xml:space="preserve"> </w:t>
+            </w:r>
+            <w:r>
+              <w:rPr>
+                <w:rFonts w:ascii="Arial" w:hAnsi="Arial" w:cs="Arial"/>
+                <w:b/>
+                <w:sz w:val="22"/>
+                <w:szCs w:val="22"/>
+              </w:rPr>
+              <w:t>Wei</w:t>
+            </w:r>
+            <w:r>
+              <w:rPr>
+                <w:rFonts w:ascii="Arial" w:hAnsi="Arial" w:cs="Arial"/>
+                <w:bCs/>
+                <w:sz w:val="22"/>
+                <w:szCs w:val="22"/>
+              </w:rPr>
+              <w:t xml:space="preserve"> and Ziwei Zhu</w:t>
+            </w:r>
+            <w:r>
+              <w:rPr>
+                <w:rFonts w:ascii="Arial" w:hAnsi="Arial" w:cs="Arial"/>
+                <w:bCs/>
+                <w:sz w:val="22"/>
+                <w:szCs w:val="22"/>
+              </w:rPr>
+              <w:t xml:space="preserve">. </w:t>
             </w:r>
             <w:proofErr w:type="spellStart"/>
             <w:r>
               <w:rPr>
                 <w:rFonts w:ascii="Arial" w:hAnsi="Arial" w:cs="Arial"/>
-                <w:b/>
-                <w:sz w:val="22"/>
-                <w:szCs w:val="22"/>
-              </w:rPr>
-              <w:t>Anjishnu</w:t>
+                <w:bCs/>
+                <w:sz w:val="22"/>
+                <w:szCs w:val="22"/>
+              </w:rPr>
+              <w:t>ProtoLens</w:t>
             </w:r>
             <w:proofErr w:type="spellEnd"/>
             <w:r>
               <w:rPr>
                 <w:rFonts w:ascii="Arial" w:hAnsi="Arial" w:cs="Arial"/>
-                <w:b/>
-                <w:sz w:val="22"/>
-                <w:szCs w:val="22"/>
-              </w:rPr>
-              <w:t xml:space="preserve"> Mukherjee</w:t>
-            </w:r>
-            <w:r>
-              <w:rPr>
-                <w:rFonts w:ascii="Arial" w:hAnsi="Arial" w:cs="Arial"/>
-                <w:bCs/>
-                <w:sz w:val="22"/>
-                <w:szCs w:val="22"/>
-              </w:rPr>
-              <w:t>, Aylin Caliskan, Antonios Anastasopoulos, and Ziwei Zhu. Breaking Bias, Building Bridges: Evaluation and Mitigation of Social Biases in LLMs via Contact Hypothesis. AAAI/ACM conference on AI, Ethics, and Society, 2024</w:t>
-            </w:r>
-            <w:r>
-              <w:rPr>
-                <w:rFonts w:ascii="Arial" w:hAnsi="Arial" w:cs="Arial"/>
-                <w:bCs/>
-                <w:sz w:val="22"/>
-                <w:szCs w:val="22"/>
-              </w:rPr>
-              <w:t>.</w:t>
+                <w:bCs/>
+                <w:sz w:val="22"/>
+                <w:szCs w:val="22"/>
+              </w:rPr>
+              <w:t>: Advancing Prototype Learning for Fine-Grained Interpretability in Text Classification.</w:t>
+            </w:r>
+            <w:r>
+              <w:rPr>
+                <w:rFonts w:ascii="Arial" w:hAnsi="Arial" w:cs="Arial"/>
+                <w:bCs/>
+                <w:sz w:val="22"/>
+                <w:szCs w:val="22"/>
+              </w:rPr>
+              <w:t xml:space="preserve"> </w:t>
+            </w:r>
+            <w:r>
+              <w:rPr>
+                <w:rFonts w:ascii="Arial" w:hAnsi="Arial" w:cs="Arial"/>
+                <w:bCs/>
+                <w:sz w:val="22"/>
+                <w:szCs w:val="22"/>
+              </w:rPr>
+              <w:t>The 63rd Annual Meeting of the Association for Computational Linguistics.</w:t>
             </w:r>
           </w:p>
         </w:tc>
@@ -2320,7 +1756,7 @@
                 <w:sz w:val="22"/>
                 <w:szCs w:val="22"/>
               </w:rPr>
-              <w:t>IJCNN 2024</w:t>
+              <w:t>ACL 2025 Short</w:t>
             </w:r>
           </w:p>
         </w:tc>
@@ -2340,11 +1776,92 @@
             <w:r>
               <w:rPr>
                 <w:rFonts w:ascii="Arial" w:hAnsi="Arial" w:cs="Arial"/>
-                <w:bCs/>
-                <w:sz w:val="22"/>
-                <w:szCs w:val="22"/>
-              </w:rPr>
-              <w:t>Ajay Vajjala, Arun Vajjala, Ziwei Zhu, and David Rosenblum. Analyzing the Impact of Domain Similarity: A New Perspective in Cross-Domain Recommendation. The IEEE International Joint Conference on Neural Networks, 2024.</w:t>
+                <w:b/>
+                <w:sz w:val="22"/>
+                <w:szCs w:val="22"/>
+              </w:rPr>
+              <w:t>Fardin</w:t>
+            </w:r>
+            <w:r>
+              <w:rPr>
+                <w:rFonts w:ascii="Arial" w:hAnsi="Arial" w:cs="Arial"/>
+                <w:bCs/>
+                <w:sz w:val="22"/>
+                <w:szCs w:val="22"/>
+              </w:rPr>
+              <w:t xml:space="preserve"> </w:t>
+            </w:r>
+            <w:r>
+              <w:rPr>
+                <w:rFonts w:ascii="Arial" w:hAnsi="Arial" w:cs="Arial"/>
+                <w:b/>
+                <w:sz w:val="22"/>
+                <w:szCs w:val="22"/>
+              </w:rPr>
+              <w:t>Ahsan</w:t>
+            </w:r>
+            <w:r>
+              <w:rPr>
+                <w:rFonts w:ascii="Arial" w:hAnsi="Arial" w:cs="Arial"/>
+                <w:bCs/>
+                <w:sz w:val="22"/>
+                <w:szCs w:val="22"/>
+              </w:rPr>
+              <w:t xml:space="preserve"> </w:t>
+            </w:r>
+            <w:r>
+              <w:rPr>
+                <w:rFonts w:ascii="Arial" w:hAnsi="Arial" w:cs="Arial"/>
+                <w:b/>
+                <w:sz w:val="22"/>
+                <w:szCs w:val="22"/>
+              </w:rPr>
+              <w:t>Sakib</w:t>
+            </w:r>
+            <w:r>
+              <w:rPr>
+                <w:rFonts w:ascii="Arial" w:hAnsi="Arial" w:cs="Arial"/>
+                <w:bCs/>
+                <w:sz w:val="22"/>
+                <w:szCs w:val="22"/>
+              </w:rPr>
+              <w:t>, Ziwei Zhu, and Ozlem Uzuner</w:t>
+            </w:r>
+            <w:r>
+              <w:rPr>
+                <w:rFonts w:ascii="Arial" w:hAnsi="Arial" w:cs="Arial"/>
+                <w:bCs/>
+                <w:sz w:val="22"/>
+                <w:szCs w:val="22"/>
+              </w:rPr>
+              <w:t xml:space="preserve">. </w:t>
+            </w:r>
+            <w:r>
+              <w:rPr>
+                <w:rFonts w:ascii="Arial" w:hAnsi="Arial" w:cs="Arial"/>
+                <w:bCs/>
+                <w:sz w:val="22"/>
+                <w:szCs w:val="22"/>
+              </w:rPr>
+              <w:t>Spurious Correlations and Beyond: Understanding and Mitigating Shortcut Learning in SDOH Extraction with Large Language Models.</w:t>
+            </w:r>
+            <w:r>
+              <w:rPr>
+                <w:rFonts w:ascii="Arial" w:hAnsi="Arial" w:cs="Arial"/>
+                <w:bCs/>
+                <w:sz w:val="22"/>
+                <w:szCs w:val="22"/>
+              </w:rPr>
+              <w:t xml:space="preserve"> </w:t>
+            </w:r>
+            <w:r>
+              <w:rPr>
+                <w:rFonts w:ascii="Arial" w:hAnsi="Arial" w:cs="Arial"/>
+                <w:bCs/>
+                <w:sz w:val="22"/>
+                <w:szCs w:val="22"/>
+              </w:rPr>
+              <w:t>The 63rd Annual Meeting of the Association for Computational Linguistics.</w:t>
             </w:r>
           </w:p>
         </w:tc>
@@ -2372,7 +1889,7 @@
                 <w:sz w:val="22"/>
                 <w:szCs w:val="22"/>
               </w:rPr>
-              <w:t>NAACL 2024</w:t>
+              <w:t>NAACL 2025</w:t>
             </w:r>
           </w:p>
         </w:tc>
@@ -2389,7 +1906,6 @@
                 <w:szCs w:val="22"/>
               </w:rPr>
             </w:pPr>
-            <w:proofErr w:type="spellStart"/>
             <w:r>
               <w:rPr>
                 <w:rFonts w:ascii="Arial" w:hAnsi="Arial" w:cs="Arial"/>
@@ -2397,9 +1913,17 @@
                 <w:sz w:val="22"/>
                 <w:szCs w:val="22"/>
               </w:rPr>
-              <w:t>Anjishnu</w:t>
-            </w:r>
-            <w:proofErr w:type="spellEnd"/>
+              <w:t>Yuqing</w:t>
+            </w:r>
+            <w:r>
+              <w:rPr>
+                <w:rFonts w:ascii="Arial" w:hAnsi="Arial" w:cs="Arial"/>
+                <w:bCs/>
+                <w:sz w:val="22"/>
+                <w:szCs w:val="22"/>
+              </w:rPr>
+              <w:t xml:space="preserve"> </w:t>
+            </w:r>
             <w:r>
               <w:rPr>
                 <w:rFonts w:ascii="Arial" w:hAnsi="Arial" w:cs="Arial"/>
@@ -2407,16 +1931,52 @@
                 <w:sz w:val="22"/>
                 <w:szCs w:val="22"/>
               </w:rPr>
-              <w:t xml:space="preserve"> Mukherjee</w:t>
-            </w:r>
-            <w:r>
-              <w:rPr>
-                <w:rFonts w:ascii="Arial" w:hAnsi="Arial" w:cs="Arial"/>
-                <w:bCs/>
-                <w:sz w:val="22"/>
-                <w:szCs w:val="22"/>
-              </w:rPr>
-              <w:t>, Aylin Caliskan, Ziwei Zhu, Antonios Anastasopoulos. Global Gallery: The Fine Art of Painting Culture Portraits through Multilingual Instruction Tuning. The North American Chapter of the Association for Computational Linguistics, 2024.</w:t>
+              <w:t>Zhou</w:t>
+            </w:r>
+            <w:r>
+              <w:rPr>
+                <w:rFonts w:ascii="Arial" w:hAnsi="Arial" w:cs="Arial"/>
+                <w:bCs/>
+                <w:sz w:val="22"/>
+                <w:szCs w:val="22"/>
+              </w:rPr>
+              <w:t xml:space="preserve"> and Ziwei Zhu</w:t>
+            </w:r>
+            <w:r>
+              <w:rPr>
+                <w:rFonts w:ascii="Arial" w:hAnsi="Arial" w:cs="Arial"/>
+                <w:bCs/>
+                <w:sz w:val="22"/>
+                <w:szCs w:val="22"/>
+              </w:rPr>
+              <w:t xml:space="preserve">. </w:t>
+            </w:r>
+            <w:r>
+              <w:rPr>
+                <w:rFonts w:ascii="Arial" w:hAnsi="Arial" w:cs="Arial"/>
+                <w:bCs/>
+                <w:sz w:val="22"/>
+                <w:szCs w:val="22"/>
+              </w:rPr>
+              <w:t>Fighting Spurious Correlations in Text Classification via a Causal Learning Perspective.</w:t>
+            </w:r>
+            <w:r>
+              <w:rPr>
+                <w:rFonts w:ascii="Arial" w:hAnsi="Arial" w:cs="Arial"/>
+                <w:bCs/>
+                <w:sz w:val="22"/>
+                <w:szCs w:val="22"/>
+              </w:rPr>
+              <w:t xml:space="preserve"> </w:t>
+            </w:r>
+            <w:r>
+              <w:rPr>
+                <w:rFonts w:ascii="Arial" w:hAnsi="Arial" w:cs="Arial"/>
+                <w:bCs/>
+                <w:sz w:val="22"/>
+                <w:szCs w:val="22"/>
+              </w:rPr>
+              <w:t>The North American Chapter of the Association for Computational Linguistics, 2025.</w:t>
             </w:r>
           </w:p>
         </w:tc>
@@ -2444,7 +2004,7 @@
                 <w:sz w:val="22"/>
                 <w:szCs w:val="22"/>
               </w:rPr>
-              <w:t>WWW 2024</w:t>
+              <w:t>WACV 2025</w:t>
             </w:r>
           </w:p>
         </w:tc>
@@ -2465,21 +2025,66 @@
             <w:r>
               <w:rPr>
                 <w:rFonts w:ascii="Arial" w:hAnsi="Arial" w:cs="Arial"/>
-                <w:bCs/>
-                <w:sz w:val="22"/>
-                <w:szCs w:val="22"/>
-              </w:rPr>
-              <w:t>Zheyuan</w:t>
+                <w:b/>
+                <w:sz w:val="22"/>
+                <w:szCs w:val="22"/>
+              </w:rPr>
+              <w:t>Anjishnu</w:t>
             </w:r>
             <w:proofErr w:type="spellEnd"/>
             <w:r>
               <w:rPr>
                 <w:rFonts w:ascii="Arial" w:hAnsi="Arial" w:cs="Arial"/>
-                <w:bCs/>
-                <w:sz w:val="22"/>
-                <w:szCs w:val="22"/>
-              </w:rPr>
-              <w:t xml:space="preserve"> Liu, Guangyao Dou, Eli Chien, Chunhui Zhang, Yijun Tian, Ziwei Zhu. Breaking the Trilemma of Privacy, Utility, Efficiency via Controllable Machine Unlearning. The 2024 ACM Web Conference.</w:t>
+                <w:b/>
+                <w:sz w:val="22"/>
+                <w:szCs w:val="22"/>
+              </w:rPr>
+              <w:t xml:space="preserve"> Mukherjee</w:t>
+            </w:r>
+            <w:r>
+              <w:rPr>
+                <w:rFonts w:ascii="Arial" w:hAnsi="Arial" w:cs="Arial"/>
+                <w:bCs/>
+                <w:sz w:val="22"/>
+                <w:szCs w:val="22"/>
+              </w:rPr>
+              <w:t>, Ziwei Zhu, and Antonios Anastasopoulos</w:t>
+            </w:r>
+            <w:r>
+              <w:rPr>
+                <w:rFonts w:ascii="Arial" w:hAnsi="Arial" w:cs="Arial"/>
+                <w:bCs/>
+                <w:sz w:val="22"/>
+                <w:szCs w:val="22"/>
+              </w:rPr>
+              <w:t xml:space="preserve">. </w:t>
+            </w:r>
+            <w:r>
+              <w:rPr>
+                <w:rFonts w:ascii="Arial" w:hAnsi="Arial" w:cs="Arial"/>
+                <w:bCs/>
+                <w:sz w:val="22"/>
+                <w:szCs w:val="22"/>
+              </w:rPr>
+              <w:t>Crossroads of Continents: Automated Artifact Extraction for Cultural Adaptation with Large Multimodal Models.</w:t>
+            </w:r>
+            <w:r>
+              <w:rPr>
+                <w:rFonts w:ascii="Arial" w:hAnsi="Arial" w:cs="Arial"/>
+                <w:bCs/>
+                <w:sz w:val="22"/>
+                <w:szCs w:val="22"/>
+              </w:rPr>
+              <w:t xml:space="preserve"> </w:t>
+            </w:r>
+            <w:r>
+              <w:rPr>
+                <w:rFonts w:ascii="Arial" w:hAnsi="Arial" w:cs="Arial"/>
+                <w:bCs/>
+                <w:sz w:val="22"/>
+                <w:szCs w:val="22"/>
+              </w:rPr>
+              <w:t>IEEE/CVF Winter Conference on Applications of Computer Vision, 2025.</w:t>
             </w:r>
           </w:p>
         </w:tc>
@@ -2507,8 +2112,7 @@
                 <w:sz w:val="22"/>
                 <w:szCs w:val="22"/>
               </w:rPr>
-              <w:lastRenderedPageBreak/>
-              <w:t>ECIR IR4Good 2024</w:t>
+              <w:t>WSDM 2025</w:t>
             </w:r>
           </w:p>
         </w:tc>
@@ -2532,36 +2136,70 @@
                 <w:sz w:val="22"/>
                 <w:szCs w:val="22"/>
               </w:rPr>
-              <w:t>Chahat Raj</w:t>
-            </w:r>
-            <w:r>
-              <w:rPr>
-                <w:rFonts w:ascii="Arial" w:hAnsi="Arial" w:cs="Arial"/>
-                <w:bCs/>
-                <w:sz w:val="22"/>
-                <w:szCs w:val="22"/>
-              </w:rPr>
-              <w:t xml:space="preserve">, </w:t>
-            </w:r>
-            <w:proofErr w:type="spellStart"/>
-            <w:r>
-              <w:rPr>
-                <w:rFonts w:ascii="Arial" w:hAnsi="Arial" w:cs="Arial"/>
-                <w:bCs/>
-                <w:sz w:val="22"/>
-                <w:szCs w:val="22"/>
-              </w:rPr>
-              <w:t>Anjishnu</w:t>
-            </w:r>
-            <w:proofErr w:type="spellEnd"/>
-            <w:r>
-              <w:rPr>
-                <w:rFonts w:ascii="Arial" w:hAnsi="Arial" w:cs="Arial"/>
-                <w:bCs/>
-                <w:sz w:val="22"/>
-                <w:szCs w:val="22"/>
-              </w:rPr>
-              <w:t xml:space="preserve"> Mukherjee, Hemant Purohit, Antonios Anastasopoulos, Ziwei Zhu. SALSA: Salience-Based Switching Attack for Adversarial Perturbations in Fake News Detection Models. 46th European Conference on Information Retrieval, 2024.</w:t>
+              <w:t>Jinhao Pan</w:t>
+            </w:r>
+            <w:r>
+              <w:rPr>
+                <w:rFonts w:ascii="Arial" w:hAnsi="Arial" w:cs="Arial"/>
+                <w:bCs/>
+                <w:sz w:val="22"/>
+                <w:szCs w:val="22"/>
+              </w:rPr>
+              <w:t xml:space="preserve">, James Caverlee, </w:t>
+            </w:r>
+            <w:r>
+              <w:rPr>
+                <w:rFonts w:ascii="Arial" w:hAnsi="Arial" w:cs="Arial"/>
+                <w:bCs/>
+                <w:sz w:val="22"/>
+                <w:szCs w:val="22"/>
+              </w:rPr>
+              <w:t xml:space="preserve">and </w:t>
+            </w:r>
+            <w:r>
+              <w:rPr>
+                <w:rFonts w:ascii="Arial" w:hAnsi="Arial" w:cs="Arial"/>
+                <w:bCs/>
+                <w:sz w:val="22"/>
+                <w:szCs w:val="22"/>
+              </w:rPr>
+              <w:t>Ziwei Zhu.</w:t>
+            </w:r>
+            <w:r>
+              <w:rPr>
+                <w:rFonts w:ascii="Arial" w:hAnsi="Arial" w:cs="Arial"/>
+                <w:bCs/>
+                <w:sz w:val="22"/>
+                <w:szCs w:val="22"/>
+              </w:rPr>
+              <w:t xml:space="preserve"> </w:t>
+            </w:r>
+            <w:r>
+              <w:rPr>
+                <w:rFonts w:ascii="Arial" w:hAnsi="Arial" w:cs="Arial"/>
+                <w:bCs/>
+                <w:sz w:val="22"/>
+                <w:szCs w:val="22"/>
+              </w:rPr>
+              <w:t>Combating Heterogeneous Model Biases in Recommendations via Boosting.</w:t>
+            </w:r>
+            <w:r>
+              <w:rPr>
+                <w:rFonts w:ascii="Arial" w:hAnsi="Arial" w:cs="Arial"/>
+                <w:bCs/>
+                <w:sz w:val="22"/>
+                <w:szCs w:val="22"/>
+              </w:rPr>
+              <w:t xml:space="preserve"> </w:t>
+            </w:r>
+            <w:r>
+              <w:rPr>
+                <w:rFonts w:ascii="Arial" w:hAnsi="Arial" w:cs="Arial"/>
+                <w:bCs/>
+                <w:sz w:val="22"/>
+                <w:szCs w:val="22"/>
+              </w:rPr>
+              <w:t>The 18th ACM International Conference on Web Search and Data Mining, 2025.</w:t>
             </w:r>
           </w:p>
         </w:tc>
@@ -2583,13 +2221,23 @@
                 <w:szCs w:val="22"/>
               </w:rPr>
             </w:pPr>
-            <w:r>
-              <w:rPr>
-                <w:rFonts w:ascii="Arial" w:hAnsi="Arial" w:cs="Arial"/>
-                <w:sz w:val="22"/>
-                <w:szCs w:val="22"/>
-              </w:rPr>
-              <w:t>ECIR IR4Good 2024</w:t>
+            <w:proofErr w:type="spellStart"/>
+            <w:r>
+              <w:rPr>
+                <w:rFonts w:ascii="Arial" w:hAnsi="Arial" w:cs="Arial"/>
+                <w:sz w:val="22"/>
+                <w:szCs w:val="22"/>
+              </w:rPr>
+              <w:t>BigData</w:t>
+            </w:r>
+            <w:proofErr w:type="spellEnd"/>
+            <w:r>
+              <w:rPr>
+                <w:rFonts w:ascii="Arial" w:hAnsi="Arial" w:cs="Arial"/>
+                <w:sz w:val="22"/>
+                <w:szCs w:val="22"/>
+              </w:rPr>
+              <w:t xml:space="preserve"> 2024</w:t>
             </w:r>
           </w:p>
         </w:tc>
@@ -2609,20 +2257,47 @@
             <w:r>
               <w:rPr>
                 <w:rFonts w:ascii="Arial" w:hAnsi="Arial" w:cs="Arial"/>
-                <w:b/>
-                <w:sz w:val="22"/>
-                <w:szCs w:val="22"/>
-              </w:rPr>
-              <w:t>Jinhao Pan</w:t>
-            </w:r>
-            <w:r>
-              <w:rPr>
-                <w:rFonts w:ascii="Arial" w:hAnsi="Arial" w:cs="Arial"/>
-                <w:bCs/>
-                <w:sz w:val="22"/>
-                <w:szCs w:val="22"/>
-              </w:rPr>
-              <w:t>, Ziwei Zhu, Jianling Wang, Allen Lin, James Caverlee. End-to-End Adaptive Local Learning for Alleviating Mainstream Bias in Collaborative Filtering. 46th European Conference on Information Retrieval, 2024.</w:t>
+                <w:bCs/>
+                <w:sz w:val="22"/>
+                <w:szCs w:val="22"/>
+              </w:rPr>
+              <w:t>Rahul Pandey, Ziwei Zhu, and Hemant Purohit.</w:t>
+            </w:r>
+            <w:r>
+              <w:rPr>
+                <w:rFonts w:ascii="Arial" w:hAnsi="Arial" w:cs="Arial"/>
+                <w:bCs/>
+                <w:sz w:val="22"/>
+                <w:szCs w:val="22"/>
+              </w:rPr>
+              <w:t xml:space="preserve"> </w:t>
+            </w:r>
+            <w:r>
+              <w:rPr>
+                <w:rFonts w:ascii="Arial" w:hAnsi="Arial" w:cs="Arial"/>
+                <w:bCs/>
+                <w:sz w:val="22"/>
+                <w:szCs w:val="22"/>
+              </w:rPr>
+              <w:t>ORIS: Online Active Learning Using Reinforcement Learning-based Inclusive Sampling for Robust Streaming Analytics System.</w:t>
+            </w:r>
+            <w:r>
+              <w:rPr>
+                <w:rFonts w:ascii="Arial" w:hAnsi="Arial" w:cs="Arial"/>
+                <w:bCs/>
+                <w:sz w:val="22"/>
+                <w:szCs w:val="22"/>
+              </w:rPr>
+              <w:t xml:space="preserve"> </w:t>
+            </w:r>
+            <w:r>
+              <w:rPr>
+                <w:rFonts w:ascii="Arial" w:hAnsi="Arial" w:cs="Arial"/>
+                <w:bCs/>
+                <w:sz w:val="22"/>
+                <w:szCs w:val="22"/>
+              </w:rPr>
+              <w:t>2024 IEEE International Conference on Big Data.</w:t>
             </w:r>
           </w:p>
         </w:tc>
@@ -2650,7 +2325,7 @@
                 <w:sz w:val="22"/>
                 <w:szCs w:val="22"/>
               </w:rPr>
-              <w:t>ECIR IR4Good 2024</w:t>
+              <w:t>EMNLP 2024 Findings</w:t>
             </w:r>
           </w:p>
         </w:tc>
@@ -2670,11 +2345,49 @@
             <w:r>
               <w:rPr>
                 <w:rFonts w:ascii="Arial" w:hAnsi="Arial" w:cs="Arial"/>
-                <w:bCs/>
-                <w:sz w:val="22"/>
-                <w:szCs w:val="22"/>
-              </w:rPr>
-              <w:t>Allen Lin, Jianling Wang, Ziwei Zhu, James Caverlee. Federated Conversational Recommender Systems. 46th European Conference on Information Retrieval, 2024.</w:t>
+                <w:b/>
+                <w:sz w:val="22"/>
+                <w:szCs w:val="22"/>
+              </w:rPr>
+              <w:t>Yuqing Zhou</w:t>
+            </w:r>
+            <w:r>
+              <w:rPr>
+                <w:rFonts w:ascii="Arial" w:hAnsi="Arial" w:cs="Arial"/>
+                <w:bCs/>
+                <w:sz w:val="22"/>
+                <w:szCs w:val="22"/>
+              </w:rPr>
+              <w:t xml:space="preserve">, </w:t>
+            </w:r>
+            <w:proofErr w:type="spellStart"/>
+            <w:r>
+              <w:rPr>
+                <w:rFonts w:ascii="Arial" w:hAnsi="Arial" w:cs="Arial"/>
+                <w:bCs/>
+                <w:sz w:val="22"/>
+                <w:szCs w:val="22"/>
+              </w:rPr>
+              <w:t>Ruixiang</w:t>
+            </w:r>
+            <w:proofErr w:type="spellEnd"/>
+            <w:r>
+              <w:rPr>
+                <w:rFonts w:ascii="Arial" w:hAnsi="Arial" w:cs="Arial"/>
+                <w:bCs/>
+                <w:sz w:val="22"/>
+                <w:szCs w:val="22"/>
+              </w:rPr>
+              <w:t xml:space="preserve"> Tang, Ziyu Yao, Ziwei Zhu. Navigating the Shortcut Maze: A Comprehensive Analysis of Shortcut Learning in Text Classification by Language Models. The 2024 Conference on Empirical Methods in Natural Language Processing</w:t>
+            </w:r>
+            <w:r>
+              <w:rPr>
+                <w:rFonts w:ascii="Arial" w:hAnsi="Arial" w:cs="Arial"/>
+                <w:bCs/>
+                <w:sz w:val="22"/>
+                <w:szCs w:val="22"/>
+              </w:rPr>
+              <w:t>.</w:t>
             </w:r>
           </w:p>
         </w:tc>
@@ -2702,7 +2415,7 @@
                 <w:sz w:val="22"/>
                 <w:szCs w:val="22"/>
               </w:rPr>
-              <w:t>SDM 2024</w:t>
+              <w:t>EMNLP 2024 Findings</w:t>
             </w:r>
           </w:p>
         </w:tc>
@@ -2722,31 +2435,49 @@
             <w:r>
               <w:rPr>
                 <w:rFonts w:ascii="Arial" w:hAnsi="Arial" w:cs="Arial"/>
-                <w:bCs/>
-                <w:sz w:val="22"/>
-                <w:szCs w:val="22"/>
-              </w:rPr>
-              <w:t xml:space="preserve">Ajay Krishna Vajjala, Dipak Falgun Meher, </w:t>
+                <w:b/>
+                <w:sz w:val="22"/>
+                <w:szCs w:val="22"/>
+              </w:rPr>
+              <w:t>Chahat Raj</w:t>
+            </w:r>
+            <w:r>
+              <w:rPr>
+                <w:rFonts w:ascii="Arial" w:hAnsi="Arial" w:cs="Arial"/>
+                <w:bCs/>
+                <w:sz w:val="22"/>
+                <w:szCs w:val="22"/>
+              </w:rPr>
+              <w:t xml:space="preserve">, </w:t>
             </w:r>
             <w:proofErr w:type="spellStart"/>
             <w:r>
               <w:rPr>
                 <w:rFonts w:ascii="Arial" w:hAnsi="Arial" w:cs="Arial"/>
-                <w:bCs/>
-                <w:sz w:val="22"/>
-                <w:szCs w:val="22"/>
-              </w:rPr>
-              <w:t>Shrunal</w:t>
+                <w:b/>
+                <w:sz w:val="22"/>
+                <w:szCs w:val="22"/>
+              </w:rPr>
+              <w:t>Anjishnu</w:t>
             </w:r>
             <w:proofErr w:type="spellEnd"/>
             <w:r>
               <w:rPr>
                 <w:rFonts w:ascii="Arial" w:hAnsi="Arial" w:cs="Arial"/>
-                <w:bCs/>
-                <w:sz w:val="22"/>
-                <w:szCs w:val="22"/>
-              </w:rPr>
-              <w:t xml:space="preserve"> </w:t>
+                <w:b/>
+                <w:sz w:val="22"/>
+                <w:szCs w:val="22"/>
+              </w:rPr>
+              <w:t xml:space="preserve"> Mukherjee</w:t>
+            </w:r>
+            <w:r>
+              <w:rPr>
+                <w:rFonts w:ascii="Arial" w:hAnsi="Arial" w:cs="Arial"/>
+                <w:bCs/>
+                <w:sz w:val="22"/>
+                <w:szCs w:val="22"/>
+              </w:rPr>
+              <w:t xml:space="preserve">, Aylin Caliskan, Antonios Anastasopoulos, and Ziwei Zhu. </w:t>
             </w:r>
             <w:proofErr w:type="spellStart"/>
             <w:r>
@@ -2756,7 +2487,7 @@
                 <w:sz w:val="22"/>
                 <w:szCs w:val="22"/>
               </w:rPr>
-              <w:t>Pothagoni</w:t>
+              <w:t>BiasDora</w:t>
             </w:r>
             <w:proofErr w:type="spellEnd"/>
             <w:r>
@@ -2766,7 +2497,16 @@
                 <w:sz w:val="22"/>
                 <w:szCs w:val="22"/>
               </w:rPr>
-              <w:t>, Ziwei Zhu, David S. Rosenblum. Vietoris-Rips Complex: A New Direction for Cross-Domain Cold-Start Recommendation. The 2024 SIAM International Conference on Data Mining.</w:t>
+              <w:t xml:space="preserve">: Exploring Hidden Biased Associations in Vision-Language Models. </w:t>
+            </w:r>
+            <w:r>
+              <w:rPr>
+                <w:rFonts w:ascii="Arial" w:hAnsi="Arial" w:cs="Arial"/>
+                <w:bCs/>
+                <w:sz w:val="22"/>
+                <w:szCs w:val="22"/>
+              </w:rPr>
+              <w:t>The 2024 Conference on Empirical Methods in Natural Language Processing.</w:t>
             </w:r>
           </w:p>
         </w:tc>
@@ -2794,7 +2534,7 @@
                 <w:sz w:val="22"/>
                 <w:szCs w:val="22"/>
               </w:rPr>
-              <w:t>EMNLP 2023</w:t>
+              <w:t>AIES 2024</w:t>
             </w:r>
           </w:p>
         </w:tc>
@@ -2811,6 +2551,24 @@
                 <w:szCs w:val="22"/>
               </w:rPr>
             </w:pPr>
+            <w:r>
+              <w:rPr>
+                <w:rFonts w:ascii="Arial" w:hAnsi="Arial" w:cs="Arial"/>
+                <w:b/>
+                <w:sz w:val="22"/>
+                <w:szCs w:val="22"/>
+              </w:rPr>
+              <w:t>Chahat Raj</w:t>
+            </w:r>
+            <w:r>
+              <w:rPr>
+                <w:rFonts w:ascii="Arial" w:hAnsi="Arial" w:cs="Arial"/>
+                <w:bCs/>
+                <w:sz w:val="22"/>
+                <w:szCs w:val="22"/>
+              </w:rPr>
+              <w:t xml:space="preserve">, </w:t>
+            </w:r>
             <w:proofErr w:type="spellStart"/>
             <w:r>
               <w:rPr>
@@ -2838,25 +2596,16 @@
                 <w:sz w:val="22"/>
                 <w:szCs w:val="22"/>
               </w:rPr>
-              <w:t xml:space="preserve">, </w:t>
-            </w:r>
-            <w:r>
-              <w:rPr>
-                <w:rFonts w:ascii="Arial" w:hAnsi="Arial" w:cs="Arial"/>
-                <w:b/>
-                <w:sz w:val="22"/>
-                <w:szCs w:val="22"/>
-              </w:rPr>
-              <w:t>Chahat Raj</w:t>
-            </w:r>
-            <w:r>
-              <w:rPr>
-                <w:rFonts w:ascii="Arial" w:hAnsi="Arial" w:cs="Arial"/>
-                <w:bCs/>
-                <w:sz w:val="22"/>
-                <w:szCs w:val="22"/>
-              </w:rPr>
-              <w:t>, Ziwei Zhu, and Antonios Anastasopoulos. Global Voices, Local Biases: Socio-Cultural Prejudices across Languages. The 2023 Conference on Empirical Methods in Natural Language Processing.</w:t>
+              <w:t>, Aylin Caliskan, Antonios Anastasopoulos, and Ziwei Zhu. Breaking Bias, Building Bridges: Evaluation and Mitigation of Social Biases in LLMs via Contact Hypothesis. AAAI/ACM conference on AI, Ethics, and Society, 2024</w:t>
+            </w:r>
+            <w:r>
+              <w:rPr>
+                <w:rFonts w:ascii="Arial" w:hAnsi="Arial" w:cs="Arial"/>
+                <w:bCs/>
+                <w:sz w:val="22"/>
+                <w:szCs w:val="22"/>
+              </w:rPr>
+              <w:t>.</w:t>
             </w:r>
           </w:p>
         </w:tc>
@@ -2884,7 +2633,7 @@
                 <w:sz w:val="22"/>
                 <w:szCs w:val="22"/>
               </w:rPr>
-              <w:t>EMNLP 2023 Findings</w:t>
+              <w:t>IJCNN 2024</w:t>
             </w:r>
           </w:p>
         </w:tc>
@@ -2901,45 +2650,14 @@
                 <w:szCs w:val="22"/>
               </w:rPr>
             </w:pPr>
-            <w:proofErr w:type="spellStart"/>
-            <w:r>
-              <w:rPr>
-                <w:rFonts w:ascii="Arial" w:hAnsi="Arial" w:cs="Arial"/>
-                <w:bCs/>
-                <w:sz w:val="22"/>
-                <w:szCs w:val="22"/>
-              </w:rPr>
-              <w:t>Xiangjue</w:t>
-            </w:r>
-            <w:proofErr w:type="spellEnd"/>
-            <w:r>
-              <w:rPr>
-                <w:rFonts w:ascii="Arial" w:hAnsi="Arial" w:cs="Arial"/>
-                <w:bCs/>
-                <w:sz w:val="22"/>
-                <w:szCs w:val="22"/>
-              </w:rPr>
-              <w:t xml:space="preserve"> Dong, Ziwei Zhu, </w:t>
-            </w:r>
-            <w:proofErr w:type="spellStart"/>
-            <w:r>
-              <w:rPr>
-                <w:rFonts w:ascii="Arial" w:hAnsi="Arial" w:cs="Arial"/>
-                <w:bCs/>
-                <w:sz w:val="22"/>
-                <w:szCs w:val="22"/>
-              </w:rPr>
-              <w:t>Zhuoer</w:t>
-            </w:r>
-            <w:proofErr w:type="spellEnd"/>
-            <w:r>
-              <w:rPr>
-                <w:rFonts w:ascii="Arial" w:hAnsi="Arial" w:cs="Arial"/>
-                <w:bCs/>
-                <w:sz w:val="22"/>
-                <w:szCs w:val="22"/>
-              </w:rPr>
-              <w:t xml:space="preserve"> Wang, Maria Teleki, and James Caverlee. Co^2PT: Mitigating Bias in Pre-trained Language Models through Counterfactual Contrastive Prompt Tuning. The 2023 Conference on Empirical Methods in Natural Language Processing.</w:t>
+            <w:r>
+              <w:rPr>
+                <w:rFonts w:ascii="Arial" w:hAnsi="Arial" w:cs="Arial"/>
+                <w:bCs/>
+                <w:sz w:val="22"/>
+                <w:szCs w:val="22"/>
+              </w:rPr>
+              <w:t>Ajay Vajjala, Arun Vajjala, Ziwei Zhu, and David Rosenblum. Analyzing the Impact of Domain Similarity: A New Perspective in Cross-Domain Recommendation. The IEEE International Joint Conference on Neural Networks, 2024.</w:t>
             </w:r>
           </w:p>
         </w:tc>
@@ -2967,7 +2685,7 @@
                 <w:sz w:val="22"/>
                 <w:szCs w:val="22"/>
               </w:rPr>
-              <w:t>EMNLP 2023 Findings</w:t>
+              <w:t>NAACL 2024</w:t>
             </w:r>
           </w:p>
         </w:tc>
@@ -2988,21 +2706,30 @@
             <w:r>
               <w:rPr>
                 <w:rFonts w:ascii="Arial" w:hAnsi="Arial" w:cs="Arial"/>
-                <w:bCs/>
-                <w:sz w:val="22"/>
-                <w:szCs w:val="22"/>
-              </w:rPr>
-              <w:t>Zhuoer</w:t>
+                <w:b/>
+                <w:sz w:val="22"/>
+                <w:szCs w:val="22"/>
+              </w:rPr>
+              <w:t>Anjishnu</w:t>
             </w:r>
             <w:proofErr w:type="spellEnd"/>
             <w:r>
               <w:rPr>
                 <w:rFonts w:ascii="Arial" w:hAnsi="Arial" w:cs="Arial"/>
-                <w:bCs/>
-                <w:sz w:val="22"/>
-                <w:szCs w:val="22"/>
-              </w:rPr>
-              <w:t xml:space="preserve"> Wang, Yicheng Wang, Ziwei Zhu, and James Caverlee. Unsupervised Candidate Answer Extraction through Differentiable Masker-Reconstructor Model. The 2023 Conference on Empirical Methods in Natural Language Processing.</w:t>
+                <w:b/>
+                <w:sz w:val="22"/>
+                <w:szCs w:val="22"/>
+              </w:rPr>
+              <w:t xml:space="preserve"> Mukherjee</w:t>
+            </w:r>
+            <w:r>
+              <w:rPr>
+                <w:rFonts w:ascii="Arial" w:hAnsi="Arial" w:cs="Arial"/>
+                <w:bCs/>
+                <w:sz w:val="22"/>
+                <w:szCs w:val="22"/>
+              </w:rPr>
+              <w:t>, Aylin Caliskan, Ziwei Zhu, Antonios Anastasopoulos. Global Gallery: The Fine Art of Painting Culture Portraits through Multilingual Instruction Tuning. The North American Chapter of the Association for Computational Linguistics, 2024.</w:t>
             </w:r>
           </w:p>
         </w:tc>
@@ -3030,7 +2757,7 @@
                 <w:sz w:val="22"/>
                 <w:szCs w:val="22"/>
               </w:rPr>
-              <w:t>CIKM 23</w:t>
+              <w:t>WWW 2024</w:t>
             </w:r>
           </w:p>
         </w:tc>
@@ -3047,24 +2774,6 @@
                 <w:szCs w:val="22"/>
               </w:rPr>
             </w:pPr>
-            <w:r>
-              <w:rPr>
-                <w:rFonts w:ascii="Arial" w:hAnsi="Arial" w:cs="Arial"/>
-                <w:b/>
-                <w:sz w:val="22"/>
-                <w:szCs w:val="22"/>
-              </w:rPr>
-              <w:t>Yuqing Zhou</w:t>
-            </w:r>
-            <w:r>
-              <w:rPr>
-                <w:rFonts w:ascii="Arial" w:hAnsi="Arial" w:cs="Arial"/>
-                <w:bCs/>
-                <w:sz w:val="22"/>
-                <w:szCs w:val="22"/>
-              </w:rPr>
-              <w:t xml:space="preserve">, </w:t>
-            </w:r>
             <w:proofErr w:type="spellStart"/>
             <w:r>
               <w:rPr>
@@ -3073,7 +2782,7 @@
                 <w:sz w:val="22"/>
                 <w:szCs w:val="22"/>
               </w:rPr>
-              <w:t>Tianshu</w:t>
+              <w:t>Zheyuan</w:t>
             </w:r>
             <w:proofErr w:type="spellEnd"/>
             <w:r>
@@ -3083,7 +2792,7 @@
                 <w:sz w:val="22"/>
                 <w:szCs w:val="22"/>
               </w:rPr>
-              <w:t xml:space="preserve"> Feng, Mingrui Liu, and Ziwei Zhu. A Generalized Propensity Learning Framework for Unbiased Post-Click Conversion Rate Estimation. The 32nd ACM International Conference on Information and Knowledge Management, 2023.</w:t>
+              <w:t xml:space="preserve"> Liu, Guangyao Dou, Eli Chien, Chunhui Zhang, Yijun Tian, Ziwei Zhu. Breaking the Trilemma of Privacy, Utility, Efficiency via Controllable Machine Unlearning. The 2024 ACM Web Conference.</w:t>
             </w:r>
           </w:p>
         </w:tc>
@@ -3111,25 +2820,8 @@
                 <w:sz w:val="22"/>
                 <w:szCs w:val="22"/>
               </w:rPr>
-              <w:t>ACL 23</w:t>
-            </w:r>
-          </w:p>
-          <w:p>
-            <w:pPr>
-              <w:jc w:val="right"/>
-              <w:rPr>
-                <w:rFonts w:ascii="Arial" w:hAnsi="Arial" w:cs="Arial"/>
-                <w:sz w:val="22"/>
-                <w:szCs w:val="22"/>
-              </w:rPr>
-            </w:pPr>
-            <w:r>
-              <w:rPr>
-                <w:rFonts w:ascii="Arial" w:hAnsi="Arial" w:cs="Arial"/>
-                <w:sz w:val="22"/>
-                <w:szCs w:val="22"/>
-              </w:rPr>
-              <w:t>Findings</w:t>
+              <w:lastRenderedPageBreak/>
+              <w:t>ECIR IR4Good 2024</w:t>
             </w:r>
           </w:p>
         </w:tc>
@@ -3146,6 +2838,24 @@
                 <w:szCs w:val="22"/>
               </w:rPr>
             </w:pPr>
+            <w:r>
+              <w:rPr>
+                <w:rFonts w:ascii="Arial" w:hAnsi="Arial" w:cs="Arial"/>
+                <w:b/>
+                <w:sz w:val="22"/>
+                <w:szCs w:val="22"/>
+              </w:rPr>
+              <w:t>Chahat Raj</w:t>
+            </w:r>
+            <w:r>
+              <w:rPr>
+                <w:rFonts w:ascii="Arial" w:hAnsi="Arial" w:cs="Arial"/>
+                <w:bCs/>
+                <w:sz w:val="22"/>
+                <w:szCs w:val="22"/>
+              </w:rPr>
+              <w:t xml:space="preserve">, </w:t>
+            </w:r>
             <w:proofErr w:type="spellStart"/>
             <w:r>
               <w:rPr>
@@ -3154,7 +2864,7 @@
                 <w:sz w:val="22"/>
                 <w:szCs w:val="22"/>
               </w:rPr>
-              <w:t>Xiangjue</w:t>
+              <w:t>Anjishnu</w:t>
             </w:r>
             <w:proofErr w:type="spellEnd"/>
             <w:r>
@@ -3164,27 +2874,7 @@
                 <w:sz w:val="22"/>
                 <w:szCs w:val="22"/>
               </w:rPr>
-              <w:t xml:space="preserve"> Dong, Yun He, Ziwei Zhu, and James Caverlee. </w:t>
-            </w:r>
-            <w:proofErr w:type="spellStart"/>
-            <w:r>
-              <w:rPr>
-                <w:rFonts w:ascii="Arial" w:hAnsi="Arial" w:cs="Arial"/>
-                <w:bCs/>
-                <w:sz w:val="22"/>
-                <w:szCs w:val="22"/>
-              </w:rPr>
-              <w:t>PromptAttack</w:t>
-            </w:r>
-            <w:proofErr w:type="spellEnd"/>
-            <w:r>
-              <w:rPr>
-                <w:rFonts w:ascii="Arial" w:hAnsi="Arial" w:cs="Arial"/>
-                <w:bCs/>
-                <w:sz w:val="22"/>
-                <w:szCs w:val="22"/>
-              </w:rPr>
-              <w:t>: Probing Dialogue State Trackers with Adversarial Prompts. Findings of the Association for Computational Linguistics 2023.</w:t>
+              <w:t xml:space="preserve"> Mukherjee, Hemant Purohit, Antonios Anastasopoulos, Ziwei Zhu. SALSA: Salience-Based Switching Attack for Adversarial Perturbations in Fake News Detection Models. 46th European Conference on Information Retrieval, 2024.</w:t>
             </w:r>
           </w:p>
         </w:tc>
@@ -3212,7 +2902,7 @@
                 <w:sz w:val="22"/>
                 <w:szCs w:val="22"/>
               </w:rPr>
-              <w:t>WWW 23</w:t>
+              <w:t>ECIR IR4Good 2024</w:t>
             </w:r>
           </w:p>
         </w:tc>
@@ -3232,11 +2922,20 @@
             <w:r>
               <w:rPr>
                 <w:rFonts w:ascii="Arial" w:hAnsi="Arial" w:cs="Arial"/>
-                <w:bCs/>
-                <w:sz w:val="22"/>
-                <w:szCs w:val="22"/>
-              </w:rPr>
-              <w:t>Allen Lin, Ziwei Zhu, Jianling Wang, and James Caverlee. Enhancing User Personalization in Conversational Recommenders. The 2023 ACM Web Conference, 2023.</w:t>
+                <w:b/>
+                <w:sz w:val="22"/>
+                <w:szCs w:val="22"/>
+              </w:rPr>
+              <w:t>Jinhao Pan</w:t>
+            </w:r>
+            <w:r>
+              <w:rPr>
+                <w:rFonts w:ascii="Arial" w:hAnsi="Arial" w:cs="Arial"/>
+                <w:bCs/>
+                <w:sz w:val="22"/>
+                <w:szCs w:val="22"/>
+              </w:rPr>
+              <w:t>, Ziwei Zhu, Jianling Wang, Allen Lin, James Caverlee. End-to-End Adaptive Local Learning for Alleviating Mainstream Bias in Collaborative Filtering. 46th European Conference on Information Retrieval, 2024.</w:t>
             </w:r>
           </w:p>
         </w:tc>
@@ -3258,23 +2957,13 @@
                 <w:szCs w:val="22"/>
               </w:rPr>
             </w:pPr>
-            <w:proofErr w:type="spellStart"/>
-            <w:r>
-              <w:rPr>
-                <w:rFonts w:ascii="Arial" w:hAnsi="Arial" w:cs="Arial"/>
-                <w:sz w:val="22"/>
-                <w:szCs w:val="22"/>
-              </w:rPr>
-              <w:t>MobiSys</w:t>
-            </w:r>
-            <w:proofErr w:type="spellEnd"/>
-            <w:r>
-              <w:rPr>
-                <w:rFonts w:ascii="Arial" w:hAnsi="Arial" w:cs="Arial"/>
-                <w:sz w:val="22"/>
-                <w:szCs w:val="22"/>
-              </w:rPr>
-              <w:t xml:space="preserve"> 23</w:t>
+            <w:r>
+              <w:rPr>
+                <w:rFonts w:ascii="Arial" w:hAnsi="Arial" w:cs="Arial"/>
+                <w:sz w:val="22"/>
+                <w:szCs w:val="22"/>
+              </w:rPr>
+              <w:t>ECIR IR4Good 2024</w:t>
             </w:r>
           </w:p>
         </w:tc>
@@ -3291,65 +2980,14 @@
                 <w:szCs w:val="22"/>
               </w:rPr>
             </w:pPr>
-            <w:proofErr w:type="spellStart"/>
-            <w:r>
-              <w:rPr>
-                <w:rFonts w:ascii="Arial" w:hAnsi="Arial" w:cs="Arial"/>
-                <w:bCs/>
-                <w:sz w:val="22"/>
-                <w:szCs w:val="22"/>
-              </w:rPr>
-              <w:t>Liuyi</w:t>
-            </w:r>
-            <w:proofErr w:type="spellEnd"/>
-            <w:r>
-              <w:rPr>
-                <w:rFonts w:ascii="Arial" w:hAnsi="Arial" w:cs="Arial"/>
-                <w:bCs/>
-                <w:sz w:val="22"/>
-                <w:szCs w:val="22"/>
-              </w:rPr>
-              <w:t xml:space="preserve"> Jin, Tian Liu, Amran Haroon, Radu </w:t>
-            </w:r>
-            <w:proofErr w:type="spellStart"/>
-            <w:r>
-              <w:rPr>
-                <w:rFonts w:ascii="Arial" w:hAnsi="Arial" w:cs="Arial"/>
-                <w:bCs/>
-                <w:sz w:val="22"/>
-                <w:szCs w:val="22"/>
-              </w:rPr>
-              <w:t>Stoleru</w:t>
-            </w:r>
-            <w:proofErr w:type="spellEnd"/>
-            <w:r>
-              <w:rPr>
-                <w:rFonts w:ascii="Arial" w:hAnsi="Arial" w:cs="Arial"/>
-                <w:bCs/>
-                <w:sz w:val="22"/>
-                <w:szCs w:val="22"/>
-              </w:rPr>
-              <w:t xml:space="preserve">, Michael Middleton, Ziwei Zhu, Theodora Chaspari. </w:t>
-            </w:r>
-            <w:proofErr w:type="spellStart"/>
-            <w:r>
-              <w:rPr>
-                <w:rFonts w:ascii="Arial" w:hAnsi="Arial" w:cs="Arial"/>
-                <w:bCs/>
-                <w:sz w:val="22"/>
-                <w:szCs w:val="22"/>
-              </w:rPr>
-              <w:t>EMSAssist</w:t>
-            </w:r>
-            <w:proofErr w:type="spellEnd"/>
-            <w:r>
-              <w:rPr>
-                <w:rFonts w:ascii="Arial" w:hAnsi="Arial" w:cs="Arial"/>
-                <w:bCs/>
-                <w:sz w:val="22"/>
-                <w:szCs w:val="22"/>
-              </w:rPr>
-              <w:t>: An End-to-End Mobile Voice Assistant at the Edge for Emergency Medical Services. The 21st ACM International Conference on Mobile Systems, Applications, and Services, 2023.</w:t>
+            <w:r>
+              <w:rPr>
+                <w:rFonts w:ascii="Arial" w:hAnsi="Arial" w:cs="Arial"/>
+                <w:bCs/>
+                <w:sz w:val="22"/>
+                <w:szCs w:val="22"/>
+              </w:rPr>
+              <w:t>Allen Lin, Jianling Wang, Ziwei Zhu, James Caverlee. Federated Conversational Recommender Systems. 46th European Conference on Information Retrieval, 2024.</w:t>
             </w:r>
           </w:p>
         </w:tc>
@@ -3377,7 +3015,7 @@
                 <w:sz w:val="22"/>
                 <w:szCs w:val="22"/>
               </w:rPr>
-              <w:t>ECIR 23</w:t>
+              <w:t>SDM 2024</w:t>
             </w:r>
           </w:p>
         </w:tc>
@@ -3401,52 +3039,47 @@
                 <w:sz w:val="22"/>
                 <w:szCs w:val="22"/>
               </w:rPr>
-              <w:t>Han Zhang, Ziwei Zhu, and James Caverlee. Evolution of Filter Bubbles and Polarization in News Recommendation. The 45th European Conference on Information Retrieval, 2023.</w:t>
-            </w:r>
-            <w:r>
-              <w:rPr>
-                <w:rFonts w:ascii="Arial" w:hAnsi="Arial" w:cs="Arial"/>
-                <w:bCs/>
-                <w:sz w:val="22"/>
-                <w:szCs w:val="22"/>
-              </w:rPr>
-              <w:t xml:space="preserve"> (</w:t>
-            </w:r>
-            <w:r>
-              <w:rPr>
-                <w:rFonts w:ascii="Arial" w:hAnsi="Arial" w:cs="Arial"/>
-                <w:bCs/>
-                <w:sz w:val="22"/>
-                <w:szCs w:val="22"/>
-              </w:rPr>
-              <w:t>s</w:t>
-            </w:r>
-            <w:r>
-              <w:rPr>
-                <w:rFonts w:ascii="Arial" w:hAnsi="Arial" w:cs="Arial"/>
-                <w:bCs/>
-                <w:sz w:val="22"/>
-                <w:szCs w:val="22"/>
-              </w:rPr>
-              <w:t xml:space="preserve">hort </w:t>
-            </w:r>
-            <w:r>
-              <w:rPr>
-                <w:rFonts w:ascii="Arial" w:hAnsi="Arial" w:cs="Arial"/>
-                <w:bCs/>
-                <w:sz w:val="22"/>
-                <w:szCs w:val="22"/>
-              </w:rPr>
-              <w:t>p</w:t>
-            </w:r>
-            <w:r>
-              <w:rPr>
-                <w:rFonts w:ascii="Arial" w:hAnsi="Arial" w:cs="Arial"/>
-                <w:bCs/>
-                <w:sz w:val="22"/>
-                <w:szCs w:val="22"/>
-              </w:rPr>
-              <w:t>aper)</w:t>
+              <w:t xml:space="preserve">Ajay Krishna Vajjala, Dipak Falgun Meher, </w:t>
+            </w:r>
+            <w:proofErr w:type="spellStart"/>
+            <w:r>
+              <w:rPr>
+                <w:rFonts w:ascii="Arial" w:hAnsi="Arial" w:cs="Arial"/>
+                <w:bCs/>
+                <w:sz w:val="22"/>
+                <w:szCs w:val="22"/>
+              </w:rPr>
+              <w:t>Shrunal</w:t>
+            </w:r>
+            <w:proofErr w:type="spellEnd"/>
+            <w:r>
+              <w:rPr>
+                <w:rFonts w:ascii="Arial" w:hAnsi="Arial" w:cs="Arial"/>
+                <w:bCs/>
+                <w:sz w:val="22"/>
+                <w:szCs w:val="22"/>
+              </w:rPr>
+              <w:t xml:space="preserve"> </w:t>
+            </w:r>
+            <w:proofErr w:type="spellStart"/>
+            <w:r>
+              <w:rPr>
+                <w:rFonts w:ascii="Arial" w:hAnsi="Arial" w:cs="Arial"/>
+                <w:bCs/>
+                <w:sz w:val="22"/>
+                <w:szCs w:val="22"/>
+              </w:rPr>
+              <w:t>Pothagoni</w:t>
+            </w:r>
+            <w:proofErr w:type="spellEnd"/>
+            <w:r>
+              <w:rPr>
+                <w:rFonts w:ascii="Arial" w:hAnsi="Arial" w:cs="Arial"/>
+                <w:bCs/>
+                <w:sz w:val="22"/>
+                <w:szCs w:val="22"/>
+              </w:rPr>
+              <w:t>, Ziwei Zhu, David S. Rosenblum. Vietoris-Rips Complex: A New Direction for Cross-Domain Cold-Start Recommendation. The 2024 SIAM International Conference on Data Mining.</w:t>
             </w:r>
           </w:p>
         </w:tc>
@@ -3474,7 +3107,7 @@
                 <w:sz w:val="22"/>
                 <w:szCs w:val="22"/>
               </w:rPr>
-              <w:t>CIKM 22</w:t>
+              <w:t>EMNLP 2023</w:t>
             </w:r>
           </w:p>
         </w:tc>
@@ -3491,23 +3124,52 @@
                 <w:szCs w:val="22"/>
               </w:rPr>
             </w:pPr>
-            <w:r>
-              <w:rPr>
-                <w:rFonts w:ascii="Arial" w:hAnsi="Arial" w:cs="Arial"/>
-                <w:bCs/>
-                <w:sz w:val="22"/>
-                <w:szCs w:val="22"/>
-              </w:rPr>
-              <w:t>Shuo Lin, Jianling Wang, Ziwei Zhu, and James Caverlee. Quantifying and Mitigating Popularity Bias in Conversational Recommender Systems. The 31st ACM International Conference on Information and Knowledge Management, 2022</w:t>
-            </w:r>
-            <w:r>
-              <w:rPr>
-                <w:rFonts w:ascii="Arial" w:hAnsi="Arial" w:cs="Arial"/>
-                <w:bCs/>
-                <w:sz w:val="22"/>
-                <w:szCs w:val="22"/>
-              </w:rPr>
-              <w:t>.</w:t>
+            <w:proofErr w:type="spellStart"/>
+            <w:r>
+              <w:rPr>
+                <w:rFonts w:ascii="Arial" w:hAnsi="Arial" w:cs="Arial"/>
+                <w:b/>
+                <w:sz w:val="22"/>
+                <w:szCs w:val="22"/>
+              </w:rPr>
+              <w:t>Anjishnu</w:t>
+            </w:r>
+            <w:proofErr w:type="spellEnd"/>
+            <w:r>
+              <w:rPr>
+                <w:rFonts w:ascii="Arial" w:hAnsi="Arial" w:cs="Arial"/>
+                <w:b/>
+                <w:sz w:val="22"/>
+                <w:szCs w:val="22"/>
+              </w:rPr>
+              <w:t xml:space="preserve"> Mukherjee</w:t>
+            </w:r>
+            <w:r>
+              <w:rPr>
+                <w:rFonts w:ascii="Arial" w:hAnsi="Arial" w:cs="Arial"/>
+                <w:bCs/>
+                <w:sz w:val="22"/>
+                <w:szCs w:val="22"/>
+              </w:rPr>
+              <w:t xml:space="preserve">, </w:t>
+            </w:r>
+            <w:r>
+              <w:rPr>
+                <w:rFonts w:ascii="Arial" w:hAnsi="Arial" w:cs="Arial"/>
+                <w:b/>
+                <w:sz w:val="22"/>
+                <w:szCs w:val="22"/>
+              </w:rPr>
+              <w:t>Chahat Raj</w:t>
+            </w:r>
+            <w:r>
+              <w:rPr>
+                <w:rFonts w:ascii="Arial" w:hAnsi="Arial" w:cs="Arial"/>
+                <w:bCs/>
+                <w:sz w:val="22"/>
+                <w:szCs w:val="22"/>
+              </w:rPr>
+              <w:t>, Ziwei Zhu, and Antonios Anastasopoulos. Global Voices, Local Biases: Socio-Cultural Prejudices across Languages. The 2023 Conference on Empirical Methods in Natural Language Processing.</w:t>
             </w:r>
           </w:p>
         </w:tc>
@@ -3535,7 +3197,7 @@
                 <w:sz w:val="22"/>
                 <w:szCs w:val="22"/>
               </w:rPr>
-              <w:t>WWW 22</w:t>
+              <w:t>EMNLP 2023 Findings</w:t>
             </w:r>
           </w:p>
         </w:tc>
@@ -3552,23 +3214,45 @@
                 <w:szCs w:val="22"/>
               </w:rPr>
             </w:pPr>
-            <w:r>
-              <w:rPr>
-                <w:rFonts w:ascii="Arial" w:hAnsi="Arial" w:cs="Arial"/>
-                <w:bCs/>
-                <w:sz w:val="22"/>
-                <w:szCs w:val="22"/>
-              </w:rPr>
-              <w:t>James Kotary, Ferdinando Fioretto, Pascal Van Hentenryck, and Ziwei Zhu.</w:t>
-            </w:r>
-            <w:r>
-              <w:rPr>
-                <w:rFonts w:ascii="Arial" w:hAnsi="Arial" w:cs="Arial"/>
-                <w:bCs/>
-                <w:sz w:val="22"/>
-                <w:szCs w:val="22"/>
-              </w:rPr>
-              <w:t xml:space="preserve"> End-to-end Learning for Fair Ranking Systems. The Web4Good special track in 33rd ACM International Conference on World Wide Web, 2022.</w:t>
+            <w:proofErr w:type="spellStart"/>
+            <w:r>
+              <w:rPr>
+                <w:rFonts w:ascii="Arial" w:hAnsi="Arial" w:cs="Arial"/>
+                <w:bCs/>
+                <w:sz w:val="22"/>
+                <w:szCs w:val="22"/>
+              </w:rPr>
+              <w:t>Xiangjue</w:t>
+            </w:r>
+            <w:proofErr w:type="spellEnd"/>
+            <w:r>
+              <w:rPr>
+                <w:rFonts w:ascii="Arial" w:hAnsi="Arial" w:cs="Arial"/>
+                <w:bCs/>
+                <w:sz w:val="22"/>
+                <w:szCs w:val="22"/>
+              </w:rPr>
+              <w:t xml:space="preserve"> Dong, Ziwei Zhu, </w:t>
+            </w:r>
+            <w:proofErr w:type="spellStart"/>
+            <w:r>
+              <w:rPr>
+                <w:rFonts w:ascii="Arial" w:hAnsi="Arial" w:cs="Arial"/>
+                <w:bCs/>
+                <w:sz w:val="22"/>
+                <w:szCs w:val="22"/>
+              </w:rPr>
+              <w:t>Zhuoer</w:t>
+            </w:r>
+            <w:proofErr w:type="spellEnd"/>
+            <w:r>
+              <w:rPr>
+                <w:rFonts w:ascii="Arial" w:hAnsi="Arial" w:cs="Arial"/>
+                <w:bCs/>
+                <w:sz w:val="22"/>
+                <w:szCs w:val="22"/>
+              </w:rPr>
+              <w:t xml:space="preserve"> Wang, Maria Teleki, and James Caverlee. Co^2PT: Mitigating Bias in Pre-trained Language Models through Counterfactual Contrastive Prompt Tuning. The 2023 Conference on Empirical Methods in Natural Language Processing.</w:t>
             </w:r>
           </w:p>
         </w:tc>
@@ -3596,8 +3280,7 @@
                 <w:sz w:val="22"/>
                 <w:szCs w:val="22"/>
               </w:rPr>
-              <w:lastRenderedPageBreak/>
-              <w:t>WSDM 22</w:t>
+              <w:t>EMNLP 2023 Findings</w:t>
             </w:r>
           </w:p>
         </w:tc>
@@ -3614,14 +3297,25 @@
                 <w:szCs w:val="22"/>
               </w:rPr>
             </w:pPr>
-            <w:r>
-              <w:rPr>
-                <w:rFonts w:ascii="Arial" w:hAnsi="Arial" w:cs="Arial"/>
-                <w:bCs/>
-                <w:sz w:val="22"/>
-                <w:szCs w:val="22"/>
-              </w:rPr>
-              <w:t>Ziwei Zhu and James Caverlee. Fighting Mainstream Bias in Recommender Systems via Local Fine Tuning. The 15th ACM International Conference on Web Search and Data Mining, 2022.</w:t>
+            <w:proofErr w:type="spellStart"/>
+            <w:r>
+              <w:rPr>
+                <w:rFonts w:ascii="Arial" w:hAnsi="Arial" w:cs="Arial"/>
+                <w:bCs/>
+                <w:sz w:val="22"/>
+                <w:szCs w:val="22"/>
+              </w:rPr>
+              <w:t>Zhuoer</w:t>
+            </w:r>
+            <w:proofErr w:type="spellEnd"/>
+            <w:r>
+              <w:rPr>
+                <w:rFonts w:ascii="Arial" w:hAnsi="Arial" w:cs="Arial"/>
+                <w:bCs/>
+                <w:sz w:val="22"/>
+                <w:szCs w:val="22"/>
+              </w:rPr>
+              <w:t xml:space="preserve"> Wang, Yicheng Wang, Ziwei Zhu, and James Caverlee. Unsupervised Candidate Answer Extraction through Differentiable Masker-Reconstructor Model. The 2023 Conference on Empirical Methods in Natural Language Processing.</w:t>
             </w:r>
           </w:p>
         </w:tc>
@@ -3649,15 +3343,7 @@
                 <w:sz w:val="22"/>
                 <w:szCs w:val="22"/>
               </w:rPr>
-              <w:t>KDD</w:t>
-            </w:r>
-            <w:r>
-              <w:rPr>
-                <w:rFonts w:ascii="Arial" w:hAnsi="Arial" w:cs="Arial"/>
-                <w:sz w:val="22"/>
-                <w:szCs w:val="22"/>
-              </w:rPr>
-              <w:t xml:space="preserve"> 21</w:t>
+              <w:t>CIKM 23</w:t>
             </w:r>
           </w:p>
         </w:tc>
@@ -3677,11 +3363,11 @@
             <w:r>
               <w:rPr>
                 <w:rFonts w:ascii="Arial" w:hAnsi="Arial" w:cs="Arial"/>
-                <w:bCs/>
-                <w:sz w:val="22"/>
-                <w:szCs w:val="22"/>
-              </w:rPr>
-              <w:t>Ziwei Zhu, Yun He, Xing Zhao, and James Caverlee. Popularity Bias in Dynamic Recommendation. The 27th ACM SIGKDD International Conference on Knowledge Discovery and Data Mining</w:t>
+                <w:b/>
+                <w:sz w:val="22"/>
+                <w:szCs w:val="22"/>
+              </w:rPr>
+              <w:t>Yuqing Zhou</w:t>
             </w:r>
             <w:r>
               <w:rPr>
@@ -3692,14 +3378,25 @@
               </w:rPr>
               <w:t xml:space="preserve">, </w:t>
             </w:r>
-            <w:r>
-              <w:rPr>
-                <w:rFonts w:ascii="Arial" w:hAnsi="Arial" w:cs="Arial"/>
-                <w:bCs/>
-                <w:sz w:val="22"/>
-                <w:szCs w:val="22"/>
-              </w:rPr>
-              <w:t>2021.</w:t>
+            <w:proofErr w:type="spellStart"/>
+            <w:r>
+              <w:rPr>
+                <w:rFonts w:ascii="Arial" w:hAnsi="Arial" w:cs="Arial"/>
+                <w:bCs/>
+                <w:sz w:val="22"/>
+                <w:szCs w:val="22"/>
+              </w:rPr>
+              <w:t>Tianshu</w:t>
+            </w:r>
+            <w:proofErr w:type="spellEnd"/>
+            <w:r>
+              <w:rPr>
+                <w:rFonts w:ascii="Arial" w:hAnsi="Arial" w:cs="Arial"/>
+                <w:bCs/>
+                <w:sz w:val="22"/>
+                <w:szCs w:val="22"/>
+              </w:rPr>
+              <w:t xml:space="preserve"> Feng, Mingrui Liu, and Ziwei Zhu. A Generalized Propensity Learning Framework for Unbiased Post-Click Conversion Rate Estimation. The 32nd ACM International Conference on Information and Knowledge Management, 2023.</w:t>
             </w:r>
           </w:p>
         </w:tc>
@@ -3727,7 +3424,25 @@
                 <w:sz w:val="22"/>
                 <w:szCs w:val="22"/>
               </w:rPr>
-              <w:t>SIGIR 21</w:t>
+              <w:t>ACL 23</w:t>
+            </w:r>
+          </w:p>
+          <w:p>
+            <w:pPr>
+              <w:jc w:val="right"/>
+              <w:rPr>
+                <w:rFonts w:ascii="Arial" w:hAnsi="Arial" w:cs="Arial"/>
+                <w:sz w:val="22"/>
+                <w:szCs w:val="22"/>
+              </w:rPr>
+            </w:pPr>
+            <w:r>
+              <w:rPr>
+                <w:rFonts w:ascii="Arial" w:hAnsi="Arial" w:cs="Arial"/>
+                <w:sz w:val="22"/>
+                <w:szCs w:val="22"/>
+              </w:rPr>
+              <w:t>Findings</w:t>
             </w:r>
           </w:p>
         </w:tc>
@@ -3744,14 +3459,45 @@
                 <w:szCs w:val="22"/>
               </w:rPr>
             </w:pPr>
-            <w:r>
-              <w:rPr>
-                <w:rFonts w:ascii="Arial" w:hAnsi="Arial" w:cs="Arial"/>
-                <w:bCs/>
-                <w:sz w:val="22"/>
-                <w:szCs w:val="22"/>
-              </w:rPr>
-              <w:t>Ziwei Zhu, Jingu Kim, Trung Nguyen, Aish Fenton, and James Caverlee. Fairness among New Items in Cold Start Recommender Systems. The 44th International ACM SIGIR Conference on Research and Development in Information Retrieval, 2021.</w:t>
+            <w:proofErr w:type="spellStart"/>
+            <w:r>
+              <w:rPr>
+                <w:rFonts w:ascii="Arial" w:hAnsi="Arial" w:cs="Arial"/>
+                <w:bCs/>
+                <w:sz w:val="22"/>
+                <w:szCs w:val="22"/>
+              </w:rPr>
+              <w:t>Xiangjue</w:t>
+            </w:r>
+            <w:proofErr w:type="spellEnd"/>
+            <w:r>
+              <w:rPr>
+                <w:rFonts w:ascii="Arial" w:hAnsi="Arial" w:cs="Arial"/>
+                <w:bCs/>
+                <w:sz w:val="22"/>
+                <w:szCs w:val="22"/>
+              </w:rPr>
+              <w:t xml:space="preserve"> Dong, Yun He, Ziwei Zhu, and James Caverlee. </w:t>
+            </w:r>
+            <w:proofErr w:type="spellStart"/>
+            <w:r>
+              <w:rPr>
+                <w:rFonts w:ascii="Arial" w:hAnsi="Arial" w:cs="Arial"/>
+                <w:bCs/>
+                <w:sz w:val="22"/>
+                <w:szCs w:val="22"/>
+              </w:rPr>
+              <w:t>PromptAttack</w:t>
+            </w:r>
+            <w:proofErr w:type="spellEnd"/>
+            <w:r>
+              <w:rPr>
+                <w:rFonts w:ascii="Arial" w:hAnsi="Arial" w:cs="Arial"/>
+                <w:bCs/>
+                <w:sz w:val="22"/>
+                <w:szCs w:val="22"/>
+              </w:rPr>
+              <w:t>: Probing Dialogue State Trackers with Adversarial Prompts. Findings of the Association for Computational Linguistics 2023.</w:t>
             </w:r>
           </w:p>
         </w:tc>
@@ -3773,34 +3519,14 @@
                 <w:szCs w:val="22"/>
               </w:rPr>
             </w:pPr>
-            <w:bookmarkStart w:id="0" w:name="OLE_LINK1"/>
-            <w:bookmarkStart w:id="1" w:name="OLE_LINK2"/>
-            <w:r>
-              <w:rPr>
-                <w:rFonts w:ascii="Arial" w:hAnsi="Arial" w:cs="Arial"/>
-                <w:sz w:val="22"/>
-                <w:szCs w:val="22"/>
-              </w:rPr>
-              <w:t>WSDM</w:t>
-            </w:r>
-            <w:r>
-              <w:rPr>
-                <w:rFonts w:ascii="Arial" w:hAnsi="Arial" w:cs="Arial"/>
-                <w:sz w:val="22"/>
-                <w:szCs w:val="22"/>
-              </w:rPr>
-              <w:t xml:space="preserve"> </w:t>
-            </w:r>
-            <w:r>
-              <w:rPr>
-                <w:rFonts w:ascii="Arial" w:hAnsi="Arial" w:cs="Arial"/>
-                <w:sz w:val="22"/>
-                <w:szCs w:val="22"/>
-              </w:rPr>
-              <w:t>21</w:t>
-            </w:r>
-            <w:bookmarkEnd w:id="0"/>
-            <w:bookmarkEnd w:id="1"/>
+            <w:r>
+              <w:rPr>
+                <w:rFonts w:ascii="Arial" w:hAnsi="Arial" w:cs="Arial"/>
+                <w:sz w:val="22"/>
+                <w:szCs w:val="22"/>
+              </w:rPr>
+              <w:t>WWW 23</w:t>
+            </w:r>
           </w:p>
         </w:tc>
         <w:tc>
@@ -3823,7 +3549,7 @@
                 <w:sz w:val="22"/>
                 <w:szCs w:val="22"/>
               </w:rPr>
-              <w:t>Ziwei Zhu, Yun He, Xing Zhao, Yin Zhang, Jianling Wang, and James Caverlee. Popularity-Opportunity Bias in Collaborative Filtering. The 14th ACM International Conference on Web Search and Data Mining, 2021.</w:t>
+              <w:t>Allen Lin, Ziwei Zhu, Jianling Wang, and James Caverlee. Enhancing User Personalization in Conversational Recommenders. The 2023 ACM Web Conference, 2023.</w:t>
             </w:r>
           </w:p>
         </w:tc>
@@ -3845,29 +3571,23 @@
                 <w:szCs w:val="22"/>
               </w:rPr>
             </w:pPr>
-            <w:r>
-              <w:rPr>
-                <w:rFonts w:ascii="Arial" w:hAnsi="Arial" w:cs="Arial"/>
-                <w:sz w:val="22"/>
-                <w:szCs w:val="22"/>
-              </w:rPr>
-              <w:t>WWW</w:t>
-            </w:r>
-            <w:r>
-              <w:rPr>
-                <w:rFonts w:ascii="Arial" w:hAnsi="Arial" w:cs="Arial"/>
-                <w:sz w:val="22"/>
-                <w:szCs w:val="22"/>
-              </w:rPr>
-              <w:t xml:space="preserve"> </w:t>
-            </w:r>
-            <w:r>
-              <w:rPr>
-                <w:rFonts w:ascii="Arial" w:hAnsi="Arial" w:cs="Arial"/>
-                <w:sz w:val="22"/>
-                <w:szCs w:val="22"/>
-              </w:rPr>
-              <w:t>21</w:t>
+            <w:proofErr w:type="spellStart"/>
+            <w:r>
+              <w:rPr>
+                <w:rFonts w:ascii="Arial" w:hAnsi="Arial" w:cs="Arial"/>
+                <w:sz w:val="22"/>
+                <w:szCs w:val="22"/>
+              </w:rPr>
+              <w:t>MobiSys</w:t>
+            </w:r>
+            <w:proofErr w:type="spellEnd"/>
+            <w:r>
+              <w:rPr>
+                <w:rFonts w:ascii="Arial" w:hAnsi="Arial" w:cs="Arial"/>
+                <w:sz w:val="22"/>
+                <w:szCs w:val="22"/>
+              </w:rPr>
+              <w:t xml:space="preserve"> 23</w:t>
             </w:r>
           </w:p>
         </w:tc>
@@ -3891,36 +3611,47 @@
                 <w:sz w:val="22"/>
                 <w:szCs w:val="22"/>
               </w:rPr>
-              <w:t xml:space="preserve">Xing Zhao, Ziwei Zhu, and James Caverlee. Rabbit Holes and Taste Distortion: Distribution-Aware Recommendation with Evolving Interests. The </w:t>
-            </w:r>
-            <w:proofErr w:type="gramStart"/>
-            <w:r>
-              <w:rPr>
-                <w:rFonts w:ascii="Arial" w:hAnsi="Arial" w:cs="Arial"/>
-                <w:bCs/>
-                <w:sz w:val="22"/>
-                <w:szCs w:val="22"/>
-              </w:rPr>
-              <w:t>32th</w:t>
-            </w:r>
-            <w:proofErr w:type="gramEnd"/>
-            <w:r>
-              <w:rPr>
-                <w:rFonts w:ascii="Arial" w:hAnsi="Arial" w:cs="Arial"/>
-                <w:bCs/>
-                <w:sz w:val="22"/>
-                <w:szCs w:val="22"/>
-              </w:rPr>
-              <w:t xml:space="preserve"> International Conference on World Wide Web</w:t>
-            </w:r>
-            <w:r>
-              <w:rPr>
-                <w:rFonts w:ascii="Arial" w:hAnsi="Arial" w:cs="Arial"/>
-                <w:bCs/>
-                <w:sz w:val="22"/>
-                <w:szCs w:val="22"/>
-              </w:rPr>
-              <w:t>, 2021.</w:t>
+              <w:t xml:space="preserve">Liuyi Jin, Tian Liu, Amran Haroon, Radu </w:t>
+            </w:r>
+            <w:proofErr w:type="spellStart"/>
+            <w:r>
+              <w:rPr>
+                <w:rFonts w:ascii="Arial" w:hAnsi="Arial" w:cs="Arial"/>
+                <w:bCs/>
+                <w:sz w:val="22"/>
+                <w:szCs w:val="22"/>
+              </w:rPr>
+              <w:t>Stoleru</w:t>
+            </w:r>
+            <w:proofErr w:type="spellEnd"/>
+            <w:r>
+              <w:rPr>
+                <w:rFonts w:ascii="Arial" w:hAnsi="Arial" w:cs="Arial"/>
+                <w:bCs/>
+                <w:sz w:val="22"/>
+                <w:szCs w:val="22"/>
+              </w:rPr>
+              <w:t xml:space="preserve">, Michael Middleton, Ziwei Zhu, Theodora Chaspari. </w:t>
+            </w:r>
+            <w:proofErr w:type="spellStart"/>
+            <w:r>
+              <w:rPr>
+                <w:rFonts w:ascii="Arial" w:hAnsi="Arial" w:cs="Arial"/>
+                <w:bCs/>
+                <w:sz w:val="22"/>
+                <w:szCs w:val="22"/>
+              </w:rPr>
+              <w:t>EMSAssist</w:t>
+            </w:r>
+            <w:proofErr w:type="spellEnd"/>
+            <w:r>
+              <w:rPr>
+                <w:rFonts w:ascii="Arial" w:hAnsi="Arial" w:cs="Arial"/>
+                <w:bCs/>
+                <w:sz w:val="22"/>
+                <w:szCs w:val="22"/>
+              </w:rPr>
+              <w:t>: An End-to-End Mobile Voice Assistant at the Edge for Emergency Medical Services. The 21st ACM International Conference on Mobile Systems, Applications, and Services, 2023.</w:t>
             </w:r>
           </w:p>
         </w:tc>
@@ -3948,23 +3679,7 @@
                 <w:sz w:val="22"/>
                 <w:szCs w:val="22"/>
               </w:rPr>
-              <w:t>SDM</w:t>
-            </w:r>
-            <w:r>
-              <w:rPr>
-                <w:rFonts w:ascii="Arial" w:hAnsi="Arial" w:cs="Arial"/>
-                <w:sz w:val="22"/>
-                <w:szCs w:val="22"/>
-              </w:rPr>
-              <w:t xml:space="preserve"> </w:t>
-            </w:r>
-            <w:r>
-              <w:rPr>
-                <w:rFonts w:ascii="Arial" w:hAnsi="Arial" w:cs="Arial"/>
-                <w:sz w:val="22"/>
-                <w:szCs w:val="22"/>
-              </w:rPr>
-              <w:t>21</w:t>
+              <w:t>ECIR 23</w:t>
             </w:r>
           </w:p>
         </w:tc>
@@ -3988,27 +3703,52 @@
                 <w:sz w:val="22"/>
                 <w:szCs w:val="22"/>
               </w:rPr>
-              <w:t xml:space="preserve">Jianling Wang, </w:t>
-            </w:r>
-            <w:proofErr w:type="spellStart"/>
-            <w:r>
-              <w:rPr>
-                <w:rFonts w:ascii="Arial" w:hAnsi="Arial" w:cs="Arial"/>
-                <w:bCs/>
-                <w:sz w:val="22"/>
-                <w:szCs w:val="22"/>
-              </w:rPr>
-              <w:t>Kaize</w:t>
-            </w:r>
-            <w:proofErr w:type="spellEnd"/>
-            <w:r>
-              <w:rPr>
-                <w:rFonts w:ascii="Arial" w:hAnsi="Arial" w:cs="Arial"/>
-                <w:bCs/>
-                <w:sz w:val="22"/>
-                <w:szCs w:val="22"/>
-              </w:rPr>
-              <w:t xml:space="preserve"> Ding, Ziwei Zhu, and James Caverlee. Session-based Recommendation with Hypergraph Attention Networks. The 2021 SIAM International Conference on Data Mining.</w:t>
+              <w:t>Han Zhang, Ziwei Zhu, and James Caverlee. Evolution of Filter Bubbles and Polarization in News Recommendation. The 45th European Conference on Information Retrieval, 2023.</w:t>
+            </w:r>
+            <w:r>
+              <w:rPr>
+                <w:rFonts w:ascii="Arial" w:hAnsi="Arial" w:cs="Arial"/>
+                <w:bCs/>
+                <w:sz w:val="22"/>
+                <w:szCs w:val="22"/>
+              </w:rPr>
+              <w:t xml:space="preserve"> (</w:t>
+            </w:r>
+            <w:r>
+              <w:rPr>
+                <w:rFonts w:ascii="Arial" w:hAnsi="Arial" w:cs="Arial"/>
+                <w:bCs/>
+                <w:sz w:val="22"/>
+                <w:szCs w:val="22"/>
+              </w:rPr>
+              <w:t>s</w:t>
+            </w:r>
+            <w:r>
+              <w:rPr>
+                <w:rFonts w:ascii="Arial" w:hAnsi="Arial" w:cs="Arial"/>
+                <w:bCs/>
+                <w:sz w:val="22"/>
+                <w:szCs w:val="22"/>
+              </w:rPr>
+              <w:t xml:space="preserve">hort </w:t>
+            </w:r>
+            <w:r>
+              <w:rPr>
+                <w:rFonts w:ascii="Arial" w:hAnsi="Arial" w:cs="Arial"/>
+                <w:bCs/>
+                <w:sz w:val="22"/>
+                <w:szCs w:val="22"/>
+              </w:rPr>
+              <w:t>p</w:t>
+            </w:r>
+            <w:r>
+              <w:rPr>
+                <w:rFonts w:ascii="Arial" w:hAnsi="Arial" w:cs="Arial"/>
+                <w:bCs/>
+                <w:sz w:val="22"/>
+                <w:szCs w:val="22"/>
+              </w:rPr>
+              <w:t>aper)</w:t>
             </w:r>
           </w:p>
         </w:tc>
@@ -4036,23 +3776,7 @@
                 <w:sz w:val="22"/>
                 <w:szCs w:val="22"/>
               </w:rPr>
-              <w:t>SIGIR</w:t>
-            </w:r>
-            <w:r>
-              <w:rPr>
-                <w:rFonts w:ascii="Arial" w:hAnsi="Arial" w:cs="Arial"/>
-                <w:sz w:val="22"/>
-                <w:szCs w:val="22"/>
-              </w:rPr>
-              <w:t xml:space="preserve"> </w:t>
-            </w:r>
-            <w:r>
-              <w:rPr>
-                <w:rFonts w:ascii="Arial" w:hAnsi="Arial" w:cs="Arial"/>
-                <w:sz w:val="22"/>
-                <w:szCs w:val="22"/>
-              </w:rPr>
-              <w:t>20</w:t>
+              <w:t>CIKM 22</w:t>
             </w:r>
           </w:p>
         </w:tc>
@@ -4076,45 +3800,16 @@
                 <w:sz w:val="22"/>
                 <w:szCs w:val="22"/>
               </w:rPr>
-              <w:t xml:space="preserve">Ziwei Zhu, Shahin Sefati, Parsa </w:t>
-            </w:r>
-            <w:proofErr w:type="spellStart"/>
-            <w:r>
-              <w:rPr>
-                <w:rFonts w:ascii="Arial" w:hAnsi="Arial" w:cs="Arial"/>
-                <w:bCs/>
-                <w:sz w:val="22"/>
-                <w:szCs w:val="22"/>
-              </w:rPr>
-              <w:t>Saadatpanah</w:t>
-            </w:r>
-            <w:proofErr w:type="spellEnd"/>
-            <w:r>
-              <w:rPr>
-                <w:rFonts w:ascii="Arial" w:hAnsi="Arial" w:cs="Arial"/>
-                <w:bCs/>
-                <w:sz w:val="22"/>
-                <w:szCs w:val="22"/>
-              </w:rPr>
-              <w:t>, and James Caverlee. Recommendation for New Users and New Items via Randomized Training and Mixture-of-Experts Transformation. The 43</w:t>
-            </w:r>
-            <w:r>
-              <w:rPr>
-                <w:rFonts w:ascii="Arial" w:hAnsi="Arial" w:cs="Arial"/>
-                <w:bCs/>
-                <w:sz w:val="22"/>
-                <w:szCs w:val="22"/>
-              </w:rPr>
-              <w:t>rd</w:t>
-            </w:r>
-            <w:r>
-              <w:rPr>
-                <w:rFonts w:ascii="Arial" w:hAnsi="Arial" w:cs="Arial"/>
-                <w:bCs/>
-                <w:sz w:val="22"/>
-                <w:szCs w:val="22"/>
-              </w:rPr>
-              <w:t xml:space="preserve"> International ACM SIGIR Conference on Research and Development in Information Retrieval, 2020.</w:t>
+              <w:t>Shuo Lin, Jianling Wang, Ziwei Zhu, and James Caverlee. Quantifying and Mitigating Popularity Bias in Conversational Recommender Systems. The 31st ACM International Conference on Information and Knowledge Management, 2022</w:t>
+            </w:r>
+            <w:r>
+              <w:rPr>
+                <w:rFonts w:ascii="Arial" w:hAnsi="Arial" w:cs="Arial"/>
+                <w:bCs/>
+                <w:sz w:val="22"/>
+                <w:szCs w:val="22"/>
+              </w:rPr>
+              <w:t>.</w:t>
             </w:r>
           </w:p>
         </w:tc>
@@ -4142,23 +3837,7 @@
                 <w:sz w:val="22"/>
                 <w:szCs w:val="22"/>
               </w:rPr>
-              <w:t>SIGIR</w:t>
-            </w:r>
-            <w:r>
-              <w:rPr>
-                <w:rFonts w:ascii="Arial" w:hAnsi="Arial" w:cs="Arial"/>
-                <w:sz w:val="22"/>
-                <w:szCs w:val="22"/>
-              </w:rPr>
-              <w:t xml:space="preserve"> </w:t>
-            </w:r>
-            <w:r>
-              <w:rPr>
-                <w:rFonts w:ascii="Arial" w:hAnsi="Arial" w:cs="Arial"/>
-                <w:sz w:val="22"/>
-                <w:szCs w:val="22"/>
-              </w:rPr>
-              <w:t>20</w:t>
+              <w:t>WWW 22</w:t>
             </w:r>
           </w:p>
         </w:tc>
@@ -4182,7 +3861,16 @@
                 <w:sz w:val="22"/>
                 <w:szCs w:val="22"/>
               </w:rPr>
-              <w:t>Ziwei Zhu, Jianling Wang, and James Caverlee. Measuring and Mitigating Item Under Recommendation Bias in Personalized Ranking Systems. The 43rd International ACM SIGIR Conference on Research and Development in Information Retrieval, 2020.</w:t>
+              <w:t>James Kotary, Ferdinando Fioretto, Pascal Van Hentenryck, and Ziwei Zhu.</w:t>
+            </w:r>
+            <w:r>
+              <w:rPr>
+                <w:rFonts w:ascii="Arial" w:hAnsi="Arial" w:cs="Arial"/>
+                <w:bCs/>
+                <w:sz w:val="22"/>
+                <w:szCs w:val="22"/>
+              </w:rPr>
+              <w:t xml:space="preserve"> End-to-end Learning for Fair Ranking Systems. The Web4Good special track in 33rd ACM International Conference on World Wide Web, 2022.</w:t>
             </w:r>
           </w:p>
         </w:tc>
@@ -4210,7 +3898,8 @@
                 <w:sz w:val="22"/>
                 <w:szCs w:val="22"/>
               </w:rPr>
-              <w:t>RecSys 20</w:t>
+              <w:lastRenderedPageBreak/>
+              <w:t>WSDM 22</w:t>
             </w:r>
           </w:p>
         </w:tc>
@@ -4220,24 +3909,21 @@
           </w:tcPr>
           <w:p>
             <w:pPr>
-              <w:tabs>
-                <w:tab w:val="left" w:pos="429"/>
-              </w:tabs>
-              <w:rPr>
-                <w:rFonts w:ascii="Arial" w:hAnsi="Arial" w:cs="Arial"/>
-                <w:bCs/>
-                <w:sz w:val="22"/>
-                <w:szCs w:val="22"/>
-              </w:rPr>
-            </w:pPr>
-            <w:r>
-              <w:rPr>
-                <w:rFonts w:ascii="Arial" w:hAnsi="Arial" w:cs="Arial"/>
-                <w:bCs/>
-                <w:sz w:val="22"/>
-                <w:szCs w:val="22"/>
-              </w:rPr>
-              <w:t>Ziwei Zhu, Yun He, Yin Zhang, and James Caverlee. Unbiased Implicit Recommendation and Propensity Estimation via Combinational Joint Learning. The 14th ACM Conference on Recommender Systems, 2020. (short paper)</w:t>
+              <w:rPr>
+                <w:rFonts w:ascii="Arial" w:hAnsi="Arial" w:cs="Arial"/>
+                <w:bCs/>
+                <w:sz w:val="22"/>
+                <w:szCs w:val="22"/>
+              </w:rPr>
+            </w:pPr>
+            <w:r>
+              <w:rPr>
+                <w:rFonts w:ascii="Arial" w:hAnsi="Arial" w:cs="Arial"/>
+                <w:bCs/>
+                <w:sz w:val="22"/>
+                <w:szCs w:val="22"/>
+              </w:rPr>
+              <w:t>Ziwei Zhu and James Caverlee. Fighting Mainstream Bias in Recommender Systems via Local Fine Tuning. The 15th ACM International Conference on Web Search and Data Mining, 2022.</w:t>
             </w:r>
           </w:p>
         </w:tc>
@@ -4265,7 +3951,15 @@
                 <w:sz w:val="22"/>
                 <w:szCs w:val="22"/>
               </w:rPr>
-              <w:t>RecSys 20</w:t>
+              <w:t>KDD</w:t>
+            </w:r>
+            <w:r>
+              <w:rPr>
+                <w:rFonts w:ascii="Arial" w:hAnsi="Arial" w:cs="Arial"/>
+                <w:sz w:val="22"/>
+                <w:szCs w:val="22"/>
+              </w:rPr>
+              <w:t xml:space="preserve"> 21</w:t>
             </w:r>
           </w:p>
         </w:tc>
@@ -4275,24 +3969,39 @@
           </w:tcPr>
           <w:p>
             <w:pPr>
-              <w:tabs>
-                <w:tab w:val="left" w:pos="429"/>
-              </w:tabs>
-              <w:rPr>
-                <w:rFonts w:ascii="Arial" w:hAnsi="Arial" w:cs="Arial"/>
-                <w:bCs/>
-                <w:sz w:val="22"/>
-                <w:szCs w:val="22"/>
-              </w:rPr>
-            </w:pPr>
-            <w:r>
-              <w:rPr>
-                <w:rFonts w:ascii="Arial" w:hAnsi="Arial" w:cs="Arial"/>
-                <w:bCs/>
-                <w:sz w:val="22"/>
-                <w:szCs w:val="22"/>
-              </w:rPr>
-              <w:t>Yin Zhang, Ziwei Zhu, Yun He, and James Caverlee. Content-Collaborative Disentanglement Representation Learning for Enhanced Recommendation. The 14th ACM Conference on Recommender Systems, 2020.</w:t>
+              <w:rPr>
+                <w:rFonts w:ascii="Arial" w:hAnsi="Arial" w:cs="Arial"/>
+                <w:bCs/>
+                <w:sz w:val="22"/>
+                <w:szCs w:val="22"/>
+              </w:rPr>
+            </w:pPr>
+            <w:r>
+              <w:rPr>
+                <w:rFonts w:ascii="Arial" w:hAnsi="Arial" w:cs="Arial"/>
+                <w:bCs/>
+                <w:sz w:val="22"/>
+                <w:szCs w:val="22"/>
+              </w:rPr>
+              <w:t>Ziwei Zhu, Yun He, Xing Zhao, and James Caverlee. Popularity Bias in Dynamic Recommendation. The 27th ACM SIGKDD International Conference on Knowledge Discovery and Data Mining</w:t>
+            </w:r>
+            <w:r>
+              <w:rPr>
+                <w:rFonts w:ascii="Arial" w:hAnsi="Arial" w:cs="Arial"/>
+                <w:bCs/>
+                <w:sz w:val="22"/>
+                <w:szCs w:val="22"/>
+              </w:rPr>
+              <w:t xml:space="preserve">, </w:t>
+            </w:r>
+            <w:r>
+              <w:rPr>
+                <w:rFonts w:ascii="Arial" w:hAnsi="Arial" w:cs="Arial"/>
+                <w:bCs/>
+                <w:sz w:val="22"/>
+                <w:szCs w:val="22"/>
+              </w:rPr>
+              <w:t>2021.</w:t>
             </w:r>
           </w:p>
         </w:tc>
@@ -4320,7 +4029,7 @@
                 <w:sz w:val="22"/>
                 <w:szCs w:val="22"/>
               </w:rPr>
-              <w:t>EMNLP 20</w:t>
+              <w:t>SIGIR 21</w:t>
             </w:r>
           </w:p>
         </w:tc>
@@ -4330,24 +4039,21 @@
           </w:tcPr>
           <w:p>
             <w:pPr>
-              <w:tabs>
-                <w:tab w:val="left" w:pos="429"/>
-              </w:tabs>
-              <w:rPr>
-                <w:rFonts w:ascii="Arial" w:hAnsi="Arial" w:cs="Arial"/>
-                <w:bCs/>
-                <w:sz w:val="22"/>
-                <w:szCs w:val="22"/>
-              </w:rPr>
-            </w:pPr>
-            <w:r>
-              <w:rPr>
-                <w:rFonts w:ascii="Arial" w:hAnsi="Arial" w:cs="Arial"/>
-                <w:bCs/>
-                <w:sz w:val="22"/>
-                <w:szCs w:val="22"/>
-              </w:rPr>
-              <w:t>Yun He, Ziwei Zhu, Yin Zhang, Qin Chen, and James Caverlee. Infusing Disease Knowledge into BERT for Health Question Answering, Medical Inference and Disease Name Recognition. The 2020 Conference on Empirical Methods in Natural Language Processing.</w:t>
+              <w:rPr>
+                <w:rFonts w:ascii="Arial" w:hAnsi="Arial" w:cs="Arial"/>
+                <w:bCs/>
+                <w:sz w:val="22"/>
+                <w:szCs w:val="22"/>
+              </w:rPr>
+            </w:pPr>
+            <w:r>
+              <w:rPr>
+                <w:rFonts w:ascii="Arial" w:hAnsi="Arial" w:cs="Arial"/>
+                <w:bCs/>
+                <w:sz w:val="22"/>
+                <w:szCs w:val="22"/>
+              </w:rPr>
+              <w:t>Ziwei Zhu, Jingu Kim, Trung Nguyen, Aish Fenton, and James Caverlee. Fairness among New Items in Cold Start Recommender Systems. The 44th International ACM SIGIR Conference on Research and Development in Information Retrieval, 2021.</w:t>
             </w:r>
           </w:p>
         </w:tc>
@@ -4369,14 +4075,34 @@
                 <w:szCs w:val="22"/>
               </w:rPr>
             </w:pPr>
-            <w:r>
-              <w:rPr>
-                <w:rFonts w:ascii="Arial" w:hAnsi="Arial" w:cs="Arial"/>
-                <w:sz w:val="22"/>
-                <w:szCs w:val="22"/>
-              </w:rPr>
-              <w:t>WWW 20</w:t>
-            </w:r>
+            <w:bookmarkStart w:id="0" w:name="OLE_LINK1"/>
+            <w:bookmarkStart w:id="1" w:name="OLE_LINK2"/>
+            <w:r>
+              <w:rPr>
+                <w:rFonts w:ascii="Arial" w:hAnsi="Arial" w:cs="Arial"/>
+                <w:sz w:val="22"/>
+                <w:szCs w:val="22"/>
+              </w:rPr>
+              <w:t>WSDM</w:t>
+            </w:r>
+            <w:r>
+              <w:rPr>
+                <w:rFonts w:ascii="Arial" w:hAnsi="Arial" w:cs="Arial"/>
+                <w:sz w:val="22"/>
+                <w:szCs w:val="22"/>
+              </w:rPr>
+              <w:t xml:space="preserve"> </w:t>
+            </w:r>
+            <w:r>
+              <w:rPr>
+                <w:rFonts w:ascii="Arial" w:hAnsi="Arial" w:cs="Arial"/>
+                <w:sz w:val="22"/>
+                <w:szCs w:val="22"/>
+              </w:rPr>
+              <w:t>21</w:t>
+            </w:r>
+            <w:bookmarkEnd w:id="0"/>
+            <w:bookmarkEnd w:id="1"/>
           </w:p>
         </w:tc>
         <w:tc>
@@ -4385,24 +4111,21 @@
           </w:tcPr>
           <w:p>
             <w:pPr>
-              <w:tabs>
-                <w:tab w:val="left" w:pos="429"/>
-              </w:tabs>
-              <w:rPr>
-                <w:rFonts w:ascii="Arial" w:hAnsi="Arial" w:cs="Arial"/>
-                <w:bCs/>
-                <w:sz w:val="22"/>
-                <w:szCs w:val="22"/>
-              </w:rPr>
-            </w:pPr>
-            <w:r>
-              <w:rPr>
-                <w:rFonts w:ascii="Arial" w:hAnsi="Arial" w:cs="Arial"/>
-                <w:bCs/>
-                <w:sz w:val="22"/>
-                <w:szCs w:val="22"/>
-              </w:rPr>
-              <w:t>Xing Zhao, Ziwei Zhu, Majid Alfifi, and James Caverlee. Addressing the Target Customer Distortion Problem in Recommender Systems. The 31st International Conference on World Wide Web, 2020. (short paper)</w:t>
+              <w:rPr>
+                <w:rFonts w:ascii="Arial" w:hAnsi="Arial" w:cs="Arial"/>
+                <w:bCs/>
+                <w:sz w:val="22"/>
+                <w:szCs w:val="22"/>
+              </w:rPr>
+            </w:pPr>
+            <w:r>
+              <w:rPr>
+                <w:rFonts w:ascii="Arial" w:hAnsi="Arial" w:cs="Arial"/>
+                <w:bCs/>
+                <w:sz w:val="22"/>
+                <w:szCs w:val="22"/>
+              </w:rPr>
+              <w:t>Ziwei Zhu, Yun He, Xing Zhao, Yin Zhang, Jianling Wang, and James Caverlee. Popularity-Opportunity Bias in Collaborative Filtering. The 14th ACM International Conference on Web Search and Data Mining, 2021.</w:t>
             </w:r>
           </w:p>
         </w:tc>
@@ -4430,7 +4153,7 @@
                 <w:sz w:val="22"/>
                 <w:szCs w:val="22"/>
               </w:rPr>
-              <w:t>WSDM</w:t>
+              <w:t>WWW</w:t>
             </w:r>
             <w:r>
               <w:rPr>
@@ -4446,7 +4169,7 @@
                 <w:sz w:val="22"/>
                 <w:szCs w:val="22"/>
               </w:rPr>
-              <w:t>20</w:t>
+              <w:t>21</w:t>
             </w:r>
           </w:p>
         </w:tc>
@@ -4456,42 +4179,50 @@
           </w:tcPr>
           <w:p>
             <w:pPr>
-              <w:tabs>
-                <w:tab w:val="left" w:pos="429"/>
-              </w:tabs>
-              <w:rPr>
-                <w:rFonts w:ascii="Arial" w:hAnsi="Arial" w:cs="Arial"/>
-                <w:bCs/>
-                <w:sz w:val="22"/>
-                <w:szCs w:val="22"/>
-              </w:rPr>
-            </w:pPr>
-            <w:r>
-              <w:rPr>
-                <w:rFonts w:ascii="Arial" w:hAnsi="Arial" w:cs="Arial"/>
-                <w:bCs/>
-                <w:sz w:val="22"/>
-                <w:szCs w:val="22"/>
-              </w:rPr>
-              <w:t>Xing Zhao, Ziwei Zhu, Yin Zhang</w:t>
-            </w:r>
-            <w:r>
-              <w:rPr>
-                <w:rFonts w:ascii="Arial" w:hAnsi="Arial" w:cs="Arial"/>
-                <w:bCs/>
-                <w:sz w:val="22"/>
-                <w:szCs w:val="22"/>
-              </w:rPr>
-              <w:t>,</w:t>
-            </w:r>
-            <w:r>
-              <w:rPr>
-                <w:rFonts w:ascii="Arial" w:hAnsi="Arial" w:cs="Arial"/>
-                <w:bCs/>
-                <w:sz w:val="22"/>
-                <w:szCs w:val="22"/>
-              </w:rPr>
-              <w:t xml:space="preserve"> and James Caverlee. Improving the Estimation of Tail Ratings in Recommender System with Multi-Latent Representations. The 13th ACM International Conference on Web Search and Data Mining, 2020.</w:t>
+              <w:rPr>
+                <w:rFonts w:ascii="Arial" w:hAnsi="Arial" w:cs="Arial"/>
+                <w:bCs/>
+                <w:sz w:val="22"/>
+                <w:szCs w:val="22"/>
+              </w:rPr>
+            </w:pPr>
+            <w:r>
+              <w:rPr>
+                <w:rFonts w:ascii="Arial" w:hAnsi="Arial" w:cs="Arial"/>
+                <w:bCs/>
+                <w:sz w:val="22"/>
+                <w:szCs w:val="22"/>
+              </w:rPr>
+              <w:t xml:space="preserve">Xing Zhao, Ziwei Zhu, and James Caverlee. Rabbit Holes and Taste Distortion: Distribution-Aware Recommendation with Evolving Interests. The </w:t>
+            </w:r>
+            <w:proofErr w:type="gramStart"/>
+            <w:r>
+              <w:rPr>
+                <w:rFonts w:ascii="Arial" w:hAnsi="Arial" w:cs="Arial"/>
+                <w:bCs/>
+                <w:sz w:val="22"/>
+                <w:szCs w:val="22"/>
+              </w:rPr>
+              <w:t>32th</w:t>
+            </w:r>
+            <w:proofErr w:type="gramEnd"/>
+            <w:r>
+              <w:rPr>
+                <w:rFonts w:ascii="Arial" w:hAnsi="Arial" w:cs="Arial"/>
+                <w:bCs/>
+                <w:sz w:val="22"/>
+                <w:szCs w:val="22"/>
+              </w:rPr>
+              <w:t xml:space="preserve"> International Conference on World Wide Web</w:t>
+            </w:r>
+            <w:r>
+              <w:rPr>
+                <w:rFonts w:ascii="Arial" w:hAnsi="Arial" w:cs="Arial"/>
+                <w:bCs/>
+                <w:sz w:val="22"/>
+                <w:szCs w:val="22"/>
+              </w:rPr>
+              <w:t>, 2021.</w:t>
             </w:r>
           </w:p>
         </w:tc>
@@ -4519,6 +4250,557 @@
                 <w:sz w:val="22"/>
                 <w:szCs w:val="22"/>
               </w:rPr>
+              <w:t>SDM</w:t>
+            </w:r>
+            <w:r>
+              <w:rPr>
+                <w:rFonts w:ascii="Arial" w:hAnsi="Arial" w:cs="Arial"/>
+                <w:sz w:val="22"/>
+                <w:szCs w:val="22"/>
+              </w:rPr>
+              <w:t xml:space="preserve"> </w:t>
+            </w:r>
+            <w:r>
+              <w:rPr>
+                <w:rFonts w:ascii="Arial" w:hAnsi="Arial" w:cs="Arial"/>
+                <w:sz w:val="22"/>
+                <w:szCs w:val="22"/>
+              </w:rPr>
+              <w:t>21</w:t>
+            </w:r>
+          </w:p>
+        </w:tc>
+        <w:tc>
+          <w:tcPr>
+            <w:tcW w:w="8852" w:type="dxa"/>
+          </w:tcPr>
+          <w:p>
+            <w:pPr>
+              <w:rPr>
+                <w:rFonts w:ascii="Arial" w:hAnsi="Arial" w:cs="Arial"/>
+                <w:bCs/>
+                <w:sz w:val="22"/>
+                <w:szCs w:val="22"/>
+              </w:rPr>
+            </w:pPr>
+            <w:r>
+              <w:rPr>
+                <w:rFonts w:ascii="Arial" w:hAnsi="Arial" w:cs="Arial"/>
+                <w:bCs/>
+                <w:sz w:val="22"/>
+                <w:szCs w:val="22"/>
+              </w:rPr>
+              <w:t>Jianling Wang, Kaize Ding, Ziwei Zhu, and James Caverlee. Session-based Recommendation with Hypergraph Attention Networks. The 2021 SIAM International Conference on Data Mining.</w:t>
+            </w:r>
+          </w:p>
+        </w:tc>
+      </w:tr>
+      <w:tr>
+        <w:trPr>
+          <w:trHeight w:val="20"/>
+        </w:trPr>
+        <w:tc>
+          <w:tcPr>
+            <w:tcW w:w="1530" w:type="dxa"/>
+          </w:tcPr>
+          <w:p>
+            <w:pPr>
+              <w:jc w:val="right"/>
+              <w:rPr>
+                <w:rFonts w:ascii="Arial" w:hAnsi="Arial" w:cs="Arial"/>
+                <w:sz w:val="22"/>
+                <w:szCs w:val="22"/>
+              </w:rPr>
+            </w:pPr>
+            <w:r>
+              <w:rPr>
+                <w:rFonts w:ascii="Arial" w:hAnsi="Arial" w:cs="Arial"/>
+                <w:sz w:val="22"/>
+                <w:szCs w:val="22"/>
+              </w:rPr>
+              <w:t>SIGIR</w:t>
+            </w:r>
+            <w:r>
+              <w:rPr>
+                <w:rFonts w:ascii="Arial" w:hAnsi="Arial" w:cs="Arial"/>
+                <w:sz w:val="22"/>
+                <w:szCs w:val="22"/>
+              </w:rPr>
+              <w:t xml:space="preserve"> </w:t>
+            </w:r>
+            <w:r>
+              <w:rPr>
+                <w:rFonts w:ascii="Arial" w:hAnsi="Arial" w:cs="Arial"/>
+                <w:sz w:val="22"/>
+                <w:szCs w:val="22"/>
+              </w:rPr>
+              <w:t>20</w:t>
+            </w:r>
+          </w:p>
+        </w:tc>
+        <w:tc>
+          <w:tcPr>
+            <w:tcW w:w="8852" w:type="dxa"/>
+          </w:tcPr>
+          <w:p>
+            <w:pPr>
+              <w:rPr>
+                <w:rFonts w:ascii="Arial" w:hAnsi="Arial" w:cs="Arial"/>
+                <w:bCs/>
+                <w:sz w:val="22"/>
+                <w:szCs w:val="22"/>
+              </w:rPr>
+            </w:pPr>
+            <w:r>
+              <w:rPr>
+                <w:rFonts w:ascii="Arial" w:hAnsi="Arial" w:cs="Arial"/>
+                <w:bCs/>
+                <w:sz w:val="22"/>
+                <w:szCs w:val="22"/>
+              </w:rPr>
+              <w:t xml:space="preserve">Ziwei Zhu, Shahin Sefati, Parsa </w:t>
+            </w:r>
+            <w:proofErr w:type="spellStart"/>
+            <w:r>
+              <w:rPr>
+                <w:rFonts w:ascii="Arial" w:hAnsi="Arial" w:cs="Arial"/>
+                <w:bCs/>
+                <w:sz w:val="22"/>
+                <w:szCs w:val="22"/>
+              </w:rPr>
+              <w:t>Saadatpanah</w:t>
+            </w:r>
+            <w:proofErr w:type="spellEnd"/>
+            <w:r>
+              <w:rPr>
+                <w:rFonts w:ascii="Arial" w:hAnsi="Arial" w:cs="Arial"/>
+                <w:bCs/>
+                <w:sz w:val="22"/>
+                <w:szCs w:val="22"/>
+              </w:rPr>
+              <w:t>, and James Caverlee. Recommendation for New Users and New Items via Randomized Training and Mixture-of-Experts Transformation. The 43</w:t>
+            </w:r>
+            <w:r>
+              <w:rPr>
+                <w:rFonts w:ascii="Arial" w:hAnsi="Arial" w:cs="Arial"/>
+                <w:bCs/>
+                <w:sz w:val="22"/>
+                <w:szCs w:val="22"/>
+              </w:rPr>
+              <w:t>rd</w:t>
+            </w:r>
+            <w:r>
+              <w:rPr>
+                <w:rFonts w:ascii="Arial" w:hAnsi="Arial" w:cs="Arial"/>
+                <w:bCs/>
+                <w:sz w:val="22"/>
+                <w:szCs w:val="22"/>
+              </w:rPr>
+              <w:t xml:space="preserve"> International ACM SIGIR Conference on Research and Development in Information Retrieval, 2020.</w:t>
+            </w:r>
+          </w:p>
+        </w:tc>
+      </w:tr>
+      <w:tr>
+        <w:trPr>
+          <w:trHeight w:val="20"/>
+        </w:trPr>
+        <w:tc>
+          <w:tcPr>
+            <w:tcW w:w="1530" w:type="dxa"/>
+          </w:tcPr>
+          <w:p>
+            <w:pPr>
+              <w:jc w:val="right"/>
+              <w:rPr>
+                <w:rFonts w:ascii="Arial" w:hAnsi="Arial" w:cs="Arial"/>
+                <w:sz w:val="22"/>
+                <w:szCs w:val="22"/>
+              </w:rPr>
+            </w:pPr>
+            <w:r>
+              <w:rPr>
+                <w:rFonts w:ascii="Arial" w:hAnsi="Arial" w:cs="Arial"/>
+                <w:sz w:val="22"/>
+                <w:szCs w:val="22"/>
+              </w:rPr>
+              <w:t>SIGIR</w:t>
+            </w:r>
+            <w:r>
+              <w:rPr>
+                <w:rFonts w:ascii="Arial" w:hAnsi="Arial" w:cs="Arial"/>
+                <w:sz w:val="22"/>
+                <w:szCs w:val="22"/>
+              </w:rPr>
+              <w:t xml:space="preserve"> </w:t>
+            </w:r>
+            <w:r>
+              <w:rPr>
+                <w:rFonts w:ascii="Arial" w:hAnsi="Arial" w:cs="Arial"/>
+                <w:sz w:val="22"/>
+                <w:szCs w:val="22"/>
+              </w:rPr>
+              <w:t>20</w:t>
+            </w:r>
+          </w:p>
+        </w:tc>
+        <w:tc>
+          <w:tcPr>
+            <w:tcW w:w="8852" w:type="dxa"/>
+          </w:tcPr>
+          <w:p>
+            <w:pPr>
+              <w:rPr>
+                <w:rFonts w:ascii="Arial" w:hAnsi="Arial" w:cs="Arial"/>
+                <w:bCs/>
+                <w:sz w:val="22"/>
+                <w:szCs w:val="22"/>
+              </w:rPr>
+            </w:pPr>
+            <w:r>
+              <w:rPr>
+                <w:rFonts w:ascii="Arial" w:hAnsi="Arial" w:cs="Arial"/>
+                <w:bCs/>
+                <w:sz w:val="22"/>
+                <w:szCs w:val="22"/>
+              </w:rPr>
+              <w:t>Ziwei Zhu, Jianling Wang, and James Caverlee. Measuring and Mitigating Item Under Recommendation Bias in Personalized Ranking Systems. The 43rd International ACM SIGIR Conference on Research and Development in Information Retrieval, 2020.</w:t>
+            </w:r>
+          </w:p>
+        </w:tc>
+      </w:tr>
+      <w:tr>
+        <w:trPr>
+          <w:trHeight w:val="20"/>
+        </w:trPr>
+        <w:tc>
+          <w:tcPr>
+            <w:tcW w:w="1530" w:type="dxa"/>
+          </w:tcPr>
+          <w:p>
+            <w:pPr>
+              <w:jc w:val="right"/>
+              <w:rPr>
+                <w:rFonts w:ascii="Arial" w:hAnsi="Arial" w:cs="Arial"/>
+                <w:sz w:val="22"/>
+                <w:szCs w:val="22"/>
+              </w:rPr>
+            </w:pPr>
+            <w:r>
+              <w:rPr>
+                <w:rFonts w:ascii="Arial" w:hAnsi="Arial" w:cs="Arial"/>
+                <w:sz w:val="22"/>
+                <w:szCs w:val="22"/>
+              </w:rPr>
+              <w:t>RecSys 20</w:t>
+            </w:r>
+          </w:p>
+        </w:tc>
+        <w:tc>
+          <w:tcPr>
+            <w:tcW w:w="8852" w:type="dxa"/>
+          </w:tcPr>
+          <w:p>
+            <w:pPr>
+              <w:tabs>
+                <w:tab w:val="left" w:pos="429"/>
+              </w:tabs>
+              <w:rPr>
+                <w:rFonts w:ascii="Arial" w:hAnsi="Arial" w:cs="Arial"/>
+                <w:bCs/>
+                <w:sz w:val="22"/>
+                <w:szCs w:val="22"/>
+              </w:rPr>
+            </w:pPr>
+            <w:r>
+              <w:rPr>
+                <w:rFonts w:ascii="Arial" w:hAnsi="Arial" w:cs="Arial"/>
+                <w:bCs/>
+                <w:sz w:val="22"/>
+                <w:szCs w:val="22"/>
+              </w:rPr>
+              <w:t>Ziwei Zhu, Yun He, Yin Zhang, and James Caverlee. Unbiased Implicit Recommendation and Propensity Estimation via Combinational Joint Learning. The 14th ACM Conference on Recommender Systems, 2020. (short paper)</w:t>
+            </w:r>
+          </w:p>
+        </w:tc>
+      </w:tr>
+      <w:tr>
+        <w:trPr>
+          <w:trHeight w:val="20"/>
+        </w:trPr>
+        <w:tc>
+          <w:tcPr>
+            <w:tcW w:w="1530" w:type="dxa"/>
+          </w:tcPr>
+          <w:p>
+            <w:pPr>
+              <w:jc w:val="right"/>
+              <w:rPr>
+                <w:rFonts w:ascii="Arial" w:hAnsi="Arial" w:cs="Arial"/>
+                <w:sz w:val="22"/>
+                <w:szCs w:val="22"/>
+              </w:rPr>
+            </w:pPr>
+            <w:r>
+              <w:rPr>
+                <w:rFonts w:ascii="Arial" w:hAnsi="Arial" w:cs="Arial"/>
+                <w:sz w:val="22"/>
+                <w:szCs w:val="22"/>
+              </w:rPr>
+              <w:t>RecSys 20</w:t>
+            </w:r>
+          </w:p>
+        </w:tc>
+        <w:tc>
+          <w:tcPr>
+            <w:tcW w:w="8852" w:type="dxa"/>
+          </w:tcPr>
+          <w:p>
+            <w:pPr>
+              <w:tabs>
+                <w:tab w:val="left" w:pos="429"/>
+              </w:tabs>
+              <w:rPr>
+                <w:rFonts w:ascii="Arial" w:hAnsi="Arial" w:cs="Arial"/>
+                <w:bCs/>
+                <w:sz w:val="22"/>
+                <w:szCs w:val="22"/>
+              </w:rPr>
+            </w:pPr>
+            <w:r>
+              <w:rPr>
+                <w:rFonts w:ascii="Arial" w:hAnsi="Arial" w:cs="Arial"/>
+                <w:bCs/>
+                <w:sz w:val="22"/>
+                <w:szCs w:val="22"/>
+              </w:rPr>
+              <w:t>Yin Zhang, Ziwei Zhu, Yun He, and James Caverlee. Content-Collaborative Disentanglement Representation Learning for Enhanced Recommendation. The 14th ACM Conference on Recommender Systems, 2020.</w:t>
+            </w:r>
+          </w:p>
+        </w:tc>
+      </w:tr>
+      <w:tr>
+        <w:trPr>
+          <w:trHeight w:val="20"/>
+        </w:trPr>
+        <w:tc>
+          <w:tcPr>
+            <w:tcW w:w="1530" w:type="dxa"/>
+          </w:tcPr>
+          <w:p>
+            <w:pPr>
+              <w:jc w:val="right"/>
+              <w:rPr>
+                <w:rFonts w:ascii="Arial" w:hAnsi="Arial" w:cs="Arial"/>
+                <w:sz w:val="22"/>
+                <w:szCs w:val="22"/>
+              </w:rPr>
+            </w:pPr>
+            <w:r>
+              <w:rPr>
+                <w:rFonts w:ascii="Arial" w:hAnsi="Arial" w:cs="Arial"/>
+                <w:sz w:val="22"/>
+                <w:szCs w:val="22"/>
+              </w:rPr>
+              <w:t>EMNLP 20</w:t>
+            </w:r>
+          </w:p>
+        </w:tc>
+        <w:tc>
+          <w:tcPr>
+            <w:tcW w:w="8852" w:type="dxa"/>
+          </w:tcPr>
+          <w:p>
+            <w:pPr>
+              <w:tabs>
+                <w:tab w:val="left" w:pos="429"/>
+              </w:tabs>
+              <w:rPr>
+                <w:rFonts w:ascii="Arial" w:hAnsi="Arial" w:cs="Arial"/>
+                <w:bCs/>
+                <w:sz w:val="22"/>
+                <w:szCs w:val="22"/>
+              </w:rPr>
+            </w:pPr>
+            <w:r>
+              <w:rPr>
+                <w:rFonts w:ascii="Arial" w:hAnsi="Arial" w:cs="Arial"/>
+                <w:bCs/>
+                <w:sz w:val="22"/>
+                <w:szCs w:val="22"/>
+              </w:rPr>
+              <w:t>Yun He, Ziwei Zhu, Yin Zhang, Qin Chen, and James Caverlee. Infusing Disease Knowledge into BERT for Health Question Answering, Medical Inference and Disease Name Recognition. The 2020 Conference on Empirical Methods in Natural Language Processing.</w:t>
+            </w:r>
+          </w:p>
+        </w:tc>
+      </w:tr>
+      <w:tr>
+        <w:trPr>
+          <w:trHeight w:val="20"/>
+        </w:trPr>
+        <w:tc>
+          <w:tcPr>
+            <w:tcW w:w="1530" w:type="dxa"/>
+          </w:tcPr>
+          <w:p>
+            <w:pPr>
+              <w:jc w:val="right"/>
+              <w:rPr>
+                <w:rFonts w:ascii="Arial" w:hAnsi="Arial" w:cs="Arial"/>
+                <w:sz w:val="22"/>
+                <w:szCs w:val="22"/>
+              </w:rPr>
+            </w:pPr>
+            <w:r>
+              <w:rPr>
+                <w:rFonts w:ascii="Arial" w:hAnsi="Arial" w:cs="Arial"/>
+                <w:sz w:val="22"/>
+                <w:szCs w:val="22"/>
+              </w:rPr>
+              <w:t>WWW 20</w:t>
+            </w:r>
+          </w:p>
+        </w:tc>
+        <w:tc>
+          <w:tcPr>
+            <w:tcW w:w="8852" w:type="dxa"/>
+          </w:tcPr>
+          <w:p>
+            <w:pPr>
+              <w:tabs>
+                <w:tab w:val="left" w:pos="429"/>
+              </w:tabs>
+              <w:rPr>
+                <w:rFonts w:ascii="Arial" w:hAnsi="Arial" w:cs="Arial"/>
+                <w:bCs/>
+                <w:sz w:val="22"/>
+                <w:szCs w:val="22"/>
+              </w:rPr>
+            </w:pPr>
+            <w:r>
+              <w:rPr>
+                <w:rFonts w:ascii="Arial" w:hAnsi="Arial" w:cs="Arial"/>
+                <w:bCs/>
+                <w:sz w:val="22"/>
+                <w:szCs w:val="22"/>
+              </w:rPr>
+              <w:t>Xing Zhao, Ziwei Zhu, Majid Alfifi, and James Caverlee. Addressing the Target Customer Distortion Problem in Recommender Systems. The 31st International Conference on World Wide Web, 2020. (short paper)</w:t>
+            </w:r>
+          </w:p>
+        </w:tc>
+      </w:tr>
+      <w:tr>
+        <w:trPr>
+          <w:trHeight w:val="20"/>
+        </w:trPr>
+        <w:tc>
+          <w:tcPr>
+            <w:tcW w:w="1530" w:type="dxa"/>
+          </w:tcPr>
+          <w:p>
+            <w:pPr>
+              <w:jc w:val="right"/>
+              <w:rPr>
+                <w:rFonts w:ascii="Arial" w:hAnsi="Arial" w:cs="Arial"/>
+                <w:sz w:val="22"/>
+                <w:szCs w:val="22"/>
+              </w:rPr>
+            </w:pPr>
+            <w:r>
+              <w:rPr>
+                <w:rFonts w:ascii="Arial" w:hAnsi="Arial" w:cs="Arial"/>
+                <w:sz w:val="22"/>
+                <w:szCs w:val="22"/>
+              </w:rPr>
+              <w:t>WSDM</w:t>
+            </w:r>
+            <w:r>
+              <w:rPr>
+                <w:rFonts w:ascii="Arial" w:hAnsi="Arial" w:cs="Arial"/>
+                <w:sz w:val="22"/>
+                <w:szCs w:val="22"/>
+              </w:rPr>
+              <w:t xml:space="preserve"> </w:t>
+            </w:r>
+            <w:r>
+              <w:rPr>
+                <w:rFonts w:ascii="Arial" w:hAnsi="Arial" w:cs="Arial"/>
+                <w:sz w:val="22"/>
+                <w:szCs w:val="22"/>
+              </w:rPr>
+              <w:t>20</w:t>
+            </w:r>
+          </w:p>
+        </w:tc>
+        <w:tc>
+          <w:tcPr>
+            <w:tcW w:w="8852" w:type="dxa"/>
+          </w:tcPr>
+          <w:p>
+            <w:pPr>
+              <w:tabs>
+                <w:tab w:val="left" w:pos="429"/>
+              </w:tabs>
+              <w:rPr>
+                <w:rFonts w:ascii="Arial" w:hAnsi="Arial" w:cs="Arial"/>
+                <w:bCs/>
+                <w:sz w:val="22"/>
+                <w:szCs w:val="22"/>
+              </w:rPr>
+            </w:pPr>
+            <w:r>
+              <w:rPr>
+                <w:rFonts w:ascii="Arial" w:hAnsi="Arial" w:cs="Arial"/>
+                <w:bCs/>
+                <w:sz w:val="22"/>
+                <w:szCs w:val="22"/>
+              </w:rPr>
+              <w:t>Xing Zhao, Ziwei Zhu, Yin Zhang</w:t>
+            </w:r>
+            <w:r>
+              <w:rPr>
+                <w:rFonts w:ascii="Arial" w:hAnsi="Arial" w:cs="Arial"/>
+                <w:bCs/>
+                <w:sz w:val="22"/>
+                <w:szCs w:val="22"/>
+              </w:rPr>
+              <w:t>,</w:t>
+            </w:r>
+            <w:r>
+              <w:rPr>
+                <w:rFonts w:ascii="Arial" w:hAnsi="Arial" w:cs="Arial"/>
+                <w:bCs/>
+                <w:sz w:val="22"/>
+                <w:szCs w:val="22"/>
+              </w:rPr>
+              <w:t xml:space="preserve"> and James Caverlee. Improving the Estimation of Tail Ratings in Recommender System with Multi-Latent Representations. The 13th ACM International Conference on Web Search and Data Mining, 2020.</w:t>
+            </w:r>
+          </w:p>
+        </w:tc>
+      </w:tr>
+      <w:tr>
+        <w:trPr>
+          <w:trHeight w:val="20"/>
+        </w:trPr>
+        <w:tc>
+          <w:tcPr>
+            <w:tcW w:w="1530" w:type="dxa"/>
+          </w:tcPr>
+          <w:p>
+            <w:pPr>
+              <w:jc w:val="right"/>
+              <w:rPr>
+                <w:rFonts w:ascii="Arial" w:hAnsi="Arial" w:cs="Arial"/>
+                <w:sz w:val="22"/>
+                <w:szCs w:val="22"/>
+              </w:rPr>
+            </w:pPr>
+            <w:r>
+              <w:rPr>
+                <w:rFonts w:ascii="Arial" w:hAnsi="Arial" w:cs="Arial"/>
+                <w:sz w:val="22"/>
+                <w:szCs w:val="22"/>
+              </w:rPr>
               <w:lastRenderedPageBreak/>
               <w:t>WSDM 20</w:t>
             </w:r>
@@ -4544,27 +4826,7 @@
                 <w:sz w:val="22"/>
                 <w:szCs w:val="22"/>
               </w:rPr>
-              <w:t xml:space="preserve">Jianling Wang, </w:t>
-            </w:r>
-            <w:proofErr w:type="spellStart"/>
-            <w:r>
-              <w:rPr>
-                <w:rFonts w:ascii="Arial" w:hAnsi="Arial" w:cs="Arial"/>
-                <w:bCs/>
-                <w:sz w:val="22"/>
-                <w:szCs w:val="22"/>
-              </w:rPr>
-              <w:t>Kaize</w:t>
-            </w:r>
-            <w:proofErr w:type="spellEnd"/>
-            <w:r>
-              <w:rPr>
-                <w:rFonts w:ascii="Arial" w:hAnsi="Arial" w:cs="Arial"/>
-                <w:bCs/>
-                <w:sz w:val="22"/>
-                <w:szCs w:val="22"/>
-              </w:rPr>
-              <w:t xml:space="preserve"> Ding, Ziwei Zhu, Yin Zhang</w:t>
+              <w:t>Jianling Wang, Kaize Ding, Ziwei Zhu, Yin Zhang</w:t>
             </w:r>
             <w:r>
               <w:rPr>
@@ -5256,16 +5518,110 @@
                 <w:sz w:val="22"/>
                 <w:szCs w:val="22"/>
               </w:rPr>
-              <w:t>Yuqing Zhou</w:t>
-            </w:r>
-            <w:r>
-              <w:rPr>
-                <w:rFonts w:ascii="Arial" w:hAnsi="Arial" w:cs="Arial"/>
-                <w:bCs/>
-                <w:sz w:val="22"/>
-                <w:szCs w:val="22"/>
-              </w:rPr>
-              <w:t xml:space="preserve"> and Ziwei Zhu</w:t>
+              <w:t>Bowen</w:t>
+            </w:r>
+            <w:r>
+              <w:rPr>
+                <w:rFonts w:ascii="Arial" w:hAnsi="Arial" w:cs="Arial"/>
+                <w:bCs/>
+                <w:sz w:val="22"/>
+                <w:szCs w:val="22"/>
+              </w:rPr>
+              <w:t xml:space="preserve"> </w:t>
+            </w:r>
+            <w:r>
+              <w:rPr>
+                <w:rFonts w:ascii="Arial" w:hAnsi="Arial" w:cs="Arial"/>
+                <w:b/>
+                <w:sz w:val="22"/>
+                <w:szCs w:val="22"/>
+              </w:rPr>
+              <w:t>Wei</w:t>
+            </w:r>
+            <w:r>
+              <w:rPr>
+                <w:rFonts w:ascii="Arial" w:hAnsi="Arial" w:cs="Arial"/>
+                <w:bCs/>
+                <w:sz w:val="22"/>
+                <w:szCs w:val="22"/>
+              </w:rPr>
+              <w:t xml:space="preserve">, </w:t>
+            </w:r>
+            <w:proofErr w:type="spellStart"/>
+            <w:r>
+              <w:rPr>
+                <w:rFonts w:ascii="Arial" w:hAnsi="Arial" w:cs="Arial"/>
+                <w:bCs/>
+                <w:sz w:val="22"/>
+                <w:szCs w:val="22"/>
+              </w:rPr>
+              <w:t>Yunbei</w:t>
+            </w:r>
+            <w:proofErr w:type="spellEnd"/>
+            <w:r>
+              <w:rPr>
+                <w:rFonts w:ascii="Arial" w:hAnsi="Arial" w:cs="Arial"/>
+                <w:bCs/>
+                <w:sz w:val="22"/>
+                <w:szCs w:val="22"/>
+              </w:rPr>
+              <w:t xml:space="preserve"> Zhang, </w:t>
+            </w:r>
+            <w:r>
+              <w:rPr>
+                <w:rFonts w:ascii="Arial" w:hAnsi="Arial" w:cs="Arial"/>
+                <w:b/>
+                <w:sz w:val="22"/>
+                <w:szCs w:val="22"/>
+              </w:rPr>
+              <w:t>Jinhao</w:t>
+            </w:r>
+            <w:r>
+              <w:rPr>
+                <w:rFonts w:ascii="Arial" w:hAnsi="Arial" w:cs="Arial"/>
+                <w:bCs/>
+                <w:sz w:val="22"/>
+                <w:szCs w:val="22"/>
+              </w:rPr>
+              <w:t xml:space="preserve"> </w:t>
+            </w:r>
+            <w:r>
+              <w:rPr>
+                <w:rFonts w:ascii="Arial" w:hAnsi="Arial" w:cs="Arial"/>
+                <w:b/>
+                <w:sz w:val="22"/>
+                <w:szCs w:val="22"/>
+              </w:rPr>
+              <w:t>Pan</w:t>
+            </w:r>
+            <w:r>
+              <w:rPr>
+                <w:rFonts w:ascii="Arial" w:hAnsi="Arial" w:cs="Arial"/>
+                <w:bCs/>
+                <w:sz w:val="22"/>
+                <w:szCs w:val="22"/>
+              </w:rPr>
+              <w:t xml:space="preserve">, Kai Mei, Xiao Wang, Jihun Hamm, Ziwei Zhu, </w:t>
+            </w:r>
+            <w:proofErr w:type="spellStart"/>
+            <w:r>
+              <w:rPr>
+                <w:rFonts w:ascii="Arial" w:hAnsi="Arial" w:cs="Arial"/>
+                <w:bCs/>
+                <w:sz w:val="22"/>
+                <w:szCs w:val="22"/>
+              </w:rPr>
+              <w:t>Yingqiang</w:t>
+            </w:r>
+            <w:proofErr w:type="spellEnd"/>
+            <w:r>
+              <w:rPr>
+                <w:rFonts w:ascii="Arial" w:hAnsi="Arial" w:cs="Arial"/>
+                <w:bCs/>
+                <w:sz w:val="22"/>
+                <w:szCs w:val="22"/>
+              </w:rPr>
+              <w:t xml:space="preserve"> Ge</w:t>
             </w:r>
             <w:r>
               <w:rPr>
@@ -5276,23 +5632,25 @@
               </w:rPr>
               <w:t xml:space="preserve">. </w:t>
             </w:r>
-            <w:r>
-              <w:rPr>
-                <w:rFonts w:ascii="Arial" w:hAnsi="Arial" w:cs="Arial"/>
-                <w:bCs/>
-                <w:sz w:val="22"/>
-                <w:szCs w:val="22"/>
-              </w:rPr>
-              <w:t>Towards Robust Text Classification: Mitigating Spurious Correlations with Causal Learning</w:t>
-            </w:r>
-            <w:r>
-              <w:rPr>
-                <w:rFonts w:ascii="Arial" w:hAnsi="Arial" w:cs="Arial"/>
-                <w:bCs/>
-                <w:sz w:val="22"/>
-                <w:szCs w:val="22"/>
-              </w:rPr>
-              <w:t xml:space="preserve">. </w:t>
+            <w:proofErr w:type="spellStart"/>
+            <w:r>
+              <w:rPr>
+                <w:rFonts w:ascii="Arial" w:hAnsi="Arial" w:cs="Arial"/>
+                <w:bCs/>
+                <w:sz w:val="22"/>
+                <w:szCs w:val="22"/>
+              </w:rPr>
+              <w:t>ClawSafety</w:t>
+            </w:r>
+            <w:proofErr w:type="spellEnd"/>
+            <w:r>
+              <w:rPr>
+                <w:rFonts w:ascii="Arial" w:hAnsi="Arial" w:cs="Arial"/>
+                <w:bCs/>
+                <w:sz w:val="22"/>
+                <w:szCs w:val="22"/>
+              </w:rPr>
+              <w:t>: "Safe" LLMs, Unsafe Agents.</w:t>
             </w:r>
           </w:p>
         </w:tc>
@@ -5339,6 +5697,7 @@
                 <w:szCs w:val="22"/>
               </w:rPr>
             </w:pPr>
+            <w:proofErr w:type="spellStart"/>
             <w:r>
               <w:rPr>
                 <w:rFonts w:ascii="Arial" w:hAnsi="Arial" w:cs="Arial"/>
@@ -5346,16 +5705,35 @@
                 <w:sz w:val="22"/>
                 <w:szCs w:val="22"/>
               </w:rPr>
-              <w:t>Bowen Wei</w:t>
-            </w:r>
-            <w:r>
-              <w:rPr>
-                <w:rFonts w:ascii="Arial" w:hAnsi="Arial" w:cs="Arial"/>
-                <w:bCs/>
-                <w:sz w:val="22"/>
-                <w:szCs w:val="22"/>
-              </w:rPr>
-              <w:t xml:space="preserve"> and Ziwei Zhu</w:t>
+              <w:t>Anjishnu</w:t>
+            </w:r>
+            <w:proofErr w:type="spellEnd"/>
+            <w:r>
+              <w:rPr>
+                <w:rFonts w:ascii="Arial" w:hAnsi="Arial" w:cs="Arial"/>
+                <w:bCs/>
+                <w:sz w:val="22"/>
+                <w:szCs w:val="22"/>
+              </w:rPr>
+              <w:t xml:space="preserve"> </w:t>
+            </w:r>
+            <w:r>
+              <w:rPr>
+                <w:rFonts w:ascii="Arial" w:hAnsi="Arial" w:cs="Arial"/>
+                <w:b/>
+                <w:sz w:val="22"/>
+                <w:szCs w:val="22"/>
+              </w:rPr>
+              <w:t>Mukherjee</w:t>
+            </w:r>
+            <w:r>
+              <w:rPr>
+                <w:rFonts w:ascii="Arial" w:hAnsi="Arial" w:cs="Arial"/>
+                <w:bCs/>
+                <w:sz w:val="22"/>
+                <w:szCs w:val="22"/>
+              </w:rPr>
+              <w:t>, Ziwei Zhu, Antonios Anastasopoulos</w:t>
             </w:r>
             <w:r>
               <w:rPr>
@@ -5373,36 +5751,7 @@
                 <w:sz w:val="22"/>
                 <w:szCs w:val="22"/>
               </w:rPr>
-              <w:t xml:space="preserve">Neural Symbolic Logical Rule Learner </w:t>
-            </w:r>
-            <w:proofErr w:type="gramStart"/>
-            <w:r>
-              <w:rPr>
-                <w:rFonts w:ascii="Arial" w:hAnsi="Arial" w:cs="Arial"/>
-                <w:bCs/>
-                <w:sz w:val="22"/>
-                <w:szCs w:val="22"/>
-              </w:rPr>
-              <w:t>For</w:t>
-            </w:r>
-            <w:proofErr w:type="gramEnd"/>
-            <w:r>
-              <w:rPr>
-                <w:rFonts w:ascii="Arial" w:hAnsi="Arial" w:cs="Arial"/>
-                <w:bCs/>
-                <w:sz w:val="22"/>
-                <w:szCs w:val="22"/>
-              </w:rPr>
-              <w:t xml:space="preserve"> Interpretable Learning</w:t>
-            </w:r>
-            <w:r>
-              <w:rPr>
-                <w:rFonts w:ascii="Arial" w:hAnsi="Arial" w:cs="Arial"/>
-                <w:bCs/>
-                <w:sz w:val="22"/>
-                <w:szCs w:val="22"/>
-              </w:rPr>
-              <w:t>.</w:t>
+              <w:t>Metadata Conditioned Large Language Models for Localization.</w:t>
             </w:r>
           </w:p>
         </w:tc>
@@ -5444,15 +5793,460 @@
             <w:pPr>
               <w:rPr>
                 <w:rFonts w:ascii="Arial" w:hAnsi="Arial" w:cs="Arial"/>
-                <w:sz w:val="22"/>
-                <w:szCs w:val="22"/>
+                <w:bCs/>
+                <w:sz w:val="22"/>
+                <w:szCs w:val="22"/>
+                <w:lang w:eastAsia="zh-CN"/>
               </w:rPr>
             </w:pPr>
             <w:r>
               <w:rPr>
                 <w:rFonts w:ascii="Arial" w:hAnsi="Arial" w:cs="Arial"/>
                 <w:b/>
-                <w:bCs/>
+                <w:sz w:val="22"/>
+                <w:szCs w:val="22"/>
+              </w:rPr>
+              <w:t>Mehrdad</w:t>
+            </w:r>
+            <w:r>
+              <w:rPr>
+                <w:rFonts w:ascii="Arial" w:hAnsi="Arial" w:cs="Arial"/>
+                <w:bCs/>
+                <w:sz w:val="22"/>
+                <w:szCs w:val="22"/>
+              </w:rPr>
+              <w:t xml:space="preserve"> </w:t>
+            </w:r>
+            <w:r>
+              <w:rPr>
+                <w:rFonts w:ascii="Arial" w:hAnsi="Arial" w:cs="Arial"/>
+                <w:b/>
+                <w:sz w:val="22"/>
+                <w:szCs w:val="22"/>
+              </w:rPr>
+              <w:t>Fazli</w:t>
+            </w:r>
+            <w:r>
+              <w:rPr>
+                <w:rFonts w:ascii="Arial" w:hAnsi="Arial" w:cs="Arial"/>
+                <w:bCs/>
+                <w:sz w:val="22"/>
+                <w:szCs w:val="22"/>
+              </w:rPr>
+              <w:t xml:space="preserve">, </w:t>
+            </w:r>
+            <w:r>
+              <w:rPr>
+                <w:rFonts w:ascii="Arial" w:hAnsi="Arial" w:cs="Arial"/>
+                <w:b/>
+                <w:sz w:val="22"/>
+                <w:szCs w:val="22"/>
+              </w:rPr>
+              <w:t>Bowen</w:t>
+            </w:r>
+            <w:r>
+              <w:rPr>
+                <w:rFonts w:ascii="Arial" w:hAnsi="Arial" w:cs="Arial"/>
+                <w:bCs/>
+                <w:sz w:val="22"/>
+                <w:szCs w:val="22"/>
+              </w:rPr>
+              <w:t xml:space="preserve"> </w:t>
+            </w:r>
+            <w:r>
+              <w:rPr>
+                <w:rFonts w:ascii="Arial" w:hAnsi="Arial" w:cs="Arial"/>
+                <w:b/>
+                <w:sz w:val="22"/>
+                <w:szCs w:val="22"/>
+              </w:rPr>
+              <w:t>Wei</w:t>
+            </w:r>
+            <w:r>
+              <w:rPr>
+                <w:rFonts w:ascii="Arial" w:hAnsi="Arial" w:cs="Arial"/>
+                <w:bCs/>
+                <w:sz w:val="22"/>
+                <w:szCs w:val="22"/>
+              </w:rPr>
+              <w:t>, Ziwei Zhu</w:t>
+            </w:r>
+            <w:r>
+              <w:rPr>
+                <w:rFonts w:ascii="Arial" w:hAnsi="Arial" w:cs="Arial"/>
+                <w:bCs/>
+                <w:sz w:val="22"/>
+                <w:szCs w:val="22"/>
+                <w:lang w:eastAsia="zh-CN"/>
+              </w:rPr>
+              <w:t xml:space="preserve">. </w:t>
+            </w:r>
+            <w:r>
+              <w:rPr>
+                <w:rFonts w:ascii="Arial" w:hAnsi="Arial" w:cs="Arial"/>
+                <w:bCs/>
+                <w:sz w:val="22"/>
+                <w:szCs w:val="22"/>
+                <w:lang w:eastAsia="zh-CN"/>
+              </w:rPr>
+              <w:t>Context-Aware Decoding for Faithful Vision-Language Generation.</w:t>
+            </w:r>
+            <w:r>
+              <w:rPr>
+                <w:rFonts w:ascii="Arial" w:hAnsi="Arial" w:cs="Arial"/>
+                <w:bCs/>
+                <w:sz w:val="22"/>
+                <w:szCs w:val="22"/>
+                <w:lang w:eastAsia="zh-CN"/>
+              </w:rPr>
+              <w:t xml:space="preserve"> </w:t>
+            </w:r>
+          </w:p>
+        </w:tc>
+      </w:tr>
+      <w:tr>
+        <w:trPr>
+          <w:trHeight w:val="20"/>
+        </w:trPr>
+        <w:tc>
+          <w:tcPr>
+            <w:tcW w:w="1530" w:type="dxa"/>
+          </w:tcPr>
+          <w:p>
+            <w:pPr>
+              <w:jc w:val="right"/>
+              <w:rPr>
+                <w:rFonts w:ascii="Arial" w:hAnsi="Arial" w:cs="Arial"/>
+                <w:sz w:val="22"/>
+                <w:szCs w:val="22"/>
+              </w:rPr>
+            </w:pPr>
+            <w:proofErr w:type="spellStart"/>
+            <w:r>
+              <w:rPr>
+                <w:rFonts w:ascii="Arial" w:hAnsi="Arial" w:cs="Arial"/>
+                <w:sz w:val="22"/>
+                <w:szCs w:val="22"/>
+              </w:rPr>
+              <w:t>arxiv</w:t>
+            </w:r>
+            <w:proofErr w:type="spellEnd"/>
+          </w:p>
+        </w:tc>
+        <w:tc>
+          <w:tcPr>
+            <w:tcW w:w="8852" w:type="dxa"/>
+          </w:tcPr>
+          <w:p>
+            <w:pPr>
+              <w:rPr>
+                <w:rFonts w:ascii="Arial" w:hAnsi="Arial" w:cs="Arial" w:hint="eastAsia"/>
+                <w:bCs/>
+                <w:sz w:val="22"/>
+                <w:szCs w:val="22"/>
+                <w:lang w:eastAsia="zh-CN"/>
+              </w:rPr>
+            </w:pPr>
+            <w:r>
+              <w:rPr>
+                <w:rFonts w:ascii="Arial" w:hAnsi="Arial" w:cs="Arial"/>
+                <w:b/>
+                <w:sz w:val="22"/>
+                <w:szCs w:val="22"/>
+              </w:rPr>
+              <w:t>Yuqing</w:t>
+            </w:r>
+            <w:r>
+              <w:rPr>
+                <w:rFonts w:ascii="Arial" w:hAnsi="Arial" w:cs="Arial"/>
+                <w:bCs/>
+                <w:sz w:val="22"/>
+                <w:szCs w:val="22"/>
+              </w:rPr>
+              <w:t xml:space="preserve"> </w:t>
+            </w:r>
+            <w:r>
+              <w:rPr>
+                <w:rFonts w:ascii="Arial" w:hAnsi="Arial" w:cs="Arial"/>
+                <w:b/>
+                <w:sz w:val="22"/>
+                <w:szCs w:val="22"/>
+              </w:rPr>
+              <w:t>Zhou</w:t>
+            </w:r>
+            <w:r>
+              <w:rPr>
+                <w:rFonts w:ascii="Arial" w:hAnsi="Arial" w:cs="Arial"/>
+                <w:bCs/>
+                <w:sz w:val="22"/>
+                <w:szCs w:val="22"/>
+              </w:rPr>
+              <w:t xml:space="preserve">, </w:t>
+            </w:r>
+            <w:proofErr w:type="spellStart"/>
+            <w:r>
+              <w:rPr>
+                <w:rFonts w:ascii="Arial" w:hAnsi="Arial" w:cs="Arial"/>
+                <w:bCs/>
+                <w:sz w:val="22"/>
+                <w:szCs w:val="22"/>
+              </w:rPr>
+              <w:t>Zhuoer</w:t>
+            </w:r>
+            <w:proofErr w:type="spellEnd"/>
+            <w:r>
+              <w:rPr>
+                <w:rFonts w:ascii="Arial" w:hAnsi="Arial" w:cs="Arial"/>
+                <w:bCs/>
+                <w:sz w:val="22"/>
+                <w:szCs w:val="22"/>
+              </w:rPr>
+              <w:t xml:space="preserve"> Wang, Jie Yuan, Hong Wang, Samson Koelle, Ziwei Zhu, Wei Niu</w:t>
+            </w:r>
+            <w:r>
+              <w:rPr>
+                <w:rFonts w:ascii="Arial" w:hAnsi="Arial" w:cs="Arial"/>
+                <w:bCs/>
+                <w:sz w:val="22"/>
+                <w:szCs w:val="22"/>
+                <w:lang w:eastAsia="zh-CN"/>
+              </w:rPr>
+              <w:t xml:space="preserve">. </w:t>
+            </w:r>
+            <w:r>
+              <w:rPr>
+                <w:rFonts w:ascii="Arial" w:hAnsi="Arial" w:cs="Arial"/>
+                <w:bCs/>
+                <w:sz w:val="22"/>
+                <w:szCs w:val="22"/>
+                <w:lang w:eastAsia="zh-CN"/>
+              </w:rPr>
+              <w:t>WISE-Flow: Workflow-Induced Structured Experience for Self-Evolving Conversational Service Agents.</w:t>
+            </w:r>
+          </w:p>
+        </w:tc>
+      </w:tr>
+      <w:tr>
+        <w:trPr>
+          <w:trHeight w:val="20"/>
+        </w:trPr>
+        <w:tc>
+          <w:tcPr>
+            <w:tcW w:w="1530" w:type="dxa"/>
+          </w:tcPr>
+          <w:p>
+            <w:pPr>
+              <w:jc w:val="right"/>
+              <w:rPr>
+                <w:rFonts w:ascii="Arial" w:hAnsi="Arial" w:cs="Arial"/>
+                <w:sz w:val="22"/>
+                <w:szCs w:val="22"/>
+              </w:rPr>
+            </w:pPr>
+            <w:proofErr w:type="spellStart"/>
+            <w:r>
+              <w:rPr>
+                <w:rFonts w:ascii="Arial" w:hAnsi="Arial" w:cs="Arial"/>
+                <w:sz w:val="22"/>
+                <w:szCs w:val="22"/>
+              </w:rPr>
+              <w:t>arxiv</w:t>
+            </w:r>
+            <w:proofErr w:type="spellEnd"/>
+          </w:p>
+        </w:tc>
+        <w:tc>
+          <w:tcPr>
+            <w:tcW w:w="8852" w:type="dxa"/>
+          </w:tcPr>
+          <w:p>
+            <w:pPr>
+              <w:rPr>
+                <w:rFonts w:ascii="Arial" w:hAnsi="Arial" w:cs="Arial"/>
+                <w:bCs/>
+                <w:sz w:val="22"/>
+                <w:szCs w:val="22"/>
+              </w:rPr>
+            </w:pPr>
+            <w:proofErr w:type="spellStart"/>
+            <w:r>
+              <w:rPr>
+                <w:rFonts w:ascii="Arial" w:hAnsi="Arial" w:cs="Arial"/>
+                <w:b/>
+                <w:sz w:val="22"/>
+                <w:szCs w:val="22"/>
+              </w:rPr>
+              <w:t>Mamnuya</w:t>
+            </w:r>
+            <w:proofErr w:type="spellEnd"/>
+            <w:r>
+              <w:rPr>
+                <w:rFonts w:ascii="Arial" w:hAnsi="Arial" w:cs="Arial"/>
+                <w:bCs/>
+                <w:sz w:val="22"/>
+                <w:szCs w:val="22"/>
+              </w:rPr>
+              <w:t xml:space="preserve"> </w:t>
+            </w:r>
+            <w:r>
+              <w:rPr>
+                <w:rFonts w:ascii="Arial" w:hAnsi="Arial" w:cs="Arial"/>
+                <w:b/>
+                <w:sz w:val="22"/>
+                <w:szCs w:val="22"/>
+              </w:rPr>
+              <w:t>Rinki</w:t>
+            </w:r>
+            <w:r>
+              <w:rPr>
+                <w:rFonts w:ascii="Arial" w:hAnsi="Arial" w:cs="Arial"/>
+                <w:bCs/>
+                <w:sz w:val="22"/>
+                <w:szCs w:val="22"/>
+              </w:rPr>
+              <w:t xml:space="preserve">, </w:t>
+            </w:r>
+            <w:r>
+              <w:rPr>
+                <w:rFonts w:ascii="Arial" w:hAnsi="Arial" w:cs="Arial"/>
+                <w:b/>
+                <w:sz w:val="22"/>
+                <w:szCs w:val="22"/>
+              </w:rPr>
+              <w:t>Chahat</w:t>
+            </w:r>
+            <w:r>
+              <w:rPr>
+                <w:rFonts w:ascii="Arial" w:hAnsi="Arial" w:cs="Arial"/>
+                <w:bCs/>
+                <w:sz w:val="22"/>
+                <w:szCs w:val="22"/>
+              </w:rPr>
+              <w:t xml:space="preserve"> </w:t>
+            </w:r>
+            <w:r>
+              <w:rPr>
+                <w:rFonts w:ascii="Arial" w:hAnsi="Arial" w:cs="Arial"/>
+                <w:b/>
+                <w:sz w:val="22"/>
+                <w:szCs w:val="22"/>
+              </w:rPr>
+              <w:t>Raj</w:t>
+            </w:r>
+            <w:r>
+              <w:rPr>
+                <w:rFonts w:ascii="Arial" w:hAnsi="Arial" w:cs="Arial"/>
+                <w:bCs/>
+                <w:sz w:val="22"/>
+                <w:szCs w:val="22"/>
+              </w:rPr>
+              <w:t xml:space="preserve">, </w:t>
+            </w:r>
+            <w:proofErr w:type="spellStart"/>
+            <w:r>
+              <w:rPr>
+                <w:rFonts w:ascii="Arial" w:hAnsi="Arial" w:cs="Arial"/>
+                <w:b/>
+                <w:sz w:val="22"/>
+                <w:szCs w:val="22"/>
+              </w:rPr>
+              <w:t>Anjishnu</w:t>
+            </w:r>
+            <w:proofErr w:type="spellEnd"/>
+            <w:r>
+              <w:rPr>
+                <w:rFonts w:ascii="Arial" w:hAnsi="Arial" w:cs="Arial"/>
+                <w:bCs/>
+                <w:sz w:val="22"/>
+                <w:szCs w:val="22"/>
+              </w:rPr>
+              <w:t xml:space="preserve"> </w:t>
+            </w:r>
+            <w:r>
+              <w:rPr>
+                <w:rFonts w:ascii="Arial" w:hAnsi="Arial" w:cs="Arial"/>
+                <w:b/>
+                <w:sz w:val="22"/>
+                <w:szCs w:val="22"/>
+              </w:rPr>
+              <w:t>Mukherjee</w:t>
+            </w:r>
+            <w:r>
+              <w:rPr>
+                <w:rFonts w:ascii="Arial" w:hAnsi="Arial" w:cs="Arial"/>
+                <w:bCs/>
+                <w:sz w:val="22"/>
+                <w:szCs w:val="22"/>
+              </w:rPr>
+              <w:t>, Ziwei Zhu</w:t>
+            </w:r>
+            <w:r>
+              <w:rPr>
+                <w:rFonts w:ascii="Arial" w:hAnsi="Arial" w:cs="Arial"/>
+                <w:bCs/>
+                <w:sz w:val="22"/>
+                <w:szCs w:val="22"/>
+              </w:rPr>
+              <w:t xml:space="preserve">. </w:t>
+            </w:r>
+            <w:r>
+              <w:rPr>
+                <w:rFonts w:ascii="Arial" w:hAnsi="Arial" w:cs="Arial"/>
+                <w:bCs/>
+                <w:sz w:val="22"/>
+                <w:szCs w:val="22"/>
+              </w:rPr>
+              <w:t>Measuring South Asian Biases in Large Language Models.</w:t>
+            </w:r>
+          </w:p>
+        </w:tc>
+      </w:tr>
+      <w:tr>
+        <w:trPr>
+          <w:trHeight w:val="20"/>
+        </w:trPr>
+        <w:tc>
+          <w:tcPr>
+            <w:tcW w:w="1530" w:type="dxa"/>
+          </w:tcPr>
+          <w:p>
+            <w:pPr>
+              <w:jc w:val="right"/>
+              <w:rPr>
+                <w:rFonts w:ascii="Arial" w:hAnsi="Arial" w:cs="Arial"/>
+                <w:sz w:val="22"/>
+                <w:szCs w:val="22"/>
+              </w:rPr>
+            </w:pPr>
+            <w:proofErr w:type="spellStart"/>
+            <w:r>
+              <w:rPr>
+                <w:rFonts w:ascii="Arial" w:hAnsi="Arial" w:cs="Arial"/>
+                <w:sz w:val="22"/>
+                <w:szCs w:val="22"/>
+              </w:rPr>
+              <w:t>arxiv</w:t>
+            </w:r>
+            <w:proofErr w:type="spellEnd"/>
+          </w:p>
+        </w:tc>
+        <w:tc>
+          <w:tcPr>
+            <w:tcW w:w="8852" w:type="dxa"/>
+          </w:tcPr>
+          <w:p>
+            <w:pPr>
+              <w:rPr>
+                <w:rFonts w:ascii="Arial" w:hAnsi="Arial" w:cs="Arial"/>
+                <w:bCs/>
+                <w:sz w:val="22"/>
+                <w:szCs w:val="22"/>
+              </w:rPr>
+            </w:pPr>
+            <w:r>
+              <w:rPr>
+                <w:rFonts w:ascii="Arial" w:hAnsi="Arial" w:cs="Arial"/>
+                <w:b/>
                 <w:sz w:val="22"/>
                 <w:szCs w:val="22"/>
               </w:rPr>
@@ -5461,6 +6255,7 @@
             <w:r>
               <w:rPr>
                 <w:rFonts w:ascii="Arial" w:hAnsi="Arial" w:cs="Arial"/>
+                <w:bCs/>
                 <w:sz w:val="22"/>
                 <w:szCs w:val="22"/>
               </w:rPr>
@@ -5469,6 +6264,7 @@
             <w:r>
               <w:rPr>
                 <w:rFonts w:ascii="Arial" w:hAnsi="Arial" w:cs="Arial"/>
+                <w:bCs/>
                 <w:sz w:val="22"/>
                 <w:szCs w:val="22"/>
               </w:rPr>
@@ -5477,14 +6273,36 @@
             <w:r>
               <w:rPr>
                 <w:rFonts w:ascii="Arial" w:hAnsi="Arial" w:cs="Arial"/>
-                <w:sz w:val="22"/>
-                <w:szCs w:val="22"/>
-              </w:rPr>
-              <w:t>Advancing Interpretability in Text Classification through Prototype Learning</w:t>
-            </w:r>
-            <w:r>
-              <w:rPr>
-                <w:rFonts w:ascii="Arial" w:hAnsi="Arial" w:cs="Arial"/>
+                <w:bCs/>
+                <w:sz w:val="22"/>
+                <w:szCs w:val="22"/>
+              </w:rPr>
+              <w:t xml:space="preserve">Neural Symbolic Logical Rule Learner </w:t>
+            </w:r>
+            <w:proofErr w:type="gramStart"/>
+            <w:r>
+              <w:rPr>
+                <w:rFonts w:ascii="Arial" w:hAnsi="Arial" w:cs="Arial"/>
+                <w:bCs/>
+                <w:sz w:val="22"/>
+                <w:szCs w:val="22"/>
+              </w:rPr>
+              <w:t>For</w:t>
+            </w:r>
+            <w:proofErr w:type="gramEnd"/>
+            <w:r>
+              <w:rPr>
+                <w:rFonts w:ascii="Arial" w:hAnsi="Arial" w:cs="Arial"/>
+                <w:bCs/>
+                <w:sz w:val="22"/>
+                <w:szCs w:val="22"/>
+              </w:rPr>
+              <w:t xml:space="preserve"> Interpretable Learning</w:t>
+            </w:r>
+            <w:r>
+              <w:rPr>
+                <w:rFonts w:ascii="Arial" w:hAnsi="Arial" w:cs="Arial"/>
+                <w:bCs/>
                 <w:sz w:val="22"/>
                 <w:szCs w:val="22"/>
               </w:rPr>
@@ -5666,7 +6484,7 @@
                 <w:sz w:val="22"/>
                 <w:szCs w:val="22"/>
               </w:rPr>
-              <w:t>PaRiS</w:t>
+              <w:t>NeurIPS</w:t>
             </w:r>
             <w:proofErr w:type="spellEnd"/>
             <w:r>
@@ -5675,7 +6493,25 @@
                 <w:sz w:val="22"/>
                 <w:szCs w:val="22"/>
               </w:rPr>
-              <w:t xml:space="preserve"> 24</w:t>
+              <w:t xml:space="preserve"> LLM </w:t>
+            </w:r>
+            <w:proofErr w:type="spellStart"/>
+            <w:r>
+              <w:rPr>
+                <w:rFonts w:ascii="Arial" w:hAnsi="Arial" w:cs="Arial"/>
+                <w:sz w:val="22"/>
+                <w:szCs w:val="22"/>
+              </w:rPr>
+              <w:t>EVAl</w:t>
+            </w:r>
+            <w:proofErr w:type="spellEnd"/>
+            <w:r>
+              <w:rPr>
+                <w:rFonts w:ascii="Arial" w:hAnsi="Arial" w:cs="Arial"/>
+                <w:sz w:val="22"/>
+                <w:szCs w:val="22"/>
+              </w:rPr>
+              <w:t xml:space="preserve"> 2025</w:t>
             </w:r>
           </w:p>
         </w:tc>
@@ -5699,7 +6535,25 @@
                 <w:sz w:val="22"/>
                 <w:szCs w:val="22"/>
               </w:rPr>
-              <w:t>Jinhao Pan</w:t>
+              <w:t>Jinhao</w:t>
+            </w:r>
+            <w:r>
+              <w:rPr>
+                <w:rFonts w:ascii="Arial" w:hAnsi="Arial" w:cs="Arial"/>
+                <w:bCs/>
+                <w:sz w:val="22"/>
+                <w:szCs w:val="22"/>
+              </w:rPr>
+              <w:t xml:space="preserve"> </w:t>
+            </w:r>
+            <w:r>
+              <w:rPr>
+                <w:rFonts w:ascii="Arial" w:hAnsi="Arial" w:cs="Arial"/>
+                <w:b/>
+                <w:sz w:val="22"/>
+                <w:szCs w:val="22"/>
+              </w:rPr>
+              <w:t>Pan</w:t>
             </w:r>
             <w:r>
               <w:rPr>
@@ -5717,25 +6571,7 @@
                 <w:sz w:val="22"/>
                 <w:szCs w:val="22"/>
               </w:rPr>
-              <w:t>Bowen Wei</w:t>
-            </w:r>
-            <w:r>
-              <w:rPr>
-                <w:rFonts w:ascii="Arial" w:hAnsi="Arial" w:cs="Arial"/>
-                <w:bCs/>
-                <w:sz w:val="22"/>
-                <w:szCs w:val="22"/>
-              </w:rPr>
-              <w:t xml:space="preserve">,  and Ziwei Zhu. </w:t>
-            </w:r>
-            <w:r>
-              <w:rPr>
-                <w:rFonts w:ascii="Arial" w:hAnsi="Arial" w:cs="Arial"/>
-                <w:bCs/>
-                <w:sz w:val="22"/>
-                <w:szCs w:val="22"/>
-              </w:rPr>
-              <w:t>Reducing User Mainstream Bias in Personalized</w:t>
+              <w:t>Kyle</w:t>
             </w:r>
             <w:r>
               <w:rPr>
@@ -5749,11 +6585,56 @@
             <w:r>
               <w:rPr>
                 <w:rFonts w:ascii="Arial" w:hAnsi="Arial" w:cs="Arial"/>
-                <w:bCs/>
-                <w:sz w:val="22"/>
-                <w:szCs w:val="22"/>
-              </w:rPr>
-              <w:t>Recommendation via End-to-End Adaptive Local Learning</w:t>
+                <w:b/>
+                <w:sz w:val="22"/>
+                <w:szCs w:val="22"/>
+              </w:rPr>
+              <w:t>Li</w:t>
+            </w:r>
+            <w:r>
+              <w:rPr>
+                <w:rFonts w:ascii="Arial" w:hAnsi="Arial" w:cs="Arial"/>
+                <w:bCs/>
+                <w:sz w:val="22"/>
+                <w:szCs w:val="22"/>
+              </w:rPr>
+              <w:t xml:space="preserve">, </w:t>
+            </w:r>
+            <w:r>
+              <w:rPr>
+                <w:rFonts w:ascii="Arial" w:hAnsi="Arial" w:cs="Arial"/>
+                <w:b/>
+                <w:sz w:val="22"/>
+                <w:szCs w:val="22"/>
+              </w:rPr>
+              <w:t>Bowen</w:t>
+            </w:r>
+            <w:r>
+              <w:rPr>
+                <w:rFonts w:ascii="Arial" w:hAnsi="Arial" w:cs="Arial"/>
+                <w:bCs/>
+                <w:sz w:val="22"/>
+                <w:szCs w:val="22"/>
+              </w:rPr>
+              <w:t xml:space="preserve"> </w:t>
+            </w:r>
+            <w:r>
+              <w:rPr>
+                <w:rFonts w:ascii="Arial" w:hAnsi="Arial" w:cs="Arial"/>
+                <w:b/>
+                <w:sz w:val="22"/>
+                <w:szCs w:val="22"/>
+              </w:rPr>
+              <w:t>Wei</w:t>
+            </w:r>
+            <w:r>
+              <w:rPr>
+                <w:rFonts w:ascii="Arial" w:hAnsi="Arial" w:cs="Arial"/>
+                <w:bCs/>
+                <w:sz w:val="22"/>
+                <w:szCs w:val="22"/>
+              </w:rPr>
+              <w:t>, Ziwei Zhu</w:t>
             </w:r>
             <w:r>
               <w:rPr>
@@ -5771,7 +6652,16 @@
                 <w:sz w:val="22"/>
                 <w:szCs w:val="22"/>
               </w:rPr>
-              <w:t>Third Workshop on Personalization and Recommendations in Search (</w:t>
+              <w:t>A Benchmark for Description-Based Evaluation of Social Bias in LLMs</w:t>
+            </w:r>
+            <w:r>
+              <w:rPr>
+                <w:rFonts w:ascii="Arial" w:hAnsi="Arial" w:cs="Arial"/>
+                <w:bCs/>
+                <w:sz w:val="22"/>
+                <w:szCs w:val="22"/>
+              </w:rPr>
+              <w:t xml:space="preserve">. </w:t>
             </w:r>
             <w:proofErr w:type="spellStart"/>
             <w:r>
@@ -5781,7 +6671,7 @@
                 <w:sz w:val="22"/>
                 <w:szCs w:val="22"/>
               </w:rPr>
-              <w:t>PaRiS</w:t>
+              <w:t>NeurIPS</w:t>
             </w:r>
             <w:proofErr w:type="spellEnd"/>
             <w:r>
@@ -5791,25 +6681,7 @@
                 <w:sz w:val="22"/>
                 <w:szCs w:val="22"/>
               </w:rPr>
-              <w:t>)</w:t>
-            </w:r>
-            <w:r>
-              <w:rPr>
-                <w:rFonts w:ascii="Arial" w:hAnsi="Arial" w:cs="Arial"/>
-                <w:bCs/>
-                <w:sz w:val="22"/>
-                <w:szCs w:val="22"/>
-              </w:rPr>
-              <w:t xml:space="preserve"> </w:t>
-            </w:r>
-            <w:r>
-              <w:rPr>
-                <w:rFonts w:ascii="Arial" w:hAnsi="Arial" w:cs="Arial"/>
-                <w:bCs/>
-                <w:sz w:val="22"/>
-                <w:szCs w:val="22"/>
-              </w:rPr>
-              <w:t>at the SIGIR 2024</w:t>
+              <w:t xml:space="preserve"> 2025 Workshop on Evaluating the Evolving LLM Lifecycle: Benchmarks, Emergent Abilities, and Scaling</w:t>
             </w:r>
             <w:r>
               <w:rPr>
@@ -5840,13 +6712,58 @@
                 <w:szCs w:val="22"/>
               </w:rPr>
             </w:pPr>
-            <w:r>
-              <w:rPr>
-                <w:rFonts w:ascii="Arial" w:hAnsi="Arial" w:cs="Arial"/>
-                <w:sz w:val="22"/>
-                <w:szCs w:val="22"/>
-              </w:rPr>
-              <w:t>EAI 23</w:t>
+            <w:proofErr w:type="spellStart"/>
+            <w:r>
+              <w:rPr>
+                <w:rFonts w:ascii="Arial" w:hAnsi="Arial" w:cs="Arial"/>
+                <w:sz w:val="22"/>
+                <w:szCs w:val="22"/>
+              </w:rPr>
+              <w:lastRenderedPageBreak/>
+              <w:t>NeurIPS</w:t>
+            </w:r>
+            <w:proofErr w:type="spellEnd"/>
+            <w:r>
+              <w:rPr>
+                <w:rFonts w:ascii="Arial" w:hAnsi="Arial" w:cs="Arial"/>
+                <w:sz w:val="22"/>
+                <w:szCs w:val="22"/>
+              </w:rPr>
+              <w:t xml:space="preserve"> </w:t>
+            </w:r>
+            <w:proofErr w:type="spellStart"/>
+            <w:r>
+              <w:rPr>
+                <w:rFonts w:ascii="Arial" w:hAnsi="Arial" w:cs="Arial"/>
+                <w:sz w:val="22"/>
+                <w:szCs w:val="22"/>
+              </w:rPr>
+              <w:t>ML</w:t>
+            </w:r>
+            <w:r>
+              <w:rPr>
+                <w:rFonts w:ascii="Arial" w:hAnsi="Arial" w:cs="Arial"/>
+                <w:sz w:val="22"/>
+                <w:szCs w:val="22"/>
+              </w:rPr>
+              <w:t>x</w:t>
+            </w:r>
+            <w:r>
+              <w:rPr>
+                <w:rFonts w:ascii="Arial" w:hAnsi="Arial" w:cs="Arial"/>
+                <w:sz w:val="22"/>
+                <w:szCs w:val="22"/>
+              </w:rPr>
+              <w:t>OR</w:t>
+            </w:r>
+            <w:proofErr w:type="spellEnd"/>
+            <w:r>
+              <w:rPr>
+                <w:rFonts w:ascii="Arial" w:hAnsi="Arial" w:cs="Arial"/>
+                <w:sz w:val="22"/>
+                <w:szCs w:val="22"/>
+              </w:rPr>
+              <w:t xml:space="preserve"> 2025</w:t>
             </w:r>
           </w:p>
         </w:tc>
@@ -5866,11 +6783,158 @@
             <w:r>
               <w:rPr>
                 <w:rFonts w:ascii="Arial" w:hAnsi="Arial" w:cs="Arial"/>
-                <w:bCs/>
-                <w:sz w:val="22"/>
-                <w:szCs w:val="22"/>
-              </w:rPr>
-              <w:t>Han Zhang, Ziwei Zhu, and James Caverlee. Alleviating Filter Bubbles and Polarization in News Recommendation via Dynamic Calibration. 2nd ACM SIGKDD Workshop on Ethical Artificial Intelligence: Methods and Applications, 2023.</w:t>
+                <w:b/>
+                <w:sz w:val="22"/>
+                <w:szCs w:val="22"/>
+              </w:rPr>
+              <w:t>Bowen</w:t>
+            </w:r>
+            <w:r>
+              <w:rPr>
+                <w:rFonts w:ascii="Arial" w:hAnsi="Arial" w:cs="Arial"/>
+                <w:bCs/>
+                <w:sz w:val="22"/>
+                <w:szCs w:val="22"/>
+              </w:rPr>
+              <w:t xml:space="preserve"> </w:t>
+            </w:r>
+            <w:r>
+              <w:rPr>
+                <w:rFonts w:ascii="Arial" w:hAnsi="Arial" w:cs="Arial"/>
+                <w:b/>
+                <w:sz w:val="22"/>
+                <w:szCs w:val="22"/>
+              </w:rPr>
+              <w:t>Wei</w:t>
+            </w:r>
+            <w:r>
+              <w:rPr>
+                <w:rFonts w:ascii="Arial" w:hAnsi="Arial" w:cs="Arial"/>
+                <w:bCs/>
+                <w:sz w:val="22"/>
+                <w:szCs w:val="22"/>
+              </w:rPr>
+              <w:t xml:space="preserve">, </w:t>
+            </w:r>
+            <w:r>
+              <w:rPr>
+                <w:rFonts w:ascii="Arial" w:hAnsi="Arial" w:cs="Arial"/>
+                <w:b/>
+                <w:sz w:val="22"/>
+                <w:szCs w:val="22"/>
+              </w:rPr>
+              <w:t>Jinhao</w:t>
+            </w:r>
+            <w:r>
+              <w:rPr>
+                <w:rFonts w:ascii="Arial" w:hAnsi="Arial" w:cs="Arial"/>
+                <w:bCs/>
+                <w:sz w:val="22"/>
+                <w:szCs w:val="22"/>
+              </w:rPr>
+              <w:t xml:space="preserve"> </w:t>
+            </w:r>
+            <w:r>
+              <w:rPr>
+                <w:rFonts w:ascii="Arial" w:hAnsi="Arial" w:cs="Arial"/>
+                <w:b/>
+                <w:sz w:val="22"/>
+                <w:szCs w:val="22"/>
+              </w:rPr>
+              <w:t>Pan</w:t>
+            </w:r>
+            <w:r>
+              <w:rPr>
+                <w:rFonts w:ascii="Arial" w:hAnsi="Arial" w:cs="Arial"/>
+                <w:bCs/>
+                <w:sz w:val="22"/>
+                <w:szCs w:val="22"/>
+              </w:rPr>
+              <w:t>, Ziwei Zhu</w:t>
+            </w:r>
+            <w:r>
+              <w:rPr>
+                <w:rFonts w:ascii="Arial" w:hAnsi="Arial" w:cs="Arial"/>
+                <w:bCs/>
+                <w:sz w:val="22"/>
+                <w:szCs w:val="22"/>
+              </w:rPr>
+              <w:t xml:space="preserve">. </w:t>
+            </w:r>
+            <w:r>
+              <w:rPr>
+                <w:rFonts w:ascii="Arial" w:hAnsi="Arial" w:cs="Arial"/>
+                <w:bCs/>
+                <w:sz w:val="22"/>
+                <w:szCs w:val="22"/>
+              </w:rPr>
+              <w:t>Fine-Grained Prototype-Based Interpretability for Operational Text Classification</w:t>
+            </w:r>
+            <w:r>
+              <w:rPr>
+                <w:rFonts w:ascii="Arial" w:hAnsi="Arial" w:cs="Arial"/>
+                <w:bCs/>
+                <w:sz w:val="22"/>
+                <w:szCs w:val="22"/>
+              </w:rPr>
+              <w:t xml:space="preserve">. </w:t>
+            </w:r>
+            <w:proofErr w:type="spellStart"/>
+            <w:r>
+              <w:rPr>
+                <w:rFonts w:ascii="Arial" w:hAnsi="Arial" w:cs="Arial"/>
+                <w:bCs/>
+                <w:sz w:val="22"/>
+                <w:szCs w:val="22"/>
+              </w:rPr>
+              <w:t>NeurIPS</w:t>
+            </w:r>
+            <w:proofErr w:type="spellEnd"/>
+            <w:r>
+              <w:rPr>
+                <w:rFonts w:ascii="Arial" w:hAnsi="Arial" w:cs="Arial"/>
+                <w:bCs/>
+                <w:sz w:val="22"/>
+                <w:szCs w:val="22"/>
+              </w:rPr>
+              <w:t xml:space="preserve"> 2025 </w:t>
+            </w:r>
+            <w:r>
+              <w:rPr>
+                <w:rFonts w:ascii="Arial" w:hAnsi="Arial" w:cs="Arial"/>
+                <w:bCs/>
+                <w:sz w:val="22"/>
+                <w:szCs w:val="22"/>
+              </w:rPr>
+              <w:t>ML×OR Workshop:</w:t>
+            </w:r>
+          </w:p>
+          <w:p>
+            <w:pPr>
+              <w:rPr>
+                <w:rFonts w:ascii="Arial" w:hAnsi="Arial" w:cs="Arial"/>
+                <w:b/>
+                <w:sz w:val="22"/>
+                <w:szCs w:val="22"/>
+              </w:rPr>
+            </w:pPr>
+            <w:r>
+              <w:rPr>
+                <w:rFonts w:ascii="Arial" w:hAnsi="Arial" w:cs="Arial"/>
+                <w:bCs/>
+                <w:sz w:val="22"/>
+                <w:szCs w:val="22"/>
+              </w:rPr>
+              <w:t>Mathematical Foundations and Operational Integration of Machine Learning for Uncertainty-Aware Decision-Making</w:t>
+            </w:r>
+            <w:r>
+              <w:rPr>
+                <w:rFonts w:ascii="Arial" w:hAnsi="Arial" w:cs="Arial"/>
+                <w:bCs/>
+                <w:sz w:val="22"/>
+                <w:szCs w:val="22"/>
+              </w:rPr>
+              <w:t>.</w:t>
             </w:r>
           </w:p>
         </w:tc>
@@ -5899,7 +6963,7 @@
                 <w:sz w:val="22"/>
                 <w:szCs w:val="22"/>
               </w:rPr>
-              <w:t>FAccTRec</w:t>
+              <w:t>NeurIPS</w:t>
             </w:r>
             <w:proofErr w:type="spellEnd"/>
             <w:r>
@@ -5908,7 +6972,7 @@
                 <w:sz w:val="22"/>
                 <w:szCs w:val="22"/>
               </w:rPr>
-              <w:t xml:space="preserve"> 22</w:t>
+              <w:t xml:space="preserve"> LAW 2025</w:t>
             </w:r>
           </w:p>
         </w:tc>
@@ -5928,11 +6992,101 @@
             <w:r>
               <w:rPr>
                 <w:rFonts w:ascii="Arial" w:hAnsi="Arial" w:cs="Arial"/>
-                <w:bCs/>
-                <w:sz w:val="22"/>
-                <w:szCs w:val="22"/>
-              </w:rPr>
-              <w:t xml:space="preserve">Allen Lin, Ziwei Zhu, Jianling Wang, and James Caverlee. Towards Fair Conversational Recommender Systems. The 5th </w:t>
+                <w:b/>
+                <w:sz w:val="22"/>
+                <w:szCs w:val="22"/>
+              </w:rPr>
+              <w:t>Bowen</w:t>
+            </w:r>
+            <w:r>
+              <w:rPr>
+                <w:rFonts w:ascii="Arial" w:hAnsi="Arial" w:cs="Arial"/>
+                <w:bCs/>
+                <w:sz w:val="22"/>
+                <w:szCs w:val="22"/>
+              </w:rPr>
+              <w:t xml:space="preserve"> </w:t>
+            </w:r>
+            <w:r>
+              <w:rPr>
+                <w:rFonts w:ascii="Arial" w:hAnsi="Arial" w:cs="Arial"/>
+                <w:b/>
+                <w:sz w:val="22"/>
+                <w:szCs w:val="22"/>
+              </w:rPr>
+              <w:t>Wei</w:t>
+            </w:r>
+            <w:r>
+              <w:rPr>
+                <w:rFonts w:ascii="Arial" w:hAnsi="Arial" w:cs="Arial"/>
+                <w:bCs/>
+                <w:sz w:val="22"/>
+                <w:szCs w:val="22"/>
+              </w:rPr>
+              <w:t xml:space="preserve">, Yuan Shen Tay, Howard Liu, </w:t>
+            </w:r>
+            <w:r>
+              <w:rPr>
+                <w:rFonts w:ascii="Arial" w:hAnsi="Arial" w:cs="Arial"/>
+                <w:b/>
+                <w:sz w:val="22"/>
+                <w:szCs w:val="22"/>
+              </w:rPr>
+              <w:t>Jinhao</w:t>
+            </w:r>
+            <w:r>
+              <w:rPr>
+                <w:rFonts w:ascii="Arial" w:hAnsi="Arial" w:cs="Arial"/>
+                <w:bCs/>
+                <w:sz w:val="22"/>
+                <w:szCs w:val="22"/>
+              </w:rPr>
+              <w:t xml:space="preserve"> </w:t>
+            </w:r>
+            <w:r>
+              <w:rPr>
+                <w:rFonts w:ascii="Arial" w:hAnsi="Arial" w:cs="Arial"/>
+                <w:b/>
+                <w:sz w:val="22"/>
+                <w:szCs w:val="22"/>
+              </w:rPr>
+              <w:t>Pan</w:t>
+            </w:r>
+            <w:r>
+              <w:rPr>
+                <w:rFonts w:ascii="Arial" w:hAnsi="Arial" w:cs="Arial"/>
+                <w:bCs/>
+                <w:sz w:val="22"/>
+                <w:szCs w:val="22"/>
+              </w:rPr>
+              <w:t>, Kun Luo, Ziwei Zhu, Chris Jordan</w:t>
+            </w:r>
+            <w:r>
+              <w:rPr>
+                <w:rFonts w:ascii="Arial" w:hAnsi="Arial" w:cs="Arial"/>
+                <w:bCs/>
+                <w:sz w:val="22"/>
+                <w:szCs w:val="22"/>
+              </w:rPr>
+              <w:t xml:space="preserve">. </w:t>
+            </w:r>
+            <w:r>
+              <w:rPr>
+                <w:rFonts w:ascii="Arial" w:hAnsi="Arial" w:cs="Arial"/>
+                <w:bCs/>
+                <w:sz w:val="22"/>
+                <w:szCs w:val="22"/>
+              </w:rPr>
+              <w:t>CORTEX: Collaborative LLM Agents for High-Stakes Alert Triage</w:t>
+            </w:r>
+            <w:r>
+              <w:rPr>
+                <w:rFonts w:ascii="Arial" w:hAnsi="Arial" w:cs="Arial"/>
+                <w:bCs/>
+                <w:sz w:val="22"/>
+                <w:szCs w:val="22"/>
+              </w:rPr>
+              <w:t xml:space="preserve">. </w:t>
             </w:r>
             <w:proofErr w:type="spellStart"/>
             <w:r>
@@ -5942,7 +7096,7 @@
                 <w:sz w:val="22"/>
                 <w:szCs w:val="22"/>
               </w:rPr>
-              <w:t>FAccTRec</w:t>
+              <w:t>NeurIPS</w:t>
             </w:r>
             <w:proofErr w:type="spellEnd"/>
             <w:r>
@@ -5952,7 +7106,7 @@
                 <w:sz w:val="22"/>
                 <w:szCs w:val="22"/>
               </w:rPr>
-              <w:t xml:space="preserve"> Workshop on Responsible Recommendation at RecSys 2022.</w:t>
+              <w:t xml:space="preserve"> 2025 Workshop on Bridging Language, Agent, and World Models for Reasoning and Planning.</w:t>
             </w:r>
           </w:p>
         </w:tc>
@@ -5974,14 +7128,23 @@
                 <w:szCs w:val="22"/>
               </w:rPr>
             </w:pPr>
-            <w:r>
-              <w:rPr>
-                <w:rFonts w:ascii="Arial" w:hAnsi="Arial" w:cs="Arial"/>
-                <w:sz w:val="22"/>
-                <w:szCs w:val="22"/>
-              </w:rPr>
-              <w:lastRenderedPageBreak/>
-              <w:t>DSAI4RRS</w:t>
+            <w:proofErr w:type="spellStart"/>
+            <w:r>
+              <w:rPr>
+                <w:rFonts w:ascii="Arial" w:hAnsi="Arial" w:cs="Arial"/>
+                <w:sz w:val="22"/>
+                <w:szCs w:val="22"/>
+              </w:rPr>
+              <w:t>PaRiS</w:t>
+            </w:r>
+            <w:proofErr w:type="spellEnd"/>
+            <w:r>
+              <w:rPr>
+                <w:rFonts w:ascii="Arial" w:hAnsi="Arial" w:cs="Arial"/>
+                <w:sz w:val="22"/>
+                <w:szCs w:val="22"/>
+              </w:rPr>
+              <w:t xml:space="preserve"> 24</w:t>
             </w:r>
           </w:p>
         </w:tc>
@@ -6001,20 +7164,130 @@
             <w:r>
               <w:rPr>
                 <w:rFonts w:ascii="Arial" w:hAnsi="Arial" w:cs="Arial"/>
-                <w:bCs/>
-                <w:sz w:val="22"/>
-                <w:szCs w:val="22"/>
-              </w:rPr>
-              <w:t>Ziwei Zhu, Yun He, Xing Zhao, and James Caverlee. Evolution of Popularity Bias: Empirical Study and Debiasing. KDD 2022 Workshop on Data Science and Artificial Intelligence for Responsible Recommendations, 2022.</w:t>
-            </w:r>
-            <w:r>
-              <w:rPr>
-                <w:rFonts w:ascii="Arial" w:hAnsi="Arial" w:cs="Arial"/>
-                <w:bCs/>
-                <w:sz w:val="22"/>
-                <w:szCs w:val="22"/>
-              </w:rPr>
-              <w:t xml:space="preserve"> (Best Paper Award)</w:t>
+                <w:b/>
+                <w:sz w:val="22"/>
+                <w:szCs w:val="22"/>
+              </w:rPr>
+              <w:t>Jinhao Pan</w:t>
+            </w:r>
+            <w:r>
+              <w:rPr>
+                <w:rFonts w:ascii="Arial" w:hAnsi="Arial" w:cs="Arial"/>
+                <w:bCs/>
+                <w:sz w:val="22"/>
+                <w:szCs w:val="22"/>
+              </w:rPr>
+              <w:t xml:space="preserve">, </w:t>
+            </w:r>
+            <w:r>
+              <w:rPr>
+                <w:rFonts w:ascii="Arial" w:hAnsi="Arial" w:cs="Arial"/>
+                <w:b/>
+                <w:sz w:val="22"/>
+                <w:szCs w:val="22"/>
+              </w:rPr>
+              <w:t>Bowen Wei</w:t>
+            </w:r>
+            <w:r>
+              <w:rPr>
+                <w:rFonts w:ascii="Arial" w:hAnsi="Arial" w:cs="Arial"/>
+                <w:bCs/>
+                <w:sz w:val="22"/>
+                <w:szCs w:val="22"/>
+              </w:rPr>
+              <w:t xml:space="preserve">,  and Ziwei Zhu. </w:t>
+            </w:r>
+            <w:r>
+              <w:rPr>
+                <w:rFonts w:ascii="Arial" w:hAnsi="Arial" w:cs="Arial"/>
+                <w:bCs/>
+                <w:sz w:val="22"/>
+                <w:szCs w:val="22"/>
+              </w:rPr>
+              <w:t>Reducing User Mainstream Bias in Personalized</w:t>
+            </w:r>
+            <w:r>
+              <w:rPr>
+                <w:rFonts w:ascii="Arial" w:hAnsi="Arial" w:cs="Arial"/>
+                <w:bCs/>
+                <w:sz w:val="22"/>
+                <w:szCs w:val="22"/>
+              </w:rPr>
+              <w:t xml:space="preserve"> </w:t>
+            </w:r>
+            <w:r>
+              <w:rPr>
+                <w:rFonts w:ascii="Arial" w:hAnsi="Arial" w:cs="Arial"/>
+                <w:bCs/>
+                <w:sz w:val="22"/>
+                <w:szCs w:val="22"/>
+              </w:rPr>
+              <w:t>Recommendation via End-to-End Adaptive Local Learning</w:t>
+            </w:r>
+            <w:r>
+              <w:rPr>
+                <w:rFonts w:ascii="Arial" w:hAnsi="Arial" w:cs="Arial"/>
+                <w:bCs/>
+                <w:sz w:val="22"/>
+                <w:szCs w:val="22"/>
+              </w:rPr>
+              <w:t xml:space="preserve">. </w:t>
+            </w:r>
+            <w:r>
+              <w:rPr>
+                <w:rFonts w:ascii="Arial" w:hAnsi="Arial" w:cs="Arial"/>
+                <w:bCs/>
+                <w:sz w:val="22"/>
+                <w:szCs w:val="22"/>
+              </w:rPr>
+              <w:t>Third Workshop on Personalization and Recommendations in Search (</w:t>
+            </w:r>
+            <w:proofErr w:type="spellStart"/>
+            <w:r>
+              <w:rPr>
+                <w:rFonts w:ascii="Arial" w:hAnsi="Arial" w:cs="Arial"/>
+                <w:bCs/>
+                <w:sz w:val="22"/>
+                <w:szCs w:val="22"/>
+              </w:rPr>
+              <w:t>PaRiS</w:t>
+            </w:r>
+            <w:proofErr w:type="spellEnd"/>
+            <w:r>
+              <w:rPr>
+                <w:rFonts w:ascii="Arial" w:hAnsi="Arial" w:cs="Arial"/>
+                <w:bCs/>
+                <w:sz w:val="22"/>
+                <w:szCs w:val="22"/>
+              </w:rPr>
+              <w:t>)</w:t>
+            </w:r>
+            <w:r>
+              <w:rPr>
+                <w:rFonts w:ascii="Arial" w:hAnsi="Arial" w:cs="Arial"/>
+                <w:bCs/>
+                <w:sz w:val="22"/>
+                <w:szCs w:val="22"/>
+              </w:rPr>
+              <w:t xml:space="preserve"> </w:t>
+            </w:r>
+            <w:r>
+              <w:rPr>
+                <w:rFonts w:ascii="Arial" w:hAnsi="Arial" w:cs="Arial"/>
+                <w:bCs/>
+                <w:sz w:val="22"/>
+                <w:szCs w:val="22"/>
+              </w:rPr>
+              <w:t>at the SIGIR 2024</w:t>
+            </w:r>
+            <w:r>
+              <w:rPr>
+                <w:rFonts w:ascii="Arial" w:hAnsi="Arial" w:cs="Arial"/>
+                <w:bCs/>
+                <w:sz w:val="22"/>
+                <w:szCs w:val="22"/>
+              </w:rPr>
+              <w:t>.</w:t>
             </w:r>
           </w:p>
         </w:tc>
@@ -6042,7 +7315,7 @@
                 <w:sz w:val="22"/>
                 <w:szCs w:val="22"/>
               </w:rPr>
-              <w:t>SSL 21</w:t>
+              <w:t>EAI 23</w:t>
             </w:r>
           </w:p>
         </w:tc>
@@ -6066,70 +7339,7 @@
                 <w:sz w:val="22"/>
                 <w:szCs w:val="22"/>
               </w:rPr>
-              <w:t>Yun He, Ziwei Zhu, Yin Zhang, Qin Chen and James Caverlee. Infusing disease knowledge into BERT for Health Question Answering, Medical Inference and Disease Name Recognition</w:t>
-            </w:r>
-            <w:r>
-              <w:rPr>
-                <w:rFonts w:ascii="Arial" w:hAnsi="Arial" w:cs="Arial"/>
-                <w:bCs/>
-                <w:sz w:val="22"/>
-                <w:szCs w:val="22"/>
-              </w:rPr>
-              <w:t xml:space="preserve">. </w:t>
-            </w:r>
-            <w:r>
-              <w:rPr>
-                <w:rFonts w:ascii="Arial" w:hAnsi="Arial" w:cs="Arial"/>
-                <w:bCs/>
-                <w:sz w:val="22"/>
-                <w:szCs w:val="22"/>
-              </w:rPr>
-              <w:t>The Workshop on Self-Supervised Learning for the Web</w:t>
-            </w:r>
-            <w:r>
-              <w:rPr>
-                <w:rFonts w:ascii="Arial" w:hAnsi="Arial" w:cs="Arial"/>
-                <w:bCs/>
-                <w:sz w:val="22"/>
-                <w:szCs w:val="22"/>
-              </w:rPr>
-              <w:t xml:space="preserve"> at </w:t>
-            </w:r>
-            <w:r>
-              <w:rPr>
-                <w:rFonts w:ascii="Arial" w:hAnsi="Arial" w:cs="Arial"/>
-                <w:bCs/>
-                <w:sz w:val="22"/>
-                <w:szCs w:val="22"/>
-              </w:rPr>
-              <w:t>WWW</w:t>
-            </w:r>
-            <w:r>
-              <w:rPr>
-                <w:rFonts w:ascii="Arial" w:hAnsi="Arial" w:cs="Arial"/>
-                <w:bCs/>
-                <w:sz w:val="22"/>
-                <w:szCs w:val="22"/>
-              </w:rPr>
-              <w:t>, 20</w:t>
-            </w:r>
-            <w:r>
-              <w:rPr>
-                <w:rFonts w:ascii="Arial" w:hAnsi="Arial" w:cs="Arial"/>
-                <w:bCs/>
-                <w:sz w:val="22"/>
-                <w:szCs w:val="22"/>
-              </w:rPr>
-              <w:t>21</w:t>
-            </w:r>
-            <w:r>
-              <w:rPr>
-                <w:rFonts w:ascii="Arial" w:hAnsi="Arial" w:cs="Arial"/>
-                <w:bCs/>
-                <w:sz w:val="22"/>
-                <w:szCs w:val="22"/>
-              </w:rPr>
-              <w:t>.</w:t>
+              <w:t>Han Zhang, Ziwei Zhu, and James Caverlee. Alleviating Filter Bubbles and Polarization in News Recommendation via Dynamic Calibration. 2nd ACM SIGKDD Workshop on Ethical Artificial Intelligence: Methods and Applications, 2023.</w:t>
             </w:r>
           </w:p>
         </w:tc>
@@ -6158,6 +7368,272 @@
                 <w:sz w:val="22"/>
                 <w:szCs w:val="22"/>
               </w:rPr>
+              <w:t>FAccTRec</w:t>
+            </w:r>
+            <w:proofErr w:type="spellEnd"/>
+            <w:r>
+              <w:rPr>
+                <w:rFonts w:ascii="Arial" w:hAnsi="Arial" w:cs="Arial"/>
+                <w:sz w:val="22"/>
+                <w:szCs w:val="22"/>
+              </w:rPr>
+              <w:t xml:space="preserve"> 22</w:t>
+            </w:r>
+          </w:p>
+        </w:tc>
+        <w:tc>
+          <w:tcPr>
+            <w:tcW w:w="8852" w:type="dxa"/>
+          </w:tcPr>
+          <w:p>
+            <w:pPr>
+              <w:rPr>
+                <w:rFonts w:ascii="Arial" w:hAnsi="Arial" w:cs="Arial"/>
+                <w:bCs/>
+                <w:sz w:val="22"/>
+                <w:szCs w:val="22"/>
+              </w:rPr>
+            </w:pPr>
+            <w:r>
+              <w:rPr>
+                <w:rFonts w:ascii="Arial" w:hAnsi="Arial" w:cs="Arial"/>
+                <w:bCs/>
+                <w:sz w:val="22"/>
+                <w:szCs w:val="22"/>
+              </w:rPr>
+              <w:t xml:space="preserve">Allen Lin, Ziwei Zhu, Jianling Wang, and James Caverlee. Towards Fair Conversational Recommender Systems. The 5th </w:t>
+            </w:r>
+            <w:proofErr w:type="spellStart"/>
+            <w:r>
+              <w:rPr>
+                <w:rFonts w:ascii="Arial" w:hAnsi="Arial" w:cs="Arial"/>
+                <w:bCs/>
+                <w:sz w:val="22"/>
+                <w:szCs w:val="22"/>
+              </w:rPr>
+              <w:t>FAccTRec</w:t>
+            </w:r>
+            <w:proofErr w:type="spellEnd"/>
+            <w:r>
+              <w:rPr>
+                <w:rFonts w:ascii="Arial" w:hAnsi="Arial" w:cs="Arial"/>
+                <w:bCs/>
+                <w:sz w:val="22"/>
+                <w:szCs w:val="22"/>
+              </w:rPr>
+              <w:t xml:space="preserve"> Workshop on Responsible Recommendation at RecSys 2022.</w:t>
+            </w:r>
+          </w:p>
+        </w:tc>
+      </w:tr>
+      <w:tr>
+        <w:trPr>
+          <w:trHeight w:val="20"/>
+        </w:trPr>
+        <w:tc>
+          <w:tcPr>
+            <w:tcW w:w="1530" w:type="dxa"/>
+          </w:tcPr>
+          <w:p>
+            <w:pPr>
+              <w:jc w:val="right"/>
+              <w:rPr>
+                <w:rFonts w:ascii="Arial" w:hAnsi="Arial" w:cs="Arial"/>
+                <w:sz w:val="22"/>
+                <w:szCs w:val="22"/>
+              </w:rPr>
+            </w:pPr>
+            <w:r>
+              <w:rPr>
+                <w:rFonts w:ascii="Arial" w:hAnsi="Arial" w:cs="Arial"/>
+                <w:sz w:val="22"/>
+                <w:szCs w:val="22"/>
+              </w:rPr>
+              <w:t>DSAI4RRS</w:t>
+            </w:r>
+            <w:r>
+              <w:rPr>
+                <w:rFonts w:ascii="Arial" w:hAnsi="Arial" w:cs="Arial"/>
+                <w:sz w:val="22"/>
+                <w:szCs w:val="22"/>
+              </w:rPr>
+              <w:t xml:space="preserve"> 22</w:t>
+            </w:r>
+          </w:p>
+        </w:tc>
+        <w:tc>
+          <w:tcPr>
+            <w:tcW w:w="8852" w:type="dxa"/>
+          </w:tcPr>
+          <w:p>
+            <w:pPr>
+              <w:rPr>
+                <w:rFonts w:ascii="Arial" w:hAnsi="Arial" w:cs="Arial"/>
+                <w:bCs/>
+                <w:sz w:val="22"/>
+                <w:szCs w:val="22"/>
+              </w:rPr>
+            </w:pPr>
+            <w:r>
+              <w:rPr>
+                <w:rFonts w:ascii="Arial" w:hAnsi="Arial" w:cs="Arial"/>
+                <w:bCs/>
+                <w:sz w:val="22"/>
+                <w:szCs w:val="22"/>
+              </w:rPr>
+              <w:t>Ziwei Zhu, Yun He, Xing Zhao, and James Caverlee. Evolution of Popularity Bias: Empirical Study and Debiasing. KDD 2022 Workshop on Data Science and Artificial Intelligence for Responsible Recommendations, 2022.</w:t>
+            </w:r>
+            <w:r>
+              <w:rPr>
+                <w:rFonts w:ascii="Arial" w:hAnsi="Arial" w:cs="Arial"/>
+                <w:bCs/>
+                <w:sz w:val="22"/>
+                <w:szCs w:val="22"/>
+              </w:rPr>
+              <w:t xml:space="preserve"> (Best Paper Award)</w:t>
+            </w:r>
+          </w:p>
+        </w:tc>
+      </w:tr>
+      <w:tr>
+        <w:trPr>
+          <w:trHeight w:val="20"/>
+        </w:trPr>
+        <w:tc>
+          <w:tcPr>
+            <w:tcW w:w="1530" w:type="dxa"/>
+          </w:tcPr>
+          <w:p>
+            <w:pPr>
+              <w:jc w:val="right"/>
+              <w:rPr>
+                <w:rFonts w:ascii="Arial" w:hAnsi="Arial" w:cs="Arial"/>
+                <w:sz w:val="22"/>
+                <w:szCs w:val="22"/>
+              </w:rPr>
+            </w:pPr>
+            <w:r>
+              <w:rPr>
+                <w:rFonts w:ascii="Arial" w:hAnsi="Arial" w:cs="Arial"/>
+                <w:sz w:val="22"/>
+                <w:szCs w:val="22"/>
+              </w:rPr>
+              <w:t>SSL 21</w:t>
+            </w:r>
+          </w:p>
+        </w:tc>
+        <w:tc>
+          <w:tcPr>
+            <w:tcW w:w="8852" w:type="dxa"/>
+          </w:tcPr>
+          <w:p>
+            <w:pPr>
+              <w:rPr>
+                <w:rFonts w:ascii="Arial" w:hAnsi="Arial" w:cs="Arial"/>
+                <w:bCs/>
+                <w:sz w:val="22"/>
+                <w:szCs w:val="22"/>
+              </w:rPr>
+            </w:pPr>
+            <w:r>
+              <w:rPr>
+                <w:rFonts w:ascii="Arial" w:hAnsi="Arial" w:cs="Arial"/>
+                <w:bCs/>
+                <w:sz w:val="22"/>
+                <w:szCs w:val="22"/>
+              </w:rPr>
+              <w:t>Yun He, Ziwei Zhu, Yin Zhang, Qin Chen and James Caverlee. Infusing disease knowledge into BERT for Health Question Answering, Medical Inference and Disease Name Recognition</w:t>
+            </w:r>
+            <w:r>
+              <w:rPr>
+                <w:rFonts w:ascii="Arial" w:hAnsi="Arial" w:cs="Arial"/>
+                <w:bCs/>
+                <w:sz w:val="22"/>
+                <w:szCs w:val="22"/>
+              </w:rPr>
+              <w:t xml:space="preserve">. </w:t>
+            </w:r>
+            <w:r>
+              <w:rPr>
+                <w:rFonts w:ascii="Arial" w:hAnsi="Arial" w:cs="Arial"/>
+                <w:bCs/>
+                <w:sz w:val="22"/>
+                <w:szCs w:val="22"/>
+              </w:rPr>
+              <w:t>The Workshop on Self-Supervised Learning for the Web</w:t>
+            </w:r>
+            <w:r>
+              <w:rPr>
+                <w:rFonts w:ascii="Arial" w:hAnsi="Arial" w:cs="Arial"/>
+                <w:bCs/>
+                <w:sz w:val="22"/>
+                <w:szCs w:val="22"/>
+              </w:rPr>
+              <w:t xml:space="preserve"> at </w:t>
+            </w:r>
+            <w:r>
+              <w:rPr>
+                <w:rFonts w:ascii="Arial" w:hAnsi="Arial" w:cs="Arial"/>
+                <w:bCs/>
+                <w:sz w:val="22"/>
+                <w:szCs w:val="22"/>
+              </w:rPr>
+              <w:t>WWW</w:t>
+            </w:r>
+            <w:r>
+              <w:rPr>
+                <w:rFonts w:ascii="Arial" w:hAnsi="Arial" w:cs="Arial"/>
+                <w:bCs/>
+                <w:sz w:val="22"/>
+                <w:szCs w:val="22"/>
+              </w:rPr>
+              <w:t>, 20</w:t>
+            </w:r>
+            <w:r>
+              <w:rPr>
+                <w:rFonts w:ascii="Arial" w:hAnsi="Arial" w:cs="Arial"/>
+                <w:bCs/>
+                <w:sz w:val="22"/>
+                <w:szCs w:val="22"/>
+              </w:rPr>
+              <w:t>21</w:t>
+            </w:r>
+            <w:r>
+              <w:rPr>
+                <w:rFonts w:ascii="Arial" w:hAnsi="Arial" w:cs="Arial"/>
+                <w:bCs/>
+                <w:sz w:val="22"/>
+                <w:szCs w:val="22"/>
+              </w:rPr>
+              <w:t>.</w:t>
+            </w:r>
+          </w:p>
+        </w:tc>
+      </w:tr>
+      <w:tr>
+        <w:trPr>
+          <w:trHeight w:val="20"/>
+        </w:trPr>
+        <w:tc>
+          <w:tcPr>
+            <w:tcW w:w="1530" w:type="dxa"/>
+          </w:tcPr>
+          <w:p>
+            <w:pPr>
+              <w:jc w:val="right"/>
+              <w:rPr>
+                <w:rFonts w:ascii="Arial" w:hAnsi="Arial" w:cs="Arial"/>
+                <w:sz w:val="22"/>
+                <w:szCs w:val="22"/>
+              </w:rPr>
+            </w:pPr>
+            <w:proofErr w:type="spellStart"/>
+            <w:r>
+              <w:rPr>
+                <w:rFonts w:ascii="Arial" w:hAnsi="Arial" w:cs="Arial"/>
+                <w:sz w:val="22"/>
+                <w:szCs w:val="22"/>
+              </w:rPr>
               <w:t>FatRec</w:t>
             </w:r>
             <w:proofErr w:type="spellEnd"/>
@@ -6242,6 +7718,838 @@
         </w:tc>
       </w:tr>
     </w:tbl>
+    <w:p>
+      <w:pPr>
+        <w:pStyle w:val="Heading1"/>
+        <w:pBdr>
+          <w:bottom w:val="single" w:sz="12" w:space="1" w:color="auto"/>
+        </w:pBdr>
+        <w:spacing w:before="360"/>
+        <w:ind w:left="0"/>
+        <w:rPr>
+          <w:rFonts w:ascii="Arial" w:hAnsi="Arial" w:cs="Arial"/>
+        </w:rPr>
+      </w:pPr>
+      <w:r>
+        <w:rPr>
+          <w:rFonts w:ascii="Arial" w:hAnsi="Arial" w:cs="Arial"/>
+        </w:rPr>
+        <w:t>Students</w:t>
+      </w:r>
+    </w:p>
+    <w:p>
+      <w:pPr>
+        <w:tabs>
+          <w:tab w:val="right" w:pos="10080"/>
+        </w:tabs>
+        <w:rPr>
+          <w:rFonts w:ascii="Arial" w:hAnsi="Arial" w:cs="Arial"/>
+          <w:b/>
+        </w:rPr>
+      </w:pPr>
+      <w:r>
+        <w:rPr>
+          <w:rFonts w:ascii="Arial" w:hAnsi="Arial" w:cs="Arial"/>
+          <w:b/>
+        </w:rPr>
+        <w:t>PhD Students</w:t>
+      </w:r>
+    </w:p>
+    <w:p>
+      <w:pPr>
+        <w:tabs>
+          <w:tab w:val="right" w:pos="10080"/>
+        </w:tabs>
+        <w:rPr>
+          <w:rFonts w:ascii="Arial" w:hAnsi="Arial" w:cs="Arial"/>
+          <w:bCs/>
+        </w:rPr>
+      </w:pPr>
+      <w:r>
+        <w:rPr>
+          <w:rFonts w:ascii="Arial" w:hAnsi="Arial" w:cs="Arial"/>
+          <w:bCs/>
+        </w:rPr>
+        <w:t>Chahat Raj (co-advised by Dr. Antonios Anastasopoulos)</w:t>
+      </w:r>
+      <w:r>
+        <w:rPr>
+          <w:rFonts w:ascii="Arial" w:hAnsi="Arial" w:cs="Arial"/>
+          <w:bCs/>
+        </w:rPr>
+        <w:tab/>
+        <w:t xml:space="preserve"> Fall 2022 -</w:t>
+      </w:r>
+    </w:p>
+    <w:p>
+      <w:pPr>
+        <w:tabs>
+          <w:tab w:val="right" w:pos="10080"/>
+        </w:tabs>
+        <w:rPr>
+          <w:rFonts w:ascii="Arial" w:hAnsi="Arial" w:cs="Arial"/>
+          <w:bCs/>
+        </w:rPr>
+      </w:pPr>
+      <w:proofErr w:type="spellStart"/>
+      <w:r>
+        <w:rPr>
+          <w:rFonts w:ascii="Arial" w:hAnsi="Arial" w:cs="Arial"/>
+          <w:bCs/>
+        </w:rPr>
+        <w:t>Anjishnu</w:t>
+      </w:r>
+      <w:proofErr w:type="spellEnd"/>
+      <w:r>
+        <w:rPr>
+          <w:rFonts w:ascii="Arial" w:hAnsi="Arial" w:cs="Arial"/>
+          <w:bCs/>
+        </w:rPr>
+        <w:t xml:space="preserve"> Mukherjee (co-advised by Dr. Antonios Anastasopoulos)</w:t>
+      </w:r>
+      <w:r>
+        <w:rPr>
+          <w:rFonts w:ascii="Arial" w:hAnsi="Arial" w:cs="Arial"/>
+          <w:bCs/>
+        </w:rPr>
+        <w:tab/>
+        <w:t>Fall 2022 -</w:t>
+      </w:r>
+    </w:p>
+    <w:p>
+      <w:pPr>
+        <w:tabs>
+          <w:tab w:val="right" w:pos="10080"/>
+        </w:tabs>
+        <w:rPr>
+          <w:rFonts w:ascii="Arial" w:hAnsi="Arial" w:cs="Arial"/>
+          <w:bCs/>
+        </w:rPr>
+      </w:pPr>
+      <w:r>
+        <w:rPr>
+          <w:rFonts w:ascii="Arial" w:hAnsi="Arial" w:cs="Arial"/>
+          <w:bCs/>
+        </w:rPr>
+        <w:t>Yuqing Zhou</w:t>
+      </w:r>
+      <w:r>
+        <w:rPr>
+          <w:rFonts w:ascii="Arial" w:hAnsi="Arial" w:cs="Arial"/>
+          <w:bCs/>
+        </w:rPr>
+        <w:tab/>
+        <w:t>Fall 2023 -</w:t>
+      </w:r>
+    </w:p>
+    <w:p>
+      <w:pPr>
+        <w:tabs>
+          <w:tab w:val="right" w:pos="10080"/>
+        </w:tabs>
+        <w:rPr>
+          <w:rFonts w:ascii="Arial" w:hAnsi="Arial" w:cs="Arial"/>
+          <w:bCs/>
+        </w:rPr>
+      </w:pPr>
+      <w:r>
+        <w:rPr>
+          <w:rFonts w:ascii="Arial" w:hAnsi="Arial" w:cs="Arial"/>
+          <w:bCs/>
+        </w:rPr>
+        <w:t>Bowen Wei</w:t>
+      </w:r>
+      <w:r>
+        <w:rPr>
+          <w:rFonts w:ascii="Arial" w:hAnsi="Arial" w:cs="Arial"/>
+          <w:bCs/>
+        </w:rPr>
+        <w:tab/>
+        <w:t>Fall 2023 -</w:t>
+      </w:r>
+    </w:p>
+    <w:p>
+      <w:pPr>
+        <w:tabs>
+          <w:tab w:val="right" w:pos="10080"/>
+        </w:tabs>
+        <w:rPr>
+          <w:rFonts w:ascii="Arial" w:hAnsi="Arial" w:cs="Arial"/>
+          <w:bCs/>
+        </w:rPr>
+      </w:pPr>
+      <w:r>
+        <w:rPr>
+          <w:rFonts w:ascii="Arial" w:hAnsi="Arial" w:cs="Arial"/>
+          <w:bCs/>
+        </w:rPr>
+        <w:t>Mehrdad Fazli</w:t>
+      </w:r>
+      <w:r>
+        <w:rPr>
+          <w:rFonts w:ascii="Arial" w:hAnsi="Arial" w:cs="Arial"/>
+          <w:bCs/>
+        </w:rPr>
+        <w:tab/>
+        <w:t>Fall 2023 -</w:t>
+      </w:r>
+    </w:p>
+    <w:p>
+      <w:pPr>
+        <w:tabs>
+          <w:tab w:val="right" w:pos="10080"/>
+        </w:tabs>
+        <w:rPr>
+          <w:rFonts w:ascii="Arial" w:hAnsi="Arial" w:cs="Arial"/>
+          <w:bCs/>
+        </w:rPr>
+      </w:pPr>
+      <w:r>
+        <w:rPr>
+          <w:rFonts w:ascii="Arial" w:hAnsi="Arial" w:cs="Arial"/>
+          <w:bCs/>
+        </w:rPr>
+        <w:t>Jinhao Pan</w:t>
+      </w:r>
+      <w:r>
+        <w:rPr>
+          <w:rFonts w:ascii="Arial" w:hAnsi="Arial" w:cs="Arial"/>
+          <w:bCs/>
+        </w:rPr>
+        <w:tab/>
+        <w:t>Fall 2024 -</w:t>
+      </w:r>
+    </w:p>
+    <w:p>
+      <w:pPr>
+        <w:tabs>
+          <w:tab w:val="right" w:pos="10080"/>
+        </w:tabs>
+        <w:rPr>
+          <w:rFonts w:ascii="Arial" w:hAnsi="Arial" w:cs="Arial"/>
+          <w:bCs/>
+        </w:rPr>
+      </w:pPr>
+      <w:r>
+        <w:rPr>
+          <w:rFonts w:ascii="Arial" w:hAnsi="Arial" w:cs="Arial"/>
+          <w:bCs/>
+        </w:rPr>
+        <w:t>Fardin Ahsan Sakib (co-advised by Dr. Özlem Uzuner)</w:t>
+      </w:r>
+      <w:r>
+        <w:rPr>
+          <w:rFonts w:ascii="Arial" w:hAnsi="Arial" w:cs="Arial"/>
+          <w:bCs/>
+        </w:rPr>
+        <w:tab/>
+        <w:t>Fall 2021 -</w:t>
+      </w:r>
+    </w:p>
+    <w:p>
+      <w:pPr>
+        <w:tabs>
+          <w:tab w:val="right" w:pos="10080"/>
+        </w:tabs>
+        <w:rPr>
+          <w:rFonts w:ascii="Arial" w:hAnsi="Arial" w:cs="Arial"/>
+          <w:bCs/>
+        </w:rPr>
+      </w:pPr>
+    </w:p>
+    <w:p>
+      <w:pPr>
+        <w:tabs>
+          <w:tab w:val="right" w:pos="10080"/>
+        </w:tabs>
+        <w:rPr>
+          <w:rFonts w:ascii="Arial" w:hAnsi="Arial" w:cs="Arial"/>
+          <w:b/>
+        </w:rPr>
+      </w:pPr>
+      <w:r>
+        <w:rPr>
+          <w:rFonts w:ascii="Arial" w:hAnsi="Arial" w:cs="Arial"/>
+          <w:b/>
+        </w:rPr>
+        <w:t>MS, Undergrad, and High School Students</w:t>
+      </w:r>
+    </w:p>
+    <w:p>
+      <w:pPr>
+        <w:tabs>
+          <w:tab w:val="right" w:pos="10080"/>
+        </w:tabs>
+        <w:rPr>
+          <w:rFonts w:ascii="Arial" w:hAnsi="Arial" w:cs="Arial"/>
+          <w:bCs/>
+        </w:rPr>
+      </w:pPr>
+      <w:proofErr w:type="spellStart"/>
+      <w:r>
+        <w:rPr>
+          <w:rFonts w:ascii="Arial" w:hAnsi="Arial" w:cs="Arial"/>
+          <w:bCs/>
+        </w:rPr>
+        <w:t>Mamnuya</w:t>
+      </w:r>
+      <w:proofErr w:type="spellEnd"/>
+      <w:r>
+        <w:rPr>
+          <w:rFonts w:ascii="Arial" w:hAnsi="Arial" w:cs="Arial"/>
+          <w:bCs/>
+        </w:rPr>
+        <w:t xml:space="preserve"> Rinki, MS</w:t>
+      </w:r>
+    </w:p>
+    <w:p>
+      <w:pPr>
+        <w:tabs>
+          <w:tab w:val="right" w:pos="10080"/>
+        </w:tabs>
+        <w:rPr>
+          <w:rFonts w:ascii="Arial" w:hAnsi="Arial" w:cs="Arial"/>
+          <w:bCs/>
+        </w:rPr>
+      </w:pPr>
+      <w:r>
+        <w:rPr>
+          <w:rFonts w:ascii="Arial" w:hAnsi="Arial" w:cs="Arial"/>
+          <w:bCs/>
+        </w:rPr>
+        <w:t>Sina Mansouri, MS</w:t>
+      </w:r>
+    </w:p>
+    <w:p>
+      <w:pPr>
+        <w:tabs>
+          <w:tab w:val="right" w:pos="10080"/>
+        </w:tabs>
+        <w:rPr>
+          <w:rFonts w:ascii="Arial" w:hAnsi="Arial" w:cs="Arial"/>
+          <w:bCs/>
+        </w:rPr>
+      </w:pPr>
+      <w:r>
+        <w:rPr>
+          <w:rFonts w:ascii="Arial" w:hAnsi="Arial" w:cs="Arial"/>
+          <w:bCs/>
+        </w:rPr>
+        <w:t xml:space="preserve">Mohit </w:t>
+      </w:r>
+      <w:proofErr w:type="spellStart"/>
+      <w:r>
+        <w:rPr>
+          <w:rFonts w:ascii="Arial" w:hAnsi="Arial" w:cs="Arial"/>
+          <w:bCs/>
+        </w:rPr>
+        <w:t>Bharatbhai</w:t>
+      </w:r>
+      <w:proofErr w:type="spellEnd"/>
+      <w:r>
+        <w:rPr>
+          <w:rFonts w:ascii="Arial" w:hAnsi="Arial" w:cs="Arial"/>
+          <w:bCs/>
+        </w:rPr>
+        <w:t xml:space="preserve"> </w:t>
+      </w:r>
+      <w:proofErr w:type="spellStart"/>
+      <w:r>
+        <w:rPr>
+          <w:rFonts w:ascii="Arial" w:hAnsi="Arial" w:cs="Arial"/>
+          <w:bCs/>
+        </w:rPr>
+        <w:t>Marvania</w:t>
+      </w:r>
+      <w:proofErr w:type="spellEnd"/>
+      <w:r>
+        <w:rPr>
+          <w:rFonts w:ascii="Arial" w:hAnsi="Arial" w:cs="Arial"/>
+          <w:bCs/>
+        </w:rPr>
+        <w:t>, MS</w:t>
+      </w:r>
+    </w:p>
+    <w:p>
+      <w:pPr>
+        <w:tabs>
+          <w:tab w:val="right" w:pos="10080"/>
+        </w:tabs>
+        <w:rPr>
+          <w:rFonts w:ascii="Arial" w:hAnsi="Arial" w:cs="Arial"/>
+          <w:bCs/>
+        </w:rPr>
+      </w:pPr>
+      <w:proofErr w:type="spellStart"/>
+      <w:r>
+        <w:rPr>
+          <w:rFonts w:ascii="Arial" w:hAnsi="Arial" w:cs="Arial"/>
+          <w:bCs/>
+        </w:rPr>
+        <w:t>Balassubramanian</w:t>
+      </w:r>
+      <w:proofErr w:type="spellEnd"/>
+      <w:r>
+        <w:rPr>
+          <w:rFonts w:ascii="Arial" w:hAnsi="Arial" w:cs="Arial"/>
+          <w:bCs/>
+        </w:rPr>
+        <w:t xml:space="preserve"> Srinivasan, MS</w:t>
+      </w:r>
+    </w:p>
+    <w:p>
+      <w:pPr>
+        <w:tabs>
+          <w:tab w:val="right" w:pos="10080"/>
+        </w:tabs>
+        <w:rPr>
+          <w:rFonts w:ascii="Arial" w:hAnsi="Arial" w:cs="Arial"/>
+          <w:bCs/>
+        </w:rPr>
+      </w:pPr>
+      <w:proofErr w:type="spellStart"/>
+      <w:r>
+        <w:rPr>
+          <w:rFonts w:ascii="Arial" w:hAnsi="Arial" w:cs="Arial"/>
+          <w:bCs/>
+        </w:rPr>
+        <w:t>Diwita</w:t>
+      </w:r>
+      <w:proofErr w:type="spellEnd"/>
+      <w:r>
+        <w:rPr>
+          <w:rFonts w:ascii="Arial" w:hAnsi="Arial" w:cs="Arial"/>
+          <w:bCs/>
+        </w:rPr>
+        <w:t xml:space="preserve"> Banerjee, MS</w:t>
+      </w:r>
+    </w:p>
+    <w:p>
+      <w:pPr>
+        <w:tabs>
+          <w:tab w:val="right" w:pos="10080"/>
+        </w:tabs>
+        <w:rPr>
+          <w:rFonts w:ascii="Arial" w:hAnsi="Arial" w:cs="Arial"/>
+          <w:bCs/>
+        </w:rPr>
+      </w:pPr>
+      <w:r>
+        <w:rPr>
+          <w:rFonts w:ascii="Arial" w:hAnsi="Arial" w:cs="Arial"/>
+          <w:bCs/>
+        </w:rPr>
+        <w:lastRenderedPageBreak/>
+        <w:t>Rishi Pania, Undergrad</w:t>
+      </w:r>
+    </w:p>
+    <w:p>
+      <w:pPr>
+        <w:tabs>
+          <w:tab w:val="right" w:pos="10080"/>
+        </w:tabs>
+        <w:rPr>
+          <w:rFonts w:ascii="Arial" w:hAnsi="Arial" w:cs="Arial"/>
+          <w:bCs/>
+        </w:rPr>
+      </w:pPr>
+      <w:r>
+        <w:rPr>
+          <w:rFonts w:ascii="Arial" w:hAnsi="Arial" w:cs="Arial"/>
+          <w:bCs/>
+        </w:rPr>
+        <w:t>Ahmet Sari, Undergrad</w:t>
+      </w:r>
+    </w:p>
+    <w:p>
+      <w:pPr>
+        <w:tabs>
+          <w:tab w:val="right" w:pos="10080"/>
+        </w:tabs>
+        <w:rPr>
+          <w:rFonts w:ascii="Arial" w:hAnsi="Arial" w:cs="Arial"/>
+          <w:bCs/>
+        </w:rPr>
+      </w:pPr>
+      <w:r>
+        <w:rPr>
+          <w:rFonts w:ascii="Arial" w:hAnsi="Arial" w:cs="Arial"/>
+          <w:bCs/>
+        </w:rPr>
+        <w:t>Tanvi Pedireddi, Thomas Jefferson High School</w:t>
+      </w:r>
+    </w:p>
+    <w:p>
+      <w:pPr>
+        <w:tabs>
+          <w:tab w:val="right" w:pos="10080"/>
+        </w:tabs>
+        <w:rPr>
+          <w:rFonts w:ascii="Arial" w:hAnsi="Arial" w:cs="Arial"/>
+          <w:bCs/>
+        </w:rPr>
+      </w:pPr>
+      <w:r>
+        <w:rPr>
+          <w:rFonts w:ascii="Arial" w:hAnsi="Arial" w:cs="Arial"/>
+          <w:bCs/>
+        </w:rPr>
+        <w:t>Amrit Singh, Thomas Jefferson High School</w:t>
+      </w:r>
+    </w:p>
+    <w:p>
+      <w:pPr>
+        <w:tabs>
+          <w:tab w:val="right" w:pos="10080"/>
+        </w:tabs>
+        <w:rPr>
+          <w:rFonts w:ascii="Arial" w:hAnsi="Arial" w:cs="Arial"/>
+          <w:bCs/>
+        </w:rPr>
+      </w:pPr>
+      <w:r>
+        <w:rPr>
+          <w:rFonts w:ascii="Arial" w:hAnsi="Arial" w:cs="Arial"/>
+          <w:bCs/>
+        </w:rPr>
+        <w:t>Mahika Banerjee, Thomas Jefferson High School</w:t>
+      </w:r>
+    </w:p>
+    <w:p>
+      <w:pPr>
+        <w:tabs>
+          <w:tab w:val="right" w:pos="10080"/>
+        </w:tabs>
+        <w:rPr>
+          <w:rFonts w:ascii="Arial" w:hAnsi="Arial" w:cs="Arial"/>
+          <w:bCs/>
+        </w:rPr>
+      </w:pPr>
+      <w:r>
+        <w:rPr>
+          <w:rFonts w:ascii="Arial" w:hAnsi="Arial" w:cs="Arial"/>
+          <w:bCs/>
+        </w:rPr>
+        <w:t>Daksha Rajagopal, Thomas Jefferson High School</w:t>
+      </w:r>
+    </w:p>
+    <w:p>
+      <w:pPr>
+        <w:tabs>
+          <w:tab w:val="right" w:pos="10080"/>
+        </w:tabs>
+        <w:rPr>
+          <w:rFonts w:ascii="Arial" w:hAnsi="Arial" w:cs="Arial"/>
+          <w:bCs/>
+        </w:rPr>
+      </w:pPr>
+      <w:r>
+        <w:rPr>
+          <w:rFonts w:ascii="Arial" w:hAnsi="Arial" w:cs="Arial"/>
+          <w:bCs/>
+        </w:rPr>
+        <w:t>Angela Liu, Thomas Jefferson High School</w:t>
+      </w:r>
+    </w:p>
+    <w:p>
+      <w:pPr>
+        <w:tabs>
+          <w:tab w:val="right" w:pos="10080"/>
+        </w:tabs>
+        <w:rPr>
+          <w:rFonts w:ascii="Arial" w:hAnsi="Arial" w:cs="Arial"/>
+          <w:bCs/>
+        </w:rPr>
+      </w:pPr>
+      <w:r>
+        <w:rPr>
+          <w:rFonts w:ascii="Arial" w:hAnsi="Arial" w:cs="Arial"/>
+          <w:bCs/>
+        </w:rPr>
+        <w:t xml:space="preserve">Shloka Yada, </w:t>
+      </w:r>
+      <w:proofErr w:type="spellStart"/>
+      <w:r>
+        <w:rPr>
+          <w:rFonts w:ascii="Arial" w:hAnsi="Arial" w:cs="Arial"/>
+          <w:bCs/>
+        </w:rPr>
+        <w:t>Lightridge</w:t>
+      </w:r>
+      <w:proofErr w:type="spellEnd"/>
+      <w:r>
+        <w:rPr>
+          <w:rFonts w:ascii="Arial" w:hAnsi="Arial" w:cs="Arial"/>
+          <w:bCs/>
+        </w:rPr>
+        <w:t xml:space="preserve"> High School</w:t>
+      </w:r>
+    </w:p>
+    <w:p>
+      <w:pPr>
+        <w:tabs>
+          <w:tab w:val="right" w:pos="10080"/>
+        </w:tabs>
+        <w:rPr>
+          <w:rFonts w:ascii="Arial" w:hAnsi="Arial" w:cs="Arial"/>
+          <w:bCs/>
+        </w:rPr>
+      </w:pPr>
+      <w:r>
+        <w:rPr>
+          <w:rFonts w:ascii="Arial" w:hAnsi="Arial" w:cs="Arial"/>
+          <w:bCs/>
+        </w:rPr>
+        <w:t>Kyle Li, McLean High School</w:t>
+      </w:r>
+    </w:p>
+    <w:p>
+      <w:pPr>
+        <w:pStyle w:val="Heading1"/>
+        <w:pBdr>
+          <w:bottom w:val="single" w:sz="12" w:space="1" w:color="auto"/>
+        </w:pBdr>
+        <w:spacing w:before="360"/>
+        <w:ind w:left="0"/>
+        <w:rPr>
+          <w:rFonts w:ascii="Arial" w:hAnsi="Arial" w:cs="Arial"/>
+        </w:rPr>
+      </w:pPr>
+      <w:r>
+        <w:rPr>
+          <w:rFonts w:ascii="Arial" w:hAnsi="Arial" w:cs="Arial"/>
+        </w:rPr>
+        <w:t>Teaching Experience</w:t>
+      </w:r>
+    </w:p>
+    <w:p>
+      <w:pPr>
+        <w:tabs>
+          <w:tab w:val="right" w:pos="10080"/>
+        </w:tabs>
+        <w:spacing w:before="60"/>
+        <w:rPr>
+          <w:rFonts w:ascii="Arial" w:hAnsi="Arial" w:cs="Arial"/>
+        </w:rPr>
+      </w:pPr>
+      <w:r>
+        <w:rPr>
+          <w:rFonts w:ascii="Arial" w:hAnsi="Arial" w:cs="Arial"/>
+          <w:bCs/>
+        </w:rPr>
+        <w:t>CS 584, Data Mining</w:t>
+      </w:r>
+      <w:r>
+        <w:rPr>
+          <w:rFonts w:ascii="Arial" w:hAnsi="Arial" w:cs="Arial"/>
+        </w:rPr>
+        <w:t xml:space="preserve">, George Mason University     </w:t>
+      </w:r>
+      <w:r>
+        <w:rPr>
+          <w:rFonts w:ascii="Arial" w:hAnsi="Arial" w:cs="Arial"/>
+        </w:rPr>
+        <w:tab/>
+        <w:t>202</w:t>
+      </w:r>
+      <w:r>
+        <w:rPr>
+          <w:rFonts w:ascii="Arial" w:hAnsi="Arial" w:cs="Arial"/>
+        </w:rPr>
+        <w:t>5</w:t>
+      </w:r>
+      <w:r>
+        <w:rPr>
+          <w:rFonts w:ascii="Arial" w:hAnsi="Arial" w:cs="Arial"/>
+        </w:rPr>
+        <w:t xml:space="preserve"> Fall</w:t>
+      </w:r>
+    </w:p>
+    <w:p>
+      <w:pPr>
+        <w:tabs>
+          <w:tab w:val="right" w:pos="10080"/>
+        </w:tabs>
+        <w:rPr>
+          <w:rFonts w:ascii="Arial" w:hAnsi="Arial" w:cs="Arial"/>
+        </w:rPr>
+      </w:pPr>
+      <w:r>
+        <w:rPr>
+          <w:rFonts w:ascii="Arial" w:hAnsi="Arial" w:cs="Arial"/>
+          <w:bCs/>
+        </w:rPr>
+        <w:t>CS 484, Data Mining</w:t>
+      </w:r>
+      <w:r>
+        <w:rPr>
+          <w:rFonts w:ascii="Arial" w:hAnsi="Arial" w:cs="Arial"/>
+        </w:rPr>
+        <w:t xml:space="preserve">, George Mason University     </w:t>
+      </w:r>
+      <w:r>
+        <w:rPr>
+          <w:rFonts w:ascii="Arial" w:hAnsi="Arial" w:cs="Arial"/>
+        </w:rPr>
+        <w:tab/>
+        <w:t>2025 Spring</w:t>
+      </w:r>
+    </w:p>
+    <w:p>
+      <w:pPr>
+        <w:tabs>
+          <w:tab w:val="right" w:pos="10080"/>
+        </w:tabs>
+        <w:spacing w:before="60"/>
+        <w:rPr>
+          <w:rFonts w:ascii="Arial" w:hAnsi="Arial" w:cs="Arial"/>
+        </w:rPr>
+      </w:pPr>
+      <w:r>
+        <w:rPr>
+          <w:rFonts w:ascii="Arial" w:hAnsi="Arial" w:cs="Arial"/>
+          <w:bCs/>
+        </w:rPr>
+        <w:t>CS 584, Data Mining</w:t>
+      </w:r>
+      <w:r>
+        <w:rPr>
+          <w:rFonts w:ascii="Arial" w:hAnsi="Arial" w:cs="Arial"/>
+        </w:rPr>
+        <w:t xml:space="preserve">, George Mason University     </w:t>
+      </w:r>
+      <w:r>
+        <w:rPr>
+          <w:rFonts w:ascii="Arial" w:hAnsi="Arial" w:cs="Arial"/>
+        </w:rPr>
+        <w:tab/>
+        <w:t>2024 Fall</w:t>
+      </w:r>
+    </w:p>
+    <w:p>
+      <w:pPr>
+        <w:tabs>
+          <w:tab w:val="right" w:pos="10080"/>
+        </w:tabs>
+        <w:spacing w:before="60"/>
+        <w:rPr>
+          <w:rFonts w:ascii="Arial" w:hAnsi="Arial" w:cs="Arial"/>
+        </w:rPr>
+      </w:pPr>
+      <w:r>
+        <w:rPr>
+          <w:rFonts w:ascii="Arial" w:hAnsi="Arial" w:cs="Arial"/>
+          <w:bCs/>
+        </w:rPr>
+        <w:t>CS 584, Data Mining</w:t>
+      </w:r>
+      <w:r>
+        <w:rPr>
+          <w:rFonts w:ascii="Arial" w:hAnsi="Arial" w:cs="Arial"/>
+        </w:rPr>
+        <w:t xml:space="preserve">, George Mason University     </w:t>
+      </w:r>
+      <w:r>
+        <w:rPr>
+          <w:rFonts w:ascii="Arial" w:hAnsi="Arial" w:cs="Arial"/>
+        </w:rPr>
+        <w:tab/>
+        <w:t>2024 Spring</w:t>
+      </w:r>
+    </w:p>
+    <w:p>
+      <w:pPr>
+        <w:tabs>
+          <w:tab w:val="right" w:pos="10080"/>
+        </w:tabs>
+        <w:spacing w:before="60"/>
+        <w:rPr>
+          <w:rFonts w:ascii="Arial" w:hAnsi="Arial" w:cs="Arial"/>
+        </w:rPr>
+      </w:pPr>
+      <w:r>
+        <w:rPr>
+          <w:rFonts w:ascii="Arial" w:hAnsi="Arial" w:cs="Arial"/>
+          <w:bCs/>
+        </w:rPr>
+        <w:t>CS 782, Advanced Machine Learning</w:t>
+      </w:r>
+      <w:r>
+        <w:rPr>
+          <w:rFonts w:ascii="Arial" w:hAnsi="Arial" w:cs="Arial"/>
+        </w:rPr>
+        <w:t xml:space="preserve">, George Mason University     </w:t>
+      </w:r>
+      <w:r>
+        <w:rPr>
+          <w:rFonts w:ascii="Arial" w:hAnsi="Arial" w:cs="Arial"/>
+        </w:rPr>
+        <w:tab/>
+        <w:t>2023 Fall</w:t>
+      </w:r>
+    </w:p>
+    <w:p>
+      <w:pPr>
+        <w:tabs>
+          <w:tab w:val="right" w:pos="10080"/>
+        </w:tabs>
+        <w:spacing w:before="60"/>
+        <w:rPr>
+          <w:rFonts w:ascii="Arial" w:hAnsi="Arial" w:cs="Arial"/>
+        </w:rPr>
+      </w:pPr>
+      <w:r>
+        <w:rPr>
+          <w:rFonts w:ascii="Arial" w:hAnsi="Arial" w:cs="Arial"/>
+          <w:bCs/>
+        </w:rPr>
+        <w:t>CS 484, Data Mining</w:t>
+      </w:r>
+      <w:r>
+        <w:rPr>
+          <w:rFonts w:ascii="Arial" w:hAnsi="Arial" w:cs="Arial"/>
+        </w:rPr>
+        <w:t xml:space="preserve">, George Mason University     </w:t>
+      </w:r>
+      <w:r>
+        <w:rPr>
+          <w:rFonts w:ascii="Arial" w:hAnsi="Arial" w:cs="Arial"/>
+        </w:rPr>
+        <w:tab/>
+        <w:t>2023 Spring</w:t>
+      </w:r>
+    </w:p>
+    <w:p>
+      <w:pPr>
+        <w:tabs>
+          <w:tab w:val="right" w:pos="10080"/>
+        </w:tabs>
+        <w:spacing w:before="60"/>
+        <w:rPr>
+          <w:rFonts w:ascii="Arial" w:hAnsi="Arial" w:cs="Arial"/>
+        </w:rPr>
+      </w:pPr>
+      <w:r>
+        <w:rPr>
+          <w:rFonts w:ascii="Arial" w:hAnsi="Arial" w:cs="Arial"/>
+          <w:bCs/>
+        </w:rPr>
+        <w:t>CS 584, Data Mining</w:t>
+      </w:r>
+      <w:r>
+        <w:rPr>
+          <w:rFonts w:ascii="Arial" w:hAnsi="Arial" w:cs="Arial"/>
+        </w:rPr>
+        <w:t xml:space="preserve">, George Mason University     </w:t>
+      </w:r>
+      <w:r>
+        <w:rPr>
+          <w:rFonts w:ascii="Arial" w:hAnsi="Arial" w:cs="Arial"/>
+        </w:rPr>
+        <w:tab/>
+        <w:t>2022 Fall</w:t>
+      </w:r>
+    </w:p>
     <w:p>
       <w:pPr>
         <w:pStyle w:val="Heading1"/>
@@ -6699,6 +9007,281 @@
           <w:sz w:val="26"/>
           <w:szCs w:val="26"/>
         </w:rPr>
+        <w:t xml:space="preserve">Conference Senior PC or Area Chair: </w:t>
+      </w:r>
+    </w:p>
+    <w:p>
+      <w:pPr>
+        <w:pStyle w:val="ListParagraph"/>
+        <w:numPr>
+          <w:ilvl w:val="0"/>
+          <w:numId w:val="7"/>
+        </w:numPr>
+        <w:spacing w:after="60"/>
+        <w:ind w:left="360"/>
+        <w:rPr>
+          <w:rFonts w:ascii="Arial" w:hAnsi="Arial" w:cs="Arial"/>
+          <w:sz w:val="26"/>
+          <w:szCs w:val="26"/>
+        </w:rPr>
+      </w:pPr>
+      <w:r>
+        <w:rPr>
+          <w:rFonts w:ascii="Arial" w:hAnsi="Arial" w:cs="Arial"/>
+          <w:sz w:val="26"/>
+          <w:szCs w:val="26"/>
+        </w:rPr>
+        <w:t>KDD</w:t>
+      </w:r>
+      <w:r>
+        <w:rPr>
+          <w:rFonts w:ascii="Arial" w:hAnsi="Arial" w:cs="Arial"/>
+          <w:sz w:val="26"/>
+          <w:szCs w:val="26"/>
+        </w:rPr>
+        <w:t>:</w:t>
+      </w:r>
+      <w:r>
+        <w:rPr>
+          <w:rFonts w:ascii="Arial" w:hAnsi="Arial" w:cs="Arial"/>
+          <w:sz w:val="26"/>
+          <w:szCs w:val="26"/>
+        </w:rPr>
+        <w:t xml:space="preserve"> 2026</w:t>
+      </w:r>
+    </w:p>
+    <w:p>
+      <w:pPr>
+        <w:pStyle w:val="ListParagraph"/>
+        <w:numPr>
+          <w:ilvl w:val="0"/>
+          <w:numId w:val="7"/>
+        </w:numPr>
+        <w:spacing w:after="60"/>
+        <w:ind w:left="360"/>
+        <w:rPr>
+          <w:rFonts w:ascii="Arial" w:hAnsi="Arial" w:cs="Arial"/>
+          <w:sz w:val="26"/>
+          <w:szCs w:val="26"/>
+        </w:rPr>
+      </w:pPr>
+      <w:r>
+        <w:rPr>
+          <w:rFonts w:ascii="Arial" w:hAnsi="Arial" w:cs="Arial"/>
+          <w:sz w:val="26"/>
+          <w:szCs w:val="26"/>
+        </w:rPr>
+        <w:t>SIGIR short paper</w:t>
+      </w:r>
+      <w:r>
+        <w:rPr>
+          <w:rFonts w:ascii="Arial" w:hAnsi="Arial" w:cs="Arial"/>
+          <w:sz w:val="26"/>
+          <w:szCs w:val="26"/>
+        </w:rPr>
+        <w:t>:</w:t>
+      </w:r>
+      <w:r>
+        <w:rPr>
+          <w:rFonts w:ascii="Arial" w:hAnsi="Arial" w:cs="Arial"/>
+          <w:sz w:val="26"/>
+          <w:szCs w:val="26"/>
+        </w:rPr>
+        <w:t xml:space="preserve"> 2026</w:t>
+      </w:r>
+    </w:p>
+    <w:p>
+      <w:pPr>
+        <w:pStyle w:val="ListParagraph"/>
+        <w:numPr>
+          <w:ilvl w:val="0"/>
+          <w:numId w:val="7"/>
+        </w:numPr>
+        <w:spacing w:after="60"/>
+        <w:ind w:left="360"/>
+        <w:rPr>
+          <w:rFonts w:ascii="Arial" w:hAnsi="Arial" w:cs="Arial"/>
+          <w:sz w:val="26"/>
+          <w:szCs w:val="26"/>
+        </w:rPr>
+      </w:pPr>
+      <w:r>
+        <w:rPr>
+          <w:rFonts w:ascii="Arial" w:hAnsi="Arial" w:cs="Arial"/>
+          <w:sz w:val="26"/>
+          <w:szCs w:val="26"/>
+        </w:rPr>
+        <w:lastRenderedPageBreak/>
+        <w:t>CIKM</w:t>
+      </w:r>
+      <w:r>
+        <w:rPr>
+          <w:rFonts w:ascii="Arial" w:hAnsi="Arial" w:cs="Arial"/>
+          <w:sz w:val="26"/>
+          <w:szCs w:val="26"/>
+        </w:rPr>
+        <w:t>:</w:t>
+      </w:r>
+      <w:r>
+        <w:rPr>
+          <w:rFonts w:ascii="Arial" w:hAnsi="Arial" w:cs="Arial"/>
+          <w:sz w:val="26"/>
+          <w:szCs w:val="26"/>
+        </w:rPr>
+        <w:t xml:space="preserve"> 2025, 2026</w:t>
+      </w:r>
+    </w:p>
+    <w:p>
+      <w:pPr>
+        <w:pStyle w:val="ListParagraph"/>
+        <w:numPr>
+          <w:ilvl w:val="0"/>
+          <w:numId w:val="7"/>
+        </w:numPr>
+        <w:spacing w:after="60"/>
+        <w:ind w:left="360"/>
+        <w:rPr>
+          <w:rFonts w:ascii="Arial" w:hAnsi="Arial" w:cs="Arial"/>
+          <w:sz w:val="26"/>
+          <w:szCs w:val="26"/>
+        </w:rPr>
+      </w:pPr>
+      <w:r>
+        <w:rPr>
+          <w:rFonts w:ascii="Arial" w:hAnsi="Arial" w:cs="Arial"/>
+          <w:sz w:val="26"/>
+          <w:szCs w:val="26"/>
+        </w:rPr>
+        <w:t>PAKDD</w:t>
+      </w:r>
+      <w:r>
+        <w:rPr>
+          <w:rFonts w:ascii="Arial" w:hAnsi="Arial" w:cs="Arial"/>
+          <w:sz w:val="26"/>
+          <w:szCs w:val="26"/>
+        </w:rPr>
+        <w:t>:</w:t>
+      </w:r>
+      <w:r>
+        <w:rPr>
+          <w:rFonts w:ascii="Arial" w:hAnsi="Arial" w:cs="Arial"/>
+          <w:sz w:val="26"/>
+          <w:szCs w:val="26"/>
+        </w:rPr>
+        <w:t xml:space="preserve"> 2026</w:t>
+      </w:r>
+    </w:p>
+    <w:p>
+      <w:pPr>
+        <w:pStyle w:val="ListParagraph"/>
+        <w:numPr>
+          <w:ilvl w:val="0"/>
+          <w:numId w:val="7"/>
+        </w:numPr>
+        <w:spacing w:after="60"/>
+        <w:ind w:left="360"/>
+        <w:rPr>
+          <w:rFonts w:ascii="Arial" w:hAnsi="Arial" w:cs="Arial"/>
+          <w:sz w:val="26"/>
+          <w:szCs w:val="26"/>
+        </w:rPr>
+      </w:pPr>
+      <w:r>
+        <w:rPr>
+          <w:rFonts w:ascii="Arial" w:hAnsi="Arial" w:cs="Arial"/>
+          <w:sz w:val="26"/>
+          <w:szCs w:val="26"/>
+        </w:rPr>
+        <w:t>ECMLPKDD</w:t>
+      </w:r>
+      <w:r>
+        <w:rPr>
+          <w:rFonts w:ascii="Arial" w:hAnsi="Arial" w:cs="Arial"/>
+          <w:sz w:val="26"/>
+          <w:szCs w:val="26"/>
+        </w:rPr>
+        <w:t>:</w:t>
+      </w:r>
+      <w:r>
+        <w:rPr>
+          <w:rFonts w:ascii="Arial" w:hAnsi="Arial" w:cs="Arial"/>
+          <w:sz w:val="26"/>
+          <w:szCs w:val="26"/>
+        </w:rPr>
+        <w:t xml:space="preserve"> 2026</w:t>
+      </w:r>
+    </w:p>
+    <w:p>
+      <w:pPr>
+        <w:pStyle w:val="ListParagraph"/>
+        <w:numPr>
+          <w:ilvl w:val="0"/>
+          <w:numId w:val="7"/>
+        </w:numPr>
+        <w:spacing w:after="60"/>
+        <w:ind w:left="360"/>
+        <w:rPr>
+          <w:rFonts w:ascii="Arial" w:hAnsi="Arial" w:cs="Arial"/>
+          <w:sz w:val="26"/>
+          <w:szCs w:val="26"/>
+        </w:rPr>
+      </w:pPr>
+      <w:r>
+        <w:rPr>
+          <w:rFonts w:ascii="Arial" w:hAnsi="Arial" w:cs="Arial"/>
+          <w:sz w:val="26"/>
+          <w:szCs w:val="26"/>
+        </w:rPr>
+        <w:t>ARR</w:t>
+      </w:r>
+      <w:r>
+        <w:rPr>
+          <w:rFonts w:ascii="Arial" w:hAnsi="Arial" w:cs="Arial"/>
+          <w:sz w:val="26"/>
+          <w:szCs w:val="26"/>
+        </w:rPr>
+        <w:t>:</w:t>
+      </w:r>
+      <w:r>
+        <w:rPr>
+          <w:rFonts w:ascii="Arial" w:hAnsi="Arial" w:cs="Arial"/>
+          <w:sz w:val="26"/>
+          <w:szCs w:val="26"/>
+        </w:rPr>
+        <w:t xml:space="preserve"> since 2025</w:t>
+      </w:r>
+    </w:p>
+    <w:p>
+      <w:pPr>
+        <w:spacing w:after="60"/>
+        <w:rPr>
+          <w:rFonts w:ascii="Arial" w:hAnsi="Arial" w:cs="Arial"/>
+          <w:b/>
+          <w:bCs/>
+          <w:sz w:val="26"/>
+          <w:szCs w:val="26"/>
+        </w:rPr>
+      </w:pPr>
+    </w:p>
+    <w:p>
+      <w:pPr>
+        <w:spacing w:after="60"/>
+        <w:rPr>
+          <w:rFonts w:ascii="Arial" w:hAnsi="Arial" w:cs="Arial"/>
+          <w:b/>
+          <w:bCs/>
+          <w:sz w:val="26"/>
+          <w:szCs w:val="26"/>
+        </w:rPr>
+      </w:pPr>
+      <w:r>
+        <w:rPr>
+          <w:rFonts w:ascii="Arial" w:hAnsi="Arial" w:cs="Arial"/>
+          <w:b/>
+          <w:bCs/>
+          <w:sz w:val="26"/>
+          <w:szCs w:val="26"/>
+        </w:rPr>
         <w:t>Conference Program Committees</w:t>
       </w:r>
     </w:p>
@@ -6793,6 +9376,12 @@
         </w:rPr>
         <w:t>: 2024</w:t>
       </w:r>
+      <w:r>
+        <w:rPr>
+          <w:rFonts w:ascii="Arial" w:hAnsi="Arial" w:cs="Arial"/>
+        </w:rPr>
+        <w:t>, 2025, 2026</w:t>
+      </w:r>
     </w:p>
     <w:p>
       <w:pPr>
@@ -6811,6 +9400,12 @@
         </w:rPr>
         <w:t>ICLR: 2025</w:t>
       </w:r>
+      <w:r>
+        <w:rPr>
+          <w:rFonts w:ascii="Arial" w:hAnsi="Arial" w:cs="Arial"/>
+        </w:rPr>
+        <w:t>, 2026</w:t>
+      </w:r>
     </w:p>
     <w:p>
       <w:pPr>
@@ -6827,7 +9422,25 @@
         <w:rPr>
           <w:rFonts w:ascii="Arial" w:hAnsi="Arial" w:cs="Arial"/>
         </w:rPr>
-        <w:t>ICML 2025</w:t>
+        <w:t>ICML</w:t>
+      </w:r>
+      <w:r>
+        <w:rPr>
+          <w:rFonts w:ascii="Arial" w:hAnsi="Arial" w:cs="Arial"/>
+        </w:rPr>
+        <w:t>:</w:t>
+      </w:r>
+      <w:r>
+        <w:rPr>
+          <w:rFonts w:ascii="Arial" w:hAnsi="Arial" w:cs="Arial"/>
+        </w:rPr>
+        <w:t xml:space="preserve"> 2025</w:t>
+      </w:r>
+      <w:r>
+        <w:rPr>
+          <w:rFonts w:ascii="Arial" w:hAnsi="Arial" w:cs="Arial"/>
+        </w:rPr>
+        <w:t>, 2026</w:t>
       </w:r>
     </w:p>
     <w:p>
@@ -6877,6 +9490,12 @@
         </w:rPr>
         <w:t>, 2024</w:t>
       </w:r>
+      <w:r>
+        <w:rPr>
+          <w:rFonts w:ascii="Arial" w:hAnsi="Arial" w:cs="Arial"/>
+        </w:rPr>
+        <w:t>, 2025, 2026</w:t>
+      </w:r>
     </w:p>
     <w:p>
       <w:pPr>
@@ -6937,6 +9556,12 @@
         </w:rPr>
         <w:t>, 2025</w:t>
       </w:r>
+      <w:r>
+        <w:rPr>
+          <w:rFonts w:ascii="Arial" w:hAnsi="Arial" w:cs="Arial"/>
+        </w:rPr>
+        <w:t>, 2026</w:t>
+      </w:r>
     </w:p>
     <w:p>
       <w:pPr>
@@ -6997,7 +9622,6 @@
         <w:rPr>
           <w:rFonts w:ascii="Arial" w:hAnsi="Arial" w:cs="Arial"/>
         </w:rPr>
-        <w:lastRenderedPageBreak/>
         <w:t>ECML: 2023</w:t>
       </w:r>
       <w:r>
@@ -7060,370 +9684,6 @@
         </w:rPr>
         <w:t>ARR (since 2023)</w:t>
       </w:r>
-    </w:p>
-    <w:p>
-      <w:pPr>
-        <w:spacing w:after="120"/>
-        <w:rPr>
-          <w:rFonts w:ascii="Arial" w:hAnsi="Arial" w:cs="Arial"/>
-          <w:b/>
-          <w:bCs/>
-          <w:sz w:val="26"/>
-          <w:szCs w:val="26"/>
-        </w:rPr>
-      </w:pPr>
-    </w:p>
-    <w:p>
-      <w:pPr>
-        <w:spacing w:after="60"/>
-        <w:rPr>
-          <w:rFonts w:ascii="Arial" w:hAnsi="Arial" w:cs="Arial"/>
-          <w:b/>
-          <w:bCs/>
-          <w:sz w:val="26"/>
-          <w:szCs w:val="26"/>
-        </w:rPr>
-      </w:pPr>
-      <w:r>
-        <w:rPr>
-          <w:rFonts w:ascii="Arial" w:hAnsi="Arial" w:cs="Arial"/>
-          <w:b/>
-          <w:bCs/>
-          <w:sz w:val="26"/>
-          <w:szCs w:val="26"/>
-        </w:rPr>
-        <w:t>Journal Review</w:t>
-      </w:r>
-      <w:r>
-        <w:rPr>
-          <w:rFonts w:ascii="Arial" w:hAnsi="Arial" w:cs="Arial"/>
-          <w:b/>
-          <w:bCs/>
-          <w:sz w:val="26"/>
-          <w:szCs w:val="26"/>
-        </w:rPr>
-        <w:t>er</w:t>
-      </w:r>
-    </w:p>
-    <w:p>
-      <w:pPr>
-        <w:numPr>
-          <w:ilvl w:val="0"/>
-          <w:numId w:val="7"/>
-        </w:numPr>
-        <w:ind w:left="360"/>
-        <w:rPr>
-          <w:rFonts w:ascii="Arial" w:hAnsi="Arial" w:cs="Arial"/>
-        </w:rPr>
-      </w:pPr>
-      <w:r>
-        <w:rPr>
-          <w:rFonts w:ascii="Arial" w:hAnsi="Arial" w:cs="Arial"/>
-        </w:rPr>
-        <w:t>IEEE Transactions on Knowledge and Data Engineering</w:t>
-      </w:r>
-    </w:p>
-    <w:p>
-      <w:pPr>
-        <w:numPr>
-          <w:ilvl w:val="0"/>
-          <w:numId w:val="7"/>
-        </w:numPr>
-        <w:ind w:left="360"/>
-        <w:rPr>
-          <w:rFonts w:ascii="Arial" w:hAnsi="Arial" w:cs="Arial"/>
-        </w:rPr>
-      </w:pPr>
-      <w:r>
-        <w:rPr>
-          <w:rFonts w:ascii="Arial" w:hAnsi="Arial" w:cs="Arial"/>
-        </w:rPr>
-        <w:t>IEEE Transactions on Services Computing</w:t>
-      </w:r>
-    </w:p>
-    <w:p>
-      <w:pPr>
-        <w:numPr>
-          <w:ilvl w:val="0"/>
-          <w:numId w:val="7"/>
-        </w:numPr>
-        <w:ind w:left="360"/>
-        <w:rPr>
-          <w:rFonts w:ascii="Arial" w:hAnsi="Arial" w:cs="Arial"/>
-        </w:rPr>
-      </w:pPr>
-      <w:r>
-        <w:rPr>
-          <w:rFonts w:ascii="Arial" w:hAnsi="Arial" w:cs="Arial"/>
-        </w:rPr>
-        <w:t xml:space="preserve">IEEE Intelligent Systems </w:t>
-      </w:r>
-    </w:p>
-    <w:p>
-      <w:pPr>
-        <w:numPr>
-          <w:ilvl w:val="0"/>
-          <w:numId w:val="7"/>
-        </w:numPr>
-        <w:ind w:left="360"/>
-        <w:rPr>
-          <w:rFonts w:ascii="Arial" w:hAnsi="Arial" w:cs="Arial"/>
-        </w:rPr>
-      </w:pPr>
-      <w:r>
-        <w:rPr>
-          <w:rFonts w:ascii="Arial" w:hAnsi="Arial" w:cs="Arial"/>
-        </w:rPr>
-        <w:t xml:space="preserve">ACM </w:t>
-      </w:r>
-      <w:r>
-        <w:rPr>
-          <w:rFonts w:ascii="Arial" w:hAnsi="Arial" w:cs="Arial"/>
-        </w:rPr>
-        <w:t>Transactions on Information Systems</w:t>
-      </w:r>
-    </w:p>
-    <w:p>
-      <w:pPr>
-        <w:numPr>
-          <w:ilvl w:val="0"/>
-          <w:numId w:val="7"/>
-        </w:numPr>
-        <w:ind w:left="360"/>
-        <w:rPr>
-          <w:rFonts w:ascii="Arial" w:hAnsi="Arial" w:cs="Arial"/>
-        </w:rPr>
-      </w:pPr>
-      <w:r>
-        <w:rPr>
-          <w:rFonts w:ascii="Arial" w:hAnsi="Arial" w:cs="Arial"/>
-        </w:rPr>
-        <w:t>ACM Transactions on Recommender Systems</w:t>
-      </w:r>
-    </w:p>
-    <w:p>
-      <w:pPr>
-        <w:numPr>
-          <w:ilvl w:val="0"/>
-          <w:numId w:val="7"/>
-        </w:numPr>
-        <w:ind w:left="360"/>
-        <w:rPr>
-          <w:rFonts w:ascii="Arial" w:hAnsi="Arial" w:cs="Arial"/>
-        </w:rPr>
-      </w:pPr>
-      <w:r>
-        <w:rPr>
-          <w:rFonts w:ascii="Arial" w:hAnsi="Arial" w:cs="Arial"/>
-        </w:rPr>
-        <w:t>ACM Transactions on Intelligent Systems and Technology</w:t>
-      </w:r>
-    </w:p>
-    <w:p>
-      <w:pPr>
-        <w:numPr>
-          <w:ilvl w:val="0"/>
-          <w:numId w:val="7"/>
-        </w:numPr>
-        <w:ind w:left="360"/>
-        <w:rPr>
-          <w:rFonts w:ascii="Arial" w:hAnsi="Arial" w:cs="Arial"/>
-        </w:rPr>
-      </w:pPr>
-      <w:r>
-        <w:rPr>
-          <w:rFonts w:ascii="Arial" w:hAnsi="Arial" w:cs="Arial"/>
-        </w:rPr>
-        <w:t>Information Processing and Management</w:t>
-      </w:r>
-    </w:p>
-    <w:p>
-      <w:pPr>
-        <w:numPr>
-          <w:ilvl w:val="0"/>
-          <w:numId w:val="7"/>
-        </w:numPr>
-        <w:ind w:left="360"/>
-        <w:rPr>
-          <w:rFonts w:ascii="Arial" w:hAnsi="Arial" w:cs="Arial"/>
-        </w:rPr>
-      </w:pPr>
-      <w:r>
-        <w:rPr>
-          <w:rFonts w:ascii="Arial" w:hAnsi="Arial" w:cs="Arial"/>
-        </w:rPr>
-        <w:t>Big Data Journal</w:t>
-      </w:r>
-    </w:p>
-    <w:p>
-      <w:pPr>
-        <w:numPr>
-          <w:ilvl w:val="0"/>
-          <w:numId w:val="7"/>
-        </w:numPr>
-        <w:ind w:left="360"/>
-        <w:rPr>
-          <w:rFonts w:ascii="Arial" w:hAnsi="Arial" w:cs="Arial"/>
-        </w:rPr>
-      </w:pPr>
-      <w:r>
-        <w:rPr>
-          <w:rFonts w:ascii="Arial" w:hAnsi="Arial" w:cs="Arial"/>
-        </w:rPr>
-        <w:t>The Electronic Library</w:t>
-      </w:r>
-    </w:p>
-    <w:p>
-      <w:pPr>
-        <w:numPr>
-          <w:ilvl w:val="0"/>
-          <w:numId w:val="7"/>
-        </w:numPr>
-        <w:ind w:left="360"/>
-        <w:rPr>
-          <w:rFonts w:ascii="Arial" w:hAnsi="Arial" w:cs="Arial"/>
-        </w:rPr>
-      </w:pPr>
-      <w:r>
-        <w:rPr>
-          <w:rFonts w:ascii="Arial" w:hAnsi="Arial" w:cs="Arial"/>
-        </w:rPr>
-        <w:t>Knowledge-based Systems</w:t>
-      </w:r>
-    </w:p>
-    <w:p>
-      <w:pPr>
-        <w:numPr>
-          <w:ilvl w:val="0"/>
-          <w:numId w:val="7"/>
-        </w:numPr>
-        <w:ind w:left="360"/>
-        <w:rPr>
-          <w:rFonts w:ascii="Arial" w:hAnsi="Arial" w:cs="Arial"/>
-        </w:rPr>
-      </w:pPr>
-      <w:r>
-        <w:rPr>
-          <w:rFonts w:ascii="Arial" w:hAnsi="Arial" w:cs="Arial"/>
-        </w:rPr>
-        <w:t>Machine Learning Journal</w:t>
-      </w:r>
-    </w:p>
-    <w:p>
-      <w:pPr>
-        <w:numPr>
-          <w:ilvl w:val="0"/>
-          <w:numId w:val="7"/>
-        </w:numPr>
-        <w:ind w:left="360"/>
-        <w:rPr>
-          <w:rFonts w:ascii="Arial" w:hAnsi="Arial" w:cs="Arial"/>
-        </w:rPr>
-      </w:pPr>
-      <w:proofErr w:type="spellStart"/>
-      <w:r>
-        <w:rPr>
-          <w:rFonts w:ascii="Arial" w:hAnsi="Arial" w:cs="Arial"/>
-        </w:rPr>
-        <w:t>Heliyon</w:t>
-      </w:r>
-      <w:proofErr w:type="spellEnd"/>
-      <w:r>
-        <w:rPr>
-          <w:rFonts w:ascii="Arial" w:hAnsi="Arial" w:cs="Arial"/>
-        </w:rPr>
-        <w:t xml:space="preserve"> Journal</w:t>
-      </w:r>
-    </w:p>
-    <w:p>
-      <w:pPr>
-        <w:numPr>
-          <w:ilvl w:val="0"/>
-          <w:numId w:val="7"/>
-        </w:numPr>
-        <w:ind w:left="360"/>
-        <w:rPr>
-          <w:rFonts w:ascii="Arial" w:hAnsi="Arial" w:cs="Arial"/>
-        </w:rPr>
-      </w:pPr>
-      <w:r>
-        <w:rPr>
-          <w:rFonts w:ascii="Arial" w:hAnsi="Arial" w:cs="Arial"/>
-        </w:rPr>
-        <w:t>Neurocomputing Journal</w:t>
-      </w:r>
-    </w:p>
-    <w:p>
-      <w:pPr>
-        <w:numPr>
-          <w:ilvl w:val="0"/>
-          <w:numId w:val="7"/>
-        </w:numPr>
-        <w:ind w:left="360"/>
-        <w:rPr>
-          <w:rFonts w:ascii="Arial" w:hAnsi="Arial" w:cs="Arial"/>
-        </w:rPr>
-      </w:pPr>
-      <w:r>
-        <w:rPr>
-          <w:rFonts w:ascii="Arial" w:hAnsi="Arial" w:cs="Arial"/>
-        </w:rPr>
-        <w:t>International Journal of Human-Computer Interaction</w:t>
-      </w:r>
-    </w:p>
-    <w:p>
-      <w:pPr>
-        <w:numPr>
-          <w:ilvl w:val="0"/>
-          <w:numId w:val="7"/>
-        </w:numPr>
-        <w:ind w:left="360"/>
-        <w:rPr>
-          <w:rFonts w:ascii="Arial" w:hAnsi="Arial" w:cs="Arial"/>
-        </w:rPr>
-      </w:pPr>
-      <w:r>
-        <w:rPr>
-          <w:rFonts w:ascii="Arial" w:hAnsi="Arial" w:cs="Arial"/>
-        </w:rPr>
-        <w:t>IEEE Transactions on Big Data</w:t>
-      </w:r>
-    </w:p>
-    <w:p>
-      <w:pPr>
-        <w:numPr>
-          <w:ilvl w:val="0"/>
-          <w:numId w:val="7"/>
-        </w:numPr>
-        <w:ind w:left="360"/>
-        <w:rPr>
-          <w:rFonts w:ascii="Arial" w:hAnsi="Arial" w:cs="Arial"/>
-        </w:rPr>
-      </w:pPr>
-      <w:r>
-        <w:rPr>
-          <w:rFonts w:ascii="Arial" w:hAnsi="Arial" w:cs="Arial"/>
-        </w:rPr>
-        <w:t>IEEE Transactions on Mobile Computing</w:t>
-      </w:r>
-    </w:p>
-    <w:p>
-      <w:pPr>
-        <w:numPr>
-          <w:ilvl w:val="0"/>
-          <w:numId w:val="7"/>
-        </w:numPr>
-        <w:ind w:left="360"/>
-        <w:rPr>
-          <w:rFonts w:ascii="Arial" w:hAnsi="Arial" w:cs="Arial"/>
-        </w:rPr>
-      </w:pPr>
-      <w:r>
-        <w:rPr>
-          <w:rFonts w:ascii="Arial" w:hAnsi="Arial" w:cs="Arial"/>
-        </w:rPr>
-        <w:t>ACM Computing Surveys</w:t>
-      </w:r>
       <w:r>
         <w:rPr>
           <w:rFonts w:ascii="Arial" w:hAnsi="Arial" w:cs="Arial"/>
@@ -7453,6 +9713,116 @@
           <w:rFonts w:ascii="Arial" w:hAnsi="Arial" w:cs="Arial"/>
         </w:rPr>
         <w:t xml:space="preserve"> </w:t>
+      </w:r>
+    </w:p>
+    <w:p>
+      <w:pPr>
+        <w:pStyle w:val="ListParagraph"/>
+        <w:numPr>
+          <w:ilvl w:val="0"/>
+          <w:numId w:val="13"/>
+        </w:numPr>
+        <w:ind w:left="360"/>
+        <w:rPr>
+          <w:rFonts w:ascii="Arial" w:hAnsi="Arial" w:cs="Arial"/>
+          <w:color w:val="000000" w:themeColor="text1"/>
+        </w:rPr>
+      </w:pPr>
+      <w:r>
+        <w:rPr>
+          <w:rFonts w:ascii="Arial" w:eastAsia="Times New Roman" w:hAnsi="Arial" w:cs="Arial"/>
+          <w:color w:val="000000" w:themeColor="text1"/>
+          <w:lang w:eastAsia="zh-CN"/>
+        </w:rPr>
+        <w:t>Data, Surveillance &amp; Power, CHR/CEC "AI &amp; the Humanities" workshop, GMU, 12/2025</w:t>
+      </w:r>
+    </w:p>
+    <w:p>
+      <w:pPr>
+        <w:pStyle w:val="ListParagraph"/>
+        <w:numPr>
+          <w:ilvl w:val="0"/>
+          <w:numId w:val="13"/>
+        </w:numPr>
+        <w:ind w:left="360"/>
+        <w:rPr>
+          <w:rFonts w:ascii="Arial" w:hAnsi="Arial" w:cs="Arial"/>
+          <w:color w:val="000000" w:themeColor="text1"/>
+        </w:rPr>
+      </w:pPr>
+      <w:r>
+        <w:rPr>
+          <w:rFonts w:ascii="Arial" w:eastAsia="Times New Roman" w:hAnsi="Arial" w:cs="Arial"/>
+          <w:color w:val="000000" w:themeColor="text1"/>
+          <w:lang w:eastAsia="zh-CN"/>
+        </w:rPr>
+        <w:t>Social Bias in Generative AI, CIP-CAR workshop on AI, VT, 08/2025</w:t>
+      </w:r>
+    </w:p>
+    <w:p>
+      <w:pPr>
+        <w:pStyle w:val="ListParagraph"/>
+        <w:numPr>
+          <w:ilvl w:val="0"/>
+          <w:numId w:val="13"/>
+        </w:numPr>
+        <w:ind w:left="360"/>
+        <w:rPr>
+          <w:rFonts w:ascii="Arial" w:hAnsi="Arial" w:cs="Arial"/>
+          <w:color w:val="000000" w:themeColor="text1"/>
+        </w:rPr>
+      </w:pPr>
+      <w:r>
+        <w:rPr>
+          <w:rFonts w:ascii="Arial" w:eastAsia="Times New Roman" w:hAnsi="Arial" w:cs="Arial"/>
+          <w:color w:val="000000" w:themeColor="text1"/>
+          <w:lang w:eastAsia="zh-CN"/>
+        </w:rPr>
+        <w:t>Social Bias in Generative AI, CCI Symposium 2025, 04/2025</w:t>
+      </w:r>
+    </w:p>
+    <w:p>
+      <w:pPr>
+        <w:pStyle w:val="ListParagraph"/>
+        <w:numPr>
+          <w:ilvl w:val="0"/>
+          <w:numId w:val="13"/>
+        </w:numPr>
+        <w:ind w:left="360"/>
+        <w:rPr>
+          <w:rFonts w:ascii="Arial" w:hAnsi="Arial" w:cs="Arial"/>
+          <w:color w:val="000000" w:themeColor="text1"/>
+        </w:rPr>
+      </w:pPr>
+      <w:r>
+        <w:rPr>
+          <w:rFonts w:ascii="Arial" w:eastAsia="Times New Roman" w:hAnsi="Arial" w:cs="Arial"/>
+          <w:color w:val="000000" w:themeColor="text1"/>
+          <w:lang w:eastAsia="zh-CN"/>
+        </w:rPr>
+        <w:t>Social Bias in Generative AI, GW, 04/2025</w:t>
+      </w:r>
+    </w:p>
+    <w:p>
+      <w:pPr>
+        <w:pStyle w:val="ListParagraph"/>
+        <w:numPr>
+          <w:ilvl w:val="0"/>
+          <w:numId w:val="13"/>
+        </w:numPr>
+        <w:ind w:left="360"/>
+        <w:rPr>
+          <w:rFonts w:ascii="Arial" w:hAnsi="Arial" w:cs="Arial"/>
+          <w:color w:val="000000" w:themeColor="text1"/>
+        </w:rPr>
+      </w:pPr>
+      <w:r>
+        <w:rPr>
+          <w:rFonts w:ascii="Arial" w:eastAsia="Times New Roman" w:hAnsi="Arial" w:cs="Arial"/>
+          <w:color w:val="000000" w:themeColor="text1"/>
+          <w:lang w:eastAsia="zh-CN"/>
+        </w:rPr>
+        <w:t>Social Bias in Generative AI, VT, 04/2025</w:t>
       </w:r>
     </w:p>
     <w:p>
@@ -7876,6 +10246,155 @@
 <file path=word/numbering.xml><?xml version="1.0" encoding="utf-8"?>
 <w:numbering xmlns:wpc="http://schemas.microsoft.com/office/word/2010/wordprocessingCanvas" xmlns:cx="http://schemas.microsoft.com/office/drawing/2014/chartex" xmlns:cx1="http://schemas.microsoft.com/office/drawing/2015/9/8/chartex" xmlns:cx2="http://schemas.microsoft.com/office/drawing/2015/10/21/chartex" xmlns:cx3="http://schemas.microsoft.com/office/drawing/2016/5/9/chartex" xmlns:cx4="http://schemas.microsoft.com/office/drawing/2016/5/10/chartex" xmlns:cx5="http://schemas.microsoft.com/office/drawing/2016/5/11/chartex" xmlns:cx6="http://schemas.microsoft.com/office/drawing/2016/5/12/chartex" xmlns:cx7="http://schemas.microsoft.com/office/drawing/2016/5/13/chartex" xmlns:cx8="http://schemas.microsoft.com/office/drawing/2016/5/14/chartex" xmlns:mc="http://schemas.openxmlformats.org/markup-compatibility/2006" xmlns:aink="http://schemas.microsoft.com/office/drawing/2016/ink" xmlns:am3d="http://schemas.microsoft.com/office/drawing/2017/model3d" xmlns:o="urn:schemas-microsoft-com:office:office" xmlns:oel="http://schemas.microsoft.com/office/2019/extlst" xmlns:r="http://schemas.openxmlformats.org/officeDocument/2006/relationships" xmlns:m="http://schemas.openxmlformats.org/officeDocument/2006/math" xmlns:v="urn:schemas-microsoft-com:vml" xmlns:wp14="http://schemas.microsoft.com/office/word/2010/wordprocessingDrawing" xmlns:wp="http://schemas.openxmlformats.org/drawingml/2006/wordprocessingDrawing" xmlns:w10="urn:schemas-microsoft-com:office:word" xmlns:w="http://schemas.openxmlformats.org/wordprocessingml/2006/main" xmlns:w14="http://schemas.microsoft.com/office/word/2010/wordml" xmlns:w15="http://schemas.microsoft.com/office/word/2012/wordml" xmlns:w16cex="http://schemas.microsoft.com/office/word/2018/wordml/cex" xmlns:w16cid="http://schemas.microsoft.com/office/word/2016/wordml/cid" xmlns:w16="http://schemas.microsoft.com/office/word/2018/wordml" xmlns:w16du="http://schemas.microsoft.com/office/word/2023/wordml/word16du" xmlns:w16sdtdh="http://schemas.microsoft.com/office/word/2020/wordml/sdtdatahash" xmlns:w16sdtfl="http://schemas.microsoft.com/office/word/2024/wordml/sdtformatlock" xmlns:w16se="http://schemas.microsoft.com/office/word/2015/wordml/symex" xmlns:wpg="http://schemas.microsoft.com/office/word/2010/wordprocessingGroup" xmlns:wpi="http://schemas.microsoft.com/office/word/2010/wordprocessingInk" xmlns:wne="http://schemas.microsoft.com/office/word/2006/wordml" xmlns:wps="http://schemas.microsoft.com/office/word/2010/wordprocessingShape" mc:Ignorable="w14 w15 w16se w16cid w16 w16cex w16sdtdh w16sdtfl w16du wp14">
   <w:abstractNum w:abstractNumId="0" w15:restartNumberingAfterBreak="0">
+    <w:nsid w:val="0390686D"/>
+    <w:multiLevelType w:val="multilevel"/>
+    <w:tmpl w:val="EF8EAE28"/>
+    <w:lvl w:ilvl="0">
+      <w:start w:val="1"/>
+      <w:numFmt w:val="bullet"/>
+      <w:lvlText w:val=""/>
+      <w:lvlJc w:val="left"/>
+      <w:pPr>
+        <w:tabs>
+          <w:tab w:val="num" w:pos="720"/>
+        </w:tabs>
+        <w:ind w:left="720" w:hanging="360"/>
+      </w:pPr>
+      <w:rPr>
+        <w:rFonts w:ascii="Symbol" w:hAnsi="Symbol" w:hint="default"/>
+        <w:sz w:val="20"/>
+      </w:rPr>
+    </w:lvl>
+    <w:lvl w:ilvl="1" w:tentative="1">
+      <w:start w:val="1"/>
+      <w:numFmt w:val="bullet"/>
+      <w:lvlText w:val="o"/>
+      <w:lvlJc w:val="left"/>
+      <w:pPr>
+        <w:tabs>
+          <w:tab w:val="num" w:pos="1440"/>
+        </w:tabs>
+        <w:ind w:left="1440" w:hanging="360"/>
+      </w:pPr>
+      <w:rPr>
+        <w:rFonts w:ascii="Courier New" w:hAnsi="Courier New" w:hint="default"/>
+        <w:sz w:val="20"/>
+      </w:rPr>
+    </w:lvl>
+    <w:lvl w:ilvl="2" w:tentative="1">
+      <w:start w:val="1"/>
+      <w:numFmt w:val="bullet"/>
+      <w:lvlText w:val=""/>
+      <w:lvlJc w:val="left"/>
+      <w:pPr>
+        <w:tabs>
+          <w:tab w:val="num" w:pos="2160"/>
+        </w:tabs>
+        <w:ind w:left="2160" w:hanging="360"/>
+      </w:pPr>
+      <w:rPr>
+        <w:rFonts w:ascii="Wingdings" w:hAnsi="Wingdings" w:hint="default"/>
+        <w:sz w:val="20"/>
+      </w:rPr>
+    </w:lvl>
+    <w:lvl w:ilvl="3" w:tentative="1">
+      <w:start w:val="1"/>
+      <w:numFmt w:val="bullet"/>
+      <w:lvlText w:val=""/>
+      <w:lvlJc w:val="left"/>
+      <w:pPr>
+        <w:tabs>
+          <w:tab w:val="num" w:pos="2880"/>
+        </w:tabs>
+        <w:ind w:left="2880" w:hanging="360"/>
+      </w:pPr>
+      <w:rPr>
+        <w:rFonts w:ascii="Wingdings" w:hAnsi="Wingdings" w:hint="default"/>
+        <w:sz w:val="20"/>
+      </w:rPr>
+    </w:lvl>
+    <w:lvl w:ilvl="4" w:tentative="1">
+      <w:start w:val="1"/>
+      <w:numFmt w:val="bullet"/>
+      <w:lvlText w:val=""/>
+      <w:lvlJc w:val="left"/>
+      <w:pPr>
+        <w:tabs>
+          <w:tab w:val="num" w:pos="3600"/>
+        </w:tabs>
+        <w:ind w:left="3600" w:hanging="360"/>
+      </w:pPr>
+      <w:rPr>
+        <w:rFonts w:ascii="Wingdings" w:hAnsi="Wingdings" w:hint="default"/>
+        <w:sz w:val="20"/>
+      </w:rPr>
+    </w:lvl>
+    <w:lvl w:ilvl="5" w:tentative="1">
+      <w:start w:val="1"/>
+      <w:numFmt w:val="bullet"/>
+      <w:lvlText w:val=""/>
+      <w:lvlJc w:val="left"/>
+      <w:pPr>
+        <w:tabs>
+          <w:tab w:val="num" w:pos="4320"/>
+        </w:tabs>
+        <w:ind w:left="4320" w:hanging="360"/>
+      </w:pPr>
+      <w:rPr>
+        <w:rFonts w:ascii="Wingdings" w:hAnsi="Wingdings" w:hint="default"/>
+        <w:sz w:val="20"/>
+      </w:rPr>
+    </w:lvl>
+    <w:lvl w:ilvl="6" w:tentative="1">
+      <w:start w:val="1"/>
+      <w:numFmt w:val="bullet"/>
+      <w:lvlText w:val=""/>
+      <w:lvlJc w:val="left"/>
+      <w:pPr>
+        <w:tabs>
+          <w:tab w:val="num" w:pos="5040"/>
+        </w:tabs>
+        <w:ind w:left="5040" w:hanging="360"/>
+      </w:pPr>
+      <w:rPr>
+        <w:rFonts w:ascii="Wingdings" w:hAnsi="Wingdings" w:hint="default"/>
+        <w:sz w:val="20"/>
+      </w:rPr>
+    </w:lvl>
+    <w:lvl w:ilvl="7" w:tentative="1">
+      <w:start w:val="1"/>
+      <w:numFmt w:val="bullet"/>
+      <w:lvlText w:val=""/>
+      <w:lvlJc w:val="left"/>
+      <w:pPr>
+        <w:tabs>
+          <w:tab w:val="num" w:pos="5760"/>
+        </w:tabs>
+        <w:ind w:left="5760" w:hanging="360"/>
+      </w:pPr>
+      <w:rPr>
+        <w:rFonts w:ascii="Wingdings" w:hAnsi="Wingdings" w:hint="default"/>
+        <w:sz w:val="20"/>
+      </w:rPr>
+    </w:lvl>
+    <w:lvl w:ilvl="8" w:tentative="1">
+      <w:start w:val="1"/>
+      <w:numFmt w:val="bullet"/>
+      <w:lvlText w:val=""/>
+      <w:lvlJc w:val="left"/>
+      <w:pPr>
+        <w:tabs>
+          <w:tab w:val="num" w:pos="6480"/>
+        </w:tabs>
+        <w:ind w:left="6480" w:hanging="360"/>
+      </w:pPr>
+      <w:rPr>
+        <w:rFonts w:ascii="Wingdings" w:hAnsi="Wingdings" w:hint="default"/>
+        <w:sz w:val="20"/>
+      </w:rPr>
+    </w:lvl>
+  </w:abstractNum>
+  <w:abstractNum w:abstractNumId="1" w15:restartNumberingAfterBreak="0">
     <w:nsid w:val="040858FE"/>
     <w:multiLevelType w:val="hybridMultilevel"/>
     <w:tmpl w:val="AE44F03A"/>
@@ -8015,7 +10534,7 @@
       </w:rPr>
     </w:lvl>
   </w:abstractNum>
-  <w:abstractNum w:abstractNumId="1" w15:restartNumberingAfterBreak="0">
+  <w:abstractNum w:abstractNumId="2" w15:restartNumberingAfterBreak="0">
     <w:nsid w:val="06760939"/>
     <w:multiLevelType w:val="hybridMultilevel"/>
     <w:tmpl w:val="F662BD9C"/>
@@ -8128,7 +10647,7 @@
       </w:rPr>
     </w:lvl>
   </w:abstractNum>
-  <w:abstractNum w:abstractNumId="2" w15:restartNumberingAfterBreak="0">
+  <w:abstractNum w:abstractNumId="3" w15:restartNumberingAfterBreak="0">
     <w:nsid w:val="06B7576D"/>
     <w:multiLevelType w:val="hybridMultilevel"/>
     <w:tmpl w:val="63F894B2"/>
@@ -8241,7 +10760,7 @@
       </w:rPr>
     </w:lvl>
   </w:abstractNum>
-  <w:abstractNum w:abstractNumId="3" w15:restartNumberingAfterBreak="0">
+  <w:abstractNum w:abstractNumId="4" w15:restartNumberingAfterBreak="0">
     <w:nsid w:val="0A5C2F2F"/>
     <w:multiLevelType w:val="hybridMultilevel"/>
     <w:tmpl w:val="BF163680"/>
@@ -8354,7 +10873,7 @@
       </w:rPr>
     </w:lvl>
   </w:abstractNum>
-  <w:abstractNum w:abstractNumId="4" w15:restartNumberingAfterBreak="0">
+  <w:abstractNum w:abstractNumId="5" w15:restartNumberingAfterBreak="0">
     <w:nsid w:val="3CD8708C"/>
     <w:multiLevelType w:val="hybridMultilevel"/>
     <w:tmpl w:val="6C6013F2"/>
@@ -8494,10 +11013,284 @@
       </w:rPr>
     </w:lvl>
   </w:abstractNum>
-  <w:abstractNum w:abstractNumId="5" w15:restartNumberingAfterBreak="0">
+  <w:abstractNum w:abstractNumId="6" w15:restartNumberingAfterBreak="0">
     <w:nsid w:val="3D482B95"/>
     <w:multiLevelType w:val="hybridMultilevel"/>
-    <w:tmpl w:val="32CAFF9A"/>
+    <w:tmpl w:val="220A1BC6"/>
+    <w:lvl w:ilvl="0" w:tplc="04090001">
+      <w:start w:val="1"/>
+      <w:numFmt w:val="bullet"/>
+      <w:lvlText w:val=""/>
+      <w:lvlJc w:val="left"/>
+      <w:pPr>
+        <w:ind w:left="720" w:hanging="360"/>
+      </w:pPr>
+      <w:rPr>
+        <w:rFonts w:ascii="Symbol" w:hAnsi="Symbol" w:hint="default"/>
+      </w:rPr>
+    </w:lvl>
+    <w:lvl w:ilvl="1" w:tplc="04090003" w:tentative="1">
+      <w:start w:val="1"/>
+      <w:numFmt w:val="bullet"/>
+      <w:lvlText w:val="o"/>
+      <w:lvlJc w:val="left"/>
+      <w:pPr>
+        <w:tabs>
+          <w:tab w:val="num" w:pos="1440"/>
+        </w:tabs>
+        <w:ind w:left="1440" w:hanging="360"/>
+      </w:pPr>
+      <w:rPr>
+        <w:rFonts w:ascii="Courier New" w:hAnsi="Courier New" w:cs="Courier New" w:hint="default"/>
+      </w:rPr>
+    </w:lvl>
+    <w:lvl w:ilvl="2" w:tplc="04090005" w:tentative="1">
+      <w:start w:val="1"/>
+      <w:numFmt w:val="bullet"/>
+      <w:lvlText w:val=""/>
+      <w:lvlJc w:val="left"/>
+      <w:pPr>
+        <w:tabs>
+          <w:tab w:val="num" w:pos="2160"/>
+        </w:tabs>
+        <w:ind w:left="2160" w:hanging="360"/>
+      </w:pPr>
+      <w:rPr>
+        <w:rFonts w:ascii="Wingdings" w:hAnsi="Wingdings" w:hint="default"/>
+      </w:rPr>
+    </w:lvl>
+    <w:lvl w:ilvl="3" w:tplc="04090001" w:tentative="1">
+      <w:start w:val="1"/>
+      <w:numFmt w:val="bullet"/>
+      <w:lvlText w:val=""/>
+      <w:lvlJc w:val="left"/>
+      <w:pPr>
+        <w:tabs>
+          <w:tab w:val="num" w:pos="2880"/>
+        </w:tabs>
+        <w:ind w:left="2880" w:hanging="360"/>
+      </w:pPr>
+      <w:rPr>
+        <w:rFonts w:ascii="Symbol" w:hAnsi="Symbol" w:hint="default"/>
+      </w:rPr>
+    </w:lvl>
+    <w:lvl w:ilvl="4" w:tplc="04090003" w:tentative="1">
+      <w:start w:val="1"/>
+      <w:numFmt w:val="bullet"/>
+      <w:lvlText w:val="o"/>
+      <w:lvlJc w:val="left"/>
+      <w:pPr>
+        <w:tabs>
+          <w:tab w:val="num" w:pos="3600"/>
+        </w:tabs>
+        <w:ind w:left="3600" w:hanging="360"/>
+      </w:pPr>
+      <w:rPr>
+        <w:rFonts w:ascii="Courier New" w:hAnsi="Courier New" w:cs="Courier New" w:hint="default"/>
+      </w:rPr>
+    </w:lvl>
+    <w:lvl w:ilvl="5" w:tplc="04090005" w:tentative="1">
+      <w:start w:val="1"/>
+      <w:numFmt w:val="bullet"/>
+      <w:lvlText w:val=""/>
+      <w:lvlJc w:val="left"/>
+      <w:pPr>
+        <w:tabs>
+          <w:tab w:val="num" w:pos="4320"/>
+        </w:tabs>
+        <w:ind w:left="4320" w:hanging="360"/>
+      </w:pPr>
+      <w:rPr>
+        <w:rFonts w:ascii="Wingdings" w:hAnsi="Wingdings" w:hint="default"/>
+      </w:rPr>
+    </w:lvl>
+    <w:lvl w:ilvl="6" w:tplc="04090001" w:tentative="1">
+      <w:start w:val="1"/>
+      <w:numFmt w:val="bullet"/>
+      <w:lvlText w:val=""/>
+      <w:lvlJc w:val="left"/>
+      <w:pPr>
+        <w:tabs>
+          <w:tab w:val="num" w:pos="5040"/>
+        </w:tabs>
+        <w:ind w:left="5040" w:hanging="360"/>
+      </w:pPr>
+      <w:rPr>
+        <w:rFonts w:ascii="Symbol" w:hAnsi="Symbol" w:hint="default"/>
+      </w:rPr>
+    </w:lvl>
+    <w:lvl w:ilvl="7" w:tplc="04090003" w:tentative="1">
+      <w:start w:val="1"/>
+      <w:numFmt w:val="bullet"/>
+      <w:lvlText w:val="o"/>
+      <w:lvlJc w:val="left"/>
+      <w:pPr>
+        <w:tabs>
+          <w:tab w:val="num" w:pos="5760"/>
+        </w:tabs>
+        <w:ind w:left="5760" w:hanging="360"/>
+      </w:pPr>
+      <w:rPr>
+        <w:rFonts w:ascii="Courier New" w:hAnsi="Courier New" w:cs="Courier New" w:hint="default"/>
+      </w:rPr>
+    </w:lvl>
+    <w:lvl w:ilvl="8" w:tplc="04090005" w:tentative="1">
+      <w:start w:val="1"/>
+      <w:numFmt w:val="bullet"/>
+      <w:lvlText w:val=""/>
+      <w:lvlJc w:val="left"/>
+      <w:pPr>
+        <w:tabs>
+          <w:tab w:val="num" w:pos="6480"/>
+        </w:tabs>
+        <w:ind w:left="6480" w:hanging="360"/>
+      </w:pPr>
+      <w:rPr>
+        <w:rFonts w:ascii="Wingdings" w:hAnsi="Wingdings" w:hint="default"/>
+      </w:rPr>
+    </w:lvl>
+  </w:abstractNum>
+  <w:abstractNum w:abstractNumId="7" w15:restartNumberingAfterBreak="0">
+    <w:nsid w:val="3FF60CD8"/>
+    <w:multiLevelType w:val="hybridMultilevel"/>
+    <w:tmpl w:val="C83EB060"/>
+    <w:lvl w:ilvl="0" w:tplc="04090001">
+      <w:start w:val="1"/>
+      <w:numFmt w:val="bullet"/>
+      <w:lvlText w:val=""/>
+      <w:lvlJc w:val="left"/>
+      <w:pPr>
+        <w:ind w:left="720" w:hanging="360"/>
+      </w:pPr>
+      <w:rPr>
+        <w:rFonts w:ascii="Symbol" w:hAnsi="Symbol" w:hint="default"/>
+      </w:rPr>
+    </w:lvl>
+    <w:lvl w:ilvl="1" w:tplc="04090003" w:tentative="1">
+      <w:start w:val="1"/>
+      <w:numFmt w:val="bullet"/>
+      <w:lvlText w:val="o"/>
+      <w:lvlJc w:val="left"/>
+      <w:pPr>
+        <w:tabs>
+          <w:tab w:val="num" w:pos="1440"/>
+        </w:tabs>
+        <w:ind w:left="1440" w:hanging="360"/>
+      </w:pPr>
+      <w:rPr>
+        <w:rFonts w:ascii="Courier New" w:hAnsi="Courier New" w:cs="Courier New" w:hint="default"/>
+      </w:rPr>
+    </w:lvl>
+    <w:lvl w:ilvl="2" w:tplc="04090005" w:tentative="1">
+      <w:start w:val="1"/>
+      <w:numFmt w:val="bullet"/>
+      <w:lvlText w:val=""/>
+      <w:lvlJc w:val="left"/>
+      <w:pPr>
+        <w:tabs>
+          <w:tab w:val="num" w:pos="2160"/>
+        </w:tabs>
+        <w:ind w:left="2160" w:hanging="360"/>
+      </w:pPr>
+      <w:rPr>
+        <w:rFonts w:ascii="Wingdings" w:hAnsi="Wingdings" w:hint="default"/>
+      </w:rPr>
+    </w:lvl>
+    <w:lvl w:ilvl="3" w:tplc="04090001" w:tentative="1">
+      <w:start w:val="1"/>
+      <w:numFmt w:val="bullet"/>
+      <w:lvlText w:val=""/>
+      <w:lvlJc w:val="left"/>
+      <w:pPr>
+        <w:tabs>
+          <w:tab w:val="num" w:pos="2880"/>
+        </w:tabs>
+        <w:ind w:left="2880" w:hanging="360"/>
+      </w:pPr>
+      <w:rPr>
+        <w:rFonts w:ascii="Symbol" w:hAnsi="Symbol" w:hint="default"/>
+      </w:rPr>
+    </w:lvl>
+    <w:lvl w:ilvl="4" w:tplc="04090003" w:tentative="1">
+      <w:start w:val="1"/>
+      <w:numFmt w:val="bullet"/>
+      <w:lvlText w:val="o"/>
+      <w:lvlJc w:val="left"/>
+      <w:pPr>
+        <w:tabs>
+          <w:tab w:val="num" w:pos="3600"/>
+        </w:tabs>
+        <w:ind w:left="3600" w:hanging="360"/>
+      </w:pPr>
+      <w:rPr>
+        <w:rFonts w:ascii="Courier New" w:hAnsi="Courier New" w:cs="Courier New" w:hint="default"/>
+      </w:rPr>
+    </w:lvl>
+    <w:lvl w:ilvl="5" w:tplc="04090005" w:tentative="1">
+      <w:start w:val="1"/>
+      <w:numFmt w:val="bullet"/>
+      <w:lvlText w:val=""/>
+      <w:lvlJc w:val="left"/>
+      <w:pPr>
+        <w:tabs>
+          <w:tab w:val="num" w:pos="4320"/>
+        </w:tabs>
+        <w:ind w:left="4320" w:hanging="360"/>
+      </w:pPr>
+      <w:rPr>
+        <w:rFonts w:ascii="Wingdings" w:hAnsi="Wingdings" w:hint="default"/>
+      </w:rPr>
+    </w:lvl>
+    <w:lvl w:ilvl="6" w:tplc="04090001" w:tentative="1">
+      <w:start w:val="1"/>
+      <w:numFmt w:val="bullet"/>
+      <w:lvlText w:val=""/>
+      <w:lvlJc w:val="left"/>
+      <w:pPr>
+        <w:tabs>
+          <w:tab w:val="num" w:pos="5040"/>
+        </w:tabs>
+        <w:ind w:left="5040" w:hanging="360"/>
+      </w:pPr>
+      <w:rPr>
+        <w:rFonts w:ascii="Symbol" w:hAnsi="Symbol" w:hint="default"/>
+      </w:rPr>
+    </w:lvl>
+    <w:lvl w:ilvl="7" w:tplc="04090003" w:tentative="1">
+      <w:start w:val="1"/>
+      <w:numFmt w:val="bullet"/>
+      <w:lvlText w:val="o"/>
+      <w:lvlJc w:val="left"/>
+      <w:pPr>
+        <w:tabs>
+          <w:tab w:val="num" w:pos="5760"/>
+        </w:tabs>
+        <w:ind w:left="5760" w:hanging="360"/>
+      </w:pPr>
+      <w:rPr>
+        <w:rFonts w:ascii="Courier New" w:hAnsi="Courier New" w:cs="Courier New" w:hint="default"/>
+      </w:rPr>
+    </w:lvl>
+    <w:lvl w:ilvl="8" w:tplc="04090005" w:tentative="1">
+      <w:start w:val="1"/>
+      <w:numFmt w:val="bullet"/>
+      <w:lvlText w:val=""/>
+      <w:lvlJc w:val="left"/>
+      <w:pPr>
+        <w:tabs>
+          <w:tab w:val="num" w:pos="6480"/>
+        </w:tabs>
+        <w:ind w:left="6480" w:hanging="360"/>
+      </w:pPr>
+      <w:rPr>
+        <w:rFonts w:ascii="Wingdings" w:hAnsi="Wingdings" w:hint="default"/>
+      </w:rPr>
+    </w:lvl>
+  </w:abstractNum>
+  <w:abstractNum w:abstractNumId="8" w15:restartNumberingAfterBreak="0">
+    <w:nsid w:val="40F375E6"/>
+    <w:multiLevelType w:val="hybridMultilevel"/>
+    <w:tmpl w:val="9CA054BA"/>
     <w:lvl w:ilvl="0" w:tplc="04090001">
       <w:start w:val="1"/>
       <w:numFmt w:val="bullet"/>
@@ -8634,23 +11427,27 @@
       </w:rPr>
     </w:lvl>
   </w:abstractNum>
-  <w:abstractNum w:abstractNumId="6" w15:restartNumberingAfterBreak="0">
-    <w:nsid w:val="3FF60CD8"/>
-    <w:multiLevelType w:val="hybridMultilevel"/>
-    <w:tmpl w:val="C83EB060"/>
-    <w:lvl w:ilvl="0" w:tplc="04090001">
+  <w:abstractNum w:abstractNumId="9" w15:restartNumberingAfterBreak="0">
+    <w:nsid w:val="427F474B"/>
+    <w:multiLevelType w:val="multilevel"/>
+    <w:tmpl w:val="97D2FEEA"/>
+    <w:lvl w:ilvl="0">
       <w:start w:val="1"/>
       <w:numFmt w:val="bullet"/>
       <w:lvlText w:val=""/>
       <w:lvlJc w:val="left"/>
       <w:pPr>
+        <w:tabs>
+          <w:tab w:val="num" w:pos="720"/>
+        </w:tabs>
         <w:ind w:left="720" w:hanging="360"/>
       </w:pPr>
       <w:rPr>
         <w:rFonts w:ascii="Symbol" w:hAnsi="Symbol" w:hint="default"/>
-      </w:rPr>
-    </w:lvl>
-    <w:lvl w:ilvl="1" w:tplc="04090003" w:tentative="1">
+        <w:sz w:val="20"/>
+      </w:rPr>
+    </w:lvl>
+    <w:lvl w:ilvl="1" w:tentative="1">
       <w:start w:val="1"/>
       <w:numFmt w:val="bullet"/>
       <w:lvlText w:val="o"/>
@@ -8662,10 +11459,11 @@
         <w:ind w:left="1440" w:hanging="360"/>
       </w:pPr>
       <w:rPr>
-        <w:rFonts w:ascii="Courier New" w:hAnsi="Courier New" w:cs="Courier New" w:hint="default"/>
-      </w:rPr>
-    </w:lvl>
-    <w:lvl w:ilvl="2" w:tplc="04090005" w:tentative="1">
+        <w:rFonts w:ascii="Courier New" w:hAnsi="Courier New" w:hint="default"/>
+        <w:sz w:val="20"/>
+      </w:rPr>
+    </w:lvl>
+    <w:lvl w:ilvl="2" w:tentative="1">
       <w:start w:val="1"/>
       <w:numFmt w:val="bullet"/>
       <w:lvlText w:val=""/>
@@ -8678,12 +11476,13 @@
       </w:pPr>
       <w:rPr>
         <w:rFonts w:ascii="Wingdings" w:hAnsi="Wingdings" w:hint="default"/>
-      </w:rPr>
-    </w:lvl>
-    <w:lvl w:ilvl="3" w:tplc="04090001" w:tentative="1">
-      <w:start w:val="1"/>
-      <w:numFmt w:val="bullet"/>
-      <w:lvlText w:val=""/>
+        <w:sz w:val="20"/>
+      </w:rPr>
+    </w:lvl>
+    <w:lvl w:ilvl="3" w:tentative="1">
+      <w:start w:val="1"/>
+      <w:numFmt w:val="bullet"/>
+      <w:lvlText w:val=""/>
       <w:lvlJc w:val="left"/>
       <w:pPr>
         <w:tabs>
@@ -8692,13 +11491,14 @@
         <w:ind w:left="2880" w:hanging="360"/>
       </w:pPr>
       <w:rPr>
-        <w:rFonts w:ascii="Symbol" w:hAnsi="Symbol" w:hint="default"/>
-      </w:rPr>
-    </w:lvl>
-    <w:lvl w:ilvl="4" w:tplc="04090003" w:tentative="1">
-      <w:start w:val="1"/>
-      <w:numFmt w:val="bullet"/>
-      <w:lvlText w:val="o"/>
+        <w:rFonts w:ascii="Wingdings" w:hAnsi="Wingdings" w:hint="default"/>
+        <w:sz w:val="20"/>
+      </w:rPr>
+    </w:lvl>
+    <w:lvl w:ilvl="4" w:tentative="1">
+      <w:start w:val="1"/>
+      <w:numFmt w:val="bullet"/>
+      <w:lvlText w:val=""/>
       <w:lvlJc w:val="left"/>
       <w:pPr>
         <w:tabs>
@@ -8707,10 +11507,11 @@
         <w:ind w:left="3600" w:hanging="360"/>
       </w:pPr>
       <w:rPr>
-        <w:rFonts w:ascii="Courier New" w:hAnsi="Courier New" w:cs="Courier New" w:hint="default"/>
-      </w:rPr>
-    </w:lvl>
-    <w:lvl w:ilvl="5" w:tplc="04090005" w:tentative="1">
+        <w:rFonts w:ascii="Wingdings" w:hAnsi="Wingdings" w:hint="default"/>
+        <w:sz w:val="20"/>
+      </w:rPr>
+    </w:lvl>
+    <w:lvl w:ilvl="5" w:tentative="1">
       <w:start w:val="1"/>
       <w:numFmt w:val="bullet"/>
       <w:lvlText w:val=""/>
@@ -8723,12 +11524,13 @@
       </w:pPr>
       <w:rPr>
         <w:rFonts w:ascii="Wingdings" w:hAnsi="Wingdings" w:hint="default"/>
-      </w:rPr>
-    </w:lvl>
-    <w:lvl w:ilvl="6" w:tplc="04090001" w:tentative="1">
-      <w:start w:val="1"/>
-      <w:numFmt w:val="bullet"/>
-      <w:lvlText w:val=""/>
+        <w:sz w:val="20"/>
+      </w:rPr>
+    </w:lvl>
+    <w:lvl w:ilvl="6" w:tentative="1">
+      <w:start w:val="1"/>
+      <w:numFmt w:val="bullet"/>
+      <w:lvlText w:val=""/>
       <w:lvlJc w:val="left"/>
       <w:pPr>
         <w:tabs>
@@ -8737,13 +11539,14 @@
         <w:ind w:left="5040" w:hanging="360"/>
       </w:pPr>
       <w:rPr>
-        <w:rFonts w:ascii="Symbol" w:hAnsi="Symbol" w:hint="default"/>
-      </w:rPr>
-    </w:lvl>
-    <w:lvl w:ilvl="7" w:tplc="04090003" w:tentative="1">
-      <w:start w:val="1"/>
-      <w:numFmt w:val="bullet"/>
-      <w:lvlText w:val="o"/>
+        <w:rFonts w:ascii="Wingdings" w:hAnsi="Wingdings" w:hint="default"/>
+        <w:sz w:val="20"/>
+      </w:rPr>
+    </w:lvl>
+    <w:lvl w:ilvl="7" w:tentative="1">
+      <w:start w:val="1"/>
+      <w:numFmt w:val="bullet"/>
+      <w:lvlText w:val=""/>
       <w:lvlJc w:val="left"/>
       <w:pPr>
         <w:tabs>
@@ -8752,10 +11555,11 @@
         <w:ind w:left="5760" w:hanging="360"/>
       </w:pPr>
       <w:rPr>
-        <w:rFonts w:ascii="Courier New" w:hAnsi="Courier New" w:cs="Courier New" w:hint="default"/>
-      </w:rPr>
-    </w:lvl>
-    <w:lvl w:ilvl="8" w:tplc="04090005" w:tentative="1">
+        <w:rFonts w:ascii="Wingdings" w:hAnsi="Wingdings" w:hint="default"/>
+        <w:sz w:val="20"/>
+      </w:rPr>
+    </w:lvl>
+    <w:lvl w:ilvl="8" w:tentative="1">
       <w:start w:val="1"/>
       <w:numFmt w:val="bullet"/>
       <w:lvlText w:val=""/>
@@ -8768,13 +11572,353 @@
       </w:pPr>
       <w:rPr>
         <w:rFonts w:ascii="Wingdings" w:hAnsi="Wingdings" w:hint="default"/>
+        <w:sz w:val="20"/>
       </w:rPr>
     </w:lvl>
   </w:abstractNum>
-  <w:abstractNum w:abstractNumId="7" w15:restartNumberingAfterBreak="0">
-    <w:nsid w:val="40F375E6"/>
+  <w:abstractNum w:abstractNumId="10" w15:restartNumberingAfterBreak="0">
+    <w:nsid w:val="51F558FE"/>
     <w:multiLevelType w:val="hybridMultilevel"/>
-    <w:tmpl w:val="9CA054BA"/>
+    <w:tmpl w:val="842E64B6"/>
+    <w:lvl w:ilvl="0" w:tplc="04090001">
+      <w:start w:val="1"/>
+      <w:numFmt w:val="bullet"/>
+      <w:lvlText w:val=""/>
+      <w:lvlJc w:val="left"/>
+      <w:pPr>
+        <w:ind w:left="720" w:hanging="360"/>
+      </w:pPr>
+      <w:rPr>
+        <w:rFonts w:ascii="Symbol" w:hAnsi="Symbol" w:hint="default"/>
+      </w:rPr>
+    </w:lvl>
+    <w:lvl w:ilvl="1" w:tplc="04090003" w:tentative="1">
+      <w:start w:val="1"/>
+      <w:numFmt w:val="bullet"/>
+      <w:lvlText w:val="o"/>
+      <w:lvlJc w:val="left"/>
+      <w:pPr>
+        <w:ind w:left="1440" w:hanging="360"/>
+      </w:pPr>
+      <w:rPr>
+        <w:rFonts w:ascii="Courier New" w:hAnsi="Courier New" w:cs="Courier New" w:hint="default"/>
+      </w:rPr>
+    </w:lvl>
+    <w:lvl w:ilvl="2" w:tplc="04090005" w:tentative="1">
+      <w:start w:val="1"/>
+      <w:numFmt w:val="bullet"/>
+      <w:lvlText w:val=""/>
+      <w:lvlJc w:val="left"/>
+      <w:pPr>
+        <w:ind w:left="2160" w:hanging="360"/>
+      </w:pPr>
+      <w:rPr>
+        <w:rFonts w:ascii="Wingdings" w:hAnsi="Wingdings" w:hint="default"/>
+      </w:rPr>
+    </w:lvl>
+    <w:lvl w:ilvl="3" w:tplc="04090001" w:tentative="1">
+      <w:start w:val="1"/>
+      <w:numFmt w:val="bullet"/>
+      <w:lvlText w:val=""/>
+      <w:lvlJc w:val="left"/>
+      <w:pPr>
+        <w:ind w:left="2880" w:hanging="360"/>
+      </w:pPr>
+      <w:rPr>
+        <w:rFonts w:ascii="Symbol" w:hAnsi="Symbol" w:hint="default"/>
+      </w:rPr>
+    </w:lvl>
+    <w:lvl w:ilvl="4" w:tplc="04090003" w:tentative="1">
+      <w:start w:val="1"/>
+      <w:numFmt w:val="bullet"/>
+      <w:lvlText w:val="o"/>
+      <w:lvlJc w:val="left"/>
+      <w:pPr>
+        <w:ind w:left="3600" w:hanging="360"/>
+      </w:pPr>
+      <w:rPr>
+        <w:rFonts w:ascii="Courier New" w:hAnsi="Courier New" w:cs="Courier New" w:hint="default"/>
+      </w:rPr>
+    </w:lvl>
+    <w:lvl w:ilvl="5" w:tplc="04090005" w:tentative="1">
+      <w:start w:val="1"/>
+      <w:numFmt w:val="bullet"/>
+      <w:lvlText w:val=""/>
+      <w:lvlJc w:val="left"/>
+      <w:pPr>
+        <w:ind w:left="4320" w:hanging="360"/>
+      </w:pPr>
+      <w:rPr>
+        <w:rFonts w:ascii="Wingdings" w:hAnsi="Wingdings" w:hint="default"/>
+      </w:rPr>
+    </w:lvl>
+    <w:lvl w:ilvl="6" w:tplc="04090001" w:tentative="1">
+      <w:start w:val="1"/>
+      <w:numFmt w:val="bullet"/>
+      <w:lvlText w:val=""/>
+      <w:lvlJc w:val="left"/>
+      <w:pPr>
+        <w:ind w:left="5040" w:hanging="360"/>
+      </w:pPr>
+      <w:rPr>
+        <w:rFonts w:ascii="Symbol" w:hAnsi="Symbol" w:hint="default"/>
+      </w:rPr>
+    </w:lvl>
+    <w:lvl w:ilvl="7" w:tplc="04090003" w:tentative="1">
+      <w:start w:val="1"/>
+      <w:numFmt w:val="bullet"/>
+      <w:lvlText w:val="o"/>
+      <w:lvlJc w:val="left"/>
+      <w:pPr>
+        <w:ind w:left="5760" w:hanging="360"/>
+      </w:pPr>
+      <w:rPr>
+        <w:rFonts w:ascii="Courier New" w:hAnsi="Courier New" w:cs="Courier New" w:hint="default"/>
+      </w:rPr>
+    </w:lvl>
+    <w:lvl w:ilvl="8" w:tplc="04090005" w:tentative="1">
+      <w:start w:val="1"/>
+      <w:numFmt w:val="bullet"/>
+      <w:lvlText w:val=""/>
+      <w:lvlJc w:val="left"/>
+      <w:pPr>
+        <w:ind w:left="6480" w:hanging="360"/>
+      </w:pPr>
+      <w:rPr>
+        <w:rFonts w:ascii="Wingdings" w:hAnsi="Wingdings" w:hint="default"/>
+      </w:rPr>
+    </w:lvl>
+  </w:abstractNum>
+  <w:abstractNum w:abstractNumId="11" w15:restartNumberingAfterBreak="0">
+    <w:nsid w:val="561E008E"/>
+    <w:multiLevelType w:val="hybridMultilevel"/>
+    <w:tmpl w:val="103C13A4"/>
+    <w:lvl w:ilvl="0" w:tplc="04090001">
+      <w:start w:val="1"/>
+      <w:numFmt w:val="bullet"/>
+      <w:lvlText w:val=""/>
+      <w:lvlJc w:val="left"/>
+      <w:pPr>
+        <w:ind w:left="720" w:hanging="360"/>
+      </w:pPr>
+      <w:rPr>
+        <w:rFonts w:ascii="Symbol" w:hAnsi="Symbol" w:hint="default"/>
+      </w:rPr>
+    </w:lvl>
+    <w:lvl w:ilvl="1" w:tplc="04090003" w:tentative="1">
+      <w:start w:val="1"/>
+      <w:numFmt w:val="bullet"/>
+      <w:lvlText w:val="o"/>
+      <w:lvlJc w:val="left"/>
+      <w:pPr>
+        <w:ind w:left="1440" w:hanging="360"/>
+      </w:pPr>
+      <w:rPr>
+        <w:rFonts w:ascii="Courier New" w:hAnsi="Courier New" w:cs="Courier New" w:hint="default"/>
+      </w:rPr>
+    </w:lvl>
+    <w:lvl w:ilvl="2" w:tplc="04090005" w:tentative="1">
+      <w:start w:val="1"/>
+      <w:numFmt w:val="bullet"/>
+      <w:lvlText w:val=""/>
+      <w:lvlJc w:val="left"/>
+      <w:pPr>
+        <w:ind w:left="2160" w:hanging="360"/>
+      </w:pPr>
+      <w:rPr>
+        <w:rFonts w:ascii="Wingdings" w:hAnsi="Wingdings" w:hint="default"/>
+      </w:rPr>
+    </w:lvl>
+    <w:lvl w:ilvl="3" w:tplc="04090001" w:tentative="1">
+      <w:start w:val="1"/>
+      <w:numFmt w:val="bullet"/>
+      <w:lvlText w:val=""/>
+      <w:lvlJc w:val="left"/>
+      <w:pPr>
+        <w:ind w:left="2880" w:hanging="360"/>
+      </w:pPr>
+      <w:rPr>
+        <w:rFonts w:ascii="Symbol" w:hAnsi="Symbol" w:hint="default"/>
+      </w:rPr>
+    </w:lvl>
+    <w:lvl w:ilvl="4" w:tplc="04090003" w:tentative="1">
+      <w:start w:val="1"/>
+      <w:numFmt w:val="bullet"/>
+      <w:lvlText w:val="o"/>
+      <w:lvlJc w:val="left"/>
+      <w:pPr>
+        <w:ind w:left="3600" w:hanging="360"/>
+      </w:pPr>
+      <w:rPr>
+        <w:rFonts w:ascii="Courier New" w:hAnsi="Courier New" w:cs="Courier New" w:hint="default"/>
+      </w:rPr>
+    </w:lvl>
+    <w:lvl w:ilvl="5" w:tplc="04090005" w:tentative="1">
+      <w:start w:val="1"/>
+      <w:numFmt w:val="bullet"/>
+      <w:lvlText w:val=""/>
+      <w:lvlJc w:val="left"/>
+      <w:pPr>
+        <w:ind w:left="4320" w:hanging="360"/>
+      </w:pPr>
+      <w:rPr>
+        <w:rFonts w:ascii="Wingdings" w:hAnsi="Wingdings" w:hint="default"/>
+      </w:rPr>
+    </w:lvl>
+    <w:lvl w:ilvl="6" w:tplc="04090001" w:tentative="1">
+      <w:start w:val="1"/>
+      <w:numFmt w:val="bullet"/>
+      <w:lvlText w:val=""/>
+      <w:lvlJc w:val="left"/>
+      <w:pPr>
+        <w:ind w:left="5040" w:hanging="360"/>
+      </w:pPr>
+      <w:rPr>
+        <w:rFonts w:ascii="Symbol" w:hAnsi="Symbol" w:hint="default"/>
+      </w:rPr>
+    </w:lvl>
+    <w:lvl w:ilvl="7" w:tplc="04090003" w:tentative="1">
+      <w:start w:val="1"/>
+      <w:numFmt w:val="bullet"/>
+      <w:lvlText w:val="o"/>
+      <w:lvlJc w:val="left"/>
+      <w:pPr>
+        <w:ind w:left="5760" w:hanging="360"/>
+      </w:pPr>
+      <w:rPr>
+        <w:rFonts w:ascii="Courier New" w:hAnsi="Courier New" w:cs="Courier New" w:hint="default"/>
+      </w:rPr>
+    </w:lvl>
+    <w:lvl w:ilvl="8" w:tplc="04090005" w:tentative="1">
+      <w:start w:val="1"/>
+      <w:numFmt w:val="bullet"/>
+      <w:lvlText w:val=""/>
+      <w:lvlJc w:val="left"/>
+      <w:pPr>
+        <w:ind w:left="6480" w:hanging="360"/>
+      </w:pPr>
+      <w:rPr>
+        <w:rFonts w:ascii="Wingdings" w:hAnsi="Wingdings" w:hint="default"/>
+      </w:rPr>
+    </w:lvl>
+  </w:abstractNum>
+  <w:abstractNum w:abstractNumId="12" w15:restartNumberingAfterBreak="0">
+    <w:nsid w:val="5E082F55"/>
+    <w:multiLevelType w:val="hybridMultilevel"/>
+    <w:tmpl w:val="01240C28"/>
+    <w:lvl w:ilvl="0" w:tplc="04090001">
+      <w:start w:val="1"/>
+      <w:numFmt w:val="bullet"/>
+      <w:lvlText w:val=""/>
+      <w:lvlJc w:val="left"/>
+      <w:pPr>
+        <w:ind w:left="720" w:hanging="360"/>
+      </w:pPr>
+      <w:rPr>
+        <w:rFonts w:ascii="Symbol" w:hAnsi="Symbol" w:hint="default"/>
+      </w:rPr>
+    </w:lvl>
+    <w:lvl w:ilvl="1" w:tplc="04090003" w:tentative="1">
+      <w:start w:val="1"/>
+      <w:numFmt w:val="bullet"/>
+      <w:lvlText w:val="o"/>
+      <w:lvlJc w:val="left"/>
+      <w:pPr>
+        <w:ind w:left="1440" w:hanging="360"/>
+      </w:pPr>
+      <w:rPr>
+        <w:rFonts w:ascii="Courier New" w:hAnsi="Courier New" w:hint="default"/>
+      </w:rPr>
+    </w:lvl>
+    <w:lvl w:ilvl="2" w:tplc="04090005" w:tentative="1">
+      <w:start w:val="1"/>
+      <w:numFmt w:val="bullet"/>
+      <w:lvlText w:val=""/>
+      <w:lvlJc w:val="left"/>
+      <w:pPr>
+        <w:ind w:left="2160" w:hanging="360"/>
+      </w:pPr>
+      <w:rPr>
+        <w:rFonts w:ascii="Wingdings" w:hAnsi="Wingdings" w:hint="default"/>
+      </w:rPr>
+    </w:lvl>
+    <w:lvl w:ilvl="3" w:tplc="04090001" w:tentative="1">
+      <w:start w:val="1"/>
+      <w:numFmt w:val="bullet"/>
+      <w:lvlText w:val=""/>
+      <w:lvlJc w:val="left"/>
+      <w:pPr>
+        <w:ind w:left="2880" w:hanging="360"/>
+      </w:pPr>
+      <w:rPr>
+        <w:rFonts w:ascii="Symbol" w:hAnsi="Symbol" w:hint="default"/>
+      </w:rPr>
+    </w:lvl>
+    <w:lvl w:ilvl="4" w:tplc="04090003" w:tentative="1">
+      <w:start w:val="1"/>
+      <w:numFmt w:val="bullet"/>
+      <w:lvlText w:val="o"/>
+      <w:lvlJc w:val="left"/>
+      <w:pPr>
+        <w:ind w:left="3600" w:hanging="360"/>
+      </w:pPr>
+      <w:rPr>
+        <w:rFonts w:ascii="Courier New" w:hAnsi="Courier New" w:hint="default"/>
+      </w:rPr>
+    </w:lvl>
+    <w:lvl w:ilvl="5" w:tplc="04090005" w:tentative="1">
+      <w:start w:val="1"/>
+      <w:numFmt w:val="bullet"/>
+      <w:lvlText w:val=""/>
+      <w:lvlJc w:val="left"/>
+      <w:pPr>
+        <w:ind w:left="4320" w:hanging="360"/>
+      </w:pPr>
+      <w:rPr>
+        <w:rFonts w:ascii="Wingdings" w:hAnsi="Wingdings" w:hint="default"/>
+      </w:rPr>
+    </w:lvl>
+    <w:lvl w:ilvl="6" w:tplc="04090001" w:tentative="1">
+      <w:start w:val="1"/>
+      <w:numFmt w:val="bullet"/>
+      <w:lvlText w:val=""/>
+      <w:lvlJc w:val="left"/>
+      <w:pPr>
+        <w:ind w:left="5040" w:hanging="360"/>
+      </w:pPr>
+      <w:rPr>
+        <w:rFonts w:ascii="Symbol" w:hAnsi="Symbol" w:hint="default"/>
+      </w:rPr>
+    </w:lvl>
+    <w:lvl w:ilvl="7" w:tplc="04090003" w:tentative="1">
+      <w:start w:val="1"/>
+      <w:numFmt w:val="bullet"/>
+      <w:lvlText w:val="o"/>
+      <w:lvlJc w:val="left"/>
+      <w:pPr>
+        <w:ind w:left="5760" w:hanging="360"/>
+      </w:pPr>
+      <w:rPr>
+        <w:rFonts w:ascii="Courier New" w:hAnsi="Courier New" w:hint="default"/>
+      </w:rPr>
+    </w:lvl>
+    <w:lvl w:ilvl="8" w:tplc="04090005" w:tentative="1">
+      <w:start w:val="1"/>
+      <w:numFmt w:val="bullet"/>
+      <w:lvlText w:val=""/>
+      <w:lvlJc w:val="left"/>
+      <w:pPr>
+        <w:ind w:left="6480" w:hanging="360"/>
+      </w:pPr>
+      <w:rPr>
+        <w:rFonts w:ascii="Wingdings" w:hAnsi="Wingdings" w:hint="default"/>
+      </w:rPr>
+    </w:lvl>
+  </w:abstractNum>
+  <w:abstractNum w:abstractNumId="13" w15:restartNumberingAfterBreak="0">
+    <w:nsid w:val="5FDF3125"/>
+    <w:multiLevelType w:val="hybridMultilevel"/>
+    <w:tmpl w:val="389E9896"/>
     <w:lvl w:ilvl="0" w:tplc="04090001">
       <w:start w:val="1"/>
       <w:numFmt w:val="bullet"/>
@@ -8911,11 +12055,11 @@
       </w:rPr>
     </w:lvl>
   </w:abstractNum>
-  <w:abstractNum w:abstractNumId="8" w15:restartNumberingAfterBreak="0">
-    <w:nsid w:val="427F474B"/>
-    <w:multiLevelType w:val="multilevel"/>
-    <w:tmpl w:val="97D2FEEA"/>
-    <w:lvl w:ilvl="0">
+  <w:abstractNum w:abstractNumId="14" w15:restartNumberingAfterBreak="0">
+    <w:nsid w:val="6CCE7311"/>
+    <w:multiLevelType w:val="hybridMultilevel"/>
+    <w:tmpl w:val="EFCE6162"/>
+    <w:lvl w:ilvl="0" w:tplc="04090001">
       <w:start w:val="1"/>
       <w:numFmt w:val="bullet"/>
       <w:lvlText w:val=""/>
@@ -8928,10 +12072,9 @@
       </w:pPr>
       <w:rPr>
         <w:rFonts w:ascii="Symbol" w:hAnsi="Symbol" w:hint="default"/>
-        <w:sz w:val="20"/>
-      </w:rPr>
-    </w:lvl>
-    <w:lvl w:ilvl="1" w:tentative="1">
+      </w:rPr>
+    </w:lvl>
+    <w:lvl w:ilvl="1" w:tplc="04090003" w:tentative="1">
       <w:start w:val="1"/>
       <w:numFmt w:val="bullet"/>
       <w:lvlText w:val="o"/>
@@ -8943,11 +12086,10 @@
         <w:ind w:left="1440" w:hanging="360"/>
       </w:pPr>
       <w:rPr>
-        <w:rFonts w:ascii="Courier New" w:hAnsi="Courier New" w:hint="default"/>
-        <w:sz w:val="20"/>
-      </w:rPr>
-    </w:lvl>
-    <w:lvl w:ilvl="2" w:tentative="1">
+        <w:rFonts w:ascii="Courier New" w:hAnsi="Courier New" w:cs="Courier New" w:hint="default"/>
+      </w:rPr>
+    </w:lvl>
+    <w:lvl w:ilvl="2" w:tplc="04090005" w:tentative="1">
       <w:start w:val="1"/>
       <w:numFmt w:val="bullet"/>
       <w:lvlText w:val=""/>
@@ -8960,13 +12102,12 @@
       </w:pPr>
       <w:rPr>
         <w:rFonts w:ascii="Wingdings" w:hAnsi="Wingdings" w:hint="default"/>
-        <w:sz w:val="20"/>
-      </w:rPr>
-    </w:lvl>
-    <w:lvl w:ilvl="3" w:tentative="1">
-      <w:start w:val="1"/>
-      <w:numFmt w:val="bullet"/>
-      <w:lvlText w:val=""/>
+      </w:rPr>
+    </w:lvl>
+    <w:lvl w:ilvl="3" w:tplc="04090001" w:tentative="1">
+      <w:start w:val="1"/>
+      <w:numFmt w:val="bullet"/>
+      <w:lvlText w:val=""/>
       <w:lvlJc w:val="left"/>
       <w:pPr>
         <w:tabs>
@@ -8975,14 +12116,13 @@
         <w:ind w:left="2880" w:hanging="360"/>
       </w:pPr>
       <w:rPr>
-        <w:rFonts w:ascii="Wingdings" w:hAnsi="Wingdings" w:hint="default"/>
-        <w:sz w:val="20"/>
-      </w:rPr>
-    </w:lvl>
-    <w:lvl w:ilvl="4" w:tentative="1">
-      <w:start w:val="1"/>
-      <w:numFmt w:val="bullet"/>
-      <w:lvlText w:val=""/>
+        <w:rFonts w:ascii="Symbol" w:hAnsi="Symbol" w:hint="default"/>
+      </w:rPr>
+    </w:lvl>
+    <w:lvl w:ilvl="4" w:tplc="04090003" w:tentative="1">
+      <w:start w:val="1"/>
+      <w:numFmt w:val="bullet"/>
+      <w:lvlText w:val="o"/>
       <w:lvlJc w:val="left"/>
       <w:pPr>
         <w:tabs>
@@ -8991,11 +12131,10 @@
         <w:ind w:left="3600" w:hanging="360"/>
       </w:pPr>
       <w:rPr>
-        <w:rFonts w:ascii="Wingdings" w:hAnsi="Wingdings" w:hint="default"/>
-        <w:sz w:val="20"/>
-      </w:rPr>
-    </w:lvl>
-    <w:lvl w:ilvl="5" w:tentative="1">
+        <w:rFonts w:ascii="Courier New" w:hAnsi="Courier New" w:cs="Courier New" w:hint="default"/>
+      </w:rPr>
+    </w:lvl>
+    <w:lvl w:ilvl="5" w:tplc="04090005" w:tentative="1">
       <w:start w:val="1"/>
       <w:numFmt w:val="bullet"/>
       <w:lvlText w:val=""/>
@@ -9008,13 +12147,12 @@
       </w:pPr>
       <w:rPr>
         <w:rFonts w:ascii="Wingdings" w:hAnsi="Wingdings" w:hint="default"/>
-        <w:sz w:val="20"/>
-      </w:rPr>
-    </w:lvl>
-    <w:lvl w:ilvl="6" w:tentative="1">
-      <w:start w:val="1"/>
-      <w:numFmt w:val="bullet"/>
-      <w:lvlText w:val=""/>
+      </w:rPr>
+    </w:lvl>
+    <w:lvl w:ilvl="6" w:tplc="04090001" w:tentative="1">
+      <w:start w:val="1"/>
+      <w:numFmt w:val="bullet"/>
+      <w:lvlText w:val=""/>
       <w:lvlJc w:val="left"/>
       <w:pPr>
         <w:tabs>
@@ -9023,14 +12161,13 @@
         <w:ind w:left="5040" w:hanging="360"/>
       </w:pPr>
       <w:rPr>
-        <w:rFonts w:ascii="Wingdings" w:hAnsi="Wingdings" w:hint="default"/>
-        <w:sz w:val="20"/>
-      </w:rPr>
-    </w:lvl>
-    <w:lvl w:ilvl="7" w:tentative="1">
-      <w:start w:val="1"/>
-      <w:numFmt w:val="bullet"/>
-      <w:lvlText w:val=""/>
+        <w:rFonts w:ascii="Symbol" w:hAnsi="Symbol" w:hint="default"/>
+      </w:rPr>
+    </w:lvl>
+    <w:lvl w:ilvl="7" w:tplc="04090003" w:tentative="1">
+      <w:start w:val="1"/>
+      <w:numFmt w:val="bullet"/>
+      <w:lvlText w:val="o"/>
       <w:lvlJc w:val="left"/>
       <w:pPr>
         <w:tabs>
@@ -9039,11 +12176,10 @@
         <w:ind w:left="5760" w:hanging="360"/>
       </w:pPr>
       <w:rPr>
-        <w:rFonts w:ascii="Wingdings" w:hAnsi="Wingdings" w:hint="default"/>
-        <w:sz w:val="20"/>
-      </w:rPr>
-    </w:lvl>
-    <w:lvl w:ilvl="8" w:tentative="1">
+        <w:rFonts w:ascii="Courier New" w:hAnsi="Courier New" w:cs="Courier New" w:hint="default"/>
+      </w:rPr>
+    </w:lvl>
+    <w:lvl w:ilvl="8" w:tplc="04090005" w:tentative="1">
       <w:start w:val="1"/>
       <w:numFmt w:val="bullet"/>
       <w:lvlText w:val=""/>
@@ -9056,670 +12192,53 @@
       </w:pPr>
       <w:rPr>
         <w:rFonts w:ascii="Wingdings" w:hAnsi="Wingdings" w:hint="default"/>
-        <w:sz w:val="20"/>
-      </w:rPr>
-    </w:lvl>
-  </w:abstractNum>
-  <w:abstractNum w:abstractNumId="9" w15:restartNumberingAfterBreak="0">
-    <w:nsid w:val="51F558FE"/>
-    <w:multiLevelType w:val="hybridMultilevel"/>
-    <w:tmpl w:val="842E64B6"/>
-    <w:lvl w:ilvl="0" w:tplc="04090001">
-      <w:start w:val="1"/>
-      <w:numFmt w:val="bullet"/>
-      <w:lvlText w:val=""/>
-      <w:lvlJc w:val="left"/>
-      <w:pPr>
-        <w:ind w:left="720" w:hanging="360"/>
-      </w:pPr>
-      <w:rPr>
-        <w:rFonts w:ascii="Symbol" w:hAnsi="Symbol" w:hint="default"/>
-      </w:rPr>
-    </w:lvl>
-    <w:lvl w:ilvl="1" w:tplc="04090003" w:tentative="1">
-      <w:start w:val="1"/>
-      <w:numFmt w:val="bullet"/>
-      <w:lvlText w:val="o"/>
-      <w:lvlJc w:val="left"/>
-      <w:pPr>
-        <w:ind w:left="1440" w:hanging="360"/>
-      </w:pPr>
-      <w:rPr>
-        <w:rFonts w:ascii="Courier New" w:hAnsi="Courier New" w:cs="Courier New" w:hint="default"/>
-      </w:rPr>
-    </w:lvl>
-    <w:lvl w:ilvl="2" w:tplc="04090005" w:tentative="1">
-      <w:start w:val="1"/>
-      <w:numFmt w:val="bullet"/>
-      <w:lvlText w:val=""/>
-      <w:lvlJc w:val="left"/>
-      <w:pPr>
-        <w:ind w:left="2160" w:hanging="360"/>
-      </w:pPr>
-      <w:rPr>
-        <w:rFonts w:ascii="Wingdings" w:hAnsi="Wingdings" w:hint="default"/>
-      </w:rPr>
-    </w:lvl>
-    <w:lvl w:ilvl="3" w:tplc="04090001" w:tentative="1">
-      <w:start w:val="1"/>
-      <w:numFmt w:val="bullet"/>
-      <w:lvlText w:val=""/>
-      <w:lvlJc w:val="left"/>
-      <w:pPr>
-        <w:ind w:left="2880" w:hanging="360"/>
-      </w:pPr>
-      <w:rPr>
-        <w:rFonts w:ascii="Symbol" w:hAnsi="Symbol" w:hint="default"/>
-      </w:rPr>
-    </w:lvl>
-    <w:lvl w:ilvl="4" w:tplc="04090003" w:tentative="1">
-      <w:start w:val="1"/>
-      <w:numFmt w:val="bullet"/>
-      <w:lvlText w:val="o"/>
-      <w:lvlJc w:val="left"/>
-      <w:pPr>
-        <w:ind w:left="3600" w:hanging="360"/>
-      </w:pPr>
-      <w:rPr>
-        <w:rFonts w:ascii="Courier New" w:hAnsi="Courier New" w:cs="Courier New" w:hint="default"/>
-      </w:rPr>
-    </w:lvl>
-    <w:lvl w:ilvl="5" w:tplc="04090005" w:tentative="1">
-      <w:start w:val="1"/>
-      <w:numFmt w:val="bullet"/>
-      <w:lvlText w:val=""/>
-      <w:lvlJc w:val="left"/>
-      <w:pPr>
-        <w:ind w:left="4320" w:hanging="360"/>
-      </w:pPr>
-      <w:rPr>
-        <w:rFonts w:ascii="Wingdings" w:hAnsi="Wingdings" w:hint="default"/>
-      </w:rPr>
-    </w:lvl>
-    <w:lvl w:ilvl="6" w:tplc="04090001" w:tentative="1">
-      <w:start w:val="1"/>
-      <w:numFmt w:val="bullet"/>
-      <w:lvlText w:val=""/>
-      <w:lvlJc w:val="left"/>
-      <w:pPr>
-        <w:ind w:left="5040" w:hanging="360"/>
-      </w:pPr>
-      <w:rPr>
-        <w:rFonts w:ascii="Symbol" w:hAnsi="Symbol" w:hint="default"/>
-      </w:rPr>
-    </w:lvl>
-    <w:lvl w:ilvl="7" w:tplc="04090003" w:tentative="1">
-      <w:start w:val="1"/>
-      <w:numFmt w:val="bullet"/>
-      <w:lvlText w:val="o"/>
-      <w:lvlJc w:val="left"/>
-      <w:pPr>
-        <w:ind w:left="5760" w:hanging="360"/>
-      </w:pPr>
-      <w:rPr>
-        <w:rFonts w:ascii="Courier New" w:hAnsi="Courier New" w:cs="Courier New" w:hint="default"/>
-      </w:rPr>
-    </w:lvl>
-    <w:lvl w:ilvl="8" w:tplc="04090005" w:tentative="1">
-      <w:start w:val="1"/>
-      <w:numFmt w:val="bullet"/>
-      <w:lvlText w:val=""/>
-      <w:lvlJc w:val="left"/>
-      <w:pPr>
-        <w:ind w:left="6480" w:hanging="360"/>
-      </w:pPr>
-      <w:rPr>
-        <w:rFonts w:ascii="Wingdings" w:hAnsi="Wingdings" w:hint="default"/>
-      </w:rPr>
-    </w:lvl>
-  </w:abstractNum>
-  <w:abstractNum w:abstractNumId="10" w15:restartNumberingAfterBreak="0">
-    <w:nsid w:val="561E008E"/>
-    <w:multiLevelType w:val="hybridMultilevel"/>
-    <w:tmpl w:val="103C13A4"/>
-    <w:lvl w:ilvl="0" w:tplc="04090001">
-      <w:start w:val="1"/>
-      <w:numFmt w:val="bullet"/>
-      <w:lvlText w:val=""/>
-      <w:lvlJc w:val="left"/>
-      <w:pPr>
-        <w:ind w:left="720" w:hanging="360"/>
-      </w:pPr>
-      <w:rPr>
-        <w:rFonts w:ascii="Symbol" w:hAnsi="Symbol" w:hint="default"/>
-      </w:rPr>
-    </w:lvl>
-    <w:lvl w:ilvl="1" w:tplc="04090003" w:tentative="1">
-      <w:start w:val="1"/>
-      <w:numFmt w:val="bullet"/>
-      <w:lvlText w:val="o"/>
-      <w:lvlJc w:val="left"/>
-      <w:pPr>
-        <w:ind w:left="1440" w:hanging="360"/>
-      </w:pPr>
-      <w:rPr>
-        <w:rFonts w:ascii="Courier New" w:hAnsi="Courier New" w:cs="Courier New" w:hint="default"/>
-      </w:rPr>
-    </w:lvl>
-    <w:lvl w:ilvl="2" w:tplc="04090005" w:tentative="1">
-      <w:start w:val="1"/>
-      <w:numFmt w:val="bullet"/>
-      <w:lvlText w:val=""/>
-      <w:lvlJc w:val="left"/>
-      <w:pPr>
-        <w:ind w:left="2160" w:hanging="360"/>
-      </w:pPr>
-      <w:rPr>
-        <w:rFonts w:ascii="Wingdings" w:hAnsi="Wingdings" w:hint="default"/>
-      </w:rPr>
-    </w:lvl>
-    <w:lvl w:ilvl="3" w:tplc="04090001" w:tentative="1">
-      <w:start w:val="1"/>
-      <w:numFmt w:val="bullet"/>
-      <w:lvlText w:val=""/>
-      <w:lvlJc w:val="left"/>
-      <w:pPr>
-        <w:ind w:left="2880" w:hanging="360"/>
-      </w:pPr>
-      <w:rPr>
-        <w:rFonts w:ascii="Symbol" w:hAnsi="Symbol" w:hint="default"/>
-      </w:rPr>
-    </w:lvl>
-    <w:lvl w:ilvl="4" w:tplc="04090003" w:tentative="1">
-      <w:start w:val="1"/>
-      <w:numFmt w:val="bullet"/>
-      <w:lvlText w:val="o"/>
-      <w:lvlJc w:val="left"/>
-      <w:pPr>
-        <w:ind w:left="3600" w:hanging="360"/>
-      </w:pPr>
-      <w:rPr>
-        <w:rFonts w:ascii="Courier New" w:hAnsi="Courier New" w:cs="Courier New" w:hint="default"/>
-      </w:rPr>
-    </w:lvl>
-    <w:lvl w:ilvl="5" w:tplc="04090005" w:tentative="1">
-      <w:start w:val="1"/>
-      <w:numFmt w:val="bullet"/>
-      <w:lvlText w:val=""/>
-      <w:lvlJc w:val="left"/>
-      <w:pPr>
-        <w:ind w:left="4320" w:hanging="360"/>
-      </w:pPr>
-      <w:rPr>
-        <w:rFonts w:ascii="Wingdings" w:hAnsi="Wingdings" w:hint="default"/>
-      </w:rPr>
-    </w:lvl>
-    <w:lvl w:ilvl="6" w:tplc="04090001" w:tentative="1">
-      <w:start w:val="1"/>
-      <w:numFmt w:val="bullet"/>
-      <w:lvlText w:val=""/>
-      <w:lvlJc w:val="left"/>
-      <w:pPr>
-        <w:ind w:left="5040" w:hanging="360"/>
-      </w:pPr>
-      <w:rPr>
-        <w:rFonts w:ascii="Symbol" w:hAnsi="Symbol" w:hint="default"/>
-      </w:rPr>
-    </w:lvl>
-    <w:lvl w:ilvl="7" w:tplc="04090003" w:tentative="1">
-      <w:start w:val="1"/>
-      <w:numFmt w:val="bullet"/>
-      <w:lvlText w:val="o"/>
-      <w:lvlJc w:val="left"/>
-      <w:pPr>
-        <w:ind w:left="5760" w:hanging="360"/>
-      </w:pPr>
-      <w:rPr>
-        <w:rFonts w:ascii="Courier New" w:hAnsi="Courier New" w:cs="Courier New" w:hint="default"/>
-      </w:rPr>
-    </w:lvl>
-    <w:lvl w:ilvl="8" w:tplc="04090005" w:tentative="1">
-      <w:start w:val="1"/>
-      <w:numFmt w:val="bullet"/>
-      <w:lvlText w:val=""/>
-      <w:lvlJc w:val="left"/>
-      <w:pPr>
-        <w:ind w:left="6480" w:hanging="360"/>
-      </w:pPr>
-      <w:rPr>
-        <w:rFonts w:ascii="Wingdings" w:hAnsi="Wingdings" w:hint="default"/>
-      </w:rPr>
-    </w:lvl>
-  </w:abstractNum>
-  <w:abstractNum w:abstractNumId="11" w15:restartNumberingAfterBreak="0">
-    <w:nsid w:val="5E082F55"/>
-    <w:multiLevelType w:val="hybridMultilevel"/>
-    <w:tmpl w:val="01240C28"/>
-    <w:lvl w:ilvl="0" w:tplc="04090001">
-      <w:start w:val="1"/>
-      <w:numFmt w:val="bullet"/>
-      <w:lvlText w:val=""/>
-      <w:lvlJc w:val="left"/>
-      <w:pPr>
-        <w:ind w:left="720" w:hanging="360"/>
-      </w:pPr>
-      <w:rPr>
-        <w:rFonts w:ascii="Symbol" w:hAnsi="Symbol" w:hint="default"/>
-      </w:rPr>
-    </w:lvl>
-    <w:lvl w:ilvl="1" w:tplc="04090003" w:tentative="1">
-      <w:start w:val="1"/>
-      <w:numFmt w:val="bullet"/>
-      <w:lvlText w:val="o"/>
-      <w:lvlJc w:val="left"/>
-      <w:pPr>
-        <w:ind w:left="1440" w:hanging="360"/>
-      </w:pPr>
-      <w:rPr>
-        <w:rFonts w:ascii="Courier New" w:hAnsi="Courier New" w:hint="default"/>
-      </w:rPr>
-    </w:lvl>
-    <w:lvl w:ilvl="2" w:tplc="04090005" w:tentative="1">
-      <w:start w:val="1"/>
-      <w:numFmt w:val="bullet"/>
-      <w:lvlText w:val=""/>
-      <w:lvlJc w:val="left"/>
-      <w:pPr>
-        <w:ind w:left="2160" w:hanging="360"/>
-      </w:pPr>
-      <w:rPr>
-        <w:rFonts w:ascii="Wingdings" w:hAnsi="Wingdings" w:hint="default"/>
-      </w:rPr>
-    </w:lvl>
-    <w:lvl w:ilvl="3" w:tplc="04090001" w:tentative="1">
-      <w:start w:val="1"/>
-      <w:numFmt w:val="bullet"/>
-      <w:lvlText w:val=""/>
-      <w:lvlJc w:val="left"/>
-      <w:pPr>
-        <w:ind w:left="2880" w:hanging="360"/>
-      </w:pPr>
-      <w:rPr>
-        <w:rFonts w:ascii="Symbol" w:hAnsi="Symbol" w:hint="default"/>
-      </w:rPr>
-    </w:lvl>
-    <w:lvl w:ilvl="4" w:tplc="04090003" w:tentative="1">
-      <w:start w:val="1"/>
-      <w:numFmt w:val="bullet"/>
-      <w:lvlText w:val="o"/>
-      <w:lvlJc w:val="left"/>
-      <w:pPr>
-        <w:ind w:left="3600" w:hanging="360"/>
-      </w:pPr>
-      <w:rPr>
-        <w:rFonts w:ascii="Courier New" w:hAnsi="Courier New" w:hint="default"/>
-      </w:rPr>
-    </w:lvl>
-    <w:lvl w:ilvl="5" w:tplc="04090005" w:tentative="1">
-      <w:start w:val="1"/>
-      <w:numFmt w:val="bullet"/>
-      <w:lvlText w:val=""/>
-      <w:lvlJc w:val="left"/>
-      <w:pPr>
-        <w:ind w:left="4320" w:hanging="360"/>
-      </w:pPr>
-      <w:rPr>
-        <w:rFonts w:ascii="Wingdings" w:hAnsi="Wingdings" w:hint="default"/>
-      </w:rPr>
-    </w:lvl>
-    <w:lvl w:ilvl="6" w:tplc="04090001" w:tentative="1">
-      <w:start w:val="1"/>
-      <w:numFmt w:val="bullet"/>
-      <w:lvlText w:val=""/>
-      <w:lvlJc w:val="left"/>
-      <w:pPr>
-        <w:ind w:left="5040" w:hanging="360"/>
-      </w:pPr>
-      <w:rPr>
-        <w:rFonts w:ascii="Symbol" w:hAnsi="Symbol" w:hint="default"/>
-      </w:rPr>
-    </w:lvl>
-    <w:lvl w:ilvl="7" w:tplc="04090003" w:tentative="1">
-      <w:start w:val="1"/>
-      <w:numFmt w:val="bullet"/>
-      <w:lvlText w:val="o"/>
-      <w:lvlJc w:val="left"/>
-      <w:pPr>
-        <w:ind w:left="5760" w:hanging="360"/>
-      </w:pPr>
-      <w:rPr>
-        <w:rFonts w:ascii="Courier New" w:hAnsi="Courier New" w:hint="default"/>
-      </w:rPr>
-    </w:lvl>
-    <w:lvl w:ilvl="8" w:tplc="04090005" w:tentative="1">
-      <w:start w:val="1"/>
-      <w:numFmt w:val="bullet"/>
-      <w:lvlText w:val=""/>
-      <w:lvlJc w:val="left"/>
-      <w:pPr>
-        <w:ind w:left="6480" w:hanging="360"/>
-      </w:pPr>
-      <w:rPr>
-        <w:rFonts w:ascii="Wingdings" w:hAnsi="Wingdings" w:hint="default"/>
-      </w:rPr>
-    </w:lvl>
-  </w:abstractNum>
-  <w:abstractNum w:abstractNumId="12" w15:restartNumberingAfterBreak="0">
-    <w:nsid w:val="5FDF3125"/>
-    <w:multiLevelType w:val="hybridMultilevel"/>
-    <w:tmpl w:val="389E9896"/>
-    <w:lvl w:ilvl="0" w:tplc="04090001">
-      <w:start w:val="1"/>
-      <w:numFmt w:val="bullet"/>
-      <w:lvlText w:val=""/>
-      <w:lvlJc w:val="left"/>
-      <w:pPr>
-        <w:tabs>
-          <w:tab w:val="num" w:pos="720"/>
-        </w:tabs>
-        <w:ind w:left="720" w:hanging="360"/>
-      </w:pPr>
-      <w:rPr>
-        <w:rFonts w:ascii="Symbol" w:hAnsi="Symbol" w:hint="default"/>
-      </w:rPr>
-    </w:lvl>
-    <w:lvl w:ilvl="1" w:tplc="04090003" w:tentative="1">
-      <w:start w:val="1"/>
-      <w:numFmt w:val="bullet"/>
-      <w:lvlText w:val="o"/>
-      <w:lvlJc w:val="left"/>
-      <w:pPr>
-        <w:tabs>
-          <w:tab w:val="num" w:pos="1440"/>
-        </w:tabs>
-        <w:ind w:left="1440" w:hanging="360"/>
-      </w:pPr>
-      <w:rPr>
-        <w:rFonts w:ascii="Courier New" w:hAnsi="Courier New" w:cs="Courier New" w:hint="default"/>
-      </w:rPr>
-    </w:lvl>
-    <w:lvl w:ilvl="2" w:tplc="04090005" w:tentative="1">
-      <w:start w:val="1"/>
-      <w:numFmt w:val="bullet"/>
-      <w:lvlText w:val=""/>
-      <w:lvlJc w:val="left"/>
-      <w:pPr>
-        <w:tabs>
-          <w:tab w:val="num" w:pos="2160"/>
-        </w:tabs>
-        <w:ind w:left="2160" w:hanging="360"/>
-      </w:pPr>
-      <w:rPr>
-        <w:rFonts w:ascii="Wingdings" w:hAnsi="Wingdings" w:hint="default"/>
-      </w:rPr>
-    </w:lvl>
-    <w:lvl w:ilvl="3" w:tplc="04090001" w:tentative="1">
-      <w:start w:val="1"/>
-      <w:numFmt w:val="bullet"/>
-      <w:lvlText w:val=""/>
-      <w:lvlJc w:val="left"/>
-      <w:pPr>
-        <w:tabs>
-          <w:tab w:val="num" w:pos="2880"/>
-        </w:tabs>
-        <w:ind w:left="2880" w:hanging="360"/>
-      </w:pPr>
-      <w:rPr>
-        <w:rFonts w:ascii="Symbol" w:hAnsi="Symbol" w:hint="default"/>
-      </w:rPr>
-    </w:lvl>
-    <w:lvl w:ilvl="4" w:tplc="04090003" w:tentative="1">
-      <w:start w:val="1"/>
-      <w:numFmt w:val="bullet"/>
-      <w:lvlText w:val="o"/>
-      <w:lvlJc w:val="left"/>
-      <w:pPr>
-        <w:tabs>
-          <w:tab w:val="num" w:pos="3600"/>
-        </w:tabs>
-        <w:ind w:left="3600" w:hanging="360"/>
-      </w:pPr>
-      <w:rPr>
-        <w:rFonts w:ascii="Courier New" w:hAnsi="Courier New" w:cs="Courier New" w:hint="default"/>
-      </w:rPr>
-    </w:lvl>
-    <w:lvl w:ilvl="5" w:tplc="04090005" w:tentative="1">
-      <w:start w:val="1"/>
-      <w:numFmt w:val="bullet"/>
-      <w:lvlText w:val=""/>
-      <w:lvlJc w:val="left"/>
-      <w:pPr>
-        <w:tabs>
-          <w:tab w:val="num" w:pos="4320"/>
-        </w:tabs>
-        <w:ind w:left="4320" w:hanging="360"/>
-      </w:pPr>
-      <w:rPr>
-        <w:rFonts w:ascii="Wingdings" w:hAnsi="Wingdings" w:hint="default"/>
-      </w:rPr>
-    </w:lvl>
-    <w:lvl w:ilvl="6" w:tplc="04090001" w:tentative="1">
-      <w:start w:val="1"/>
-      <w:numFmt w:val="bullet"/>
-      <w:lvlText w:val=""/>
-      <w:lvlJc w:val="left"/>
-      <w:pPr>
-        <w:tabs>
-          <w:tab w:val="num" w:pos="5040"/>
-        </w:tabs>
-        <w:ind w:left="5040" w:hanging="360"/>
-      </w:pPr>
-      <w:rPr>
-        <w:rFonts w:ascii="Symbol" w:hAnsi="Symbol" w:hint="default"/>
-      </w:rPr>
-    </w:lvl>
-    <w:lvl w:ilvl="7" w:tplc="04090003" w:tentative="1">
-      <w:start w:val="1"/>
-      <w:numFmt w:val="bullet"/>
-      <w:lvlText w:val="o"/>
-      <w:lvlJc w:val="left"/>
-      <w:pPr>
-        <w:tabs>
-          <w:tab w:val="num" w:pos="5760"/>
-        </w:tabs>
-        <w:ind w:left="5760" w:hanging="360"/>
-      </w:pPr>
-      <w:rPr>
-        <w:rFonts w:ascii="Courier New" w:hAnsi="Courier New" w:cs="Courier New" w:hint="default"/>
-      </w:rPr>
-    </w:lvl>
-    <w:lvl w:ilvl="8" w:tplc="04090005" w:tentative="1">
-      <w:start w:val="1"/>
-      <w:numFmt w:val="bullet"/>
-      <w:lvlText w:val=""/>
-      <w:lvlJc w:val="left"/>
-      <w:pPr>
-        <w:tabs>
-          <w:tab w:val="num" w:pos="6480"/>
-        </w:tabs>
-        <w:ind w:left="6480" w:hanging="360"/>
-      </w:pPr>
-      <w:rPr>
-        <w:rFonts w:ascii="Wingdings" w:hAnsi="Wingdings" w:hint="default"/>
-      </w:rPr>
-    </w:lvl>
-  </w:abstractNum>
-  <w:abstractNum w:abstractNumId="13" w15:restartNumberingAfterBreak="0">
-    <w:nsid w:val="6CCE7311"/>
-    <w:multiLevelType w:val="hybridMultilevel"/>
-    <w:tmpl w:val="EFCE6162"/>
-    <w:lvl w:ilvl="0" w:tplc="04090001">
-      <w:start w:val="1"/>
-      <w:numFmt w:val="bullet"/>
-      <w:lvlText w:val=""/>
-      <w:lvlJc w:val="left"/>
-      <w:pPr>
-        <w:tabs>
-          <w:tab w:val="num" w:pos="720"/>
-        </w:tabs>
-        <w:ind w:left="720" w:hanging="360"/>
-      </w:pPr>
-      <w:rPr>
-        <w:rFonts w:ascii="Symbol" w:hAnsi="Symbol" w:hint="default"/>
-      </w:rPr>
-    </w:lvl>
-    <w:lvl w:ilvl="1" w:tplc="04090003" w:tentative="1">
-      <w:start w:val="1"/>
-      <w:numFmt w:val="bullet"/>
-      <w:lvlText w:val="o"/>
-      <w:lvlJc w:val="left"/>
-      <w:pPr>
-        <w:tabs>
-          <w:tab w:val="num" w:pos="1440"/>
-        </w:tabs>
-        <w:ind w:left="1440" w:hanging="360"/>
-      </w:pPr>
-      <w:rPr>
-        <w:rFonts w:ascii="Courier New" w:hAnsi="Courier New" w:cs="Courier New" w:hint="default"/>
-      </w:rPr>
-    </w:lvl>
-    <w:lvl w:ilvl="2" w:tplc="04090005" w:tentative="1">
-      <w:start w:val="1"/>
-      <w:numFmt w:val="bullet"/>
-      <w:lvlText w:val=""/>
-      <w:lvlJc w:val="left"/>
-      <w:pPr>
-        <w:tabs>
-          <w:tab w:val="num" w:pos="2160"/>
-        </w:tabs>
-        <w:ind w:left="2160" w:hanging="360"/>
-      </w:pPr>
-      <w:rPr>
-        <w:rFonts w:ascii="Wingdings" w:hAnsi="Wingdings" w:hint="default"/>
-      </w:rPr>
-    </w:lvl>
-    <w:lvl w:ilvl="3" w:tplc="04090001" w:tentative="1">
-      <w:start w:val="1"/>
-      <w:numFmt w:val="bullet"/>
-      <w:lvlText w:val=""/>
-      <w:lvlJc w:val="left"/>
-      <w:pPr>
-        <w:tabs>
-          <w:tab w:val="num" w:pos="2880"/>
-        </w:tabs>
-        <w:ind w:left="2880" w:hanging="360"/>
-      </w:pPr>
-      <w:rPr>
-        <w:rFonts w:ascii="Symbol" w:hAnsi="Symbol" w:hint="default"/>
-      </w:rPr>
-    </w:lvl>
-    <w:lvl w:ilvl="4" w:tplc="04090003" w:tentative="1">
-      <w:start w:val="1"/>
-      <w:numFmt w:val="bullet"/>
-      <w:lvlText w:val="o"/>
-      <w:lvlJc w:val="left"/>
-      <w:pPr>
-        <w:tabs>
-          <w:tab w:val="num" w:pos="3600"/>
-        </w:tabs>
-        <w:ind w:left="3600" w:hanging="360"/>
-      </w:pPr>
-      <w:rPr>
-        <w:rFonts w:ascii="Courier New" w:hAnsi="Courier New" w:cs="Courier New" w:hint="default"/>
-      </w:rPr>
-    </w:lvl>
-    <w:lvl w:ilvl="5" w:tplc="04090005" w:tentative="1">
-      <w:start w:val="1"/>
-      <w:numFmt w:val="bullet"/>
-      <w:lvlText w:val=""/>
-      <w:lvlJc w:val="left"/>
-      <w:pPr>
-        <w:tabs>
-          <w:tab w:val="num" w:pos="4320"/>
-        </w:tabs>
-        <w:ind w:left="4320" w:hanging="360"/>
-      </w:pPr>
-      <w:rPr>
-        <w:rFonts w:ascii="Wingdings" w:hAnsi="Wingdings" w:hint="default"/>
-      </w:rPr>
-    </w:lvl>
-    <w:lvl w:ilvl="6" w:tplc="04090001" w:tentative="1">
-      <w:start w:val="1"/>
-      <w:numFmt w:val="bullet"/>
-      <w:lvlText w:val=""/>
-      <w:lvlJc w:val="left"/>
-      <w:pPr>
-        <w:tabs>
-          <w:tab w:val="num" w:pos="5040"/>
-        </w:tabs>
-        <w:ind w:left="5040" w:hanging="360"/>
-      </w:pPr>
-      <w:rPr>
-        <w:rFonts w:ascii="Symbol" w:hAnsi="Symbol" w:hint="default"/>
-      </w:rPr>
-    </w:lvl>
-    <w:lvl w:ilvl="7" w:tplc="04090003" w:tentative="1">
-      <w:start w:val="1"/>
-      <w:numFmt w:val="bullet"/>
-      <w:lvlText w:val="o"/>
-      <w:lvlJc w:val="left"/>
-      <w:pPr>
-        <w:tabs>
-          <w:tab w:val="num" w:pos="5760"/>
-        </w:tabs>
-        <w:ind w:left="5760" w:hanging="360"/>
-      </w:pPr>
-      <w:rPr>
-        <w:rFonts w:ascii="Courier New" w:hAnsi="Courier New" w:cs="Courier New" w:hint="default"/>
-      </w:rPr>
-    </w:lvl>
-    <w:lvl w:ilvl="8" w:tplc="04090005" w:tentative="1">
-      <w:start w:val="1"/>
-      <w:numFmt w:val="bullet"/>
-      <w:lvlText w:val=""/>
-      <w:lvlJc w:val="left"/>
-      <w:pPr>
-        <w:tabs>
-          <w:tab w:val="num" w:pos="6480"/>
-        </w:tabs>
-        <w:ind w:left="6480" w:hanging="360"/>
-      </w:pPr>
-      <w:rPr>
-        <w:rFonts w:ascii="Wingdings" w:hAnsi="Wingdings" w:hint="default"/>
       </w:rPr>
     </w:lvl>
   </w:abstractNum>
   <w:num w:numId="1" w16cid:durableId="1377851795">
-    <w:abstractNumId w:val="0"/>
+    <w:abstractNumId w:val="1"/>
   </w:num>
   <w:num w:numId="2" w16cid:durableId="134376598">
+    <w:abstractNumId w:val="8"/>
+  </w:num>
+  <w:num w:numId="3" w16cid:durableId="346256937">
+    <w:abstractNumId w:val="13"/>
+  </w:num>
+  <w:num w:numId="4" w16cid:durableId="277151983">
     <w:abstractNumId w:val="7"/>
   </w:num>
-  <w:num w:numId="3" w16cid:durableId="346256937">
+  <w:num w:numId="5" w16cid:durableId="1614049702">
+    <w:abstractNumId w:val="14"/>
+  </w:num>
+  <w:num w:numId="6" w16cid:durableId="1984384659">
+    <w:abstractNumId w:val="5"/>
+  </w:num>
+  <w:num w:numId="7" w16cid:durableId="491023282">
+    <w:abstractNumId w:val="6"/>
+  </w:num>
+  <w:num w:numId="8" w16cid:durableId="1735002255">
     <w:abstractNumId w:val="12"/>
   </w:num>
-  <w:num w:numId="4" w16cid:durableId="277151983">
-    <w:abstractNumId w:val="6"/>
-  </w:num>
-  <w:num w:numId="5" w16cid:durableId="1614049702">
-    <w:abstractNumId w:val="13"/>
-  </w:num>
-  <w:num w:numId="6" w16cid:durableId="1984384659">
+  <w:num w:numId="9" w16cid:durableId="1455518608">
     <w:abstractNumId w:val="4"/>
   </w:num>
-  <w:num w:numId="7" w16cid:durableId="491023282">
-    <w:abstractNumId w:val="5"/>
+  <w:num w:numId="10" w16cid:durableId="853149662">
+    <w:abstractNumId w:val="3"/>
   </w:num>
-  <w:num w:numId="8" w16cid:durableId="1735002255">
+  <w:num w:numId="11" w16cid:durableId="720522401">
+    <w:abstractNumId w:val="2"/>
+  </w:num>
+  <w:num w:numId="12" w16cid:durableId="1761441067">
     <w:abstractNumId w:val="11"/>
   </w:num>
-  <w:num w:numId="9" w16cid:durableId="1455518608">
-    <w:abstractNumId w:val="3"/>
-  </w:num>
-  <w:num w:numId="10" w16cid:durableId="853149662">
-    <w:abstractNumId w:val="2"/>
-  </w:num>
-  <w:num w:numId="11" w16cid:durableId="720522401">
-    <w:abstractNumId w:val="1"/>
-  </w:num>
-  <w:num w:numId="12" w16cid:durableId="1761441067">
+  <w:num w:numId="13" w16cid:durableId="1222322927">
     <w:abstractNumId w:val="10"/>
   </w:num>
-  <w:num w:numId="13" w16cid:durableId="1222322927">
+  <w:num w:numId="14" w16cid:durableId="111440627">
     <w:abstractNumId w:val="9"/>
   </w:num>
-  <w:num w:numId="14" w16cid:durableId="111440627">
-    <w:abstractNumId w:val="8"/>
+  <w:num w:numId="15" w16cid:durableId="1505779127">
+    <w:abstractNumId w:val="0"/>
   </w:num>
 </w:numbering>
 </file>

--- a/CV.docx
+++ b/CV.docx
@@ -998,7 +998,7 @@
                 <w:sz w:val="22"/>
                 <w:szCs w:val="22"/>
               </w:rPr>
-              <w:t>WACV 2026</w:t>
+              <w:t>ACL 2026 Findings</w:t>
             </w:r>
           </w:p>
         </w:tc>
@@ -1022,7 +1022,25 @@
                 <w:sz w:val="22"/>
                 <w:szCs w:val="22"/>
               </w:rPr>
-              <w:t>Mehrdad Fazli</w:t>
+              <w:t>Chahat</w:t>
+            </w:r>
+            <w:r>
+              <w:rPr>
+                <w:rFonts w:ascii="Arial" w:hAnsi="Arial" w:cs="Arial"/>
+                <w:bCs/>
+                <w:sz w:val="22"/>
+                <w:szCs w:val="22"/>
+              </w:rPr>
+              <w:t xml:space="preserve"> </w:t>
+            </w:r>
+            <w:r>
+              <w:rPr>
+                <w:rFonts w:ascii="Arial" w:hAnsi="Arial" w:cs="Arial"/>
+                <w:b/>
+                <w:sz w:val="22"/>
+                <w:szCs w:val="22"/>
+              </w:rPr>
+              <w:t>Raj</w:t>
             </w:r>
             <w:r>
               <w:rPr>
@@ -1040,16 +1058,16 @@
                 <w:sz w:val="22"/>
                 <w:szCs w:val="22"/>
               </w:rPr>
-              <w:t>Bowen Wei</w:t>
-            </w:r>
-            <w:r>
-              <w:rPr>
-                <w:rFonts w:ascii="Arial" w:hAnsi="Arial" w:cs="Arial"/>
-                <w:bCs/>
-                <w:sz w:val="22"/>
-                <w:szCs w:val="22"/>
-              </w:rPr>
-              <w:t xml:space="preserve">, </w:t>
+              <w:t>Mahika</w:t>
+            </w:r>
+            <w:r>
+              <w:rPr>
+                <w:rFonts w:ascii="Arial" w:hAnsi="Arial" w:cs="Arial"/>
+                <w:bCs/>
+                <w:sz w:val="22"/>
+                <w:szCs w:val="22"/>
+              </w:rPr>
+              <w:t xml:space="preserve"> </w:t>
             </w:r>
             <w:r>
               <w:rPr>
@@ -1058,16 +1076,16 @@
                 <w:sz w:val="22"/>
                 <w:szCs w:val="22"/>
               </w:rPr>
-              <w:t>Ahmet Sari</w:t>
-            </w:r>
-            <w:r>
-              <w:rPr>
-                <w:rFonts w:ascii="Arial" w:hAnsi="Arial" w:cs="Arial"/>
-                <w:bCs/>
-                <w:sz w:val="22"/>
-                <w:szCs w:val="22"/>
-              </w:rPr>
-              <w:t>, Ziwei Zhu</w:t>
+              <w:t>Banerjee</w:t>
+            </w:r>
+            <w:r>
+              <w:rPr>
+                <w:rFonts w:ascii="Arial" w:hAnsi="Arial" w:cs="Arial"/>
+                <w:bCs/>
+                <w:sz w:val="22"/>
+                <w:szCs w:val="22"/>
+              </w:rPr>
+              <w:t>, Aylin Caliskan, Antonios Anastasopoulos, Ziwei Zhu</w:t>
             </w:r>
             <w:r>
               <w:rPr>
@@ -1085,7 +1103,7 @@
                 <w:sz w:val="22"/>
                 <w:szCs w:val="22"/>
               </w:rPr>
-              <w:t>CAAC: Confidence-Aware Attention Calibration to Reduce Hallucinations in Large Vision-Language Models.</w:t>
+              <w:t>Talent or Luck? Evaluating Attribution Bias in Large Language Models.</w:t>
             </w:r>
             <w:r>
               <w:rPr>
@@ -1103,7 +1121,7 @@
                 <w:sz w:val="22"/>
                 <w:szCs w:val="22"/>
               </w:rPr>
-              <w:t>IEEE/CVF Winter Conference on Applications of Computer Vision 2026.</w:t>
+              <w:t>The 64th Annual Meeting of the Association for Computational Linguistics.</w:t>
             </w:r>
           </w:p>
         </w:tc>
@@ -1131,7 +1149,7 @@
                 <w:sz w:val="22"/>
                 <w:szCs w:val="22"/>
               </w:rPr>
-              <w:t>AAAI 2026</w:t>
+              <w:t>ACL 2026 Oral</w:t>
             </w:r>
           </w:p>
         </w:tc>
@@ -1155,7 +1173,25 @@
                 <w:sz w:val="22"/>
                 <w:szCs w:val="22"/>
               </w:rPr>
-              <w:t>Jinhao Pan</w:t>
+              <w:t>Chahat</w:t>
+            </w:r>
+            <w:r>
+              <w:rPr>
+                <w:rFonts w:ascii="Arial" w:hAnsi="Arial" w:cs="Arial"/>
+                <w:bCs/>
+                <w:sz w:val="22"/>
+                <w:szCs w:val="22"/>
+              </w:rPr>
+              <w:t xml:space="preserve"> </w:t>
+            </w:r>
+            <w:r>
+              <w:rPr>
+                <w:rFonts w:ascii="Arial" w:hAnsi="Arial" w:cs="Arial"/>
+                <w:b/>
+                <w:sz w:val="22"/>
+                <w:szCs w:val="22"/>
+              </w:rPr>
+              <w:t>Raj</w:t>
             </w:r>
             <w:r>
               <w:rPr>
@@ -1173,16 +1209,34 @@
                 <w:sz w:val="22"/>
                 <w:szCs w:val="22"/>
               </w:rPr>
-              <w:t>Chahat Raj</w:t>
-            </w:r>
-            <w:r>
-              <w:rPr>
-                <w:rFonts w:ascii="Arial" w:hAnsi="Arial" w:cs="Arial"/>
-                <w:bCs/>
-                <w:sz w:val="22"/>
-                <w:szCs w:val="22"/>
-              </w:rPr>
-              <w:t>, Ziwei Zhu</w:t>
+              <w:t>Bowen</w:t>
+            </w:r>
+            <w:r>
+              <w:rPr>
+                <w:rFonts w:ascii="Arial" w:hAnsi="Arial" w:cs="Arial"/>
+                <w:bCs/>
+                <w:sz w:val="22"/>
+                <w:szCs w:val="22"/>
+              </w:rPr>
+              <w:t xml:space="preserve"> </w:t>
+            </w:r>
+            <w:r>
+              <w:rPr>
+                <w:rFonts w:ascii="Arial" w:hAnsi="Arial" w:cs="Arial"/>
+                <w:b/>
+                <w:sz w:val="22"/>
+                <w:szCs w:val="22"/>
+              </w:rPr>
+              <w:t>Wei</w:t>
+            </w:r>
+            <w:r>
+              <w:rPr>
+                <w:rFonts w:ascii="Arial" w:hAnsi="Arial" w:cs="Arial"/>
+                <w:bCs/>
+                <w:sz w:val="22"/>
+                <w:szCs w:val="22"/>
+              </w:rPr>
+              <w:t>, Aylin Caliskan, Antonios Anastasopoulos, Ziwei Zhu</w:t>
             </w:r>
             <w:r>
               <w:rPr>
@@ -1200,7 +1254,7 @@
                 <w:sz w:val="22"/>
                 <w:szCs w:val="22"/>
               </w:rPr>
-              <w:t>Bias Association Discovery Framework for Open-Ended LLM Generation.</w:t>
+              <w:t>VIGNETTE: Socially Grounded Bias Evaluation for Vision-Language Models.</w:t>
             </w:r>
             <w:r>
               <w:rPr>
@@ -1218,7 +1272,7 @@
                 <w:sz w:val="22"/>
                 <w:szCs w:val="22"/>
               </w:rPr>
-              <w:t>The 40th Annual AAAI Conference on Artificial Intelligence.</w:t>
+              <w:t>The 64th Annual Meeting of the Association for Computational Linguistics.</w:t>
             </w:r>
           </w:p>
         </w:tc>
@@ -1246,7 +1300,7 @@
                 <w:sz w:val="22"/>
                 <w:szCs w:val="22"/>
               </w:rPr>
-              <w:t>AAAI 2026</w:t>
+              <w:t>ACL 2026 Findings</w:t>
             </w:r>
           </w:p>
         </w:tc>
@@ -1270,7 +1324,25 @@
                 <w:sz w:val="22"/>
                 <w:szCs w:val="22"/>
               </w:rPr>
-              <w:t>Bowen Wei</w:t>
+              <w:t>Mehrdad</w:t>
+            </w:r>
+            <w:r>
+              <w:rPr>
+                <w:rFonts w:ascii="Arial" w:hAnsi="Arial" w:cs="Arial"/>
+                <w:bCs/>
+                <w:sz w:val="22"/>
+                <w:szCs w:val="22"/>
+              </w:rPr>
+              <w:t xml:space="preserve"> </w:t>
+            </w:r>
+            <w:r>
+              <w:rPr>
+                <w:rFonts w:ascii="Arial" w:hAnsi="Arial" w:cs="Arial"/>
+                <w:b/>
+                <w:sz w:val="22"/>
+                <w:szCs w:val="22"/>
+              </w:rPr>
+              <w:t>Fazli</w:t>
             </w:r>
             <w:r>
               <w:rPr>
@@ -1288,7 +1360,25 @@
                 <w:sz w:val="22"/>
                 <w:szCs w:val="22"/>
               </w:rPr>
-              <w:t>Mehrdad Fazli</w:t>
+              <w:t>Bowen</w:t>
+            </w:r>
+            <w:r>
+              <w:rPr>
+                <w:rFonts w:ascii="Arial" w:hAnsi="Arial" w:cs="Arial"/>
+                <w:bCs/>
+                <w:sz w:val="22"/>
+                <w:szCs w:val="22"/>
+              </w:rPr>
+              <w:t xml:space="preserve"> </w:t>
+            </w:r>
+            <w:r>
+              <w:rPr>
+                <w:rFonts w:ascii="Arial" w:hAnsi="Arial" w:cs="Arial"/>
+                <w:b/>
+                <w:sz w:val="22"/>
+                <w:szCs w:val="22"/>
+              </w:rPr>
+              <w:t>Wei</w:t>
             </w:r>
             <w:r>
               <w:rPr>
@@ -1315,7 +1405,7 @@
                 <w:sz w:val="22"/>
                 <w:szCs w:val="22"/>
               </w:rPr>
-              <w:t>Making Sense of LLM Decisions: A Prototype-based Framework for Explainable Classification.</w:t>
+              <w:t>Context-Aware Decoding for Faithful Vision-Language Generation.</w:t>
             </w:r>
             <w:r>
               <w:rPr>
@@ -1333,7 +1423,7 @@
                 <w:sz w:val="22"/>
                 <w:szCs w:val="22"/>
               </w:rPr>
-              <w:t>The 40th Annual AAAI Conference on Artificial Intelligence.</w:t>
+              <w:t>The 64th Annual Meeting of the Association for Computational Linguistics.</w:t>
             </w:r>
           </w:p>
         </w:tc>
@@ -1361,7 +1451,7 @@
                 <w:sz w:val="22"/>
                 <w:szCs w:val="22"/>
               </w:rPr>
-              <w:t>EMNLP 2025 Findings</w:t>
+              <w:t>WACV 2026</w:t>
             </w:r>
           </w:p>
         </w:tc>
@@ -1385,7 +1475,7 @@
                 <w:sz w:val="22"/>
                 <w:szCs w:val="22"/>
               </w:rPr>
-              <w:t>Jinhao Pan</w:t>
+              <w:t>Mehrdad Fazli</w:t>
             </w:r>
             <w:r>
               <w:rPr>
@@ -1403,7 +1493,52 @@
                 <w:sz w:val="22"/>
                 <w:szCs w:val="22"/>
               </w:rPr>
-              <w:t>Chahat</w:t>
+              <w:t>Bowen Wei</w:t>
+            </w:r>
+            <w:r>
+              <w:rPr>
+                <w:rFonts w:ascii="Arial" w:hAnsi="Arial" w:cs="Arial"/>
+                <w:bCs/>
+                <w:sz w:val="22"/>
+                <w:szCs w:val="22"/>
+              </w:rPr>
+              <w:t xml:space="preserve">, </w:t>
+            </w:r>
+            <w:r>
+              <w:rPr>
+                <w:rFonts w:ascii="Arial" w:hAnsi="Arial" w:cs="Arial"/>
+                <w:b/>
+                <w:sz w:val="22"/>
+                <w:szCs w:val="22"/>
+              </w:rPr>
+              <w:t>Ahmet Sari</w:t>
+            </w:r>
+            <w:r>
+              <w:rPr>
+                <w:rFonts w:ascii="Arial" w:hAnsi="Arial" w:cs="Arial"/>
+                <w:bCs/>
+                <w:sz w:val="22"/>
+                <w:szCs w:val="22"/>
+              </w:rPr>
+              <w:t>, Ziwei Zhu</w:t>
+            </w:r>
+            <w:r>
+              <w:rPr>
+                <w:rFonts w:ascii="Arial" w:hAnsi="Arial" w:cs="Arial"/>
+                <w:bCs/>
+                <w:sz w:val="22"/>
+                <w:szCs w:val="22"/>
+              </w:rPr>
+              <w:t xml:space="preserve">. </w:t>
+            </w:r>
+            <w:r>
+              <w:rPr>
+                <w:rFonts w:ascii="Arial" w:hAnsi="Arial" w:cs="Arial"/>
+                <w:bCs/>
+                <w:sz w:val="22"/>
+                <w:szCs w:val="22"/>
+              </w:rPr>
+              <w:t>CAAC: Confidence-Aware Attention Calibration to Reduce Hallucinations in Large Vision-Language Models.</w:t>
             </w:r>
             <w:r>
               <w:rPr>
@@ -1417,56 +1552,11 @@
             <w:r>
               <w:rPr>
                 <w:rFonts w:ascii="Arial" w:hAnsi="Arial" w:cs="Arial"/>
-                <w:b/>
-                <w:sz w:val="22"/>
-                <w:szCs w:val="22"/>
-              </w:rPr>
-              <w:t>Raj</w:t>
-            </w:r>
-            <w:r>
-              <w:rPr>
-                <w:rFonts w:ascii="Arial" w:hAnsi="Arial" w:cs="Arial"/>
-                <w:bCs/>
-                <w:sz w:val="22"/>
-                <w:szCs w:val="22"/>
-              </w:rPr>
-              <w:t>, Ziyu Yao, Ziwei Zhu</w:t>
-            </w:r>
-            <w:r>
-              <w:rPr>
-                <w:rFonts w:ascii="Arial" w:hAnsi="Arial" w:cs="Arial"/>
-                <w:bCs/>
-                <w:sz w:val="22"/>
-                <w:szCs w:val="22"/>
-              </w:rPr>
-              <w:t xml:space="preserve">. </w:t>
-            </w:r>
-            <w:r>
-              <w:rPr>
-                <w:rFonts w:ascii="Arial" w:hAnsi="Arial" w:cs="Arial"/>
-                <w:bCs/>
-                <w:sz w:val="22"/>
-                <w:szCs w:val="22"/>
-              </w:rPr>
-              <w:t>What's Not Said Still Hurts: A Description-Based Evaluation Framework for Measuring Social Bias in LLMs.</w:t>
-            </w:r>
-            <w:r>
-              <w:rPr>
-                <w:rFonts w:ascii="Arial" w:hAnsi="Arial" w:cs="Arial"/>
-                <w:bCs/>
-                <w:sz w:val="22"/>
-                <w:szCs w:val="22"/>
-              </w:rPr>
-              <w:t xml:space="preserve"> </w:t>
-            </w:r>
-            <w:r>
-              <w:rPr>
-                <w:rFonts w:ascii="Arial" w:hAnsi="Arial" w:cs="Arial"/>
-                <w:bCs/>
-                <w:sz w:val="22"/>
-                <w:szCs w:val="22"/>
-              </w:rPr>
-              <w:t>The 2025 Conference on Empirical Methods in Natural Language Processing.</w:t>
+                <w:bCs/>
+                <w:sz w:val="22"/>
+                <w:szCs w:val="22"/>
+              </w:rPr>
+              <w:t>IEEE/CVF Winter Conference on Applications of Computer Vision 2026.</w:t>
             </w:r>
           </w:p>
         </w:tc>
@@ -1495,7 +1585,7 @@
                 <w:szCs w:val="22"/>
               </w:rPr>
               <w:lastRenderedPageBreak/>
-              <w:t>EMNLP 2025 Findings</w:t>
+              <w:t>AAAI 2026</w:t>
             </w:r>
           </w:p>
         </w:tc>
@@ -1512,26 +1602,6 @@
                 <w:szCs w:val="22"/>
               </w:rPr>
             </w:pPr>
-            <w:proofErr w:type="spellStart"/>
-            <w:r>
-              <w:rPr>
-                <w:rFonts w:ascii="Arial" w:hAnsi="Arial" w:cs="Arial"/>
-                <w:bCs/>
-                <w:sz w:val="22"/>
-                <w:szCs w:val="22"/>
-              </w:rPr>
-              <w:t>Prommy</w:t>
-            </w:r>
-            <w:proofErr w:type="spellEnd"/>
-            <w:r>
-              <w:rPr>
-                <w:rFonts w:ascii="Arial" w:hAnsi="Arial" w:cs="Arial"/>
-                <w:bCs/>
-                <w:sz w:val="22"/>
-                <w:szCs w:val="22"/>
-              </w:rPr>
-              <w:t xml:space="preserve"> Sultana Hossain, </w:t>
-            </w:r>
             <w:r>
               <w:rPr>
                 <w:rFonts w:ascii="Arial" w:hAnsi="Arial" w:cs="Arial"/>
@@ -1539,7 +1609,52 @@
                 <w:sz w:val="22"/>
                 <w:szCs w:val="22"/>
               </w:rPr>
-              <w:t>Chahat</w:t>
+              <w:t>Jinhao Pan</w:t>
+            </w:r>
+            <w:r>
+              <w:rPr>
+                <w:rFonts w:ascii="Arial" w:hAnsi="Arial" w:cs="Arial"/>
+                <w:bCs/>
+                <w:sz w:val="22"/>
+                <w:szCs w:val="22"/>
+              </w:rPr>
+              <w:t xml:space="preserve">, </w:t>
+            </w:r>
+            <w:r>
+              <w:rPr>
+                <w:rFonts w:ascii="Arial" w:hAnsi="Arial" w:cs="Arial"/>
+                <w:b/>
+                <w:sz w:val="22"/>
+                <w:szCs w:val="22"/>
+              </w:rPr>
+              <w:t>Chahat Raj</w:t>
+            </w:r>
+            <w:r>
+              <w:rPr>
+                <w:rFonts w:ascii="Arial" w:hAnsi="Arial" w:cs="Arial"/>
+                <w:bCs/>
+                <w:sz w:val="22"/>
+                <w:szCs w:val="22"/>
+              </w:rPr>
+              <w:t>, Ziwei Zhu</w:t>
+            </w:r>
+            <w:r>
+              <w:rPr>
+                <w:rFonts w:ascii="Arial" w:hAnsi="Arial" w:cs="Arial"/>
+                <w:bCs/>
+                <w:sz w:val="22"/>
+                <w:szCs w:val="22"/>
+              </w:rPr>
+              <w:t xml:space="preserve">. </w:t>
+            </w:r>
+            <w:r>
+              <w:rPr>
+                <w:rFonts w:ascii="Arial" w:hAnsi="Arial" w:cs="Arial"/>
+                <w:bCs/>
+                <w:sz w:val="22"/>
+                <w:szCs w:val="22"/>
+              </w:rPr>
+              <w:t>Bias Association Discovery Framework for Open-Ended LLM Generation.</w:t>
             </w:r>
             <w:r>
               <w:rPr>
@@ -1553,56 +1668,11 @@
             <w:r>
               <w:rPr>
                 <w:rFonts w:ascii="Arial" w:hAnsi="Arial" w:cs="Arial"/>
-                <w:b/>
-                <w:sz w:val="22"/>
-                <w:szCs w:val="22"/>
-              </w:rPr>
-              <w:t>Raj</w:t>
-            </w:r>
-            <w:r>
-              <w:rPr>
-                <w:rFonts w:ascii="Arial" w:hAnsi="Arial" w:cs="Arial"/>
-                <w:bCs/>
-                <w:sz w:val="22"/>
-                <w:szCs w:val="22"/>
-              </w:rPr>
-              <w:t>, Ziwei Zhu, Jessica Lin, Emanuela Marasco</w:t>
-            </w:r>
-            <w:r>
-              <w:rPr>
-                <w:rFonts w:ascii="Arial" w:hAnsi="Arial" w:cs="Arial"/>
-                <w:bCs/>
-                <w:sz w:val="22"/>
-                <w:szCs w:val="22"/>
-              </w:rPr>
-              <w:t xml:space="preserve">. </w:t>
-            </w:r>
-            <w:r>
-              <w:rPr>
-                <w:rFonts w:ascii="Arial" w:hAnsi="Arial" w:cs="Arial"/>
-                <w:bCs/>
-                <w:sz w:val="22"/>
-                <w:szCs w:val="22"/>
-              </w:rPr>
-              <w:t>Toward Inclusive Language Models: Sparsity-Driven Calibration for Systematic and Interpretable Mitigation of Social Biases in LLMs.</w:t>
-            </w:r>
-            <w:r>
-              <w:rPr>
-                <w:rFonts w:ascii="Arial" w:hAnsi="Arial" w:cs="Arial"/>
-                <w:bCs/>
-                <w:sz w:val="22"/>
-                <w:szCs w:val="22"/>
-              </w:rPr>
-              <w:t xml:space="preserve"> </w:t>
-            </w:r>
-            <w:r>
-              <w:rPr>
-                <w:rFonts w:ascii="Arial" w:hAnsi="Arial" w:cs="Arial"/>
-                <w:bCs/>
-                <w:sz w:val="22"/>
-                <w:szCs w:val="22"/>
-              </w:rPr>
-              <w:t>The 2025 Conference on Empirical Methods in Natural Language Processing.</w:t>
+                <w:bCs/>
+                <w:sz w:val="22"/>
+                <w:szCs w:val="22"/>
+              </w:rPr>
+              <w:t>The 40th Annual AAAI Conference on Artificial Intelligence.</w:t>
             </w:r>
           </w:p>
         </w:tc>
@@ -1630,7 +1700,15 @@
                 <w:sz w:val="22"/>
                 <w:szCs w:val="22"/>
               </w:rPr>
-              <w:t>ACL 2025</w:t>
+              <w:t>AAAI 2026</w:t>
+            </w:r>
+            <w:r>
+              <w:rPr>
+                <w:rFonts w:ascii="Arial" w:hAnsi="Arial" w:cs="Arial"/>
+                <w:sz w:val="22"/>
+                <w:szCs w:val="22"/>
+              </w:rPr>
+              <w:t xml:space="preserve"> Oral</w:t>
             </w:r>
           </w:p>
         </w:tc>
@@ -1654,7 +1732,52 @@
                 <w:sz w:val="22"/>
                 <w:szCs w:val="22"/>
               </w:rPr>
-              <w:t>Bowen</w:t>
+              <w:t>Bowen Wei</w:t>
+            </w:r>
+            <w:r>
+              <w:rPr>
+                <w:rFonts w:ascii="Arial" w:hAnsi="Arial" w:cs="Arial"/>
+                <w:bCs/>
+                <w:sz w:val="22"/>
+                <w:szCs w:val="22"/>
+              </w:rPr>
+              <w:t xml:space="preserve">, </w:t>
+            </w:r>
+            <w:r>
+              <w:rPr>
+                <w:rFonts w:ascii="Arial" w:hAnsi="Arial" w:cs="Arial"/>
+                <w:b/>
+                <w:sz w:val="22"/>
+                <w:szCs w:val="22"/>
+              </w:rPr>
+              <w:t>Mehrdad Fazli</w:t>
+            </w:r>
+            <w:r>
+              <w:rPr>
+                <w:rFonts w:ascii="Arial" w:hAnsi="Arial" w:cs="Arial"/>
+                <w:bCs/>
+                <w:sz w:val="22"/>
+                <w:szCs w:val="22"/>
+              </w:rPr>
+              <w:t>, Ziwei Zhu</w:t>
+            </w:r>
+            <w:r>
+              <w:rPr>
+                <w:rFonts w:ascii="Arial" w:hAnsi="Arial" w:cs="Arial"/>
+                <w:bCs/>
+                <w:sz w:val="22"/>
+                <w:szCs w:val="22"/>
+              </w:rPr>
+              <w:t xml:space="preserve">. </w:t>
+            </w:r>
+            <w:r>
+              <w:rPr>
+                <w:rFonts w:ascii="Arial" w:hAnsi="Arial" w:cs="Arial"/>
+                <w:bCs/>
+                <w:sz w:val="22"/>
+                <w:szCs w:val="22"/>
+              </w:rPr>
+              <w:t>Making Sense of LLM Decisions: A Prototype-based Framework for Explainable Classification.</w:t>
             </w:r>
             <w:r>
               <w:rPr>
@@ -1668,67 +1791,11 @@
             <w:r>
               <w:rPr>
                 <w:rFonts w:ascii="Arial" w:hAnsi="Arial" w:cs="Arial"/>
-                <w:b/>
-                <w:sz w:val="22"/>
-                <w:szCs w:val="22"/>
-              </w:rPr>
-              <w:t>Wei</w:t>
-            </w:r>
-            <w:r>
-              <w:rPr>
-                <w:rFonts w:ascii="Arial" w:hAnsi="Arial" w:cs="Arial"/>
-                <w:bCs/>
-                <w:sz w:val="22"/>
-                <w:szCs w:val="22"/>
-              </w:rPr>
-              <w:t xml:space="preserve"> and Ziwei Zhu</w:t>
-            </w:r>
-            <w:r>
-              <w:rPr>
-                <w:rFonts w:ascii="Arial" w:hAnsi="Arial" w:cs="Arial"/>
-                <w:bCs/>
-                <w:sz w:val="22"/>
-                <w:szCs w:val="22"/>
-              </w:rPr>
-              <w:t xml:space="preserve">. </w:t>
-            </w:r>
-            <w:proofErr w:type="spellStart"/>
-            <w:r>
-              <w:rPr>
-                <w:rFonts w:ascii="Arial" w:hAnsi="Arial" w:cs="Arial"/>
-                <w:bCs/>
-                <w:sz w:val="22"/>
-                <w:szCs w:val="22"/>
-              </w:rPr>
-              <w:t>ProtoLens</w:t>
-            </w:r>
-            <w:proofErr w:type="spellEnd"/>
-            <w:r>
-              <w:rPr>
-                <w:rFonts w:ascii="Arial" w:hAnsi="Arial" w:cs="Arial"/>
-                <w:bCs/>
-                <w:sz w:val="22"/>
-                <w:szCs w:val="22"/>
-              </w:rPr>
-              <w:t>: Advancing Prototype Learning for Fine-Grained Interpretability in Text Classification.</w:t>
-            </w:r>
-            <w:r>
-              <w:rPr>
-                <w:rFonts w:ascii="Arial" w:hAnsi="Arial" w:cs="Arial"/>
-                <w:bCs/>
-                <w:sz w:val="22"/>
-                <w:szCs w:val="22"/>
-              </w:rPr>
-              <w:t xml:space="preserve"> </w:t>
-            </w:r>
-            <w:r>
-              <w:rPr>
-                <w:rFonts w:ascii="Arial" w:hAnsi="Arial" w:cs="Arial"/>
-                <w:bCs/>
-                <w:sz w:val="22"/>
-                <w:szCs w:val="22"/>
-              </w:rPr>
-              <w:t>The 63rd Annual Meeting of the Association for Computational Linguistics.</w:t>
+                <w:bCs/>
+                <w:sz w:val="22"/>
+                <w:szCs w:val="22"/>
+              </w:rPr>
+              <w:t>The 40th Annual AAAI Conference on Artificial Intelligence.</w:t>
             </w:r>
           </w:p>
         </w:tc>
@@ -1756,7 +1823,7 @@
                 <w:sz w:val="22"/>
                 <w:szCs w:val="22"/>
               </w:rPr>
-              <w:t>ACL 2025 Short</w:t>
+              <w:t>EMNLP 2025 Findings</w:t>
             </w:r>
           </w:p>
         </w:tc>
@@ -1780,7 +1847,25 @@
                 <w:sz w:val="22"/>
                 <w:szCs w:val="22"/>
               </w:rPr>
-              <w:t>Fardin</w:t>
+              <w:t>Jinhao Pan</w:t>
+            </w:r>
+            <w:r>
+              <w:rPr>
+                <w:rFonts w:ascii="Arial" w:hAnsi="Arial" w:cs="Arial"/>
+                <w:bCs/>
+                <w:sz w:val="22"/>
+                <w:szCs w:val="22"/>
+              </w:rPr>
+              <w:t xml:space="preserve">, </w:t>
+            </w:r>
+            <w:r>
+              <w:rPr>
+                <w:rFonts w:ascii="Arial" w:hAnsi="Arial" w:cs="Arial"/>
+                <w:b/>
+                <w:sz w:val="22"/>
+                <w:szCs w:val="22"/>
+              </w:rPr>
+              <w:t>Chahat</w:t>
             </w:r>
             <w:r>
               <w:rPr>
@@ -1798,7 +1883,34 @@
                 <w:sz w:val="22"/>
                 <w:szCs w:val="22"/>
               </w:rPr>
-              <w:t>Ahsan</w:t>
+              <w:t>Raj</w:t>
+            </w:r>
+            <w:r>
+              <w:rPr>
+                <w:rFonts w:ascii="Arial" w:hAnsi="Arial" w:cs="Arial"/>
+                <w:bCs/>
+                <w:sz w:val="22"/>
+                <w:szCs w:val="22"/>
+              </w:rPr>
+              <w:t>, Ziyu Yao, Ziwei Zhu</w:t>
+            </w:r>
+            <w:r>
+              <w:rPr>
+                <w:rFonts w:ascii="Arial" w:hAnsi="Arial" w:cs="Arial"/>
+                <w:bCs/>
+                <w:sz w:val="22"/>
+                <w:szCs w:val="22"/>
+              </w:rPr>
+              <w:t xml:space="preserve">. </w:t>
+            </w:r>
+            <w:r>
+              <w:rPr>
+                <w:rFonts w:ascii="Arial" w:hAnsi="Arial" w:cs="Arial"/>
+                <w:bCs/>
+                <w:sz w:val="22"/>
+                <w:szCs w:val="22"/>
+              </w:rPr>
+              <w:t>What's Not Said Still Hurts: A Description-Based Evaluation Framework for Measuring Social Bias in LLMs.</w:t>
             </w:r>
             <w:r>
               <w:rPr>
@@ -1812,56 +1924,11 @@
             <w:r>
               <w:rPr>
                 <w:rFonts w:ascii="Arial" w:hAnsi="Arial" w:cs="Arial"/>
-                <w:b/>
-                <w:sz w:val="22"/>
-                <w:szCs w:val="22"/>
-              </w:rPr>
-              <w:t>Sakib</w:t>
-            </w:r>
-            <w:r>
-              <w:rPr>
-                <w:rFonts w:ascii="Arial" w:hAnsi="Arial" w:cs="Arial"/>
-                <w:bCs/>
-                <w:sz w:val="22"/>
-                <w:szCs w:val="22"/>
-              </w:rPr>
-              <w:t>, Ziwei Zhu, and Ozlem Uzuner</w:t>
-            </w:r>
-            <w:r>
-              <w:rPr>
-                <w:rFonts w:ascii="Arial" w:hAnsi="Arial" w:cs="Arial"/>
-                <w:bCs/>
-                <w:sz w:val="22"/>
-                <w:szCs w:val="22"/>
-              </w:rPr>
-              <w:t xml:space="preserve">. </w:t>
-            </w:r>
-            <w:r>
-              <w:rPr>
-                <w:rFonts w:ascii="Arial" w:hAnsi="Arial" w:cs="Arial"/>
-                <w:bCs/>
-                <w:sz w:val="22"/>
-                <w:szCs w:val="22"/>
-              </w:rPr>
-              <w:t>Spurious Correlations and Beyond: Understanding and Mitigating Shortcut Learning in SDOH Extraction with Large Language Models.</w:t>
-            </w:r>
-            <w:r>
-              <w:rPr>
-                <w:rFonts w:ascii="Arial" w:hAnsi="Arial" w:cs="Arial"/>
-                <w:bCs/>
-                <w:sz w:val="22"/>
-                <w:szCs w:val="22"/>
-              </w:rPr>
-              <w:t xml:space="preserve"> </w:t>
-            </w:r>
-            <w:r>
-              <w:rPr>
-                <w:rFonts w:ascii="Arial" w:hAnsi="Arial" w:cs="Arial"/>
-                <w:bCs/>
-                <w:sz w:val="22"/>
-                <w:szCs w:val="22"/>
-              </w:rPr>
-              <w:t>The 63rd Annual Meeting of the Association for Computational Linguistics.</w:t>
+                <w:bCs/>
+                <w:sz w:val="22"/>
+                <w:szCs w:val="22"/>
+              </w:rPr>
+              <w:t>The 2025 Conference on Empirical Methods in Natural Language Processing.</w:t>
             </w:r>
           </w:p>
         </w:tc>
@@ -1889,7 +1956,7 @@
                 <w:sz w:val="22"/>
                 <w:szCs w:val="22"/>
               </w:rPr>
-              <w:t>NAACL 2025</w:t>
+              <w:t>EMNLP 2025 Findings</w:t>
             </w:r>
           </w:p>
         </w:tc>
@@ -1906,6 +1973,26 @@
                 <w:szCs w:val="22"/>
               </w:rPr>
             </w:pPr>
+            <w:proofErr w:type="spellStart"/>
+            <w:r>
+              <w:rPr>
+                <w:rFonts w:ascii="Arial" w:hAnsi="Arial" w:cs="Arial"/>
+                <w:bCs/>
+                <w:sz w:val="22"/>
+                <w:szCs w:val="22"/>
+              </w:rPr>
+              <w:t>Prommy</w:t>
+            </w:r>
+            <w:proofErr w:type="spellEnd"/>
+            <w:r>
+              <w:rPr>
+                <w:rFonts w:ascii="Arial" w:hAnsi="Arial" w:cs="Arial"/>
+                <w:bCs/>
+                <w:sz w:val="22"/>
+                <w:szCs w:val="22"/>
+              </w:rPr>
+              <w:t xml:space="preserve"> Sultana Hossain, </w:t>
+            </w:r>
             <w:r>
               <w:rPr>
                 <w:rFonts w:ascii="Arial" w:hAnsi="Arial" w:cs="Arial"/>
@@ -1913,7 +2000,7 @@
                 <w:sz w:val="22"/>
                 <w:szCs w:val="22"/>
               </w:rPr>
-              <w:t>Yuqing</w:t>
+              <w:t>Chahat</w:t>
             </w:r>
             <w:r>
               <w:rPr>
@@ -1931,16 +2018,16 @@
                 <w:sz w:val="22"/>
                 <w:szCs w:val="22"/>
               </w:rPr>
-              <w:t>Zhou</w:t>
-            </w:r>
-            <w:r>
-              <w:rPr>
-                <w:rFonts w:ascii="Arial" w:hAnsi="Arial" w:cs="Arial"/>
-                <w:bCs/>
-                <w:sz w:val="22"/>
-                <w:szCs w:val="22"/>
-              </w:rPr>
-              <w:t xml:space="preserve"> and Ziwei Zhu</w:t>
+              <w:t>Raj</w:t>
+            </w:r>
+            <w:r>
+              <w:rPr>
+                <w:rFonts w:ascii="Arial" w:hAnsi="Arial" w:cs="Arial"/>
+                <w:bCs/>
+                <w:sz w:val="22"/>
+                <w:szCs w:val="22"/>
+              </w:rPr>
+              <w:t>, Ziwei Zhu, Jessica Lin, Emanuela Marasco</w:t>
             </w:r>
             <w:r>
               <w:rPr>
@@ -1958,7 +2045,7 @@
                 <w:sz w:val="22"/>
                 <w:szCs w:val="22"/>
               </w:rPr>
-              <w:t>Fighting Spurious Correlations in Text Classification via a Causal Learning Perspective.</w:t>
+              <w:t>Toward Inclusive Language Models: Sparsity-Driven Calibration for Systematic and Interpretable Mitigation of Social Biases in LLMs.</w:t>
             </w:r>
             <w:r>
               <w:rPr>
@@ -1976,7 +2063,7 @@
                 <w:sz w:val="22"/>
                 <w:szCs w:val="22"/>
               </w:rPr>
-              <w:t>The North American Chapter of the Association for Computational Linguistics, 2025.</w:t>
+              <w:t>The 2025 Conference on Empirical Methods in Natural Language Processing.</w:t>
             </w:r>
           </w:p>
         </w:tc>
@@ -2004,7 +2091,7 @@
                 <w:sz w:val="22"/>
                 <w:szCs w:val="22"/>
               </w:rPr>
-              <w:t>WACV 2025</w:t>
+              <w:t>ACL 2025</w:t>
             </w:r>
           </w:p>
         </w:tc>
@@ -2021,52 +2108,70 @@
                 <w:szCs w:val="22"/>
               </w:rPr>
             </w:pPr>
+            <w:r>
+              <w:rPr>
+                <w:rFonts w:ascii="Arial" w:hAnsi="Arial" w:cs="Arial"/>
+                <w:b/>
+                <w:sz w:val="22"/>
+                <w:szCs w:val="22"/>
+              </w:rPr>
+              <w:t>Bowen</w:t>
+            </w:r>
+            <w:r>
+              <w:rPr>
+                <w:rFonts w:ascii="Arial" w:hAnsi="Arial" w:cs="Arial"/>
+                <w:bCs/>
+                <w:sz w:val="22"/>
+                <w:szCs w:val="22"/>
+              </w:rPr>
+              <w:t xml:space="preserve"> </w:t>
+            </w:r>
+            <w:r>
+              <w:rPr>
+                <w:rFonts w:ascii="Arial" w:hAnsi="Arial" w:cs="Arial"/>
+                <w:b/>
+                <w:sz w:val="22"/>
+                <w:szCs w:val="22"/>
+              </w:rPr>
+              <w:t>Wei</w:t>
+            </w:r>
+            <w:r>
+              <w:rPr>
+                <w:rFonts w:ascii="Arial" w:hAnsi="Arial" w:cs="Arial"/>
+                <w:bCs/>
+                <w:sz w:val="22"/>
+                <w:szCs w:val="22"/>
+              </w:rPr>
+              <w:t xml:space="preserve"> and Ziwei Zhu</w:t>
+            </w:r>
+            <w:r>
+              <w:rPr>
+                <w:rFonts w:ascii="Arial" w:hAnsi="Arial" w:cs="Arial"/>
+                <w:bCs/>
+                <w:sz w:val="22"/>
+                <w:szCs w:val="22"/>
+              </w:rPr>
+              <w:t xml:space="preserve">. </w:t>
+            </w:r>
             <w:proofErr w:type="spellStart"/>
             <w:r>
               <w:rPr>
                 <w:rFonts w:ascii="Arial" w:hAnsi="Arial" w:cs="Arial"/>
-                <w:b/>
-                <w:sz w:val="22"/>
-                <w:szCs w:val="22"/>
-              </w:rPr>
-              <w:t>Anjishnu</w:t>
+                <w:bCs/>
+                <w:sz w:val="22"/>
+                <w:szCs w:val="22"/>
+              </w:rPr>
+              <w:t>ProtoLens</w:t>
             </w:r>
             <w:proofErr w:type="spellEnd"/>
             <w:r>
               <w:rPr>
                 <w:rFonts w:ascii="Arial" w:hAnsi="Arial" w:cs="Arial"/>
-                <w:b/>
-                <w:sz w:val="22"/>
-                <w:szCs w:val="22"/>
-              </w:rPr>
-              <w:t xml:space="preserve"> Mukherjee</w:t>
-            </w:r>
-            <w:r>
-              <w:rPr>
-                <w:rFonts w:ascii="Arial" w:hAnsi="Arial" w:cs="Arial"/>
-                <w:bCs/>
-                <w:sz w:val="22"/>
-                <w:szCs w:val="22"/>
-              </w:rPr>
-              <w:t>, Ziwei Zhu, and Antonios Anastasopoulos</w:t>
-            </w:r>
-            <w:r>
-              <w:rPr>
-                <w:rFonts w:ascii="Arial" w:hAnsi="Arial" w:cs="Arial"/>
-                <w:bCs/>
-                <w:sz w:val="22"/>
-                <w:szCs w:val="22"/>
-              </w:rPr>
-              <w:t xml:space="preserve">. </w:t>
-            </w:r>
-            <w:r>
-              <w:rPr>
-                <w:rFonts w:ascii="Arial" w:hAnsi="Arial" w:cs="Arial"/>
-                <w:bCs/>
-                <w:sz w:val="22"/>
-                <w:szCs w:val="22"/>
-              </w:rPr>
-              <w:t>Crossroads of Continents: Automated Artifact Extraction for Cultural Adaptation with Large Multimodal Models.</w:t>
+                <w:bCs/>
+                <w:sz w:val="22"/>
+                <w:szCs w:val="22"/>
+              </w:rPr>
+              <w:t>: Advancing Prototype Learning for Fine-Grained Interpretability in Text Classification.</w:t>
             </w:r>
             <w:r>
               <w:rPr>
@@ -2084,7 +2189,7 @@
                 <w:sz w:val="22"/>
                 <w:szCs w:val="22"/>
               </w:rPr>
-              <w:t>IEEE/CVF Winter Conference on Applications of Computer Vision, 2025.</w:t>
+              <w:t>The 63rd Annual Meeting of the Association for Computational Linguistics.</w:t>
             </w:r>
           </w:p>
         </w:tc>
@@ -2112,7 +2217,7 @@
                 <w:sz w:val="22"/>
                 <w:szCs w:val="22"/>
               </w:rPr>
-              <w:t>WSDM 2025</w:t>
+              <w:t>ACL 2025 Short</w:t>
             </w:r>
           </w:p>
         </w:tc>
@@ -2136,34 +2241,7 @@
                 <w:sz w:val="22"/>
                 <w:szCs w:val="22"/>
               </w:rPr>
-              <w:t>Jinhao Pan</w:t>
-            </w:r>
-            <w:r>
-              <w:rPr>
-                <w:rFonts w:ascii="Arial" w:hAnsi="Arial" w:cs="Arial"/>
-                <w:bCs/>
-                <w:sz w:val="22"/>
-                <w:szCs w:val="22"/>
-              </w:rPr>
-              <w:t xml:space="preserve">, James Caverlee, </w:t>
-            </w:r>
-            <w:r>
-              <w:rPr>
-                <w:rFonts w:ascii="Arial" w:hAnsi="Arial" w:cs="Arial"/>
-                <w:bCs/>
-                <w:sz w:val="22"/>
-                <w:szCs w:val="22"/>
-              </w:rPr>
-              <w:t xml:space="preserve">and </w:t>
-            </w:r>
-            <w:r>
-              <w:rPr>
-                <w:rFonts w:ascii="Arial" w:hAnsi="Arial" w:cs="Arial"/>
-                <w:bCs/>
-                <w:sz w:val="22"/>
-                <w:szCs w:val="22"/>
-              </w:rPr>
-              <w:t>Ziwei Zhu.</w:t>
+              <w:t>Fardin</w:t>
             </w:r>
             <w:r>
               <w:rPr>
@@ -2177,11 +2255,11 @@
             <w:r>
               <w:rPr>
                 <w:rFonts w:ascii="Arial" w:hAnsi="Arial" w:cs="Arial"/>
-                <w:bCs/>
-                <w:sz w:val="22"/>
-                <w:szCs w:val="22"/>
-              </w:rPr>
-              <w:t>Combating Heterogeneous Model Biases in Recommendations via Boosting.</w:t>
+                <w:b/>
+                <w:sz w:val="22"/>
+                <w:szCs w:val="22"/>
+              </w:rPr>
+              <w:t>Ahsan</w:t>
             </w:r>
             <w:r>
               <w:rPr>
@@ -2195,11 +2273,56 @@
             <w:r>
               <w:rPr>
                 <w:rFonts w:ascii="Arial" w:hAnsi="Arial" w:cs="Arial"/>
-                <w:bCs/>
-                <w:sz w:val="22"/>
-                <w:szCs w:val="22"/>
-              </w:rPr>
-              <w:t>The 18th ACM International Conference on Web Search and Data Mining, 2025.</w:t>
+                <w:b/>
+                <w:sz w:val="22"/>
+                <w:szCs w:val="22"/>
+              </w:rPr>
+              <w:t>Sakib</w:t>
+            </w:r>
+            <w:r>
+              <w:rPr>
+                <w:rFonts w:ascii="Arial" w:hAnsi="Arial" w:cs="Arial"/>
+                <w:bCs/>
+                <w:sz w:val="22"/>
+                <w:szCs w:val="22"/>
+              </w:rPr>
+              <w:t>, Ziwei Zhu, and Ozlem Uzuner</w:t>
+            </w:r>
+            <w:r>
+              <w:rPr>
+                <w:rFonts w:ascii="Arial" w:hAnsi="Arial" w:cs="Arial"/>
+                <w:bCs/>
+                <w:sz w:val="22"/>
+                <w:szCs w:val="22"/>
+              </w:rPr>
+              <w:t xml:space="preserve">. </w:t>
+            </w:r>
+            <w:r>
+              <w:rPr>
+                <w:rFonts w:ascii="Arial" w:hAnsi="Arial" w:cs="Arial"/>
+                <w:bCs/>
+                <w:sz w:val="22"/>
+                <w:szCs w:val="22"/>
+              </w:rPr>
+              <w:t>Spurious Correlations and Beyond: Understanding and Mitigating Shortcut Learning in SDOH Extraction with Large Language Models.</w:t>
+            </w:r>
+            <w:r>
+              <w:rPr>
+                <w:rFonts w:ascii="Arial" w:hAnsi="Arial" w:cs="Arial"/>
+                <w:bCs/>
+                <w:sz w:val="22"/>
+                <w:szCs w:val="22"/>
+              </w:rPr>
+              <w:t xml:space="preserve"> </w:t>
+            </w:r>
+            <w:r>
+              <w:rPr>
+                <w:rFonts w:ascii="Arial" w:hAnsi="Arial" w:cs="Arial"/>
+                <w:bCs/>
+                <w:sz w:val="22"/>
+                <w:szCs w:val="22"/>
+              </w:rPr>
+              <w:t>The 63rd Annual Meeting of the Association for Computational Linguistics.</w:t>
             </w:r>
           </w:p>
         </w:tc>
@@ -2221,23 +2344,13 @@
                 <w:szCs w:val="22"/>
               </w:rPr>
             </w:pPr>
-            <w:proofErr w:type="spellStart"/>
-            <w:r>
-              <w:rPr>
-                <w:rFonts w:ascii="Arial" w:hAnsi="Arial" w:cs="Arial"/>
-                <w:sz w:val="22"/>
-                <w:szCs w:val="22"/>
-              </w:rPr>
-              <w:t>BigData</w:t>
-            </w:r>
-            <w:proofErr w:type="spellEnd"/>
-            <w:r>
-              <w:rPr>
-                <w:rFonts w:ascii="Arial" w:hAnsi="Arial" w:cs="Arial"/>
-                <w:sz w:val="22"/>
-                <w:szCs w:val="22"/>
-              </w:rPr>
-              <w:t xml:space="preserve"> 2024</w:t>
+            <w:r>
+              <w:rPr>
+                <w:rFonts w:ascii="Arial" w:hAnsi="Arial" w:cs="Arial"/>
+                <w:sz w:val="22"/>
+                <w:szCs w:val="22"/>
+              </w:rPr>
+              <w:t>NAACL 2025</w:t>
             </w:r>
           </w:p>
         </w:tc>
@@ -2257,11 +2370,11 @@
             <w:r>
               <w:rPr>
                 <w:rFonts w:ascii="Arial" w:hAnsi="Arial" w:cs="Arial"/>
-                <w:bCs/>
-                <w:sz w:val="22"/>
-                <w:szCs w:val="22"/>
-              </w:rPr>
-              <w:t>Rahul Pandey, Ziwei Zhu, and Hemant Purohit.</w:t>
+                <w:b/>
+                <w:sz w:val="22"/>
+                <w:szCs w:val="22"/>
+              </w:rPr>
+              <w:t>Yuqing</w:t>
             </w:r>
             <w:r>
               <w:rPr>
@@ -2275,29 +2388,20 @@
             <w:r>
               <w:rPr>
                 <w:rFonts w:ascii="Arial" w:hAnsi="Arial" w:cs="Arial"/>
-                <w:bCs/>
-                <w:sz w:val="22"/>
-                <w:szCs w:val="22"/>
-              </w:rPr>
-              <w:t>ORIS: Online Active Learning Using Reinforcement Learning-based Inclusive Sampling for Robust Streaming Analytics System.</w:t>
-            </w:r>
-            <w:r>
-              <w:rPr>
-                <w:rFonts w:ascii="Arial" w:hAnsi="Arial" w:cs="Arial"/>
-                <w:bCs/>
-                <w:sz w:val="22"/>
-                <w:szCs w:val="22"/>
-              </w:rPr>
-              <w:t xml:space="preserve"> </w:t>
-            </w:r>
-            <w:r>
-              <w:rPr>
-                <w:rFonts w:ascii="Arial" w:hAnsi="Arial" w:cs="Arial"/>
-                <w:bCs/>
-                <w:sz w:val="22"/>
-                <w:szCs w:val="22"/>
-              </w:rPr>
-              <w:t>2024 IEEE International Conference on Big Data.</w:t>
+                <w:b/>
+                <w:sz w:val="22"/>
+                <w:szCs w:val="22"/>
+              </w:rPr>
+              <w:t>Zhou</w:t>
+            </w:r>
+            <w:r>
+              <w:rPr>
+                <w:rFonts w:ascii="Arial" w:hAnsi="Arial" w:cs="Arial"/>
+                <w:bCs/>
+                <w:sz w:val="22"/>
+                <w:szCs w:val="22"/>
+              </w:rPr>
+              <w:t xml:space="preserve"> and Ziwei Zhu. Fighting Spurious Correlations in Text Classification via a Causal Learning Perspective. The North American Chapter of the Association for Computational Linguistics, 2025.</w:t>
             </w:r>
           </w:p>
         </w:tc>
@@ -2325,7 +2429,7 @@
                 <w:sz w:val="22"/>
                 <w:szCs w:val="22"/>
               </w:rPr>
-              <w:t>EMNLP 2024 Findings</w:t>
+              <w:t>WACV 2025</w:t>
             </w:r>
           </w:p>
         </w:tc>
@@ -2342,6 +2446,7 @@
                 <w:szCs w:val="22"/>
               </w:rPr>
             </w:pPr>
+            <w:proofErr w:type="spellStart"/>
             <w:r>
               <w:rPr>
                 <w:rFonts w:ascii="Arial" w:hAnsi="Arial" w:cs="Arial"/>
@@ -2349,45 +2454,62 @@
                 <w:sz w:val="22"/>
                 <w:szCs w:val="22"/>
               </w:rPr>
-              <w:t>Yuqing Zhou</w:t>
-            </w:r>
-            <w:r>
-              <w:rPr>
-                <w:rFonts w:ascii="Arial" w:hAnsi="Arial" w:cs="Arial"/>
-                <w:bCs/>
-                <w:sz w:val="22"/>
-                <w:szCs w:val="22"/>
-              </w:rPr>
-              <w:t xml:space="preserve">, </w:t>
-            </w:r>
-            <w:proofErr w:type="spellStart"/>
-            <w:r>
-              <w:rPr>
-                <w:rFonts w:ascii="Arial" w:hAnsi="Arial" w:cs="Arial"/>
-                <w:bCs/>
-                <w:sz w:val="22"/>
-                <w:szCs w:val="22"/>
-              </w:rPr>
-              <w:t>Ruixiang</w:t>
+              <w:t>Anjishnu</w:t>
             </w:r>
             <w:proofErr w:type="spellEnd"/>
             <w:r>
               <w:rPr>
                 <w:rFonts w:ascii="Arial" w:hAnsi="Arial" w:cs="Arial"/>
-                <w:bCs/>
-                <w:sz w:val="22"/>
-                <w:szCs w:val="22"/>
-              </w:rPr>
-              <w:t xml:space="preserve"> Tang, Ziyu Yao, Ziwei Zhu. Navigating the Shortcut Maze: A Comprehensive Analysis of Shortcut Learning in Text Classification by Language Models. The 2024 Conference on Empirical Methods in Natural Language Processing</w:t>
-            </w:r>
-            <w:r>
-              <w:rPr>
-                <w:rFonts w:ascii="Arial" w:hAnsi="Arial" w:cs="Arial"/>
-                <w:bCs/>
-                <w:sz w:val="22"/>
-                <w:szCs w:val="22"/>
-              </w:rPr>
-              <w:t>.</w:t>
+                <w:b/>
+                <w:sz w:val="22"/>
+                <w:szCs w:val="22"/>
+              </w:rPr>
+              <w:t xml:space="preserve"> Mukherjee</w:t>
+            </w:r>
+            <w:r>
+              <w:rPr>
+                <w:rFonts w:ascii="Arial" w:hAnsi="Arial" w:cs="Arial"/>
+                <w:bCs/>
+                <w:sz w:val="22"/>
+                <w:szCs w:val="22"/>
+              </w:rPr>
+              <w:t>, Ziwei Zhu, and Antonios Anastasopoulos</w:t>
+            </w:r>
+            <w:r>
+              <w:rPr>
+                <w:rFonts w:ascii="Arial" w:hAnsi="Arial" w:cs="Arial"/>
+                <w:bCs/>
+                <w:sz w:val="22"/>
+                <w:szCs w:val="22"/>
+              </w:rPr>
+              <w:t xml:space="preserve">. </w:t>
+            </w:r>
+            <w:r>
+              <w:rPr>
+                <w:rFonts w:ascii="Arial" w:hAnsi="Arial" w:cs="Arial"/>
+                <w:bCs/>
+                <w:sz w:val="22"/>
+                <w:szCs w:val="22"/>
+              </w:rPr>
+              <w:t>Crossroads of Continents: Automated Artifact Extraction for Cultural Adaptation with Large Multimodal Models.</w:t>
+            </w:r>
+            <w:r>
+              <w:rPr>
+                <w:rFonts w:ascii="Arial" w:hAnsi="Arial" w:cs="Arial"/>
+                <w:bCs/>
+                <w:sz w:val="22"/>
+                <w:szCs w:val="22"/>
+              </w:rPr>
+              <w:t xml:space="preserve"> </w:t>
+            </w:r>
+            <w:r>
+              <w:rPr>
+                <w:rFonts w:ascii="Arial" w:hAnsi="Arial" w:cs="Arial"/>
+                <w:bCs/>
+                <w:sz w:val="22"/>
+                <w:szCs w:val="22"/>
+              </w:rPr>
+              <w:t>IEEE/CVF Winter Conference on Applications of Computer Vision, 2025.</w:t>
             </w:r>
           </w:p>
         </w:tc>
@@ -2415,7 +2537,7 @@
                 <w:sz w:val="22"/>
                 <w:szCs w:val="22"/>
               </w:rPr>
-              <w:t>EMNLP 2024 Findings</w:t>
+              <w:t>WSDM 2025</w:t>
             </w:r>
           </w:p>
         </w:tc>
@@ -2439,74 +2561,70 @@
                 <w:sz w:val="22"/>
                 <w:szCs w:val="22"/>
               </w:rPr>
-              <w:t>Chahat Raj</w:t>
-            </w:r>
-            <w:r>
-              <w:rPr>
-                <w:rFonts w:ascii="Arial" w:hAnsi="Arial" w:cs="Arial"/>
-                <w:bCs/>
-                <w:sz w:val="22"/>
-                <w:szCs w:val="22"/>
-              </w:rPr>
-              <w:t xml:space="preserve">, </w:t>
-            </w:r>
-            <w:proofErr w:type="spellStart"/>
-            <w:r>
-              <w:rPr>
-                <w:rFonts w:ascii="Arial" w:hAnsi="Arial" w:cs="Arial"/>
-                <w:b/>
-                <w:sz w:val="22"/>
-                <w:szCs w:val="22"/>
-              </w:rPr>
-              <w:t>Anjishnu</w:t>
-            </w:r>
-            <w:proofErr w:type="spellEnd"/>
-            <w:r>
-              <w:rPr>
-                <w:rFonts w:ascii="Arial" w:hAnsi="Arial" w:cs="Arial"/>
-                <w:b/>
-                <w:sz w:val="22"/>
-                <w:szCs w:val="22"/>
-              </w:rPr>
-              <w:t xml:space="preserve"> Mukherjee</w:t>
-            </w:r>
-            <w:r>
-              <w:rPr>
-                <w:rFonts w:ascii="Arial" w:hAnsi="Arial" w:cs="Arial"/>
-                <w:bCs/>
-                <w:sz w:val="22"/>
-                <w:szCs w:val="22"/>
-              </w:rPr>
-              <w:t xml:space="preserve">, Aylin Caliskan, Antonios Anastasopoulos, and Ziwei Zhu. </w:t>
-            </w:r>
-            <w:proofErr w:type="spellStart"/>
-            <w:r>
-              <w:rPr>
-                <w:rFonts w:ascii="Arial" w:hAnsi="Arial" w:cs="Arial"/>
-                <w:bCs/>
-                <w:sz w:val="22"/>
-                <w:szCs w:val="22"/>
-              </w:rPr>
-              <w:t>BiasDora</w:t>
-            </w:r>
-            <w:proofErr w:type="spellEnd"/>
-            <w:r>
-              <w:rPr>
-                <w:rFonts w:ascii="Arial" w:hAnsi="Arial" w:cs="Arial"/>
-                <w:bCs/>
-                <w:sz w:val="22"/>
-                <w:szCs w:val="22"/>
-              </w:rPr>
-              <w:t xml:space="preserve">: Exploring Hidden Biased Associations in Vision-Language Models. </w:t>
-            </w:r>
-            <w:r>
-              <w:rPr>
-                <w:rFonts w:ascii="Arial" w:hAnsi="Arial" w:cs="Arial"/>
-                <w:bCs/>
-                <w:sz w:val="22"/>
-                <w:szCs w:val="22"/>
-              </w:rPr>
-              <w:t>The 2024 Conference on Empirical Methods in Natural Language Processing.</w:t>
+              <w:t>Jinhao Pan</w:t>
+            </w:r>
+            <w:r>
+              <w:rPr>
+                <w:rFonts w:ascii="Arial" w:hAnsi="Arial" w:cs="Arial"/>
+                <w:bCs/>
+                <w:sz w:val="22"/>
+                <w:szCs w:val="22"/>
+              </w:rPr>
+              <w:t xml:space="preserve">, James Caverlee, </w:t>
+            </w:r>
+            <w:r>
+              <w:rPr>
+                <w:rFonts w:ascii="Arial" w:hAnsi="Arial" w:cs="Arial"/>
+                <w:bCs/>
+                <w:sz w:val="22"/>
+                <w:szCs w:val="22"/>
+              </w:rPr>
+              <w:t xml:space="preserve">and </w:t>
+            </w:r>
+            <w:r>
+              <w:rPr>
+                <w:rFonts w:ascii="Arial" w:hAnsi="Arial" w:cs="Arial"/>
+                <w:bCs/>
+                <w:sz w:val="22"/>
+                <w:szCs w:val="22"/>
+              </w:rPr>
+              <w:t>Ziwei Zhu.</w:t>
+            </w:r>
+            <w:r>
+              <w:rPr>
+                <w:rFonts w:ascii="Arial" w:hAnsi="Arial" w:cs="Arial"/>
+                <w:bCs/>
+                <w:sz w:val="22"/>
+                <w:szCs w:val="22"/>
+              </w:rPr>
+              <w:t xml:space="preserve"> </w:t>
+            </w:r>
+            <w:r>
+              <w:rPr>
+                <w:rFonts w:ascii="Arial" w:hAnsi="Arial" w:cs="Arial"/>
+                <w:bCs/>
+                <w:sz w:val="22"/>
+                <w:szCs w:val="22"/>
+              </w:rPr>
+              <w:t>Combating Heterogeneous Model Biases in Recommendations via Boosting.</w:t>
+            </w:r>
+            <w:r>
+              <w:rPr>
+                <w:rFonts w:ascii="Arial" w:hAnsi="Arial" w:cs="Arial"/>
+                <w:bCs/>
+                <w:sz w:val="22"/>
+                <w:szCs w:val="22"/>
+              </w:rPr>
+              <w:t xml:space="preserve"> </w:t>
+            </w:r>
+            <w:r>
+              <w:rPr>
+                <w:rFonts w:ascii="Arial" w:hAnsi="Arial" w:cs="Arial"/>
+                <w:bCs/>
+                <w:sz w:val="22"/>
+                <w:szCs w:val="22"/>
+              </w:rPr>
+              <w:t>The 18th ACM International Conference on Web Search and Data Mining, 2025.</w:t>
             </w:r>
           </w:p>
         </w:tc>
@@ -2528,13 +2646,23 @@
                 <w:szCs w:val="22"/>
               </w:rPr>
             </w:pPr>
-            <w:r>
-              <w:rPr>
-                <w:rFonts w:ascii="Arial" w:hAnsi="Arial" w:cs="Arial"/>
-                <w:sz w:val="22"/>
-                <w:szCs w:val="22"/>
-              </w:rPr>
-              <w:t>AIES 2024</w:t>
+            <w:proofErr w:type="spellStart"/>
+            <w:r>
+              <w:rPr>
+                <w:rFonts w:ascii="Arial" w:hAnsi="Arial" w:cs="Arial"/>
+                <w:sz w:val="22"/>
+                <w:szCs w:val="22"/>
+              </w:rPr>
+              <w:t>BigData</w:t>
+            </w:r>
+            <w:proofErr w:type="spellEnd"/>
+            <w:r>
+              <w:rPr>
+                <w:rFonts w:ascii="Arial" w:hAnsi="Arial" w:cs="Arial"/>
+                <w:sz w:val="22"/>
+                <w:szCs w:val="22"/>
+              </w:rPr>
+              <w:t xml:space="preserve"> 2024</w:t>
             </w:r>
           </w:p>
         </w:tc>
@@ -2554,58 +2682,47 @@
             <w:r>
               <w:rPr>
                 <w:rFonts w:ascii="Arial" w:hAnsi="Arial" w:cs="Arial"/>
-                <w:b/>
-                <w:sz w:val="22"/>
-                <w:szCs w:val="22"/>
-              </w:rPr>
-              <w:t>Chahat Raj</w:t>
-            </w:r>
-            <w:r>
-              <w:rPr>
-                <w:rFonts w:ascii="Arial" w:hAnsi="Arial" w:cs="Arial"/>
-                <w:bCs/>
-                <w:sz w:val="22"/>
-                <w:szCs w:val="22"/>
-              </w:rPr>
-              <w:t xml:space="preserve">, </w:t>
-            </w:r>
-            <w:proofErr w:type="spellStart"/>
-            <w:r>
-              <w:rPr>
-                <w:rFonts w:ascii="Arial" w:hAnsi="Arial" w:cs="Arial"/>
-                <w:b/>
-                <w:sz w:val="22"/>
-                <w:szCs w:val="22"/>
-              </w:rPr>
-              <w:t>Anjishnu</w:t>
-            </w:r>
-            <w:proofErr w:type="spellEnd"/>
-            <w:r>
-              <w:rPr>
-                <w:rFonts w:ascii="Arial" w:hAnsi="Arial" w:cs="Arial"/>
-                <w:b/>
-                <w:sz w:val="22"/>
-                <w:szCs w:val="22"/>
-              </w:rPr>
-              <w:t xml:space="preserve"> Mukherjee</w:t>
-            </w:r>
-            <w:r>
-              <w:rPr>
-                <w:rFonts w:ascii="Arial" w:hAnsi="Arial" w:cs="Arial"/>
-                <w:bCs/>
-                <w:sz w:val="22"/>
-                <w:szCs w:val="22"/>
-              </w:rPr>
-              <w:t>, Aylin Caliskan, Antonios Anastasopoulos, and Ziwei Zhu. Breaking Bias, Building Bridges: Evaluation and Mitigation of Social Biases in LLMs via Contact Hypothesis. AAAI/ACM conference on AI, Ethics, and Society, 2024</w:t>
-            </w:r>
-            <w:r>
-              <w:rPr>
-                <w:rFonts w:ascii="Arial" w:hAnsi="Arial" w:cs="Arial"/>
-                <w:bCs/>
-                <w:sz w:val="22"/>
-                <w:szCs w:val="22"/>
-              </w:rPr>
-              <w:t>.</w:t>
+                <w:bCs/>
+                <w:sz w:val="22"/>
+                <w:szCs w:val="22"/>
+              </w:rPr>
+              <w:t>Rahul Pandey, Ziwei Zhu, and Hemant Purohit.</w:t>
+            </w:r>
+            <w:r>
+              <w:rPr>
+                <w:rFonts w:ascii="Arial" w:hAnsi="Arial" w:cs="Arial"/>
+                <w:bCs/>
+                <w:sz w:val="22"/>
+                <w:szCs w:val="22"/>
+              </w:rPr>
+              <w:t xml:space="preserve"> </w:t>
+            </w:r>
+            <w:r>
+              <w:rPr>
+                <w:rFonts w:ascii="Arial" w:hAnsi="Arial" w:cs="Arial"/>
+                <w:bCs/>
+                <w:sz w:val="22"/>
+                <w:szCs w:val="22"/>
+              </w:rPr>
+              <w:t>ORIS: Online Active Learning Using Reinforcement Learning-based Inclusive Sampling for Robust Streaming Analytics System.</w:t>
+            </w:r>
+            <w:r>
+              <w:rPr>
+                <w:rFonts w:ascii="Arial" w:hAnsi="Arial" w:cs="Arial"/>
+                <w:bCs/>
+                <w:sz w:val="22"/>
+                <w:szCs w:val="22"/>
+              </w:rPr>
+              <w:t xml:space="preserve"> </w:t>
+            </w:r>
+            <w:r>
+              <w:rPr>
+                <w:rFonts w:ascii="Arial" w:hAnsi="Arial" w:cs="Arial"/>
+                <w:bCs/>
+                <w:sz w:val="22"/>
+                <w:szCs w:val="22"/>
+              </w:rPr>
+              <w:t>2024 IEEE International Conference on Big Data.</w:t>
             </w:r>
           </w:p>
         </w:tc>
@@ -2633,7 +2750,7 @@
                 <w:sz w:val="22"/>
                 <w:szCs w:val="22"/>
               </w:rPr>
-              <w:t>IJCNN 2024</w:t>
+              <w:t>EMNLP 2024 Findings</w:t>
             </w:r>
           </w:p>
         </w:tc>
@@ -2653,11 +2770,49 @@
             <w:r>
               <w:rPr>
                 <w:rFonts w:ascii="Arial" w:hAnsi="Arial" w:cs="Arial"/>
-                <w:bCs/>
-                <w:sz w:val="22"/>
-                <w:szCs w:val="22"/>
-              </w:rPr>
-              <w:t>Ajay Vajjala, Arun Vajjala, Ziwei Zhu, and David Rosenblum. Analyzing the Impact of Domain Similarity: A New Perspective in Cross-Domain Recommendation. The IEEE International Joint Conference on Neural Networks, 2024.</w:t>
+                <w:b/>
+                <w:sz w:val="22"/>
+                <w:szCs w:val="22"/>
+              </w:rPr>
+              <w:t>Yuqing Zhou</w:t>
+            </w:r>
+            <w:r>
+              <w:rPr>
+                <w:rFonts w:ascii="Arial" w:hAnsi="Arial" w:cs="Arial"/>
+                <w:bCs/>
+                <w:sz w:val="22"/>
+                <w:szCs w:val="22"/>
+              </w:rPr>
+              <w:t xml:space="preserve">, </w:t>
+            </w:r>
+            <w:proofErr w:type="spellStart"/>
+            <w:r>
+              <w:rPr>
+                <w:rFonts w:ascii="Arial" w:hAnsi="Arial" w:cs="Arial"/>
+                <w:bCs/>
+                <w:sz w:val="22"/>
+                <w:szCs w:val="22"/>
+              </w:rPr>
+              <w:t>Ruixiang</w:t>
+            </w:r>
+            <w:proofErr w:type="spellEnd"/>
+            <w:r>
+              <w:rPr>
+                <w:rFonts w:ascii="Arial" w:hAnsi="Arial" w:cs="Arial"/>
+                <w:bCs/>
+                <w:sz w:val="22"/>
+                <w:szCs w:val="22"/>
+              </w:rPr>
+              <w:t xml:space="preserve"> Tang, Ziyu Yao, Ziwei Zhu. Navigating the Shortcut Maze: A Comprehensive Analysis of Shortcut Learning in Text Classification by Language Models. The 2024 Conference on Empirical Methods in Natural Language Processing</w:t>
+            </w:r>
+            <w:r>
+              <w:rPr>
+                <w:rFonts w:ascii="Arial" w:hAnsi="Arial" w:cs="Arial"/>
+                <w:bCs/>
+                <w:sz w:val="22"/>
+                <w:szCs w:val="22"/>
+              </w:rPr>
+              <w:t>.</w:t>
             </w:r>
           </w:p>
         </w:tc>
@@ -2685,7 +2840,7 @@
                 <w:sz w:val="22"/>
                 <w:szCs w:val="22"/>
               </w:rPr>
-              <w:t>NAACL 2024</w:t>
+              <w:t>EMNLP 2024 Findings</w:t>
             </w:r>
           </w:p>
         </w:tc>
@@ -2702,6 +2857,24 @@
                 <w:szCs w:val="22"/>
               </w:rPr>
             </w:pPr>
+            <w:r>
+              <w:rPr>
+                <w:rFonts w:ascii="Arial" w:hAnsi="Arial" w:cs="Arial"/>
+                <w:b/>
+                <w:sz w:val="22"/>
+                <w:szCs w:val="22"/>
+              </w:rPr>
+              <w:t>Chahat Raj</w:t>
+            </w:r>
+            <w:r>
+              <w:rPr>
+                <w:rFonts w:ascii="Arial" w:hAnsi="Arial" w:cs="Arial"/>
+                <w:bCs/>
+                <w:sz w:val="22"/>
+                <w:szCs w:val="22"/>
+              </w:rPr>
+              <w:t xml:space="preserve">, </w:t>
+            </w:r>
             <w:proofErr w:type="spellStart"/>
             <w:r>
               <w:rPr>
@@ -2729,7 +2902,36 @@
                 <w:sz w:val="22"/>
                 <w:szCs w:val="22"/>
               </w:rPr>
-              <w:t>, Aylin Caliskan, Ziwei Zhu, Antonios Anastasopoulos. Global Gallery: The Fine Art of Painting Culture Portraits through Multilingual Instruction Tuning. The North American Chapter of the Association for Computational Linguistics, 2024.</w:t>
+              <w:t xml:space="preserve">, Aylin Caliskan, Antonios Anastasopoulos, and Ziwei Zhu. </w:t>
+            </w:r>
+            <w:proofErr w:type="spellStart"/>
+            <w:r>
+              <w:rPr>
+                <w:rFonts w:ascii="Arial" w:hAnsi="Arial" w:cs="Arial"/>
+                <w:bCs/>
+                <w:sz w:val="22"/>
+                <w:szCs w:val="22"/>
+              </w:rPr>
+              <w:t>BiasDora</w:t>
+            </w:r>
+            <w:proofErr w:type="spellEnd"/>
+            <w:r>
+              <w:rPr>
+                <w:rFonts w:ascii="Arial" w:hAnsi="Arial" w:cs="Arial"/>
+                <w:bCs/>
+                <w:sz w:val="22"/>
+                <w:szCs w:val="22"/>
+              </w:rPr>
+              <w:t xml:space="preserve">: Exploring Hidden Biased Associations in Vision-Language Models. </w:t>
+            </w:r>
+            <w:r>
+              <w:rPr>
+                <w:rFonts w:ascii="Arial" w:hAnsi="Arial" w:cs="Arial"/>
+                <w:bCs/>
+                <w:sz w:val="22"/>
+                <w:szCs w:val="22"/>
+              </w:rPr>
+              <w:t>The 2024 Conference on Empirical Methods in Natural Language Processing.</w:t>
             </w:r>
           </w:p>
         </w:tc>
@@ -2757,7 +2959,7 @@
                 <w:sz w:val="22"/>
                 <w:szCs w:val="22"/>
               </w:rPr>
-              <w:t>WWW 2024</w:t>
+              <w:t>AIES 2024</w:t>
             </w:r>
           </w:p>
         </w:tc>
@@ -2774,25 +2976,61 @@
                 <w:szCs w:val="22"/>
               </w:rPr>
             </w:pPr>
+            <w:r>
+              <w:rPr>
+                <w:rFonts w:ascii="Arial" w:hAnsi="Arial" w:cs="Arial"/>
+                <w:b/>
+                <w:sz w:val="22"/>
+                <w:szCs w:val="22"/>
+              </w:rPr>
+              <w:t>Chahat Raj</w:t>
+            </w:r>
+            <w:r>
+              <w:rPr>
+                <w:rFonts w:ascii="Arial" w:hAnsi="Arial" w:cs="Arial"/>
+                <w:bCs/>
+                <w:sz w:val="22"/>
+                <w:szCs w:val="22"/>
+              </w:rPr>
+              <w:t xml:space="preserve">, </w:t>
+            </w:r>
             <w:proofErr w:type="spellStart"/>
             <w:r>
               <w:rPr>
                 <w:rFonts w:ascii="Arial" w:hAnsi="Arial" w:cs="Arial"/>
-                <w:bCs/>
-                <w:sz w:val="22"/>
-                <w:szCs w:val="22"/>
-              </w:rPr>
-              <w:t>Zheyuan</w:t>
+                <w:b/>
+                <w:sz w:val="22"/>
+                <w:szCs w:val="22"/>
+              </w:rPr>
+              <w:t>Anjishnu</w:t>
             </w:r>
             <w:proofErr w:type="spellEnd"/>
             <w:r>
               <w:rPr>
                 <w:rFonts w:ascii="Arial" w:hAnsi="Arial" w:cs="Arial"/>
-                <w:bCs/>
-                <w:sz w:val="22"/>
-                <w:szCs w:val="22"/>
-              </w:rPr>
-              <w:t xml:space="preserve"> Liu, Guangyao Dou, Eli Chien, Chunhui Zhang, Yijun Tian, Ziwei Zhu. Breaking the Trilemma of Privacy, Utility, Efficiency via Controllable Machine Unlearning. The 2024 ACM Web Conference.</w:t>
+                <w:b/>
+                <w:sz w:val="22"/>
+                <w:szCs w:val="22"/>
+              </w:rPr>
+              <w:t xml:space="preserve"> Mukherjee</w:t>
+            </w:r>
+            <w:r>
+              <w:rPr>
+                <w:rFonts w:ascii="Arial" w:hAnsi="Arial" w:cs="Arial"/>
+                <w:bCs/>
+                <w:sz w:val="22"/>
+                <w:szCs w:val="22"/>
+              </w:rPr>
+              <w:t>, Aylin Caliskan, Antonios Anastasopoulos, and Ziwei Zhu. Breaking Bias, Building Bridges: Evaluation and Mitigation of Social Biases in LLMs via Contact Hypothesis. AAAI/ACM conference on AI, Ethics, and Society, 2024</w:t>
+            </w:r>
+            <w:r>
+              <w:rPr>
+                <w:rFonts w:ascii="Arial" w:hAnsi="Arial" w:cs="Arial"/>
+                <w:bCs/>
+                <w:sz w:val="22"/>
+                <w:szCs w:val="22"/>
+              </w:rPr>
+              <w:t>.</w:t>
             </w:r>
           </w:p>
         </w:tc>
@@ -2820,8 +3058,7 @@
                 <w:sz w:val="22"/>
                 <w:szCs w:val="22"/>
               </w:rPr>
-              <w:lastRenderedPageBreak/>
-              <w:t>ECIR IR4Good 2024</w:t>
+              <w:t>IJCNN 2024</w:t>
             </w:r>
           </w:p>
         </w:tc>
@@ -2841,40 +3078,11 @@
             <w:r>
               <w:rPr>
                 <w:rFonts w:ascii="Arial" w:hAnsi="Arial" w:cs="Arial"/>
-                <w:b/>
-                <w:sz w:val="22"/>
-                <w:szCs w:val="22"/>
-              </w:rPr>
-              <w:t>Chahat Raj</w:t>
-            </w:r>
-            <w:r>
-              <w:rPr>
-                <w:rFonts w:ascii="Arial" w:hAnsi="Arial" w:cs="Arial"/>
-                <w:bCs/>
-                <w:sz w:val="22"/>
-                <w:szCs w:val="22"/>
-              </w:rPr>
-              <w:t xml:space="preserve">, </w:t>
-            </w:r>
-            <w:proofErr w:type="spellStart"/>
-            <w:r>
-              <w:rPr>
-                <w:rFonts w:ascii="Arial" w:hAnsi="Arial" w:cs="Arial"/>
-                <w:bCs/>
-                <w:sz w:val="22"/>
-                <w:szCs w:val="22"/>
-              </w:rPr>
-              <w:t>Anjishnu</w:t>
-            </w:r>
-            <w:proofErr w:type="spellEnd"/>
-            <w:r>
-              <w:rPr>
-                <w:rFonts w:ascii="Arial" w:hAnsi="Arial" w:cs="Arial"/>
-                <w:bCs/>
-                <w:sz w:val="22"/>
-                <w:szCs w:val="22"/>
-              </w:rPr>
-              <w:t xml:space="preserve"> Mukherjee, Hemant Purohit, Antonios Anastasopoulos, Ziwei Zhu. SALSA: Salience-Based Switching Attack for Adversarial Perturbations in Fake News Detection Models. 46th European Conference on Information Retrieval, 2024.</w:t>
+                <w:bCs/>
+                <w:sz w:val="22"/>
+                <w:szCs w:val="22"/>
+              </w:rPr>
+              <w:t>Ajay Vajjala, Arun Vajjala, Ziwei Zhu, and David Rosenblum. Analyzing the Impact of Domain Similarity: A New Perspective in Cross-Domain Recommendation. The IEEE International Joint Conference on Neural Networks, 2024.</w:t>
             </w:r>
           </w:p>
         </w:tc>
@@ -2902,7 +3110,8 @@
                 <w:sz w:val="22"/>
                 <w:szCs w:val="22"/>
               </w:rPr>
-              <w:t>ECIR IR4Good 2024</w:t>
+              <w:lastRenderedPageBreak/>
+              <w:t>NAACL 2024</w:t>
             </w:r>
           </w:p>
         </w:tc>
@@ -2919,6 +3128,7 @@
                 <w:szCs w:val="22"/>
               </w:rPr>
             </w:pPr>
+            <w:proofErr w:type="spellStart"/>
             <w:r>
               <w:rPr>
                 <w:rFonts w:ascii="Arial" w:hAnsi="Arial" w:cs="Arial"/>
@@ -2926,16 +3136,26 @@
                 <w:sz w:val="22"/>
                 <w:szCs w:val="22"/>
               </w:rPr>
-              <w:t>Jinhao Pan</w:t>
-            </w:r>
-            <w:r>
-              <w:rPr>
-                <w:rFonts w:ascii="Arial" w:hAnsi="Arial" w:cs="Arial"/>
-                <w:bCs/>
-                <w:sz w:val="22"/>
-                <w:szCs w:val="22"/>
-              </w:rPr>
-              <w:t>, Ziwei Zhu, Jianling Wang, Allen Lin, James Caverlee. End-to-End Adaptive Local Learning for Alleviating Mainstream Bias in Collaborative Filtering. 46th European Conference on Information Retrieval, 2024.</w:t>
+              <w:t>Anjishnu</w:t>
+            </w:r>
+            <w:proofErr w:type="spellEnd"/>
+            <w:r>
+              <w:rPr>
+                <w:rFonts w:ascii="Arial" w:hAnsi="Arial" w:cs="Arial"/>
+                <w:b/>
+                <w:sz w:val="22"/>
+                <w:szCs w:val="22"/>
+              </w:rPr>
+              <w:t xml:space="preserve"> Mukherjee</w:t>
+            </w:r>
+            <w:r>
+              <w:rPr>
+                <w:rFonts w:ascii="Arial" w:hAnsi="Arial" w:cs="Arial"/>
+                <w:bCs/>
+                <w:sz w:val="22"/>
+                <w:szCs w:val="22"/>
+              </w:rPr>
+              <w:t>, Aylin Caliskan, Ziwei Zhu, Antonios Anastasopoulos. Global Gallery: The Fine Art of Painting Culture Portraits through Multilingual Instruction Tuning. The North American Chapter of the Association for Computational Linguistics, 2024.</w:t>
             </w:r>
           </w:p>
         </w:tc>
@@ -2963,7 +3183,7 @@
                 <w:sz w:val="22"/>
                 <w:szCs w:val="22"/>
               </w:rPr>
-              <w:t>ECIR IR4Good 2024</w:t>
+              <w:t>WWW 2024</w:t>
             </w:r>
           </w:p>
         </w:tc>
@@ -2980,14 +3200,25 @@
                 <w:szCs w:val="22"/>
               </w:rPr>
             </w:pPr>
-            <w:r>
-              <w:rPr>
-                <w:rFonts w:ascii="Arial" w:hAnsi="Arial" w:cs="Arial"/>
-                <w:bCs/>
-                <w:sz w:val="22"/>
-                <w:szCs w:val="22"/>
-              </w:rPr>
-              <w:t>Allen Lin, Jianling Wang, Ziwei Zhu, James Caverlee. Federated Conversational Recommender Systems. 46th European Conference on Information Retrieval, 2024.</w:t>
+            <w:proofErr w:type="spellStart"/>
+            <w:r>
+              <w:rPr>
+                <w:rFonts w:ascii="Arial" w:hAnsi="Arial" w:cs="Arial"/>
+                <w:bCs/>
+                <w:sz w:val="22"/>
+                <w:szCs w:val="22"/>
+              </w:rPr>
+              <w:t>Zheyuan</w:t>
+            </w:r>
+            <w:proofErr w:type="spellEnd"/>
+            <w:r>
+              <w:rPr>
+                <w:rFonts w:ascii="Arial" w:hAnsi="Arial" w:cs="Arial"/>
+                <w:bCs/>
+                <w:sz w:val="22"/>
+                <w:szCs w:val="22"/>
+              </w:rPr>
+              <w:t xml:space="preserve"> Liu, Guangyao Dou, Eli Chien, Chunhui Zhang, Yijun Tian, Ziwei Zhu. Breaking the Trilemma of Privacy, Utility, Efficiency via Controllable Machine Unlearning. The 2024 ACM Web Conference.</w:t>
             </w:r>
           </w:p>
         </w:tc>
@@ -3015,7 +3246,7 @@
                 <w:sz w:val="22"/>
                 <w:szCs w:val="22"/>
               </w:rPr>
-              <w:t>SDM 2024</w:t>
+              <w:t>ECIR IR4Good 2024</w:t>
             </w:r>
           </w:p>
         </w:tc>
@@ -3035,11 +3266,20 @@
             <w:r>
               <w:rPr>
                 <w:rFonts w:ascii="Arial" w:hAnsi="Arial" w:cs="Arial"/>
-                <w:bCs/>
-                <w:sz w:val="22"/>
-                <w:szCs w:val="22"/>
-              </w:rPr>
-              <w:t xml:space="preserve">Ajay Krishna Vajjala, Dipak Falgun Meher, </w:t>
+                <w:b/>
+                <w:sz w:val="22"/>
+                <w:szCs w:val="22"/>
+              </w:rPr>
+              <w:t>Chahat Raj</w:t>
+            </w:r>
+            <w:r>
+              <w:rPr>
+                <w:rFonts w:ascii="Arial" w:hAnsi="Arial" w:cs="Arial"/>
+                <w:bCs/>
+                <w:sz w:val="22"/>
+                <w:szCs w:val="22"/>
+              </w:rPr>
+              <w:t xml:space="preserve">, </w:t>
             </w:r>
             <w:proofErr w:type="spellStart"/>
             <w:r>
@@ -3049,7 +3289,7 @@
                 <w:sz w:val="22"/>
                 <w:szCs w:val="22"/>
               </w:rPr>
-              <w:t>Shrunal</w:t>
+              <w:t>Anjishnu</w:t>
             </w:r>
             <w:proofErr w:type="spellEnd"/>
             <w:r>
@@ -3059,27 +3299,7 @@
                 <w:sz w:val="22"/>
                 <w:szCs w:val="22"/>
               </w:rPr>
-              <w:t xml:space="preserve"> </w:t>
-            </w:r>
-            <w:proofErr w:type="spellStart"/>
-            <w:r>
-              <w:rPr>
-                <w:rFonts w:ascii="Arial" w:hAnsi="Arial" w:cs="Arial"/>
-                <w:bCs/>
-                <w:sz w:val="22"/>
-                <w:szCs w:val="22"/>
-              </w:rPr>
-              <w:t>Pothagoni</w:t>
-            </w:r>
-            <w:proofErr w:type="spellEnd"/>
-            <w:r>
-              <w:rPr>
-                <w:rFonts w:ascii="Arial" w:hAnsi="Arial" w:cs="Arial"/>
-                <w:bCs/>
-                <w:sz w:val="22"/>
-                <w:szCs w:val="22"/>
-              </w:rPr>
-              <w:t>, Ziwei Zhu, David S. Rosenblum. Vietoris-Rips Complex: A New Direction for Cross-Domain Cold-Start Recommendation. The 2024 SIAM International Conference on Data Mining.</w:t>
+              <w:t xml:space="preserve"> Mukherjee, Hemant Purohit, Antonios Anastasopoulos, Ziwei Zhu. SALSA: Salience-Based Switching Attack for Adversarial Perturbations in Fake News Detection Models. 46th European Conference on Information Retrieval, 2024.</w:t>
             </w:r>
           </w:p>
         </w:tc>
@@ -3107,7 +3327,7 @@
                 <w:sz w:val="22"/>
                 <w:szCs w:val="22"/>
               </w:rPr>
-              <w:t>EMNLP 2023</w:t>
+              <w:t>ECIR IR4Good 2024</w:t>
             </w:r>
           </w:p>
         </w:tc>
@@ -3124,7 +3344,6 @@
                 <w:szCs w:val="22"/>
               </w:rPr>
             </w:pPr>
-            <w:proofErr w:type="spellStart"/>
             <w:r>
               <w:rPr>
                 <w:rFonts w:ascii="Arial" w:hAnsi="Arial" w:cs="Arial"/>
@@ -3132,44 +3351,16 @@
                 <w:sz w:val="22"/>
                 <w:szCs w:val="22"/>
               </w:rPr>
-              <w:t>Anjishnu</w:t>
-            </w:r>
-            <w:proofErr w:type="spellEnd"/>
-            <w:r>
-              <w:rPr>
-                <w:rFonts w:ascii="Arial" w:hAnsi="Arial" w:cs="Arial"/>
-                <w:b/>
-                <w:sz w:val="22"/>
-                <w:szCs w:val="22"/>
-              </w:rPr>
-              <w:t xml:space="preserve"> Mukherjee</w:t>
-            </w:r>
-            <w:r>
-              <w:rPr>
-                <w:rFonts w:ascii="Arial" w:hAnsi="Arial" w:cs="Arial"/>
-                <w:bCs/>
-                <w:sz w:val="22"/>
-                <w:szCs w:val="22"/>
-              </w:rPr>
-              <w:t xml:space="preserve">, </w:t>
-            </w:r>
-            <w:r>
-              <w:rPr>
-                <w:rFonts w:ascii="Arial" w:hAnsi="Arial" w:cs="Arial"/>
-                <w:b/>
-                <w:sz w:val="22"/>
-                <w:szCs w:val="22"/>
-              </w:rPr>
-              <w:t>Chahat Raj</w:t>
-            </w:r>
-            <w:r>
-              <w:rPr>
-                <w:rFonts w:ascii="Arial" w:hAnsi="Arial" w:cs="Arial"/>
-                <w:bCs/>
-                <w:sz w:val="22"/>
-                <w:szCs w:val="22"/>
-              </w:rPr>
-              <w:t>, Ziwei Zhu, and Antonios Anastasopoulos. Global Voices, Local Biases: Socio-Cultural Prejudices across Languages. The 2023 Conference on Empirical Methods in Natural Language Processing.</w:t>
+              <w:t>Jinhao Pan</w:t>
+            </w:r>
+            <w:r>
+              <w:rPr>
+                <w:rFonts w:ascii="Arial" w:hAnsi="Arial" w:cs="Arial"/>
+                <w:bCs/>
+                <w:sz w:val="22"/>
+                <w:szCs w:val="22"/>
+              </w:rPr>
+              <w:t>, Ziwei Zhu, Jianling Wang, Allen Lin, James Caverlee. End-to-End Adaptive Local Learning for Alleviating Mainstream Bias in Collaborative Filtering. 46th European Conference on Information Retrieval, 2024.</w:t>
             </w:r>
           </w:p>
         </w:tc>
@@ -3197,7 +3388,7 @@
                 <w:sz w:val="22"/>
                 <w:szCs w:val="22"/>
               </w:rPr>
-              <w:t>EMNLP 2023 Findings</w:t>
+              <w:t>ECIR IR4Good 2024</w:t>
             </w:r>
           </w:p>
         </w:tc>
@@ -3214,45 +3405,14 @@
                 <w:szCs w:val="22"/>
               </w:rPr>
             </w:pPr>
-            <w:proofErr w:type="spellStart"/>
-            <w:r>
-              <w:rPr>
-                <w:rFonts w:ascii="Arial" w:hAnsi="Arial" w:cs="Arial"/>
-                <w:bCs/>
-                <w:sz w:val="22"/>
-                <w:szCs w:val="22"/>
-              </w:rPr>
-              <w:t>Xiangjue</w:t>
-            </w:r>
-            <w:proofErr w:type="spellEnd"/>
-            <w:r>
-              <w:rPr>
-                <w:rFonts w:ascii="Arial" w:hAnsi="Arial" w:cs="Arial"/>
-                <w:bCs/>
-                <w:sz w:val="22"/>
-                <w:szCs w:val="22"/>
-              </w:rPr>
-              <w:t xml:space="preserve"> Dong, Ziwei Zhu, </w:t>
-            </w:r>
-            <w:proofErr w:type="spellStart"/>
-            <w:r>
-              <w:rPr>
-                <w:rFonts w:ascii="Arial" w:hAnsi="Arial" w:cs="Arial"/>
-                <w:bCs/>
-                <w:sz w:val="22"/>
-                <w:szCs w:val="22"/>
-              </w:rPr>
-              <w:t>Zhuoer</w:t>
-            </w:r>
-            <w:proofErr w:type="spellEnd"/>
-            <w:r>
-              <w:rPr>
-                <w:rFonts w:ascii="Arial" w:hAnsi="Arial" w:cs="Arial"/>
-                <w:bCs/>
-                <w:sz w:val="22"/>
-                <w:szCs w:val="22"/>
-              </w:rPr>
-              <w:t xml:space="preserve"> Wang, Maria Teleki, and James Caverlee. Co^2PT: Mitigating Bias in Pre-trained Language Models through Counterfactual Contrastive Prompt Tuning. The 2023 Conference on Empirical Methods in Natural Language Processing.</w:t>
+            <w:r>
+              <w:rPr>
+                <w:rFonts w:ascii="Arial" w:hAnsi="Arial" w:cs="Arial"/>
+                <w:bCs/>
+                <w:sz w:val="22"/>
+                <w:szCs w:val="22"/>
+              </w:rPr>
+              <w:t>Allen Lin, Jianling Wang, Ziwei Zhu, James Caverlee. Federated Conversational Recommender Systems. 46th European Conference on Information Retrieval, 2024.</w:t>
             </w:r>
           </w:p>
         </w:tc>
@@ -3280,7 +3440,7 @@
                 <w:sz w:val="22"/>
                 <w:szCs w:val="22"/>
               </w:rPr>
-              <w:t>EMNLP 2023 Findings</w:t>
+              <w:t>SDM 2024</w:t>
             </w:r>
           </w:p>
         </w:tc>
@@ -3297,6 +3457,15 @@
                 <w:szCs w:val="22"/>
               </w:rPr>
             </w:pPr>
+            <w:r>
+              <w:rPr>
+                <w:rFonts w:ascii="Arial" w:hAnsi="Arial" w:cs="Arial"/>
+                <w:bCs/>
+                <w:sz w:val="22"/>
+                <w:szCs w:val="22"/>
+              </w:rPr>
+              <w:t xml:space="preserve">Ajay Krishna Vajjala, Dipak Falgun Meher, </w:t>
+            </w:r>
             <w:proofErr w:type="spellStart"/>
             <w:r>
               <w:rPr>
@@ -3305,7 +3474,7 @@
                 <w:sz w:val="22"/>
                 <w:szCs w:val="22"/>
               </w:rPr>
-              <w:t>Zhuoer</w:t>
+              <w:t>Shrunal</w:t>
             </w:r>
             <w:proofErr w:type="spellEnd"/>
             <w:r>
@@ -3315,7 +3484,27 @@
                 <w:sz w:val="22"/>
                 <w:szCs w:val="22"/>
               </w:rPr>
-              <w:t xml:space="preserve"> Wang, Yicheng Wang, Ziwei Zhu, and James Caverlee. Unsupervised Candidate Answer Extraction through Differentiable Masker-Reconstructor Model. The 2023 Conference on Empirical Methods in Natural Language Processing.</w:t>
+              <w:t xml:space="preserve"> </w:t>
+            </w:r>
+            <w:proofErr w:type="spellStart"/>
+            <w:r>
+              <w:rPr>
+                <w:rFonts w:ascii="Arial" w:hAnsi="Arial" w:cs="Arial"/>
+                <w:bCs/>
+                <w:sz w:val="22"/>
+                <w:szCs w:val="22"/>
+              </w:rPr>
+              <w:t>Pothagoni</w:t>
+            </w:r>
+            <w:proofErr w:type="spellEnd"/>
+            <w:r>
+              <w:rPr>
+                <w:rFonts w:ascii="Arial" w:hAnsi="Arial" w:cs="Arial"/>
+                <w:bCs/>
+                <w:sz w:val="22"/>
+                <w:szCs w:val="22"/>
+              </w:rPr>
+              <w:t>, Ziwei Zhu, David S. Rosenblum. Vietoris-Rips Complex: A New Direction for Cross-Domain Cold-Start Recommendation. The 2024 SIAM International Conference on Data Mining.</w:t>
             </w:r>
           </w:p>
         </w:tc>
@@ -3343,7 +3532,7 @@
                 <w:sz w:val="22"/>
                 <w:szCs w:val="22"/>
               </w:rPr>
-              <w:t>CIKM 23</w:t>
+              <w:t>EMNLP 2023</w:t>
             </w:r>
           </w:p>
         </w:tc>
@@ -3360,6 +3549,7 @@
                 <w:szCs w:val="22"/>
               </w:rPr>
             </w:pPr>
+            <w:proofErr w:type="spellStart"/>
             <w:r>
               <w:rPr>
                 <w:rFonts w:ascii="Arial" w:hAnsi="Arial" w:cs="Arial"/>
@@ -3367,7 +3557,17 @@
                 <w:sz w:val="22"/>
                 <w:szCs w:val="22"/>
               </w:rPr>
-              <w:t>Yuqing Zhou</w:t>
+              <w:t>Anjishnu</w:t>
+            </w:r>
+            <w:proofErr w:type="spellEnd"/>
+            <w:r>
+              <w:rPr>
+                <w:rFonts w:ascii="Arial" w:hAnsi="Arial" w:cs="Arial"/>
+                <w:b/>
+                <w:sz w:val="22"/>
+                <w:szCs w:val="22"/>
+              </w:rPr>
+              <w:t xml:space="preserve"> Mukherjee</w:t>
             </w:r>
             <w:r>
               <w:rPr>
@@ -3378,25 +3578,23 @@
               </w:rPr>
               <w:t xml:space="preserve">, </w:t>
             </w:r>
-            <w:proofErr w:type="spellStart"/>
-            <w:r>
-              <w:rPr>
-                <w:rFonts w:ascii="Arial" w:hAnsi="Arial" w:cs="Arial"/>
-                <w:bCs/>
-                <w:sz w:val="22"/>
-                <w:szCs w:val="22"/>
-              </w:rPr>
-              <w:t>Tianshu</w:t>
-            </w:r>
-            <w:proofErr w:type="spellEnd"/>
-            <w:r>
-              <w:rPr>
-                <w:rFonts w:ascii="Arial" w:hAnsi="Arial" w:cs="Arial"/>
-                <w:bCs/>
-                <w:sz w:val="22"/>
-                <w:szCs w:val="22"/>
-              </w:rPr>
-              <w:t xml:space="preserve"> Feng, Mingrui Liu, and Ziwei Zhu. A Generalized Propensity Learning Framework for Unbiased Post-Click Conversion Rate Estimation. The 32nd ACM International Conference on Information and Knowledge Management, 2023.</w:t>
+            <w:r>
+              <w:rPr>
+                <w:rFonts w:ascii="Arial" w:hAnsi="Arial" w:cs="Arial"/>
+                <w:b/>
+                <w:sz w:val="22"/>
+                <w:szCs w:val="22"/>
+              </w:rPr>
+              <w:t>Chahat Raj</w:t>
+            </w:r>
+            <w:r>
+              <w:rPr>
+                <w:rFonts w:ascii="Arial" w:hAnsi="Arial" w:cs="Arial"/>
+                <w:bCs/>
+                <w:sz w:val="22"/>
+                <w:szCs w:val="22"/>
+              </w:rPr>
+              <w:t>, Ziwei Zhu, and Antonios Anastasopoulos. Global Voices, Local Biases: Socio-Cultural Prejudices across Languages. The 2023 Conference on Empirical Methods in Natural Language Processing.</w:t>
             </w:r>
           </w:p>
         </w:tc>
@@ -3424,25 +3622,7 @@
                 <w:sz w:val="22"/>
                 <w:szCs w:val="22"/>
               </w:rPr>
-              <w:t>ACL 23</w:t>
-            </w:r>
-          </w:p>
-          <w:p>
-            <w:pPr>
-              <w:jc w:val="right"/>
-              <w:rPr>
-                <w:rFonts w:ascii="Arial" w:hAnsi="Arial" w:cs="Arial"/>
-                <w:sz w:val="22"/>
-                <w:szCs w:val="22"/>
-              </w:rPr>
-            </w:pPr>
-            <w:r>
-              <w:rPr>
-                <w:rFonts w:ascii="Arial" w:hAnsi="Arial" w:cs="Arial"/>
-                <w:sz w:val="22"/>
-                <w:szCs w:val="22"/>
-              </w:rPr>
-              <w:t>Findings</w:t>
+              <w:t>EMNLP 2023 Findings</w:t>
             </w:r>
           </w:p>
         </w:tc>
@@ -3477,7 +3657,7 @@
                 <w:sz w:val="22"/>
                 <w:szCs w:val="22"/>
               </w:rPr>
-              <w:t xml:space="preserve"> Dong, Yun He, Ziwei Zhu, and James Caverlee. </w:t>
+              <w:t xml:space="preserve"> Dong, Ziwei Zhu, </w:t>
             </w:r>
             <w:proofErr w:type="spellStart"/>
             <w:r>
@@ -3487,7 +3667,7 @@
                 <w:sz w:val="22"/>
                 <w:szCs w:val="22"/>
               </w:rPr>
-              <w:t>PromptAttack</w:t>
+              <w:t>Zhuoer</w:t>
             </w:r>
             <w:proofErr w:type="spellEnd"/>
             <w:r>
@@ -3497,7 +3677,7 @@
                 <w:sz w:val="22"/>
                 <w:szCs w:val="22"/>
               </w:rPr>
-              <w:t>: Probing Dialogue State Trackers with Adversarial Prompts. Findings of the Association for Computational Linguistics 2023.</w:t>
+              <w:t xml:space="preserve"> Wang, Maria Teleki, and James Caverlee. Co^2PT: Mitigating Bias in Pre-trained Language Models through Counterfactual Contrastive Prompt Tuning. The 2023 Conference on Empirical Methods in Natural Language Processing.</w:t>
             </w:r>
           </w:p>
         </w:tc>
@@ -3525,7 +3705,7 @@
                 <w:sz w:val="22"/>
                 <w:szCs w:val="22"/>
               </w:rPr>
-              <w:t>WWW 23</w:t>
+              <w:t>EMNLP 2023 Findings</w:t>
             </w:r>
           </w:p>
         </w:tc>
@@ -3542,14 +3722,25 @@
                 <w:szCs w:val="22"/>
               </w:rPr>
             </w:pPr>
-            <w:r>
-              <w:rPr>
-                <w:rFonts w:ascii="Arial" w:hAnsi="Arial" w:cs="Arial"/>
-                <w:bCs/>
-                <w:sz w:val="22"/>
-                <w:szCs w:val="22"/>
-              </w:rPr>
-              <w:t>Allen Lin, Ziwei Zhu, Jianling Wang, and James Caverlee. Enhancing User Personalization in Conversational Recommenders. The 2023 ACM Web Conference, 2023.</w:t>
+            <w:proofErr w:type="spellStart"/>
+            <w:r>
+              <w:rPr>
+                <w:rFonts w:ascii="Arial" w:hAnsi="Arial" w:cs="Arial"/>
+                <w:bCs/>
+                <w:sz w:val="22"/>
+                <w:szCs w:val="22"/>
+              </w:rPr>
+              <w:t>Zhuoer</w:t>
+            </w:r>
+            <w:proofErr w:type="spellEnd"/>
+            <w:r>
+              <w:rPr>
+                <w:rFonts w:ascii="Arial" w:hAnsi="Arial" w:cs="Arial"/>
+                <w:bCs/>
+                <w:sz w:val="22"/>
+                <w:szCs w:val="22"/>
+              </w:rPr>
+              <w:t xml:space="preserve"> Wang, Yicheng Wang, Ziwei Zhu, and James Caverlee. Unsupervised Candidate Answer Extraction through Differentiable Masker-Reconstructor Model. The 2023 Conference on Empirical Methods in Natural Language Processing.</w:t>
             </w:r>
           </w:p>
         </w:tc>
@@ -3571,87 +3762,66 @@
                 <w:szCs w:val="22"/>
               </w:rPr>
             </w:pPr>
+            <w:r>
+              <w:rPr>
+                <w:rFonts w:ascii="Arial" w:hAnsi="Arial" w:cs="Arial"/>
+                <w:sz w:val="22"/>
+                <w:szCs w:val="22"/>
+              </w:rPr>
+              <w:t>CIKM 23</w:t>
+            </w:r>
+          </w:p>
+        </w:tc>
+        <w:tc>
+          <w:tcPr>
+            <w:tcW w:w="8852" w:type="dxa"/>
+          </w:tcPr>
+          <w:p>
+            <w:pPr>
+              <w:rPr>
+                <w:rFonts w:ascii="Arial" w:hAnsi="Arial" w:cs="Arial"/>
+                <w:bCs/>
+                <w:sz w:val="22"/>
+                <w:szCs w:val="22"/>
+              </w:rPr>
+            </w:pPr>
+            <w:r>
+              <w:rPr>
+                <w:rFonts w:ascii="Arial" w:hAnsi="Arial" w:cs="Arial"/>
+                <w:b/>
+                <w:sz w:val="22"/>
+                <w:szCs w:val="22"/>
+              </w:rPr>
+              <w:t>Yuqing Zhou</w:t>
+            </w:r>
+            <w:r>
+              <w:rPr>
+                <w:rFonts w:ascii="Arial" w:hAnsi="Arial" w:cs="Arial"/>
+                <w:bCs/>
+                <w:sz w:val="22"/>
+                <w:szCs w:val="22"/>
+              </w:rPr>
+              <w:t xml:space="preserve">, </w:t>
+            </w:r>
             <w:proofErr w:type="spellStart"/>
             <w:r>
               <w:rPr>
                 <w:rFonts w:ascii="Arial" w:hAnsi="Arial" w:cs="Arial"/>
-                <w:sz w:val="22"/>
-                <w:szCs w:val="22"/>
-              </w:rPr>
-              <w:t>MobiSys</w:t>
+                <w:bCs/>
+                <w:sz w:val="22"/>
+                <w:szCs w:val="22"/>
+              </w:rPr>
+              <w:t>Tianshu</w:t>
             </w:r>
             <w:proofErr w:type="spellEnd"/>
             <w:r>
               <w:rPr>
                 <w:rFonts w:ascii="Arial" w:hAnsi="Arial" w:cs="Arial"/>
-                <w:sz w:val="22"/>
-                <w:szCs w:val="22"/>
-              </w:rPr>
-              <w:t xml:space="preserve"> 23</w:t>
-            </w:r>
-          </w:p>
-        </w:tc>
-        <w:tc>
-          <w:tcPr>
-            <w:tcW w:w="8852" w:type="dxa"/>
-          </w:tcPr>
-          <w:p>
-            <w:pPr>
-              <w:rPr>
-                <w:rFonts w:ascii="Arial" w:hAnsi="Arial" w:cs="Arial"/>
-                <w:bCs/>
-                <w:sz w:val="22"/>
-                <w:szCs w:val="22"/>
-              </w:rPr>
-            </w:pPr>
-            <w:r>
-              <w:rPr>
-                <w:rFonts w:ascii="Arial" w:hAnsi="Arial" w:cs="Arial"/>
-                <w:bCs/>
-                <w:sz w:val="22"/>
-                <w:szCs w:val="22"/>
-              </w:rPr>
-              <w:t xml:space="preserve">Liuyi Jin, Tian Liu, Amran Haroon, Radu </w:t>
-            </w:r>
-            <w:proofErr w:type="spellStart"/>
-            <w:r>
-              <w:rPr>
-                <w:rFonts w:ascii="Arial" w:hAnsi="Arial" w:cs="Arial"/>
-                <w:bCs/>
-                <w:sz w:val="22"/>
-                <w:szCs w:val="22"/>
-              </w:rPr>
-              <w:t>Stoleru</w:t>
-            </w:r>
-            <w:proofErr w:type="spellEnd"/>
-            <w:r>
-              <w:rPr>
-                <w:rFonts w:ascii="Arial" w:hAnsi="Arial" w:cs="Arial"/>
-                <w:bCs/>
-                <w:sz w:val="22"/>
-                <w:szCs w:val="22"/>
-              </w:rPr>
-              <w:t xml:space="preserve">, Michael Middleton, Ziwei Zhu, Theodora Chaspari. </w:t>
-            </w:r>
-            <w:proofErr w:type="spellStart"/>
-            <w:r>
-              <w:rPr>
-                <w:rFonts w:ascii="Arial" w:hAnsi="Arial" w:cs="Arial"/>
-                <w:bCs/>
-                <w:sz w:val="22"/>
-                <w:szCs w:val="22"/>
-              </w:rPr>
-              <w:t>EMSAssist</w:t>
-            </w:r>
-            <w:proofErr w:type="spellEnd"/>
-            <w:r>
-              <w:rPr>
-                <w:rFonts w:ascii="Arial" w:hAnsi="Arial" w:cs="Arial"/>
-                <w:bCs/>
-                <w:sz w:val="22"/>
-                <w:szCs w:val="22"/>
-              </w:rPr>
-              <w:t>: An End-to-End Mobile Voice Assistant at the Edge for Emergency Medical Services. The 21st ACM International Conference on Mobile Systems, Applications, and Services, 2023.</w:t>
+                <w:bCs/>
+                <w:sz w:val="22"/>
+                <w:szCs w:val="22"/>
+              </w:rPr>
+              <w:t xml:space="preserve"> Feng, Mingrui Liu, and Ziwei Zhu. A Generalized Propensity Learning Framework for Unbiased Post-Click Conversion Rate Estimation. The 32nd ACM International Conference on Information and Knowledge Management, 2023.</w:t>
             </w:r>
           </w:p>
         </w:tc>
@@ -3679,7 +3849,25 @@
                 <w:sz w:val="22"/>
                 <w:szCs w:val="22"/>
               </w:rPr>
-              <w:t>ECIR 23</w:t>
+              <w:t>ACL 23</w:t>
+            </w:r>
+          </w:p>
+          <w:p>
+            <w:pPr>
+              <w:jc w:val="right"/>
+              <w:rPr>
+                <w:rFonts w:ascii="Arial" w:hAnsi="Arial" w:cs="Arial"/>
+                <w:sz w:val="22"/>
+                <w:szCs w:val="22"/>
+              </w:rPr>
+            </w:pPr>
+            <w:r>
+              <w:rPr>
+                <w:rFonts w:ascii="Arial" w:hAnsi="Arial" w:cs="Arial"/>
+                <w:sz w:val="22"/>
+                <w:szCs w:val="22"/>
+              </w:rPr>
+              <w:t>Findings</w:t>
             </w:r>
           </w:p>
         </w:tc>
@@ -3696,59 +3884,45 @@
                 <w:szCs w:val="22"/>
               </w:rPr>
             </w:pPr>
-            <w:r>
-              <w:rPr>
-                <w:rFonts w:ascii="Arial" w:hAnsi="Arial" w:cs="Arial"/>
-                <w:bCs/>
-                <w:sz w:val="22"/>
-                <w:szCs w:val="22"/>
-              </w:rPr>
-              <w:t>Han Zhang, Ziwei Zhu, and James Caverlee. Evolution of Filter Bubbles and Polarization in News Recommendation. The 45th European Conference on Information Retrieval, 2023.</w:t>
-            </w:r>
-            <w:r>
-              <w:rPr>
-                <w:rFonts w:ascii="Arial" w:hAnsi="Arial" w:cs="Arial"/>
-                <w:bCs/>
-                <w:sz w:val="22"/>
-                <w:szCs w:val="22"/>
-              </w:rPr>
-              <w:t xml:space="preserve"> (</w:t>
-            </w:r>
-            <w:r>
-              <w:rPr>
-                <w:rFonts w:ascii="Arial" w:hAnsi="Arial" w:cs="Arial"/>
-                <w:bCs/>
-                <w:sz w:val="22"/>
-                <w:szCs w:val="22"/>
-              </w:rPr>
-              <w:t>s</w:t>
-            </w:r>
-            <w:r>
-              <w:rPr>
-                <w:rFonts w:ascii="Arial" w:hAnsi="Arial" w:cs="Arial"/>
-                <w:bCs/>
-                <w:sz w:val="22"/>
-                <w:szCs w:val="22"/>
-              </w:rPr>
-              <w:t xml:space="preserve">hort </w:t>
-            </w:r>
-            <w:r>
-              <w:rPr>
-                <w:rFonts w:ascii="Arial" w:hAnsi="Arial" w:cs="Arial"/>
-                <w:bCs/>
-                <w:sz w:val="22"/>
-                <w:szCs w:val="22"/>
-              </w:rPr>
-              <w:t>p</w:t>
-            </w:r>
-            <w:r>
-              <w:rPr>
-                <w:rFonts w:ascii="Arial" w:hAnsi="Arial" w:cs="Arial"/>
-                <w:bCs/>
-                <w:sz w:val="22"/>
-                <w:szCs w:val="22"/>
-              </w:rPr>
-              <w:t>aper)</w:t>
+            <w:proofErr w:type="spellStart"/>
+            <w:r>
+              <w:rPr>
+                <w:rFonts w:ascii="Arial" w:hAnsi="Arial" w:cs="Arial"/>
+                <w:bCs/>
+                <w:sz w:val="22"/>
+                <w:szCs w:val="22"/>
+              </w:rPr>
+              <w:t>Xiangjue</w:t>
+            </w:r>
+            <w:proofErr w:type="spellEnd"/>
+            <w:r>
+              <w:rPr>
+                <w:rFonts w:ascii="Arial" w:hAnsi="Arial" w:cs="Arial"/>
+                <w:bCs/>
+                <w:sz w:val="22"/>
+                <w:szCs w:val="22"/>
+              </w:rPr>
+              <w:t xml:space="preserve"> Dong, Yun He, Ziwei Zhu, and James Caverlee. </w:t>
+            </w:r>
+            <w:proofErr w:type="spellStart"/>
+            <w:r>
+              <w:rPr>
+                <w:rFonts w:ascii="Arial" w:hAnsi="Arial" w:cs="Arial"/>
+                <w:bCs/>
+                <w:sz w:val="22"/>
+                <w:szCs w:val="22"/>
+              </w:rPr>
+              <w:t>PromptAttack</w:t>
+            </w:r>
+            <w:proofErr w:type="spellEnd"/>
+            <w:r>
+              <w:rPr>
+                <w:rFonts w:ascii="Arial" w:hAnsi="Arial" w:cs="Arial"/>
+                <w:bCs/>
+                <w:sz w:val="22"/>
+                <w:szCs w:val="22"/>
+              </w:rPr>
+              <w:t>: Probing Dialogue State Trackers with Adversarial Prompts. Findings of the Association for Computational Linguistics 2023.</w:t>
             </w:r>
           </w:p>
         </w:tc>
@@ -3776,7 +3950,7 @@
                 <w:sz w:val="22"/>
                 <w:szCs w:val="22"/>
               </w:rPr>
-              <w:t>CIKM 22</w:t>
+              <w:t>WWW 23</w:t>
             </w:r>
           </w:p>
         </w:tc>
@@ -3800,16 +3974,7 @@
                 <w:sz w:val="22"/>
                 <w:szCs w:val="22"/>
               </w:rPr>
-              <w:t>Shuo Lin, Jianling Wang, Ziwei Zhu, and James Caverlee. Quantifying and Mitigating Popularity Bias in Conversational Recommender Systems. The 31st ACM International Conference on Information and Knowledge Management, 2022</w:t>
-            </w:r>
-            <w:r>
-              <w:rPr>
-                <w:rFonts w:ascii="Arial" w:hAnsi="Arial" w:cs="Arial"/>
-                <w:bCs/>
-                <w:sz w:val="22"/>
-                <w:szCs w:val="22"/>
-              </w:rPr>
-              <w:t>.</w:t>
+              <w:t>Allen Lin, Ziwei Zhu, Jianling Wang, and James Caverlee. Enhancing User Personalization in Conversational Recommenders. The 2023 ACM Web Conference, 2023.</w:t>
             </w:r>
           </w:p>
         </w:tc>
@@ -3831,13 +3996,23 @@
                 <w:szCs w:val="22"/>
               </w:rPr>
             </w:pPr>
-            <w:r>
-              <w:rPr>
-                <w:rFonts w:ascii="Arial" w:hAnsi="Arial" w:cs="Arial"/>
-                <w:sz w:val="22"/>
-                <w:szCs w:val="22"/>
-              </w:rPr>
-              <w:t>WWW 22</w:t>
+            <w:proofErr w:type="spellStart"/>
+            <w:r>
+              <w:rPr>
+                <w:rFonts w:ascii="Arial" w:hAnsi="Arial" w:cs="Arial"/>
+                <w:sz w:val="22"/>
+                <w:szCs w:val="22"/>
+              </w:rPr>
+              <w:t>MobiSys</w:t>
+            </w:r>
+            <w:proofErr w:type="spellEnd"/>
+            <w:r>
+              <w:rPr>
+                <w:rFonts w:ascii="Arial" w:hAnsi="Arial" w:cs="Arial"/>
+                <w:sz w:val="22"/>
+                <w:szCs w:val="22"/>
+              </w:rPr>
+              <w:t xml:space="preserve"> 23</w:t>
             </w:r>
           </w:p>
         </w:tc>
@@ -3861,16 +4036,47 @@
                 <w:sz w:val="22"/>
                 <w:szCs w:val="22"/>
               </w:rPr>
-              <w:t>James Kotary, Ferdinando Fioretto, Pascal Van Hentenryck, and Ziwei Zhu.</w:t>
-            </w:r>
-            <w:r>
-              <w:rPr>
-                <w:rFonts w:ascii="Arial" w:hAnsi="Arial" w:cs="Arial"/>
-                <w:bCs/>
-                <w:sz w:val="22"/>
-                <w:szCs w:val="22"/>
-              </w:rPr>
-              <w:t xml:space="preserve"> End-to-end Learning for Fair Ranking Systems. The Web4Good special track in 33rd ACM International Conference on World Wide Web, 2022.</w:t>
+              <w:t xml:space="preserve">Liuyi Jin, Tian Liu, Amran Haroon, Radu </w:t>
+            </w:r>
+            <w:proofErr w:type="spellStart"/>
+            <w:r>
+              <w:rPr>
+                <w:rFonts w:ascii="Arial" w:hAnsi="Arial" w:cs="Arial"/>
+                <w:bCs/>
+                <w:sz w:val="22"/>
+                <w:szCs w:val="22"/>
+              </w:rPr>
+              <w:t>Stoleru</w:t>
+            </w:r>
+            <w:proofErr w:type="spellEnd"/>
+            <w:r>
+              <w:rPr>
+                <w:rFonts w:ascii="Arial" w:hAnsi="Arial" w:cs="Arial"/>
+                <w:bCs/>
+                <w:sz w:val="22"/>
+                <w:szCs w:val="22"/>
+              </w:rPr>
+              <w:t xml:space="preserve">, Michael Middleton, Ziwei Zhu, Theodora Chaspari. </w:t>
+            </w:r>
+            <w:proofErr w:type="spellStart"/>
+            <w:r>
+              <w:rPr>
+                <w:rFonts w:ascii="Arial" w:hAnsi="Arial" w:cs="Arial"/>
+                <w:bCs/>
+                <w:sz w:val="22"/>
+                <w:szCs w:val="22"/>
+              </w:rPr>
+              <w:t>EMSAssist</w:t>
+            </w:r>
+            <w:proofErr w:type="spellEnd"/>
+            <w:r>
+              <w:rPr>
+                <w:rFonts w:ascii="Arial" w:hAnsi="Arial" w:cs="Arial"/>
+                <w:bCs/>
+                <w:sz w:val="22"/>
+                <w:szCs w:val="22"/>
+              </w:rPr>
+              <w:t>: An End-to-End Mobile Voice Assistant at the Edge for Emergency Medical Services. The 21st ACM International Conference on Mobile Systems, Applications, and Services, 2023.</w:t>
             </w:r>
           </w:p>
         </w:tc>
@@ -3898,8 +4104,7 @@
                 <w:sz w:val="22"/>
                 <w:szCs w:val="22"/>
               </w:rPr>
-              <w:lastRenderedPageBreak/>
-              <w:t>WSDM 22</w:t>
+              <w:t>ECIR 23</w:t>
             </w:r>
           </w:p>
         </w:tc>
@@ -3923,7 +4128,52 @@
                 <w:sz w:val="22"/>
                 <w:szCs w:val="22"/>
               </w:rPr>
-              <w:t>Ziwei Zhu and James Caverlee. Fighting Mainstream Bias in Recommender Systems via Local Fine Tuning. The 15th ACM International Conference on Web Search and Data Mining, 2022.</w:t>
+              <w:t>Han Zhang, Ziwei Zhu, and James Caverlee. Evolution of Filter Bubbles and Polarization in News Recommendation. The 45th European Conference on Information Retrieval, 2023.</w:t>
+            </w:r>
+            <w:r>
+              <w:rPr>
+                <w:rFonts w:ascii="Arial" w:hAnsi="Arial" w:cs="Arial"/>
+                <w:bCs/>
+                <w:sz w:val="22"/>
+                <w:szCs w:val="22"/>
+              </w:rPr>
+              <w:t xml:space="preserve"> (</w:t>
+            </w:r>
+            <w:r>
+              <w:rPr>
+                <w:rFonts w:ascii="Arial" w:hAnsi="Arial" w:cs="Arial"/>
+                <w:bCs/>
+                <w:sz w:val="22"/>
+                <w:szCs w:val="22"/>
+              </w:rPr>
+              <w:t>s</w:t>
+            </w:r>
+            <w:r>
+              <w:rPr>
+                <w:rFonts w:ascii="Arial" w:hAnsi="Arial" w:cs="Arial"/>
+                <w:bCs/>
+                <w:sz w:val="22"/>
+                <w:szCs w:val="22"/>
+              </w:rPr>
+              <w:t xml:space="preserve">hort </w:t>
+            </w:r>
+            <w:r>
+              <w:rPr>
+                <w:rFonts w:ascii="Arial" w:hAnsi="Arial" w:cs="Arial"/>
+                <w:bCs/>
+                <w:sz w:val="22"/>
+                <w:szCs w:val="22"/>
+              </w:rPr>
+              <w:t>p</w:t>
+            </w:r>
+            <w:r>
+              <w:rPr>
+                <w:rFonts w:ascii="Arial" w:hAnsi="Arial" w:cs="Arial"/>
+                <w:bCs/>
+                <w:sz w:val="22"/>
+                <w:szCs w:val="22"/>
+              </w:rPr>
+              <w:t>aper)</w:t>
             </w:r>
           </w:p>
         </w:tc>
@@ -3951,15 +4201,8 @@
                 <w:sz w:val="22"/>
                 <w:szCs w:val="22"/>
               </w:rPr>
-              <w:t>KDD</w:t>
-            </w:r>
-            <w:r>
-              <w:rPr>
-                <w:rFonts w:ascii="Arial" w:hAnsi="Arial" w:cs="Arial"/>
-                <w:sz w:val="22"/>
-                <w:szCs w:val="22"/>
-              </w:rPr>
-              <w:t xml:space="preserve"> 21</w:t>
+              <w:lastRenderedPageBreak/>
+              <w:t>CIKM 22</w:t>
             </w:r>
           </w:p>
         </w:tc>
@@ -3983,25 +4226,16 @@
                 <w:sz w:val="22"/>
                 <w:szCs w:val="22"/>
               </w:rPr>
-              <w:t>Ziwei Zhu, Yun He, Xing Zhao, and James Caverlee. Popularity Bias in Dynamic Recommendation. The 27th ACM SIGKDD International Conference on Knowledge Discovery and Data Mining</w:t>
-            </w:r>
-            <w:r>
-              <w:rPr>
-                <w:rFonts w:ascii="Arial" w:hAnsi="Arial" w:cs="Arial"/>
-                <w:bCs/>
-                <w:sz w:val="22"/>
-                <w:szCs w:val="22"/>
-              </w:rPr>
-              <w:t xml:space="preserve">, </w:t>
-            </w:r>
-            <w:r>
-              <w:rPr>
-                <w:rFonts w:ascii="Arial" w:hAnsi="Arial" w:cs="Arial"/>
-                <w:bCs/>
-                <w:sz w:val="22"/>
-                <w:szCs w:val="22"/>
-              </w:rPr>
-              <w:t>2021.</w:t>
+              <w:t>Shuo Lin, Jianling Wang, Ziwei Zhu, and James Caverlee. Quantifying and Mitigating Popularity Bias in Conversational Recommender Systems. The 31st ACM International Conference on Information and Knowledge Management, 2022</w:t>
+            </w:r>
+            <w:r>
+              <w:rPr>
+                <w:rFonts w:ascii="Arial" w:hAnsi="Arial" w:cs="Arial"/>
+                <w:bCs/>
+                <w:sz w:val="22"/>
+                <w:szCs w:val="22"/>
+              </w:rPr>
+              <w:t>.</w:t>
             </w:r>
           </w:p>
         </w:tc>
@@ -4029,7 +4263,7 @@
                 <w:sz w:val="22"/>
                 <w:szCs w:val="22"/>
               </w:rPr>
-              <w:t>SIGIR 21</w:t>
+              <w:t>WWW 22</w:t>
             </w:r>
           </w:p>
         </w:tc>
@@ -4053,7 +4287,16 @@
                 <w:sz w:val="22"/>
                 <w:szCs w:val="22"/>
               </w:rPr>
-              <w:t>Ziwei Zhu, Jingu Kim, Trung Nguyen, Aish Fenton, and James Caverlee. Fairness among New Items in Cold Start Recommender Systems. The 44th International ACM SIGIR Conference on Research and Development in Information Retrieval, 2021.</w:t>
+              <w:t>James Kotary, Ferdinando Fioretto, Pascal Van Hentenryck, and Ziwei Zhu.</w:t>
+            </w:r>
+            <w:r>
+              <w:rPr>
+                <w:rFonts w:ascii="Arial" w:hAnsi="Arial" w:cs="Arial"/>
+                <w:bCs/>
+                <w:sz w:val="22"/>
+                <w:szCs w:val="22"/>
+              </w:rPr>
+              <w:t xml:space="preserve"> End-to-end Learning for Fair Ranking Systems. The Web4Good special track in 33rd ACM International Conference on World Wide Web, 2022.</w:t>
             </w:r>
           </w:p>
         </w:tc>
@@ -4075,34 +4318,14 @@
                 <w:szCs w:val="22"/>
               </w:rPr>
             </w:pPr>
-            <w:bookmarkStart w:id="0" w:name="OLE_LINK1"/>
-            <w:bookmarkStart w:id="1" w:name="OLE_LINK2"/>
-            <w:r>
-              <w:rPr>
-                <w:rFonts w:ascii="Arial" w:hAnsi="Arial" w:cs="Arial"/>
-                <w:sz w:val="22"/>
-                <w:szCs w:val="22"/>
-              </w:rPr>
-              <w:t>WSDM</w:t>
-            </w:r>
-            <w:r>
-              <w:rPr>
-                <w:rFonts w:ascii="Arial" w:hAnsi="Arial" w:cs="Arial"/>
-                <w:sz w:val="22"/>
-                <w:szCs w:val="22"/>
-              </w:rPr>
-              <w:t xml:space="preserve"> </w:t>
-            </w:r>
-            <w:r>
-              <w:rPr>
-                <w:rFonts w:ascii="Arial" w:hAnsi="Arial" w:cs="Arial"/>
-                <w:sz w:val="22"/>
-                <w:szCs w:val="22"/>
-              </w:rPr>
-              <w:t>21</w:t>
-            </w:r>
-            <w:bookmarkEnd w:id="0"/>
-            <w:bookmarkEnd w:id="1"/>
+            <w:r>
+              <w:rPr>
+                <w:rFonts w:ascii="Arial" w:hAnsi="Arial" w:cs="Arial"/>
+                <w:sz w:val="22"/>
+                <w:szCs w:val="22"/>
+              </w:rPr>
+              <w:t>WSDM 22</w:t>
+            </w:r>
           </w:p>
         </w:tc>
         <w:tc>
@@ -4125,7 +4348,7 @@
                 <w:sz w:val="22"/>
                 <w:szCs w:val="22"/>
               </w:rPr>
-              <w:t>Ziwei Zhu, Yun He, Xing Zhao, Yin Zhang, Jianling Wang, and James Caverlee. Popularity-Opportunity Bias in Collaborative Filtering. The 14th ACM International Conference on Web Search and Data Mining, 2021.</w:t>
+              <w:t>Ziwei Zhu and James Caverlee. Fighting Mainstream Bias in Recommender Systems via Local Fine Tuning. The 15th ACM International Conference on Web Search and Data Mining, 2022.</w:t>
             </w:r>
           </w:p>
         </w:tc>
@@ -4153,23 +4376,15 @@
                 <w:sz w:val="22"/>
                 <w:szCs w:val="22"/>
               </w:rPr>
-              <w:t>WWW</w:t>
-            </w:r>
-            <w:r>
-              <w:rPr>
-                <w:rFonts w:ascii="Arial" w:hAnsi="Arial" w:cs="Arial"/>
-                <w:sz w:val="22"/>
-                <w:szCs w:val="22"/>
-              </w:rPr>
-              <w:t xml:space="preserve"> </w:t>
-            </w:r>
-            <w:r>
-              <w:rPr>
-                <w:rFonts w:ascii="Arial" w:hAnsi="Arial" w:cs="Arial"/>
-                <w:sz w:val="22"/>
-                <w:szCs w:val="22"/>
-              </w:rPr>
-              <w:t>21</w:t>
+              <w:t>KDD</w:t>
+            </w:r>
+            <w:r>
+              <w:rPr>
+                <w:rFonts w:ascii="Arial" w:hAnsi="Arial" w:cs="Arial"/>
+                <w:sz w:val="22"/>
+                <w:szCs w:val="22"/>
+              </w:rPr>
+              <w:t xml:space="preserve"> 21</w:t>
             </w:r>
           </w:p>
         </w:tc>
@@ -4193,36 +4408,25 @@
                 <w:sz w:val="22"/>
                 <w:szCs w:val="22"/>
               </w:rPr>
-              <w:t xml:space="preserve">Xing Zhao, Ziwei Zhu, and James Caverlee. Rabbit Holes and Taste Distortion: Distribution-Aware Recommendation with Evolving Interests. The </w:t>
-            </w:r>
-            <w:proofErr w:type="gramStart"/>
-            <w:r>
-              <w:rPr>
-                <w:rFonts w:ascii="Arial" w:hAnsi="Arial" w:cs="Arial"/>
-                <w:bCs/>
-                <w:sz w:val="22"/>
-                <w:szCs w:val="22"/>
-              </w:rPr>
-              <w:t>32th</w:t>
-            </w:r>
-            <w:proofErr w:type="gramEnd"/>
-            <w:r>
-              <w:rPr>
-                <w:rFonts w:ascii="Arial" w:hAnsi="Arial" w:cs="Arial"/>
-                <w:bCs/>
-                <w:sz w:val="22"/>
-                <w:szCs w:val="22"/>
-              </w:rPr>
-              <w:t xml:space="preserve"> International Conference on World Wide Web</w:t>
-            </w:r>
-            <w:r>
-              <w:rPr>
-                <w:rFonts w:ascii="Arial" w:hAnsi="Arial" w:cs="Arial"/>
-                <w:bCs/>
-                <w:sz w:val="22"/>
-                <w:szCs w:val="22"/>
-              </w:rPr>
-              <w:t>, 2021.</w:t>
+              <w:t>Ziwei Zhu, Yun He, Xing Zhao, and James Caverlee. Popularity Bias in Dynamic Recommendation. The 27th ACM SIGKDD International Conference on Knowledge Discovery and Data Mining</w:t>
+            </w:r>
+            <w:r>
+              <w:rPr>
+                <w:rFonts w:ascii="Arial" w:hAnsi="Arial" w:cs="Arial"/>
+                <w:bCs/>
+                <w:sz w:val="22"/>
+                <w:szCs w:val="22"/>
+              </w:rPr>
+              <w:t xml:space="preserve">, </w:t>
+            </w:r>
+            <w:r>
+              <w:rPr>
+                <w:rFonts w:ascii="Arial" w:hAnsi="Arial" w:cs="Arial"/>
+                <w:bCs/>
+                <w:sz w:val="22"/>
+                <w:szCs w:val="22"/>
+              </w:rPr>
+              <w:t>2021.</w:t>
             </w:r>
           </w:p>
         </w:tc>
@@ -4250,23 +4454,7 @@
                 <w:sz w:val="22"/>
                 <w:szCs w:val="22"/>
               </w:rPr>
-              <w:t>SDM</w:t>
-            </w:r>
-            <w:r>
-              <w:rPr>
-                <w:rFonts w:ascii="Arial" w:hAnsi="Arial" w:cs="Arial"/>
-                <w:sz w:val="22"/>
-                <w:szCs w:val="22"/>
-              </w:rPr>
-              <w:t xml:space="preserve"> </w:t>
-            </w:r>
-            <w:r>
-              <w:rPr>
-                <w:rFonts w:ascii="Arial" w:hAnsi="Arial" w:cs="Arial"/>
-                <w:sz w:val="22"/>
-                <w:szCs w:val="22"/>
-              </w:rPr>
-              <w:t>21</w:t>
+              <w:t>SIGIR 21</w:t>
             </w:r>
           </w:p>
         </w:tc>
@@ -4290,7 +4478,7 @@
                 <w:sz w:val="22"/>
                 <w:szCs w:val="22"/>
               </w:rPr>
-              <w:t>Jianling Wang, Kaize Ding, Ziwei Zhu, and James Caverlee. Session-based Recommendation with Hypergraph Attention Networks. The 2021 SIAM International Conference on Data Mining.</w:t>
+              <w:t>Ziwei Zhu, Jingu Kim, Trung Nguyen, Aish Fenton, and James Caverlee. Fairness among New Items in Cold Start Recommender Systems. The 44th International ACM SIGIR Conference on Research and Development in Information Retrieval, 2021.</w:t>
             </w:r>
           </w:p>
         </w:tc>
@@ -4312,13 +4500,15 @@
                 <w:szCs w:val="22"/>
               </w:rPr>
             </w:pPr>
-            <w:r>
-              <w:rPr>
-                <w:rFonts w:ascii="Arial" w:hAnsi="Arial" w:cs="Arial"/>
-                <w:sz w:val="22"/>
-                <w:szCs w:val="22"/>
-              </w:rPr>
-              <w:t>SIGIR</w:t>
+            <w:bookmarkStart w:id="0" w:name="OLE_LINK1"/>
+            <w:bookmarkStart w:id="1" w:name="OLE_LINK2"/>
+            <w:r>
+              <w:rPr>
+                <w:rFonts w:ascii="Arial" w:hAnsi="Arial" w:cs="Arial"/>
+                <w:sz w:val="22"/>
+                <w:szCs w:val="22"/>
+              </w:rPr>
+              <w:t>WSDM</w:t>
             </w:r>
             <w:r>
               <w:rPr>
@@ -4334,8 +4524,10 @@
                 <w:sz w:val="22"/>
                 <w:szCs w:val="22"/>
               </w:rPr>
-              <w:t>20</w:t>
-            </w:r>
+              <w:t>21</w:t>
+            </w:r>
+            <w:bookmarkEnd w:id="0"/>
+            <w:bookmarkEnd w:id="1"/>
           </w:p>
         </w:tc>
         <w:tc>
@@ -4358,45 +4550,7 @@
                 <w:sz w:val="22"/>
                 <w:szCs w:val="22"/>
               </w:rPr>
-              <w:t xml:space="preserve">Ziwei Zhu, Shahin Sefati, Parsa </w:t>
-            </w:r>
-            <w:proofErr w:type="spellStart"/>
-            <w:r>
-              <w:rPr>
-                <w:rFonts w:ascii="Arial" w:hAnsi="Arial" w:cs="Arial"/>
-                <w:bCs/>
-                <w:sz w:val="22"/>
-                <w:szCs w:val="22"/>
-              </w:rPr>
-              <w:t>Saadatpanah</w:t>
-            </w:r>
-            <w:proofErr w:type="spellEnd"/>
-            <w:r>
-              <w:rPr>
-                <w:rFonts w:ascii="Arial" w:hAnsi="Arial" w:cs="Arial"/>
-                <w:bCs/>
-                <w:sz w:val="22"/>
-                <w:szCs w:val="22"/>
-              </w:rPr>
-              <w:t>, and James Caverlee. Recommendation for New Users and New Items via Randomized Training and Mixture-of-Experts Transformation. The 43</w:t>
-            </w:r>
-            <w:r>
-              <w:rPr>
-                <w:rFonts w:ascii="Arial" w:hAnsi="Arial" w:cs="Arial"/>
-                <w:bCs/>
-                <w:sz w:val="22"/>
-                <w:szCs w:val="22"/>
-              </w:rPr>
-              <w:t>rd</w:t>
-            </w:r>
-            <w:r>
-              <w:rPr>
-                <w:rFonts w:ascii="Arial" w:hAnsi="Arial" w:cs="Arial"/>
-                <w:bCs/>
-                <w:sz w:val="22"/>
-                <w:szCs w:val="22"/>
-              </w:rPr>
-              <w:t xml:space="preserve"> International ACM SIGIR Conference on Research and Development in Information Retrieval, 2020.</w:t>
+              <w:t>Ziwei Zhu, Yun He, Xing Zhao, Yin Zhang, Jianling Wang, and James Caverlee. Popularity-Opportunity Bias in Collaborative Filtering. The 14th ACM International Conference on Web Search and Data Mining, 2021.</w:t>
             </w:r>
           </w:p>
         </w:tc>
@@ -4424,7 +4578,7 @@
                 <w:sz w:val="22"/>
                 <w:szCs w:val="22"/>
               </w:rPr>
-              <w:t>SIGIR</w:t>
+              <w:t>WWW</w:t>
             </w:r>
             <w:r>
               <w:rPr>
@@ -4440,7 +4594,7 @@
                 <w:sz w:val="22"/>
                 <w:szCs w:val="22"/>
               </w:rPr>
-              <w:t>20</w:t>
+              <w:t>21</w:t>
             </w:r>
           </w:p>
         </w:tc>
@@ -4464,7 +4618,36 @@
                 <w:sz w:val="22"/>
                 <w:szCs w:val="22"/>
               </w:rPr>
-              <w:t>Ziwei Zhu, Jianling Wang, and James Caverlee. Measuring and Mitigating Item Under Recommendation Bias in Personalized Ranking Systems. The 43rd International ACM SIGIR Conference on Research and Development in Information Retrieval, 2020.</w:t>
+              <w:t xml:space="preserve">Xing Zhao, Ziwei Zhu, and James Caverlee. Rabbit Holes and Taste Distortion: Distribution-Aware Recommendation with Evolving Interests. The </w:t>
+            </w:r>
+            <w:proofErr w:type="gramStart"/>
+            <w:r>
+              <w:rPr>
+                <w:rFonts w:ascii="Arial" w:hAnsi="Arial" w:cs="Arial"/>
+                <w:bCs/>
+                <w:sz w:val="22"/>
+                <w:szCs w:val="22"/>
+              </w:rPr>
+              <w:t>32th</w:t>
+            </w:r>
+            <w:proofErr w:type="gramEnd"/>
+            <w:r>
+              <w:rPr>
+                <w:rFonts w:ascii="Arial" w:hAnsi="Arial" w:cs="Arial"/>
+                <w:bCs/>
+                <w:sz w:val="22"/>
+                <w:szCs w:val="22"/>
+              </w:rPr>
+              <w:t xml:space="preserve"> International Conference on World Wide Web</w:t>
+            </w:r>
+            <w:r>
+              <w:rPr>
+                <w:rFonts w:ascii="Arial" w:hAnsi="Arial" w:cs="Arial"/>
+                <w:bCs/>
+                <w:sz w:val="22"/>
+                <w:szCs w:val="22"/>
+              </w:rPr>
+              <w:t>, 2021.</w:t>
             </w:r>
           </w:p>
         </w:tc>
@@ -4492,7 +4675,23 @@
                 <w:sz w:val="22"/>
                 <w:szCs w:val="22"/>
               </w:rPr>
-              <w:t>RecSys 20</w:t>
+              <w:t>SDM</w:t>
+            </w:r>
+            <w:r>
+              <w:rPr>
+                <w:rFonts w:ascii="Arial" w:hAnsi="Arial" w:cs="Arial"/>
+                <w:sz w:val="22"/>
+                <w:szCs w:val="22"/>
+              </w:rPr>
+              <w:t xml:space="preserve"> </w:t>
+            </w:r>
+            <w:r>
+              <w:rPr>
+                <w:rFonts w:ascii="Arial" w:hAnsi="Arial" w:cs="Arial"/>
+                <w:sz w:val="22"/>
+                <w:szCs w:val="22"/>
+              </w:rPr>
+              <w:t>21</w:t>
             </w:r>
           </w:p>
         </w:tc>
@@ -4502,24 +4701,21 @@
           </w:tcPr>
           <w:p>
             <w:pPr>
-              <w:tabs>
-                <w:tab w:val="left" w:pos="429"/>
-              </w:tabs>
-              <w:rPr>
-                <w:rFonts w:ascii="Arial" w:hAnsi="Arial" w:cs="Arial"/>
-                <w:bCs/>
-                <w:sz w:val="22"/>
-                <w:szCs w:val="22"/>
-              </w:rPr>
-            </w:pPr>
-            <w:r>
-              <w:rPr>
-                <w:rFonts w:ascii="Arial" w:hAnsi="Arial" w:cs="Arial"/>
-                <w:bCs/>
-                <w:sz w:val="22"/>
-                <w:szCs w:val="22"/>
-              </w:rPr>
-              <w:t>Ziwei Zhu, Yun He, Yin Zhang, and James Caverlee. Unbiased Implicit Recommendation and Propensity Estimation via Combinational Joint Learning. The 14th ACM Conference on Recommender Systems, 2020. (short paper)</w:t>
+              <w:rPr>
+                <w:rFonts w:ascii="Arial" w:hAnsi="Arial" w:cs="Arial"/>
+                <w:bCs/>
+                <w:sz w:val="22"/>
+                <w:szCs w:val="22"/>
+              </w:rPr>
+            </w:pPr>
+            <w:r>
+              <w:rPr>
+                <w:rFonts w:ascii="Arial" w:hAnsi="Arial" w:cs="Arial"/>
+                <w:bCs/>
+                <w:sz w:val="22"/>
+                <w:szCs w:val="22"/>
+              </w:rPr>
+              <w:t>Jianling Wang, Kaize Ding, Ziwei Zhu, and James Caverlee. Session-based Recommendation with Hypergraph Attention Networks. The 2021 SIAM International Conference on Data Mining.</w:t>
             </w:r>
           </w:p>
         </w:tc>
@@ -4547,7 +4743,23 @@
                 <w:sz w:val="22"/>
                 <w:szCs w:val="22"/>
               </w:rPr>
-              <w:t>RecSys 20</w:t>
+              <w:t>SIGIR</w:t>
+            </w:r>
+            <w:r>
+              <w:rPr>
+                <w:rFonts w:ascii="Arial" w:hAnsi="Arial" w:cs="Arial"/>
+                <w:sz w:val="22"/>
+                <w:szCs w:val="22"/>
+              </w:rPr>
+              <w:t xml:space="preserve"> </w:t>
+            </w:r>
+            <w:r>
+              <w:rPr>
+                <w:rFonts w:ascii="Arial" w:hAnsi="Arial" w:cs="Arial"/>
+                <w:sz w:val="22"/>
+                <w:szCs w:val="22"/>
+              </w:rPr>
+              <w:t>20</w:t>
             </w:r>
           </w:p>
         </w:tc>
@@ -4557,24 +4769,59 @@
           </w:tcPr>
           <w:p>
             <w:pPr>
-              <w:tabs>
-                <w:tab w:val="left" w:pos="429"/>
-              </w:tabs>
-              <w:rPr>
-                <w:rFonts w:ascii="Arial" w:hAnsi="Arial" w:cs="Arial"/>
-                <w:bCs/>
-                <w:sz w:val="22"/>
-                <w:szCs w:val="22"/>
-              </w:rPr>
-            </w:pPr>
-            <w:r>
-              <w:rPr>
-                <w:rFonts w:ascii="Arial" w:hAnsi="Arial" w:cs="Arial"/>
-                <w:bCs/>
-                <w:sz w:val="22"/>
-                <w:szCs w:val="22"/>
-              </w:rPr>
-              <w:t>Yin Zhang, Ziwei Zhu, Yun He, and James Caverlee. Content-Collaborative Disentanglement Representation Learning for Enhanced Recommendation. The 14th ACM Conference on Recommender Systems, 2020.</w:t>
+              <w:rPr>
+                <w:rFonts w:ascii="Arial" w:hAnsi="Arial" w:cs="Arial"/>
+                <w:bCs/>
+                <w:sz w:val="22"/>
+                <w:szCs w:val="22"/>
+              </w:rPr>
+            </w:pPr>
+            <w:r>
+              <w:rPr>
+                <w:rFonts w:ascii="Arial" w:hAnsi="Arial" w:cs="Arial"/>
+                <w:bCs/>
+                <w:sz w:val="22"/>
+                <w:szCs w:val="22"/>
+              </w:rPr>
+              <w:t xml:space="preserve">Ziwei Zhu, Shahin Sefati, Parsa </w:t>
+            </w:r>
+            <w:proofErr w:type="spellStart"/>
+            <w:r>
+              <w:rPr>
+                <w:rFonts w:ascii="Arial" w:hAnsi="Arial" w:cs="Arial"/>
+                <w:bCs/>
+                <w:sz w:val="22"/>
+                <w:szCs w:val="22"/>
+              </w:rPr>
+              <w:t>Saadatpanah</w:t>
+            </w:r>
+            <w:proofErr w:type="spellEnd"/>
+            <w:r>
+              <w:rPr>
+                <w:rFonts w:ascii="Arial" w:hAnsi="Arial" w:cs="Arial"/>
+                <w:bCs/>
+                <w:sz w:val="22"/>
+                <w:szCs w:val="22"/>
+              </w:rPr>
+              <w:t>, and James Caverlee. Recommendation for New Users and New Items via Randomized Training and Mixture-of-Experts Transformation. The 43</w:t>
+            </w:r>
+            <w:r>
+              <w:rPr>
+                <w:rFonts w:ascii="Arial" w:hAnsi="Arial" w:cs="Arial"/>
+                <w:bCs/>
+                <w:sz w:val="22"/>
+                <w:szCs w:val="22"/>
+              </w:rPr>
+              <w:t>rd</w:t>
+            </w:r>
+            <w:r>
+              <w:rPr>
+                <w:rFonts w:ascii="Arial" w:hAnsi="Arial" w:cs="Arial"/>
+                <w:bCs/>
+                <w:sz w:val="22"/>
+                <w:szCs w:val="22"/>
+              </w:rPr>
+              <w:t xml:space="preserve"> International ACM SIGIR Conference on Research and Development in Information Retrieval, 2020.</w:t>
             </w:r>
           </w:p>
         </w:tc>
@@ -4602,7 +4849,23 @@
                 <w:sz w:val="22"/>
                 <w:szCs w:val="22"/>
               </w:rPr>
-              <w:t>EMNLP 20</w:t>
+              <w:t>SIGIR</w:t>
+            </w:r>
+            <w:r>
+              <w:rPr>
+                <w:rFonts w:ascii="Arial" w:hAnsi="Arial" w:cs="Arial"/>
+                <w:sz w:val="22"/>
+                <w:szCs w:val="22"/>
+              </w:rPr>
+              <w:t xml:space="preserve"> </w:t>
+            </w:r>
+            <w:r>
+              <w:rPr>
+                <w:rFonts w:ascii="Arial" w:hAnsi="Arial" w:cs="Arial"/>
+                <w:sz w:val="22"/>
+                <w:szCs w:val="22"/>
+              </w:rPr>
+              <w:t>20</w:t>
             </w:r>
           </w:p>
         </w:tc>
@@ -4612,24 +4875,21 @@
           </w:tcPr>
           <w:p>
             <w:pPr>
-              <w:tabs>
-                <w:tab w:val="left" w:pos="429"/>
-              </w:tabs>
-              <w:rPr>
-                <w:rFonts w:ascii="Arial" w:hAnsi="Arial" w:cs="Arial"/>
-                <w:bCs/>
-                <w:sz w:val="22"/>
-                <w:szCs w:val="22"/>
-              </w:rPr>
-            </w:pPr>
-            <w:r>
-              <w:rPr>
-                <w:rFonts w:ascii="Arial" w:hAnsi="Arial" w:cs="Arial"/>
-                <w:bCs/>
-                <w:sz w:val="22"/>
-                <w:szCs w:val="22"/>
-              </w:rPr>
-              <w:t>Yun He, Ziwei Zhu, Yin Zhang, Qin Chen, and James Caverlee. Infusing Disease Knowledge into BERT for Health Question Answering, Medical Inference and Disease Name Recognition. The 2020 Conference on Empirical Methods in Natural Language Processing.</w:t>
+              <w:rPr>
+                <w:rFonts w:ascii="Arial" w:hAnsi="Arial" w:cs="Arial"/>
+                <w:bCs/>
+                <w:sz w:val="22"/>
+                <w:szCs w:val="22"/>
+              </w:rPr>
+            </w:pPr>
+            <w:r>
+              <w:rPr>
+                <w:rFonts w:ascii="Arial" w:hAnsi="Arial" w:cs="Arial"/>
+                <w:bCs/>
+                <w:sz w:val="22"/>
+                <w:szCs w:val="22"/>
+              </w:rPr>
+              <w:t>Ziwei Zhu, Jianling Wang, and James Caverlee. Measuring and Mitigating Item Under Recommendation Bias in Personalized Ranking Systems. The 43rd International ACM SIGIR Conference on Research and Development in Information Retrieval, 2020.</w:t>
             </w:r>
           </w:p>
         </w:tc>
@@ -4657,7 +4917,7 @@
                 <w:sz w:val="22"/>
                 <w:szCs w:val="22"/>
               </w:rPr>
-              <w:t>WWW 20</w:t>
+              <w:t>RecSys 20</w:t>
             </w:r>
           </w:p>
         </w:tc>
@@ -4684,7 +4944,7 @@
                 <w:sz w:val="22"/>
                 <w:szCs w:val="22"/>
               </w:rPr>
-              <w:t>Xing Zhao, Ziwei Zhu, Majid Alfifi, and James Caverlee. Addressing the Target Customer Distortion Problem in Recommender Systems. The 31st International Conference on World Wide Web, 2020. (short paper)</w:t>
+              <w:t>Ziwei Zhu, Yun He, Yin Zhang, and James Caverlee. Unbiased Implicit Recommendation and Propensity Estimation via Combinational Joint Learning. The 14th ACM Conference on Recommender Systems, 2020. (short paper)</w:t>
             </w:r>
           </w:p>
         </w:tc>
@@ -4712,23 +4972,7 @@
                 <w:sz w:val="22"/>
                 <w:szCs w:val="22"/>
               </w:rPr>
-              <w:t>WSDM</w:t>
-            </w:r>
-            <w:r>
-              <w:rPr>
-                <w:rFonts w:ascii="Arial" w:hAnsi="Arial" w:cs="Arial"/>
-                <w:sz w:val="22"/>
-                <w:szCs w:val="22"/>
-              </w:rPr>
-              <w:t xml:space="preserve"> </w:t>
-            </w:r>
-            <w:r>
-              <w:rPr>
-                <w:rFonts w:ascii="Arial" w:hAnsi="Arial" w:cs="Arial"/>
-                <w:sz w:val="22"/>
-                <w:szCs w:val="22"/>
-              </w:rPr>
-              <w:t>20</w:t>
+              <w:t>RecSys 20</w:t>
             </w:r>
           </w:p>
         </w:tc>
@@ -4755,25 +4999,7 @@
                 <w:sz w:val="22"/>
                 <w:szCs w:val="22"/>
               </w:rPr>
-              <w:t>Xing Zhao, Ziwei Zhu, Yin Zhang</w:t>
-            </w:r>
-            <w:r>
-              <w:rPr>
-                <w:rFonts w:ascii="Arial" w:hAnsi="Arial" w:cs="Arial"/>
-                <w:bCs/>
-                <w:sz w:val="22"/>
-                <w:szCs w:val="22"/>
-              </w:rPr>
-              <w:t>,</w:t>
-            </w:r>
-            <w:r>
-              <w:rPr>
-                <w:rFonts w:ascii="Arial" w:hAnsi="Arial" w:cs="Arial"/>
-                <w:bCs/>
-                <w:sz w:val="22"/>
-                <w:szCs w:val="22"/>
-              </w:rPr>
-              <w:t xml:space="preserve"> and James Caverlee. Improving the Estimation of Tail Ratings in Recommender System with Multi-Latent Representations. The 13th ACM International Conference on Web Search and Data Mining, 2020.</w:t>
+              <w:t>Yin Zhang, Ziwei Zhu, Yun He, and James Caverlee. Content-Collaborative Disentanglement Representation Learning for Enhanced Recommendation. The 14th ACM Conference on Recommender Systems, 2020.</w:t>
             </w:r>
           </w:p>
         </w:tc>
@@ -4801,7 +5027,206 @@
                 <w:sz w:val="22"/>
                 <w:szCs w:val="22"/>
               </w:rPr>
+              <w:t>EMNLP 20</w:t>
+            </w:r>
+          </w:p>
+        </w:tc>
+        <w:tc>
+          <w:tcPr>
+            <w:tcW w:w="8852" w:type="dxa"/>
+          </w:tcPr>
+          <w:p>
+            <w:pPr>
+              <w:tabs>
+                <w:tab w:val="left" w:pos="429"/>
+              </w:tabs>
+              <w:rPr>
+                <w:rFonts w:ascii="Arial" w:hAnsi="Arial" w:cs="Arial"/>
+                <w:bCs/>
+                <w:sz w:val="22"/>
+                <w:szCs w:val="22"/>
+              </w:rPr>
+            </w:pPr>
+            <w:r>
+              <w:rPr>
+                <w:rFonts w:ascii="Arial" w:hAnsi="Arial" w:cs="Arial"/>
+                <w:bCs/>
+                <w:sz w:val="22"/>
+                <w:szCs w:val="22"/>
+              </w:rPr>
+              <w:t>Yun He, Ziwei Zhu, Yin Zhang, Qin Chen, and James Caverlee. Infusing Disease Knowledge into BERT for Health Question Answering, Medical Inference and Disease Name Recognition. The 2020 Conference on Empirical Methods in Natural Language Processing.</w:t>
+            </w:r>
+          </w:p>
+        </w:tc>
+      </w:tr>
+      <w:tr>
+        <w:trPr>
+          <w:trHeight w:val="20"/>
+        </w:trPr>
+        <w:tc>
+          <w:tcPr>
+            <w:tcW w:w="1530" w:type="dxa"/>
+          </w:tcPr>
+          <w:p>
+            <w:pPr>
+              <w:jc w:val="right"/>
+              <w:rPr>
+                <w:rFonts w:ascii="Arial" w:hAnsi="Arial" w:cs="Arial"/>
+                <w:sz w:val="22"/>
+                <w:szCs w:val="22"/>
+              </w:rPr>
+            </w:pPr>
+            <w:r>
+              <w:rPr>
+                <w:rFonts w:ascii="Arial" w:hAnsi="Arial" w:cs="Arial"/>
+                <w:sz w:val="22"/>
+                <w:szCs w:val="22"/>
+              </w:rPr>
               <w:lastRenderedPageBreak/>
+              <w:t>WWW 20</w:t>
+            </w:r>
+          </w:p>
+        </w:tc>
+        <w:tc>
+          <w:tcPr>
+            <w:tcW w:w="8852" w:type="dxa"/>
+          </w:tcPr>
+          <w:p>
+            <w:pPr>
+              <w:tabs>
+                <w:tab w:val="left" w:pos="429"/>
+              </w:tabs>
+              <w:rPr>
+                <w:rFonts w:ascii="Arial" w:hAnsi="Arial" w:cs="Arial"/>
+                <w:bCs/>
+                <w:sz w:val="22"/>
+                <w:szCs w:val="22"/>
+              </w:rPr>
+            </w:pPr>
+            <w:r>
+              <w:rPr>
+                <w:rFonts w:ascii="Arial" w:hAnsi="Arial" w:cs="Arial"/>
+                <w:bCs/>
+                <w:sz w:val="22"/>
+                <w:szCs w:val="22"/>
+              </w:rPr>
+              <w:t>Xing Zhao, Ziwei Zhu, Majid Alfifi, and James Caverlee. Addressing the Target Customer Distortion Problem in Recommender Systems. The 31st International Conference on World Wide Web, 2020. (short paper)</w:t>
+            </w:r>
+          </w:p>
+        </w:tc>
+      </w:tr>
+      <w:tr>
+        <w:trPr>
+          <w:trHeight w:val="20"/>
+        </w:trPr>
+        <w:tc>
+          <w:tcPr>
+            <w:tcW w:w="1530" w:type="dxa"/>
+          </w:tcPr>
+          <w:p>
+            <w:pPr>
+              <w:jc w:val="right"/>
+              <w:rPr>
+                <w:rFonts w:ascii="Arial" w:hAnsi="Arial" w:cs="Arial"/>
+                <w:sz w:val="22"/>
+                <w:szCs w:val="22"/>
+              </w:rPr>
+            </w:pPr>
+            <w:r>
+              <w:rPr>
+                <w:rFonts w:ascii="Arial" w:hAnsi="Arial" w:cs="Arial"/>
+                <w:sz w:val="22"/>
+                <w:szCs w:val="22"/>
+              </w:rPr>
+              <w:t>WSDM</w:t>
+            </w:r>
+            <w:r>
+              <w:rPr>
+                <w:rFonts w:ascii="Arial" w:hAnsi="Arial" w:cs="Arial"/>
+                <w:sz w:val="22"/>
+                <w:szCs w:val="22"/>
+              </w:rPr>
+              <w:t xml:space="preserve"> </w:t>
+            </w:r>
+            <w:r>
+              <w:rPr>
+                <w:rFonts w:ascii="Arial" w:hAnsi="Arial" w:cs="Arial"/>
+                <w:sz w:val="22"/>
+                <w:szCs w:val="22"/>
+              </w:rPr>
+              <w:t>20</w:t>
+            </w:r>
+          </w:p>
+        </w:tc>
+        <w:tc>
+          <w:tcPr>
+            <w:tcW w:w="8852" w:type="dxa"/>
+          </w:tcPr>
+          <w:p>
+            <w:pPr>
+              <w:tabs>
+                <w:tab w:val="left" w:pos="429"/>
+              </w:tabs>
+              <w:rPr>
+                <w:rFonts w:ascii="Arial" w:hAnsi="Arial" w:cs="Arial"/>
+                <w:bCs/>
+                <w:sz w:val="22"/>
+                <w:szCs w:val="22"/>
+              </w:rPr>
+            </w:pPr>
+            <w:r>
+              <w:rPr>
+                <w:rFonts w:ascii="Arial" w:hAnsi="Arial" w:cs="Arial"/>
+                <w:bCs/>
+                <w:sz w:val="22"/>
+                <w:szCs w:val="22"/>
+              </w:rPr>
+              <w:t>Xing Zhao, Ziwei Zhu, Yin Zhang</w:t>
+            </w:r>
+            <w:r>
+              <w:rPr>
+                <w:rFonts w:ascii="Arial" w:hAnsi="Arial" w:cs="Arial"/>
+                <w:bCs/>
+                <w:sz w:val="22"/>
+                <w:szCs w:val="22"/>
+              </w:rPr>
+              <w:t>,</w:t>
+            </w:r>
+            <w:r>
+              <w:rPr>
+                <w:rFonts w:ascii="Arial" w:hAnsi="Arial" w:cs="Arial"/>
+                <w:bCs/>
+                <w:sz w:val="22"/>
+                <w:szCs w:val="22"/>
+              </w:rPr>
+              <w:t xml:space="preserve"> and James Caverlee. Improving the Estimation of Tail Ratings in Recommender System with Multi-Latent Representations. The 13th ACM International Conference on Web Search and Data Mining, 2020.</w:t>
+            </w:r>
+          </w:p>
+        </w:tc>
+      </w:tr>
+      <w:tr>
+        <w:trPr>
+          <w:trHeight w:val="20"/>
+        </w:trPr>
+        <w:tc>
+          <w:tcPr>
+            <w:tcW w:w="1530" w:type="dxa"/>
+          </w:tcPr>
+          <w:p>
+            <w:pPr>
+              <w:jc w:val="right"/>
+              <w:rPr>
+                <w:rFonts w:ascii="Arial" w:hAnsi="Arial" w:cs="Arial"/>
+                <w:sz w:val="22"/>
+                <w:szCs w:val="22"/>
+              </w:rPr>
+            </w:pPr>
+            <w:r>
+              <w:rPr>
+                <w:rFonts w:ascii="Arial" w:hAnsi="Arial" w:cs="Arial"/>
+                <w:sz w:val="22"/>
+                <w:szCs w:val="22"/>
+              </w:rPr>
               <w:t>WSDM 20</w:t>
             </w:r>
           </w:p>
@@ -5621,16 +6046,7 @@
                 <w:sz w:val="22"/>
                 <w:szCs w:val="22"/>
               </w:rPr>
-              <w:t xml:space="preserve"> Ge</w:t>
-            </w:r>
-            <w:r>
-              <w:rPr>
-                <w:rFonts w:ascii="Arial" w:hAnsi="Arial" w:cs="Arial"/>
-                <w:bCs/>
-                <w:sz w:val="22"/>
-                <w:szCs w:val="22"/>
-              </w:rPr>
-              <w:t xml:space="preserve">. </w:t>
+              <w:t xml:space="preserve"> Ge. </w:t>
             </w:r>
             <w:proofErr w:type="spellStart"/>
             <w:r>
@@ -5733,25 +6149,7 @@
                 <w:sz w:val="22"/>
                 <w:szCs w:val="22"/>
               </w:rPr>
-              <w:t>, Ziwei Zhu, Antonios Anastasopoulos</w:t>
-            </w:r>
-            <w:r>
-              <w:rPr>
-                <w:rFonts w:ascii="Arial" w:hAnsi="Arial" w:cs="Arial"/>
-                <w:bCs/>
-                <w:sz w:val="22"/>
-                <w:szCs w:val="22"/>
-              </w:rPr>
-              <w:t xml:space="preserve">. </w:t>
-            </w:r>
-            <w:r>
-              <w:rPr>
-                <w:rFonts w:ascii="Arial" w:hAnsi="Arial" w:cs="Arial"/>
-                <w:bCs/>
-                <w:sz w:val="22"/>
-                <w:szCs w:val="22"/>
-              </w:rPr>
-              <w:t>Metadata Conditioned Large Language Models for Localization.</w:t>
+              <w:t>, Ziwei Zhu, Antonios Anastasopoulos. Metadata Conditioned Large Language Models for Localization.</w:t>
             </w:r>
           </w:p>
         </w:tc>
@@ -5806,7 +6204,7 @@
                 <w:sz w:val="22"/>
                 <w:szCs w:val="22"/>
               </w:rPr>
-              <w:t>Mehrdad</w:t>
+              <w:t>Yuqing</w:t>
             </w:r>
             <w:r>
               <w:rPr>
@@ -5824,7 +6222,7 @@
                 <w:sz w:val="22"/>
                 <w:szCs w:val="22"/>
               </w:rPr>
-              <w:t>Fazli</w:t>
+              <w:t>Zhou</w:t>
             </w:r>
             <w:r>
               <w:rPr>
@@ -5835,41 +6233,25 @@
               </w:rPr>
               <w:t xml:space="preserve">, </w:t>
             </w:r>
-            <w:r>
-              <w:rPr>
-                <w:rFonts w:ascii="Arial" w:hAnsi="Arial" w:cs="Arial"/>
-                <w:b/>
-                <w:sz w:val="22"/>
-                <w:szCs w:val="22"/>
-              </w:rPr>
-              <w:t>Bowen</w:t>
-            </w:r>
-            <w:r>
-              <w:rPr>
-                <w:rFonts w:ascii="Arial" w:hAnsi="Arial" w:cs="Arial"/>
-                <w:bCs/>
-                <w:sz w:val="22"/>
-                <w:szCs w:val="22"/>
-              </w:rPr>
-              <w:t xml:space="preserve"> </w:t>
-            </w:r>
-            <w:r>
-              <w:rPr>
-                <w:rFonts w:ascii="Arial" w:hAnsi="Arial" w:cs="Arial"/>
-                <w:b/>
-                <w:sz w:val="22"/>
-                <w:szCs w:val="22"/>
-              </w:rPr>
-              <w:t>Wei</w:t>
-            </w:r>
-            <w:r>
-              <w:rPr>
-                <w:rFonts w:ascii="Arial" w:hAnsi="Arial" w:cs="Arial"/>
-                <w:bCs/>
-                <w:sz w:val="22"/>
-                <w:szCs w:val="22"/>
-              </w:rPr>
-              <w:t>, Ziwei Zhu</w:t>
+            <w:proofErr w:type="spellStart"/>
+            <w:r>
+              <w:rPr>
+                <w:rFonts w:ascii="Arial" w:hAnsi="Arial" w:cs="Arial"/>
+                <w:bCs/>
+                <w:sz w:val="22"/>
+                <w:szCs w:val="22"/>
+              </w:rPr>
+              <w:t>Zhuoer</w:t>
+            </w:r>
+            <w:proofErr w:type="spellEnd"/>
+            <w:r>
+              <w:rPr>
+                <w:rFonts w:ascii="Arial" w:hAnsi="Arial" w:cs="Arial"/>
+                <w:bCs/>
+                <w:sz w:val="22"/>
+                <w:szCs w:val="22"/>
+              </w:rPr>
+              <w:t xml:space="preserve"> Wang, Jie Yuan, Hong Wang, Samson Koelle, Ziwei Zhu, Wei Niu</w:t>
             </w:r>
             <w:r>
               <w:rPr>
@@ -5879,27 +6261,7 @@
                 <w:szCs w:val="22"/>
                 <w:lang w:eastAsia="zh-CN"/>
               </w:rPr>
-              <w:t xml:space="preserve">. </w:t>
-            </w:r>
-            <w:r>
-              <w:rPr>
-                <w:rFonts w:ascii="Arial" w:hAnsi="Arial" w:cs="Arial"/>
-                <w:bCs/>
-                <w:sz w:val="22"/>
-                <w:szCs w:val="22"/>
-                <w:lang w:eastAsia="zh-CN"/>
-              </w:rPr>
-              <w:t>Context-Aware Decoding for Faithful Vision-Language Generation.</w:t>
-            </w:r>
-            <w:r>
-              <w:rPr>
-                <w:rFonts w:ascii="Arial" w:hAnsi="Arial" w:cs="Arial"/>
-                <w:bCs/>
-                <w:sz w:val="22"/>
-                <w:szCs w:val="22"/>
-                <w:lang w:eastAsia="zh-CN"/>
-              </w:rPr>
-              <w:t xml:space="preserve"> </w:t>
+              <w:t>. WISE-Flow: Workflow-Induced Structured Experience for Self-Evolving Conversational Service Agents.</w:t>
             </w:r>
           </w:p>
         </w:tc>
@@ -5940,13 +6302,13 @@
           <w:p>
             <w:pPr>
               <w:rPr>
-                <w:rFonts w:ascii="Arial" w:hAnsi="Arial" w:cs="Arial" w:hint="eastAsia"/>
-                <w:bCs/>
-                <w:sz w:val="22"/>
-                <w:szCs w:val="22"/>
-                <w:lang w:eastAsia="zh-CN"/>
-              </w:rPr>
-            </w:pPr>
+                <w:rFonts w:ascii="Arial" w:hAnsi="Arial" w:cs="Arial"/>
+                <w:bCs/>
+                <w:sz w:val="22"/>
+                <w:szCs w:val="22"/>
+              </w:rPr>
+            </w:pPr>
+            <w:proofErr w:type="spellStart"/>
             <w:r>
               <w:rPr>
                 <w:rFonts w:ascii="Arial" w:hAnsi="Arial" w:cs="Arial"/>
@@ -5954,8 +6316,9 @@
                 <w:sz w:val="22"/>
                 <w:szCs w:val="22"/>
               </w:rPr>
-              <w:t>Yuqing</w:t>
-            </w:r>
+              <w:t>Mamnuya</w:t>
+            </w:r>
+            <w:proofErr w:type="spellEnd"/>
             <w:r>
               <w:rPr>
                 <w:rFonts w:ascii="Arial" w:hAnsi="Arial" w:cs="Arial"/>
@@ -5972,7 +6335,7 @@
                 <w:sz w:val="22"/>
                 <w:szCs w:val="22"/>
               </w:rPr>
-              <w:t>Zhou</w:t>
+              <w:t>Rinki</w:t>
             </w:r>
             <w:r>
               <w:rPr>
@@ -5983,15 +6346,51 @@
               </w:rPr>
               <w:t xml:space="preserve">, </w:t>
             </w:r>
+            <w:r>
+              <w:rPr>
+                <w:rFonts w:ascii="Arial" w:hAnsi="Arial" w:cs="Arial"/>
+                <w:b/>
+                <w:sz w:val="22"/>
+                <w:szCs w:val="22"/>
+              </w:rPr>
+              <w:t>Chahat</w:t>
+            </w:r>
+            <w:r>
+              <w:rPr>
+                <w:rFonts w:ascii="Arial" w:hAnsi="Arial" w:cs="Arial"/>
+                <w:bCs/>
+                <w:sz w:val="22"/>
+                <w:szCs w:val="22"/>
+              </w:rPr>
+              <w:t xml:space="preserve"> </w:t>
+            </w:r>
+            <w:r>
+              <w:rPr>
+                <w:rFonts w:ascii="Arial" w:hAnsi="Arial" w:cs="Arial"/>
+                <w:b/>
+                <w:sz w:val="22"/>
+                <w:szCs w:val="22"/>
+              </w:rPr>
+              <w:t>Raj</w:t>
+            </w:r>
+            <w:r>
+              <w:rPr>
+                <w:rFonts w:ascii="Arial" w:hAnsi="Arial" w:cs="Arial"/>
+                <w:bCs/>
+                <w:sz w:val="22"/>
+                <w:szCs w:val="22"/>
+              </w:rPr>
+              <w:t xml:space="preserve">, </w:t>
+            </w:r>
             <w:proofErr w:type="spellStart"/>
             <w:r>
               <w:rPr>
                 <w:rFonts w:ascii="Arial" w:hAnsi="Arial" w:cs="Arial"/>
-                <w:bCs/>
-                <w:sz w:val="22"/>
-                <w:szCs w:val="22"/>
-              </w:rPr>
-              <w:t>Zhuoer</w:t>
+                <w:b/>
+                <w:sz w:val="22"/>
+                <w:szCs w:val="22"/>
+              </w:rPr>
+              <w:t>Anjishnu</w:t>
             </w:r>
             <w:proofErr w:type="spellEnd"/>
             <w:r>
@@ -6001,74 +6400,8 @@
                 <w:sz w:val="22"/>
                 <w:szCs w:val="22"/>
               </w:rPr>
-              <w:t xml:space="preserve"> Wang, Jie Yuan, Hong Wang, Samson Koelle, Ziwei Zhu, Wei Niu</w:t>
-            </w:r>
-            <w:r>
-              <w:rPr>
-                <w:rFonts w:ascii="Arial" w:hAnsi="Arial" w:cs="Arial"/>
-                <w:bCs/>
-                <w:sz w:val="22"/>
-                <w:szCs w:val="22"/>
-                <w:lang w:eastAsia="zh-CN"/>
-              </w:rPr>
-              <w:t xml:space="preserve">. </w:t>
-            </w:r>
-            <w:r>
-              <w:rPr>
-                <w:rFonts w:ascii="Arial" w:hAnsi="Arial" w:cs="Arial"/>
-                <w:bCs/>
-                <w:sz w:val="22"/>
-                <w:szCs w:val="22"/>
-                <w:lang w:eastAsia="zh-CN"/>
-              </w:rPr>
-              <w:t>WISE-Flow: Workflow-Induced Structured Experience for Self-Evolving Conversational Service Agents.</w:t>
-            </w:r>
-          </w:p>
-        </w:tc>
-      </w:tr>
-      <w:tr>
-        <w:trPr>
-          <w:trHeight w:val="20"/>
-        </w:trPr>
-        <w:tc>
-          <w:tcPr>
-            <w:tcW w:w="1530" w:type="dxa"/>
-          </w:tcPr>
-          <w:p>
-            <w:pPr>
-              <w:jc w:val="right"/>
-              <w:rPr>
-                <w:rFonts w:ascii="Arial" w:hAnsi="Arial" w:cs="Arial"/>
-                <w:sz w:val="22"/>
-                <w:szCs w:val="22"/>
-              </w:rPr>
-            </w:pPr>
-            <w:proofErr w:type="spellStart"/>
-            <w:r>
-              <w:rPr>
-                <w:rFonts w:ascii="Arial" w:hAnsi="Arial" w:cs="Arial"/>
-                <w:sz w:val="22"/>
-                <w:szCs w:val="22"/>
-              </w:rPr>
-              <w:t>arxiv</w:t>
-            </w:r>
-            <w:proofErr w:type="spellEnd"/>
-          </w:p>
-        </w:tc>
-        <w:tc>
-          <w:tcPr>
-            <w:tcW w:w="8852" w:type="dxa"/>
-          </w:tcPr>
-          <w:p>
-            <w:pPr>
-              <w:rPr>
-                <w:rFonts w:ascii="Arial" w:hAnsi="Arial" w:cs="Arial"/>
-                <w:bCs/>
-                <w:sz w:val="22"/>
-                <w:szCs w:val="22"/>
-              </w:rPr>
-            </w:pPr>
-            <w:proofErr w:type="spellStart"/>
+              <w:t xml:space="preserve"> </w:t>
+            </w:r>
             <w:r>
               <w:rPr>
                 <w:rFonts w:ascii="Arial" w:hAnsi="Arial" w:cs="Arial"/>
@@ -6076,99 +6409,6 @@
                 <w:sz w:val="22"/>
                 <w:szCs w:val="22"/>
               </w:rPr>
-              <w:t>Mamnuya</w:t>
-            </w:r>
-            <w:proofErr w:type="spellEnd"/>
-            <w:r>
-              <w:rPr>
-                <w:rFonts w:ascii="Arial" w:hAnsi="Arial" w:cs="Arial"/>
-                <w:bCs/>
-                <w:sz w:val="22"/>
-                <w:szCs w:val="22"/>
-              </w:rPr>
-              <w:t xml:space="preserve"> </w:t>
-            </w:r>
-            <w:r>
-              <w:rPr>
-                <w:rFonts w:ascii="Arial" w:hAnsi="Arial" w:cs="Arial"/>
-                <w:b/>
-                <w:sz w:val="22"/>
-                <w:szCs w:val="22"/>
-              </w:rPr>
-              <w:t>Rinki</w:t>
-            </w:r>
-            <w:r>
-              <w:rPr>
-                <w:rFonts w:ascii="Arial" w:hAnsi="Arial" w:cs="Arial"/>
-                <w:bCs/>
-                <w:sz w:val="22"/>
-                <w:szCs w:val="22"/>
-              </w:rPr>
-              <w:t xml:space="preserve">, </w:t>
-            </w:r>
-            <w:r>
-              <w:rPr>
-                <w:rFonts w:ascii="Arial" w:hAnsi="Arial" w:cs="Arial"/>
-                <w:b/>
-                <w:sz w:val="22"/>
-                <w:szCs w:val="22"/>
-              </w:rPr>
-              <w:t>Chahat</w:t>
-            </w:r>
-            <w:r>
-              <w:rPr>
-                <w:rFonts w:ascii="Arial" w:hAnsi="Arial" w:cs="Arial"/>
-                <w:bCs/>
-                <w:sz w:val="22"/>
-                <w:szCs w:val="22"/>
-              </w:rPr>
-              <w:t xml:space="preserve"> </w:t>
-            </w:r>
-            <w:r>
-              <w:rPr>
-                <w:rFonts w:ascii="Arial" w:hAnsi="Arial" w:cs="Arial"/>
-                <w:b/>
-                <w:sz w:val="22"/>
-                <w:szCs w:val="22"/>
-              </w:rPr>
-              <w:t>Raj</w:t>
-            </w:r>
-            <w:r>
-              <w:rPr>
-                <w:rFonts w:ascii="Arial" w:hAnsi="Arial" w:cs="Arial"/>
-                <w:bCs/>
-                <w:sz w:val="22"/>
-                <w:szCs w:val="22"/>
-              </w:rPr>
-              <w:t xml:space="preserve">, </w:t>
-            </w:r>
-            <w:proofErr w:type="spellStart"/>
-            <w:r>
-              <w:rPr>
-                <w:rFonts w:ascii="Arial" w:hAnsi="Arial" w:cs="Arial"/>
-                <w:b/>
-                <w:sz w:val="22"/>
-                <w:szCs w:val="22"/>
-              </w:rPr>
-              <w:t>Anjishnu</w:t>
-            </w:r>
-            <w:proofErr w:type="spellEnd"/>
-            <w:r>
-              <w:rPr>
-                <w:rFonts w:ascii="Arial" w:hAnsi="Arial" w:cs="Arial"/>
-                <w:bCs/>
-                <w:sz w:val="22"/>
-                <w:szCs w:val="22"/>
-              </w:rPr>
-              <w:t xml:space="preserve"> </w:t>
-            </w:r>
-            <w:r>
-              <w:rPr>
-                <w:rFonts w:ascii="Arial" w:hAnsi="Arial" w:cs="Arial"/>
-                <w:b/>
-                <w:sz w:val="22"/>
-                <w:szCs w:val="22"/>
-              </w:rPr>
               <w:t>Mukherjee</w:t>
             </w:r>
             <w:r>
@@ -6178,25 +6418,7 @@
                 <w:sz w:val="22"/>
                 <w:szCs w:val="22"/>
               </w:rPr>
-              <w:t>, Ziwei Zhu</w:t>
-            </w:r>
-            <w:r>
-              <w:rPr>
-                <w:rFonts w:ascii="Arial" w:hAnsi="Arial" w:cs="Arial"/>
-                <w:bCs/>
-                <w:sz w:val="22"/>
-                <w:szCs w:val="22"/>
-              </w:rPr>
-              <w:t xml:space="preserve">. </w:t>
-            </w:r>
-            <w:r>
-              <w:rPr>
-                <w:rFonts w:ascii="Arial" w:hAnsi="Arial" w:cs="Arial"/>
-                <w:bCs/>
-                <w:sz w:val="22"/>
-                <w:szCs w:val="22"/>
-              </w:rPr>
-              <w:t>Measuring South Asian Biases in Large Language Models.</w:t>
+              <w:t>, Ziwei Zhu. Measuring South Asian Biases in Large Language Models.</w:t>
             </w:r>
           </w:p>
         </w:tc>
@@ -6484,6 +6706,7 @@
                 <w:sz w:val="22"/>
                 <w:szCs w:val="22"/>
               </w:rPr>
+              <w:lastRenderedPageBreak/>
               <w:t>NeurIPS</w:t>
             </w:r>
             <w:proofErr w:type="spellEnd"/>
@@ -6634,7 +6857,7 @@
                 <w:sz w:val="22"/>
                 <w:szCs w:val="22"/>
               </w:rPr>
-              <w:t>, Ziwei Zhu</w:t>
+              <w:t>, Ziwei Zhu. A Benchmark for Description-Based Evaluation of Social Bias in LLMs</w:t>
             </w:r>
             <w:r>
               <w:rPr>
@@ -6645,24 +6868,6 @@
               </w:rPr>
               <w:t xml:space="preserve">. </w:t>
             </w:r>
-            <w:r>
-              <w:rPr>
-                <w:rFonts w:ascii="Arial" w:hAnsi="Arial" w:cs="Arial"/>
-                <w:bCs/>
-                <w:sz w:val="22"/>
-                <w:szCs w:val="22"/>
-              </w:rPr>
-              <w:t>A Benchmark for Description-Based Evaluation of Social Bias in LLMs</w:t>
-            </w:r>
-            <w:r>
-              <w:rPr>
-                <w:rFonts w:ascii="Arial" w:hAnsi="Arial" w:cs="Arial"/>
-                <w:bCs/>
-                <w:sz w:val="22"/>
-                <w:szCs w:val="22"/>
-              </w:rPr>
-              <w:t xml:space="preserve">. </w:t>
-            </w:r>
             <w:proofErr w:type="spellStart"/>
             <w:r>
               <w:rPr>
@@ -6681,16 +6886,7 @@
                 <w:sz w:val="22"/>
                 <w:szCs w:val="22"/>
               </w:rPr>
-              <w:t xml:space="preserve"> 2025 Workshop on Evaluating the Evolving LLM Lifecycle: Benchmarks, Emergent Abilities, and Scaling</w:t>
-            </w:r>
-            <w:r>
-              <w:rPr>
-                <w:rFonts w:ascii="Arial" w:hAnsi="Arial" w:cs="Arial"/>
-                <w:bCs/>
-                <w:sz w:val="22"/>
-                <w:szCs w:val="22"/>
-              </w:rPr>
-              <w:t>.</w:t>
+              <w:t xml:space="preserve"> 2025 Workshop on Evaluating the Evolving LLM Lifecycle: Benchmarks, Emergent Abilities, and Scaling.</w:t>
             </w:r>
           </w:p>
         </w:tc>
@@ -6719,7 +6915,6 @@
                 <w:sz w:val="22"/>
                 <w:szCs w:val="22"/>
               </w:rPr>
-              <w:lastRenderedPageBreak/>
               <w:t>NeurIPS</w:t>
             </w:r>
             <w:proofErr w:type="spellEnd"/>
@@ -6850,34 +7045,7 @@
                 <w:sz w:val="22"/>
                 <w:szCs w:val="22"/>
               </w:rPr>
-              <w:t>, Ziwei Zhu</w:t>
-            </w:r>
-            <w:r>
-              <w:rPr>
-                <w:rFonts w:ascii="Arial" w:hAnsi="Arial" w:cs="Arial"/>
-                <w:bCs/>
-                <w:sz w:val="22"/>
-                <w:szCs w:val="22"/>
-              </w:rPr>
-              <w:t xml:space="preserve">. </w:t>
-            </w:r>
-            <w:r>
-              <w:rPr>
-                <w:rFonts w:ascii="Arial" w:hAnsi="Arial" w:cs="Arial"/>
-                <w:bCs/>
-                <w:sz w:val="22"/>
-                <w:szCs w:val="22"/>
-              </w:rPr>
-              <w:t>Fine-Grained Prototype-Based Interpretability for Operational Text Classification</w:t>
-            </w:r>
-            <w:r>
-              <w:rPr>
-                <w:rFonts w:ascii="Arial" w:hAnsi="Arial" w:cs="Arial"/>
-                <w:bCs/>
-                <w:sz w:val="22"/>
-                <w:szCs w:val="22"/>
-              </w:rPr>
-              <w:t xml:space="preserve">. </w:t>
+              <w:t xml:space="preserve">, Ziwei Zhu. Fine-Grained Prototype-Based Interpretability for Operational Text Classification. </w:t>
             </w:r>
             <w:proofErr w:type="spellStart"/>
             <w:r>
@@ -6897,16 +7065,7 @@
                 <w:sz w:val="22"/>
                 <w:szCs w:val="22"/>
               </w:rPr>
-              <w:t xml:space="preserve"> 2025 </w:t>
-            </w:r>
-            <w:r>
-              <w:rPr>
-                <w:rFonts w:ascii="Arial" w:hAnsi="Arial" w:cs="Arial"/>
-                <w:bCs/>
-                <w:sz w:val="22"/>
-                <w:szCs w:val="22"/>
-              </w:rPr>
-              <w:t>ML×OR Workshop:</w:t>
+              <w:t xml:space="preserve"> 2025 ML×OR Workshop:</w:t>
             </w:r>
           </w:p>
           <w:p>
@@ -7059,34 +7218,7 @@
                 <w:sz w:val="22"/>
                 <w:szCs w:val="22"/>
               </w:rPr>
-              <w:t>, Kun Luo, Ziwei Zhu, Chris Jordan</w:t>
-            </w:r>
-            <w:r>
-              <w:rPr>
-                <w:rFonts w:ascii="Arial" w:hAnsi="Arial" w:cs="Arial"/>
-                <w:bCs/>
-                <w:sz w:val="22"/>
-                <w:szCs w:val="22"/>
-              </w:rPr>
-              <w:t xml:space="preserve">. </w:t>
-            </w:r>
-            <w:r>
-              <w:rPr>
-                <w:rFonts w:ascii="Arial" w:hAnsi="Arial" w:cs="Arial"/>
-                <w:bCs/>
-                <w:sz w:val="22"/>
-                <w:szCs w:val="22"/>
-              </w:rPr>
-              <w:t>CORTEX: Collaborative LLM Agents for High-Stakes Alert Triage</w:t>
-            </w:r>
-            <w:r>
-              <w:rPr>
-                <w:rFonts w:ascii="Arial" w:hAnsi="Arial" w:cs="Arial"/>
-                <w:bCs/>
-                <w:sz w:val="22"/>
-                <w:szCs w:val="22"/>
-              </w:rPr>
-              <w:t xml:space="preserve">. </w:t>
+              <w:t xml:space="preserve">, Kun Luo, Ziwei Zhu, Chris Jordan. CORTEX: Collaborative LLM Agents for High-Stakes Alert Triage. </w:t>
             </w:r>
             <w:proofErr w:type="spellStart"/>
             <w:r>
@@ -8035,6 +8167,7 @@
           <w:rFonts w:ascii="Arial" w:hAnsi="Arial" w:cs="Arial"/>
           <w:bCs/>
         </w:rPr>
+        <w:lastRenderedPageBreak/>
         <w:t xml:space="preserve">Mohit </w:t>
       </w:r>
       <w:proofErr w:type="spellStart"/>
@@ -8139,7 +8272,6 @@
           <w:rFonts w:ascii="Arial" w:hAnsi="Arial" w:cs="Arial"/>
           <w:bCs/>
         </w:rPr>
-        <w:lastRenderedPageBreak/>
         <w:t>Rishi Pania, Undergrad</w:t>
       </w:r>
     </w:p>
@@ -9031,6 +9163,7 @@
           <w:sz w:val="26"/>
           <w:szCs w:val="26"/>
         </w:rPr>
+        <w:lastRenderedPageBreak/>
         <w:t>KDD</w:t>
       </w:r>
       <w:r>
@@ -9111,7 +9244,6 @@
           <w:sz w:val="26"/>
           <w:szCs w:val="26"/>
         </w:rPr>
-        <w:lastRenderedPageBreak/>
         <w:t>CIKM</w:t>
       </w:r>
       <w:r>
